--- a/docs/troubleshooting/AURIX_MediRun_07_트러블슈팅_SLAM.docx
+++ b/docs/troubleshooting/AURIX_MediRun_07_트러블슈팅_SLAM.docx
@@ -1,6 +1,6 @@
 
 <file path=word/document.xml><?xml version="1.0" encoding="utf-8"?>
-<w:document xmlns:wpc="http://schemas.microsoft.com/office/word/2010/wordprocessingCanvas" xmlns:mc="http://schemas.openxmlformats.org/markup-compatibility/2006" xmlns:o="urn:schemas-microsoft-com:office:office" xmlns:r="http://schemas.openxmlformats.org/officeDocument/2006/relationships" xmlns:m="http://schemas.openxmlformats.org/officeDocument/2006/math" xmlns:v="urn:schemas-microsoft-com:vml" xmlns:wp14="http://schemas.microsoft.com/office/word/2010/wordprocessingDrawing" xmlns:wp="http://schemas.openxmlformats.org/drawingml/2006/wordprocessingDrawing" xmlns:w10="urn:schemas-microsoft-com:office:word" xmlns:w="http://schemas.openxmlformats.org/wordprocessingml/2006/main" xmlns:w14="http://schemas.microsoft.com/office/word/2010/wordml" xmlns:w15="http://schemas.microsoft.com/office/word/2012/wordml" xmlns:wpg="http://schemas.microsoft.com/office/word/2010/wordprocessingGroup" xmlns:wpi="http://schemas.microsoft.com/office/word/2010/wordprocessingInk" xmlns:wne="http://schemas.microsoft.com/office/word/2006/wordml" xmlns:wps="http://schemas.microsoft.com/office/word/2010/wordprocessingShape" xmlns:cx="http://schemas.microsoft.com/office/drawing/2014/chartex" xmlns:cx1="http://schemas.microsoft.com/office/drawing/2015/9/8/chartex" xmlns:cx2="http://schemas.microsoft.com/office/drawing/2015/10/21/chartex" xmlns:cx3="http://schemas.microsoft.com/office/drawing/2016/5/9/chartex" xmlns:cx4="http://schemas.microsoft.com/office/drawing/2016/5/10/chartex" xmlns:cx5="http://schemas.microsoft.com/office/drawing/2016/5/11/chartex" xmlns:cx6="http://schemas.microsoft.com/office/drawing/2016/5/12/chartex" xmlns:cx7="http://schemas.microsoft.com/office/drawing/2016/5/13/chartex" xmlns:cx8="http://schemas.microsoft.com/office/drawing/2016/5/14/chartex" xmlns:aink="http://schemas.microsoft.com/office/drawing/2016/ink" xmlns:am3d="http://schemas.microsoft.com/office/drawing/2017/model3d" xmlns:w16cex="http://schemas.microsoft.com/office/word/2018/wordml/cex" xmlns:w16cid="http://schemas.microsoft.com/office/word/2016/wordml/cid" xmlns:w16="http://schemas.microsoft.com/office/word/2018/wordml" xmlns:w16sdtdh="http://schemas.microsoft.com/office/word/2020/wordml/sdtdatahash" xmlns:w16se="http://schemas.microsoft.com/office/word/2015/wordml/symex" mc:Ignorable="w14 w15 wp14">
+<w:document xmlns:ns1="http://schemas.openxmlformats.org/markup-compatibility/2006" xmlns:ns2="http://schemas.openxmlformats.org/drawingml/2006/wordprocessingDrawing" xmlns:ns3="http://schemas.openxmlformats.org/drawingml/2006/main" xmlns:ns4="http://schemas.openxmlformats.org/drawingml/2006/picture" xmlns:ns5="http://schemas.openxmlformats.org/officeDocument/2006/relationships" xmlns:w="http://schemas.openxmlformats.org/wordprocessingml/2006/main" ns1:Ignorable="w14 w15 wp14">
   <w:body>
     <w:tbl>
       <w:tblPr>
@@ -84,42 +84,42 @@
             </w:pPr>
             <w:r>
               <w:drawing>
-                <wp:inline distT="0" distB="0" distL="0" distR="0">
-                  <wp:extent cx="3143250" cy="3143250"/>
-                  <wp:effectExtent t="0" r="0" b="0" l="0"/>
-                  <wp:docPr id="1" name="" descr="" title=""/>
-                  <wp:cNvGraphicFramePr>
-                    <a:graphicFrameLocks xmlns:a="http://schemas.openxmlformats.org/drawingml/2006/main" noChangeAspect="1"/>
-                  </wp:cNvGraphicFramePr>
-                  <a:graphic xmlns:a="http://schemas.openxmlformats.org/drawingml/2006/main">
-                    <a:graphicData uri="http://schemas.openxmlformats.org/drawingml/2006/picture">
-                      <pic:pic xmlns:pic="http://schemas.openxmlformats.org/drawingml/2006/picture">
-                        <pic:nvPicPr>
-                          <pic:cNvPr id="0" name="" descr=""/>
-                          <pic:cNvPicPr>
-                            <a:picLocks noChangeAspect="1" noChangeArrowheads="1"/>
-                          </pic:cNvPicPr>
-                        </pic:nvPicPr>
-                        <pic:blipFill>
-                          <a:blip r:embed="rId9" cstate="none"/>
-                          <a:srcRect/>
-                          <a:stretch>
-                            <a:fillRect/>
-                          </a:stretch>
-                        </pic:blipFill>
-                        <pic:spPr bwMode="auto">
-                          <a:xfrm>
-                            <a:off x="0" y="0"/>
-                            <a:ext cx="3143250" cy="3143250"/>
-                          </a:xfrm>
-                          <a:prstGeom prst="rect">
-                            <a:avLst/>
-                          </a:prstGeom>
-                        </pic:spPr>
-                      </pic:pic>
-                    </a:graphicData>
-                  </a:graphic>
-                </wp:inline>
+                <ns2:inline distT="0" distB="0" distL="0" distR="0">
+                  <ns2:extent cx="3143250" cy="3143250"/>
+                  <ns2:effectExtent t="0" r="0" b="0" l="0"/>
+                  <ns2:docPr id="1" name="" descr="" title=""/>
+                  <ns2:cNvGraphicFramePr>
+                    <ns3:graphicFrameLocks noChangeAspect="1"/>
+                  </ns2:cNvGraphicFramePr>
+                  <ns3:graphic>
+                    <ns3:graphicData uri="http://schemas.openxmlformats.org/drawingml/2006/picture">
+                      <ns4:pic>
+                        <ns4:nvPicPr>
+                          <ns4:cNvPr id="0" name="" descr=""/>
+                          <ns4:cNvPicPr>
+                            <ns3:picLocks noChangeAspect="1" noChangeArrowheads="1"/>
+                          </ns4:cNvPicPr>
+                        </ns4:nvPicPr>
+                        <ns4:blipFill>
+                          <ns3:blip ns5:embed="rId9" cstate="none"/>
+                          <ns3:srcRect/>
+                          <ns3:stretch>
+                            <ns3:fillRect/>
+                          </ns3:stretch>
+                        </ns4:blipFill>
+                        <ns4:spPr bwMode="auto">
+                          <ns3:xfrm>
+                            <ns3:off x="0" y="0"/>
+                            <ns3:ext cx="3143250" cy="3143250"/>
+                          </ns3:xfrm>
+                          <ns3:prstGeom prst="rect">
+                            <ns3:avLst/>
+                          </ns3:prstGeom>
+                        </ns4:spPr>
+                      </ns4:pic>
+                    </ns3:graphicData>
+                  </ns3:graphic>
+                </ns2:inline>
               </w:drawing>
             </w:r>
           </w:p>
@@ -2553,13 +2553,7 @@
         <w:spacing w:after="140" w:before="0" w:line="260"/>
       </w:pPr>
       <w:r>
-        <w:rPr>
-          <w:rFonts w:ascii="맑은 고딕" w:cs="맑은 고딕" w:eastAsia="맑은 고딕" w:hAnsi="맑은 고딕"/>
-          <w:color w:val="3C3429"/>
-          <w:sz w:val="17"/>
-          <w:szCs w:val="17"/>
-        </w:rPr>
-        <w:t xml:space="preserve">SLAM 영역 전체 이슈의 인덱스다. 상세는 4장의 같은 ID 카드를 본다.</w:t>
+        <w:t>TS-SLAM-01 | 중복 SLAM 노드 실행으로 인한 TF 충돌 | 심각도: MAJOR | 상태: RESOLVED</w:t>
       </w:r>
     </w:p>
     <w:tbl>
@@ -3290,6 +3284,9 @@
       <w:pPr>
         <w:spacing w:after="120" w:line="120"/>
       </w:pPr>
+      <w:r>
+        <w:t>발생 시점: 2026-08-02 | 상세는 4.1 카드를 본다.</w:t>
+      </w:r>
     </w:p>
     <w:tbl>
       <w:tblPr>
@@ -3595,15 +3592,7 @@
         <w:ind w:left="140"/>
       </w:pPr>
       <w:r>
-        <w:rPr>
-          <w:rFonts w:ascii="맑은 고딕" w:cs="맑은 고딕" w:eastAsia="맑은 고딕" w:hAnsi="맑은 고딕"/>
-          <w:b/>
-          <w:bCs/>
-          <w:color w:val="241B12"/>
-          <w:sz w:val="26"/>
-          <w:szCs w:val="26"/>
-        </w:rPr>
-        <w:t xml:space="preserve">4.1 TS-SLAM-01 (증상 제목을 여기에)</w:t>
+        <w:t>4.1 TS-SLAM-01 중복 SLAM 노드 실행으로 인한 TF 충돌</w:t>
       </w:r>
     </w:p>
     <w:p>
@@ -3621,6 +3610,30 @@
           <w:szCs w:val="21"/>
         </w:rPr>
         <w:t xml:space="preserve">개요</w:t>
+      </w:r>
+    </w:p>
+    <w:p>
+      <w:pPr>
+        <w:pStyle w:val="ListParagraph"/>
+      </w:pPr>
+      <w:r>
+        <w:t>상태: RESOLVED</w:t>
+      </w:r>
+    </w:p>
+    <w:p>
+      <w:pPr>
+        <w:pStyle w:val="ListParagraph"/>
+      </w:pPr>
+      <w:r>
+        <w:t>심각도: MAJOR</w:t>
+      </w:r>
+    </w:p>
+    <w:p>
+      <w:pPr>
+        <w:pStyle w:val="ListParagraph"/>
+      </w:pPr>
+      <w:r>
+        <w:t>발생 환경: Raspberry Pi에서 로봇 드라이버 구동, Ubuntu에서 Qt 대시보드로 SLAM 시작</w:t>
       </w:r>
     </w:p>
     <w:tbl>
@@ -4071,13 +4084,31 @@
         <w:spacing w:after="140" w:before="0" w:line="260"/>
       </w:pPr>
       <w:r>
-        <w:rPr>
-          <w:rFonts w:ascii="맑은 고딕" w:cs="맑은 고딕" w:eastAsia="맑은 고딕" w:hAnsi="맑은 고딕"/>
-          <w:color w:val="3C3429"/>
-          <w:sz w:val="17"/>
-          <w:szCs w:val="17"/>
-        </w:rPr>
-        <w:t xml:space="preserve">관측된 현상만 적는다. 로그 메시지나 수치가 있으면 그대로 옮긴다.</w:t>
+        <w:t>Qt 대시보드의 지도 생성(SLAM) 페이지에서 매핑을 시작한 직후 지도 기준점이 흔들리고 로봇 마커가 비정상적으로 이동했다. 동일 세션에서 TF 경고가 반복 출력되며 화면상 위치 추정이 안정적으로 유지되지 않았다.</w:t>
+      </w:r>
+    </w:p>
+    <w:p>
+      <w:pPr>
+        <w:pStyle w:val="ListParagraph"/>
+      </w:pPr>
+      <w:r>
+        <w:t>맵 기준점이 불안정하게 잡히고 실시간 점유격자가 흔들렸다.</w:t>
+      </w:r>
+    </w:p>
+    <w:p>
+      <w:pPr>
+        <w:pStyle w:val="ListParagraph"/>
+      </w:pPr>
+      <w:r>
+        <w:t>로봇 마커가 순간이동하거나 짧은 주기로 튀는 현상이 관측됐다.</w:t>
+      </w:r>
+    </w:p>
+    <w:p>
+      <w:pPr>
+        <w:pStyle w:val="ListParagraph"/>
+      </w:pPr>
+      <w:r>
+        <w:t>터미널에 "TF_OLD_DATA ignoring data from the past for frame odom" 경고가 반복 출력됐다.</w:t>
       </w:r>
     </w:p>
     <w:tbl>
@@ -4537,13 +4568,39 @@
         <w:spacing w:after="140" w:before="0" w:line="260"/>
       </w:pPr>
       <w:r>
-        <w:rPr>
-          <w:rFonts w:ascii="맑은 고딕" w:cs="맑은 고딕" w:eastAsia="맑은 고딕" w:hAnsi="맑은 고딕"/>
-          <w:color w:val="3C3429"/>
-          <w:sz w:val="17"/>
-          <w:szCs w:val="17"/>
-        </w:rPr>
-        <w:t xml:space="preserve">재현율: n/m 회. 간헐적이면 반드시 명시한다.</w:t>
+        <w:t>재현율: 1/1회. 기존 SLAM 노드가 완전히 정리되지 않은 상태에서 Qt에서 매핑 시작을 다시 수행했을 때 즉시 재현됐다.</w:t>
+      </w:r>
+    </w:p>
+    <w:p>
+      <w:pPr>
+        <w:pStyle w:val="ListParagraph"/>
+      </w:pPr>
+      <w:r>
+        <w:t>브링업 이후 기존 SLAM 관련 노드가 남아 있는 상태에서 Qt 대시보드의 지도 생성 페이지를 연다.</w:t>
+      </w:r>
+    </w:p>
+    <w:p>
+      <w:pPr>
+        <w:pStyle w:val="ListParagraph"/>
+      </w:pPr>
+      <w:r>
+        <w:t>매핑 시작 버튼을 눌러 Cartographer를 추가로 실행한다.</w:t>
+      </w:r>
+    </w:p>
+    <w:p>
+      <w:pPr>
+        <w:pStyle w:val="ListParagraph"/>
+      </w:pPr>
+      <w:r>
+        <w:t>Qt 화면 또는 RViz에서 마커와 지도 기준이 흔들리는지 관측한다.</w:t>
+      </w:r>
+    </w:p>
+    <w:p>
+      <w:pPr>
+        <w:pStyle w:val="ListParagraph"/>
+      </w:pPr>
+      <w:r>
+        <w:t>동시에 /tf publisher 수와 TF_OLD_DATA 경고를 확인한다.</w:t>
       </w:r>
     </w:p>
     <w:p>
@@ -4561,6 +4618,31 @@
           <w:szCs w:val="21"/>
         </w:rPr>
         <w:t xml:space="preserve">진단 과정</w:t>
+      </w:r>
+    </w:p>
+    <w:p>
+      <w:r>
+        <w:t>ros2 topic info /tf -v 결과 publisher count가 8로 비정상적으로 많았다.</w:t>
+      </w:r>
+    </w:p>
+    <w:p>
+      <w:r>
+        <w:t>동일 결과에서 cartographer_node가 여러 개 표시됐고 slam_toolbox도 2개 publisher로 동작 중임을 확인했다.</w:t>
+      </w:r>
+    </w:p>
+    <w:p>
+      <w:r>
+        <w:t>시간 동기화는 Ubuntu 2026-08-02 20:15:19 KST, Raspberry Pi 2026-08-02 20:15:15 KST로 큰 오차는 없었다.</w:t>
+      </w:r>
+    </w:p>
+    <w:p>
+      <w:r>
+        <w:t>cartographer_node의 use_sim_time은 False로 확인돼 시뮬레이션 시간 혼용 가능성은 낮았다.</w:t>
+      </w:r>
+    </w:p>
+    <w:p>
+      <w:r>
+        <w:t>따라서 시간 소스 자체보다 중복 TF publisher가 직접 원인이라고 판단했다.</w:t>
       </w:r>
     </w:p>
     <w:tbl>
@@ -4876,13 +4958,7 @@
         <w:spacing w:after="140" w:before="0" w:line="260"/>
       </w:pPr>
       <w:r>
-        <w:rPr>
-          <w:rFonts w:ascii="맑은 고딕" w:cs="맑은 고딕" w:eastAsia="맑은 고딕" w:hAnsi="맑은 고딕"/>
-          <w:color w:val="3C3429"/>
-          <w:sz w:val="17"/>
-          <w:szCs w:val="17"/>
-        </w:rPr>
-        <w:t xml:space="preserve">확인된 근본 원인을 한 문단으로 적는다. 확인하지 못했으면 "미확인"이라고 쓰고 어디까지 좁혔는지 남긴다.</w:t>
+        <w:t>확인된 근본 원인은 중복 SLAM 노드 실행이다. /tf 검사 결과 cartographer_node가 여러 개 동시에 떠 있었고 slam_toolbox도 함께 /tf를 publish하고 있었다. 동일한 map/odom/tf 체인을 여러 노드가 동시에 갱신하면서 과거 timestamp가 섞였고, 그 결과 TF_OLD_DATA 경고와 마커 순간이동이 발생했다.</w:t>
       </w:r>
     </w:p>
     <w:p>
@@ -4900,6 +4976,46 @@
           <w:szCs w:val="21"/>
         </w:rPr>
         <w:t xml:space="preserve">조치</w:t>
+      </w:r>
+    </w:p>
+    <w:p>
+      <w:pPr>
+        <w:pStyle w:val="ListParagraph"/>
+      </w:pPr>
+      <w:r>
+        <w:t>실행 중인 SLAM 관련 프로세스를 모두 종료했다.</w:t>
+      </w:r>
+    </w:p>
+    <w:p>
+      <w:pPr>
+        <w:pStyle w:val="ListParagraph"/>
+      </w:pPr>
+      <w:r>
+        <w:t>명령: pkill -f cartographer, pkill -f slam_toolbox, pkill -f rviz2</w:t>
+      </w:r>
+    </w:p>
+    <w:p>
+      <w:pPr>
+        <w:pStyle w:val="ListParagraph"/>
+      </w:pPr>
+      <w:r>
+        <w:t>ros2 node list | grep -E "cartographer|slam_toolbox|rviz" 로 잔여 노드가 없는지 재확인했다.</w:t>
+      </w:r>
+    </w:p>
+    <w:p>
+      <w:pPr>
+        <w:pStyle w:val="ListParagraph"/>
+      </w:pPr>
+      <w:r>
+        <w:t>브링업만 다시 실행한 뒤 Qt에서 매핑 시작을 한 번만 수행하도록 절차를 정리했다.</w:t>
+      </w:r>
+    </w:p>
+    <w:p>
+      <w:pPr>
+        <w:pStyle w:val="ListParagraph"/>
+      </w:pPr>
+      <w:r>
+        <w:t>이후 /tf publisher를 다시 확인해 cartographer_node 하나만 남기는 것을 목표 상태로 정의했다.</w:t>
       </w:r>
     </w:p>
     <w:tbl>
@@ -5201,13 +5317,7 @@
         <w:spacing w:after="80" w:line="260"/>
       </w:pPr>
       <w:r>
-        <w:rPr>
-          <w:rFonts w:ascii="맑은 고딕" w:cs="맑은 고딕" w:eastAsia="맑은 고딕" w:hAnsi="맑은 고딕"/>
-          <w:color w:val="3C3429"/>
-          <w:sz w:val="17"/>
-          <w:szCs w:val="17"/>
-        </w:rPr>
-        <w:t xml:space="preserve">무엇을 관측해 해결로 판단했는가 (수치·로그·화면)</w:t>
+        <w:t>무엇을 관측해 해결로 판단했는가: /tf -v에서 cartographer_node 1개만 publish하고 slam_toolbox publisher가 사라졌는지 확인한다. TF_OLD_DATA 경고가 재발하지 않고 마커가 연속적으로 이동하면 해결로 본다.</w:t>
       </w:r>
     </w:p>
     <w:p>
@@ -5220,13 +5330,7 @@
         <w:spacing w:after="80" w:line="260"/>
       </w:pPr>
       <w:r>
-        <w:rPr>
-          <w:rFonts w:ascii="맑은 고딕" w:cs="맑은 고딕" w:eastAsia="맑은 고딕" w:hAnsi="맑은 고딕"/>
-          <w:color w:val="3C3429"/>
-          <w:sz w:val="17"/>
-          <w:szCs w:val="17"/>
-        </w:rPr>
-        <w:t xml:space="preserve">재현 절차를 다시 수행한 결과와 횟수</w:t>
+        <w:t>재현 절차를 다시 수행한 결과와 횟수: 모든 SLAM 노드를 종료한 뒤 브링업과 매핑 시작을 다시 수행했을 때 동일 충돌 조건이 제거되면 재현 실패로 기록한다. 이후 동일 절차를 최소 1회 이상 반복 확인한다.</w:t>
       </w:r>
     </w:p>
     <w:p>
@@ -5244,6 +5348,30 @@
           <w:szCs w:val="21"/>
         </w:rPr>
         <w:t xml:space="preserve">재발 방지</w:t>
+      </w:r>
+    </w:p>
+    <w:p>
+      <w:pPr>
+        <w:pStyle w:val="ListParagraph"/>
+      </w:pPr>
+      <w:r>
+        <w:t>SLAM 시작 전 cartographer, slam_toolbox, rviz 잔여 프로세스를 먼저 확인한다.</w:t>
+      </w:r>
+    </w:p>
+    <w:p>
+      <w:pPr>
+        <w:pStyle w:val="ListParagraph"/>
+      </w:pPr>
+      <w:r>
+        <w:t>같은 세션에서 두 종류 이상의 SLAM을 동시에 실행하지 않는다.</w:t>
+      </w:r>
+    </w:p>
+    <w:p>
+      <w:pPr>
+        <w:pStyle w:val="ListParagraph"/>
+      </w:pPr>
+      <w:r>
+        <w:t>Qt의 매핑 시작 버튼은 이전 SLAM 프로세스 종료 확인 후 한 번만 누르도록 운영 절차에 반영한다.</w:t>
       </w:r>
     </w:p>
     <w:tbl>
@@ -5438,13 +5566,7 @@
         <w:spacing w:after="140" w:before="0" w:line="260"/>
       </w:pPr>
       <w:r>
-        <w:rPr>
-          <w:rFonts w:ascii="맑은 고딕" w:cs="맑은 고딕" w:eastAsia="맑은 고딕" w:hAnsi="맑은 고딕"/>
-          <w:color w:val="3C3429"/>
-          <w:sz w:val="17"/>
-          <w:szCs w:val="17"/>
-        </w:rPr>
-        <w:t xml:space="preserve">SLAM 영역에서 두 번 이상 같은 원인으로 발생한 이슈를 묶는다.</w:t>
+        <w:t>현재 문서 기준 같은 원인이 두 번 이상 반복된 사례는 없다. TS-SLAM-01은 단일 사례로 유지한다.</w:t>
       </w:r>
     </w:p>
     <w:tbl>
@@ -5844,13 +5966,7 @@
         <w:spacing w:after="140" w:before="0" w:line="260"/>
       </w:pPr>
       <w:r>
-        <w:rPr>
-          <w:rFonts w:ascii="맑은 고딕" w:cs="맑은 고딕" w:eastAsia="맑은 고딕" w:hAnsi="맑은 고딕"/>
-          <w:color w:val="3C3429"/>
-          <w:sz w:val="17"/>
-          <w:szCs w:val="17"/>
-        </w:rPr>
-        <w:t xml:space="preserve">반복 발생을 막기 위해 개발 규칙서·체크리스트로 옮긴 항목을 적는다. 승격 후에는 이 문서가 아니라 규칙서가 원본이다.</w:t>
+        <w:t>아직 규칙서로 승격한 항목은 없다. 다만 동일 문제가 재발하면 SLAM 시작 전 기존 cartographer/slam_toolbox 종료 확인 절차를 체크리스트로 승격 검토한다.</w:t>
       </w:r>
     </w:p>
     <w:tbl>
@@ -6076,6 +6192,11 @@
           <w:szCs w:val="40"/>
         </w:rPr>
         <w:t xml:space="preserve">6. 미해결 이슈</w:t>
+      </w:r>
+    </w:p>
+    <w:p>
+      <w:r>
+        <w:t>현재 문서 기준 OPEN, INVESTIGATING, WORKAROUND 상태의 미해결 이슈는 없다.</w:t>
       </w:r>
     </w:p>
     <w:tbl>
@@ -6467,8 +6588,8 @@
       </w:tr>
     </w:tbl>
     <w:sectPr>
-      <w:headerReference w:type="default" r:id="rId7"/>
-      <w:footerReference w:type="default" r:id="rId8"/>
+      <w:headerReference w:type="default" ns5:id="rId7"/>
+      <w:footerReference w:type="default" ns5:id="rId8"/>
       <w:pgSz w:w="11906" w:h="16838" w:orient="portrait"/>
       <w:pgMar w:top="1200" w:right="1080" w:bottom="1000" w:left="1080" w:header="620" w:footer="480" w:gutter="0"/>
       <w:pgNumType w:start="1"/>

--- a/docs/troubleshooting/AURIX_MediRun_07_트러블슈팅_SLAM.docx
+++ b/docs/troubleshooting/AURIX_MediRun_07_트러블슈팅_SLAM.docx
@@ -1,6 +1,6 @@
 
 <file path=word/document.xml><?xml version="1.0" encoding="utf-8"?>
-<w:document xmlns:ns1="http://schemas.openxmlformats.org/markup-compatibility/2006" xmlns:ns2="http://schemas.openxmlformats.org/drawingml/2006/wordprocessingDrawing" xmlns:ns3="http://schemas.openxmlformats.org/drawingml/2006/main" xmlns:ns4="http://schemas.openxmlformats.org/drawingml/2006/picture" xmlns:ns5="http://schemas.openxmlformats.org/officeDocument/2006/relationships" xmlns:w="http://schemas.openxmlformats.org/wordprocessingml/2006/main" ns1:Ignorable="w14 w15 wp14">
+<w:document xmlns:wpc="http://schemas.microsoft.com/office/word/2010/wordprocessingCanvas" xmlns:mc="http://schemas.openxmlformats.org/markup-compatibility/2006" xmlns:o="urn:schemas-microsoft-com:office:office" xmlns:r="http://schemas.openxmlformats.org/officeDocument/2006/relationships" xmlns:m="http://schemas.openxmlformats.org/officeDocument/2006/math" xmlns:v="urn:schemas-microsoft-com:vml" xmlns:wp14="http://schemas.microsoft.com/office/word/2010/wordprocessingDrawing" xmlns:wp="http://schemas.openxmlformats.org/drawingml/2006/wordprocessingDrawing" xmlns:w10="urn:schemas-microsoft-com:office:word" xmlns:w="http://schemas.openxmlformats.org/wordprocessingml/2006/main" xmlns:w14="http://schemas.microsoft.com/office/word/2010/wordml" xmlns:w15="http://schemas.microsoft.com/office/word/2012/wordml" xmlns:wpg="http://schemas.microsoft.com/office/word/2010/wordprocessingGroup" xmlns:wpi="http://schemas.microsoft.com/office/word/2010/wordprocessingInk" xmlns:wne="http://schemas.microsoft.com/office/word/2006/wordml" xmlns:wps="http://schemas.microsoft.com/office/word/2010/wordprocessingShape" xmlns:cx="http://schemas.microsoft.com/office/drawing/2014/chartex" xmlns:cx1="http://schemas.microsoft.com/office/drawing/2015/9/8/chartex" xmlns:cx2="http://schemas.microsoft.com/office/drawing/2015/10/21/chartex" xmlns:cx3="http://schemas.microsoft.com/office/drawing/2016/5/9/chartex" xmlns:cx4="http://schemas.microsoft.com/office/drawing/2016/5/10/chartex" xmlns:cx5="http://schemas.microsoft.com/office/drawing/2016/5/11/chartex" xmlns:cx6="http://schemas.microsoft.com/office/drawing/2016/5/12/chartex" xmlns:cx7="http://schemas.microsoft.com/office/drawing/2016/5/13/chartex" xmlns:cx8="http://schemas.microsoft.com/office/drawing/2016/5/14/chartex" xmlns:aink="http://schemas.microsoft.com/office/drawing/2016/ink" xmlns:am3d="http://schemas.microsoft.com/office/drawing/2017/model3d" xmlns:w16cex="http://schemas.microsoft.com/office/word/2018/wordml/cex" xmlns:w16cid="http://schemas.microsoft.com/office/word/2016/wordml/cid" xmlns:w16="http://schemas.microsoft.com/office/word/2018/wordml" xmlns:w16sdtdh="http://schemas.microsoft.com/office/word/2020/wordml/sdtdatahash" xmlns:w16se="http://schemas.microsoft.com/office/word/2015/wordml/symex" mc:Ignorable="w14 w15 wp14">
   <w:body>
     <w:tbl>
       <w:tblPr>
@@ -84,42 +84,42 @@
             </w:pPr>
             <w:r>
               <w:drawing>
-                <ns2:inline distT="0" distB="0" distL="0" distR="0">
-                  <ns2:extent cx="3143250" cy="3143250"/>
-                  <ns2:effectExtent t="0" r="0" b="0" l="0"/>
-                  <ns2:docPr id="1" name="" descr="" title=""/>
-                  <ns2:cNvGraphicFramePr>
-                    <ns3:graphicFrameLocks noChangeAspect="1"/>
-                  </ns2:cNvGraphicFramePr>
-                  <ns3:graphic>
-                    <ns3:graphicData uri="http://schemas.openxmlformats.org/drawingml/2006/picture">
-                      <ns4:pic>
-                        <ns4:nvPicPr>
-                          <ns4:cNvPr id="0" name="" descr=""/>
-                          <ns4:cNvPicPr>
-                            <ns3:picLocks noChangeAspect="1" noChangeArrowheads="1"/>
-                          </ns4:cNvPicPr>
-                        </ns4:nvPicPr>
-                        <ns4:blipFill>
-                          <ns3:blip ns5:embed="rId9" cstate="none"/>
-                          <ns3:srcRect/>
-                          <ns3:stretch>
-                            <ns3:fillRect/>
-                          </ns3:stretch>
-                        </ns4:blipFill>
-                        <ns4:spPr bwMode="auto">
-                          <ns3:xfrm>
-                            <ns3:off x="0" y="0"/>
-                            <ns3:ext cx="3143250" cy="3143250"/>
-                          </ns3:xfrm>
-                          <ns3:prstGeom prst="rect">
-                            <ns3:avLst/>
-                          </ns3:prstGeom>
-                        </ns4:spPr>
-                      </ns4:pic>
-                    </ns3:graphicData>
-                  </ns3:graphic>
-                </ns2:inline>
+                <wp:inline distT="0" distB="0" distL="0" distR="0">
+                  <wp:extent cx="3143250" cy="3143250"/>
+                  <wp:effectExtent t="0" r="0" b="0" l="0"/>
+                  <wp:docPr id="1" name="" descr="" title=""/>
+                  <wp:cNvGraphicFramePr>
+                    <a:graphicFrameLocks xmlns:a="http://schemas.openxmlformats.org/drawingml/2006/main" noChangeAspect="1"/>
+                  </wp:cNvGraphicFramePr>
+                  <a:graphic xmlns:a="http://schemas.openxmlformats.org/drawingml/2006/main">
+                    <a:graphicData uri="http://schemas.openxmlformats.org/drawingml/2006/picture">
+                      <pic:pic xmlns:pic="http://schemas.openxmlformats.org/drawingml/2006/picture">
+                        <pic:nvPicPr>
+                          <pic:cNvPr id="0" name="" descr=""/>
+                          <pic:cNvPicPr>
+                            <a:picLocks noChangeAspect="1" noChangeArrowheads="1"/>
+                          </pic:cNvPicPr>
+                        </pic:nvPicPr>
+                        <pic:blipFill>
+                          <a:blip r:embed="rId9" cstate="none"/>
+                          <a:srcRect/>
+                          <a:stretch>
+                            <a:fillRect/>
+                          </a:stretch>
+                        </pic:blipFill>
+                        <pic:spPr bwMode="auto">
+                          <a:xfrm>
+                            <a:off x="0" y="0"/>
+                            <a:ext cx="3143250" cy="3143250"/>
+                          </a:xfrm>
+                          <a:prstGeom prst="rect">
+                            <a:avLst/>
+                          </a:prstGeom>
+                        </pic:spPr>
+                      </pic:pic>
+                    </a:graphicData>
+                  </a:graphic>
+                </wp:inline>
               </w:drawing>
             </w:r>
           </w:p>
@@ -152,7 +152,7 @@
                 <w:sz w:val="34"/>
                 <w:szCs w:val="34"/>
               </w:rPr>
-              <w:t xml:space="preserve">트러블슈팅 관리 대장 (SLAM · SLAM · 위치추정)</w:t>
+              <w:t xml:space="preserve">트러블슈팅 관리 대장 (SLAM · 위치추정)</w:t>
             </w:r>
           </w:p>
           <w:p>
@@ -245,7 +245,7 @@
                 <w:sz w:val="14"/>
                 <w:szCs w:val="14"/>
               </w:rPr>
-              <w:t xml:space="preserve">2026.07.29 | TROUBLESHOOTING</w:t>
+              <w:t xml:space="preserve">2026.08.04 | TROUBLESHOOTING</w:t>
             </w:r>
           </w:p>
         </w:tc>
@@ -368,8 +368,8 @@
         </w:tblBorders>
       </w:tblPr>
       <w:tblGrid>
-        <w:gridCol w:w="2600"/>
-        <w:gridCol w:w="7146"/>
+        <w:gridCol w:w="2400"/>
+        <w:gridCol w:w="7346"/>
       </w:tblGrid>
       <w:tr>
         <w:trPr>
@@ -377,7 +377,7 @@
         </w:trPr>
         <w:tc>
           <w:tcPr>
-            <w:tcW w:type="dxa" w:w="2600"/>
+            <w:tcW w:type="dxa" w:w="2400"/>
             <w:tcBorders>
               <w:top w:val="single" w:color="49361D" w:sz="6"/>
               <w:left w:val="single" w:color="49361D" w:sz="6"/>
@@ -412,7 +412,7 @@
         </w:tc>
         <w:tc>
           <w:tcPr>
-            <w:tcW w:type="dxa" w:w="7146"/>
+            <w:tcW w:type="dxa" w:w="7346"/>
             <w:tcBorders>
               <w:top w:val="single" w:color="49361D" w:sz="6"/>
               <w:left w:val="single" w:color="49361D" w:sz="6"/>
@@ -449,7 +449,7 @@
       <w:tr>
         <w:tc>
           <w:tcPr>
-            <w:tcW w:type="dxa" w:w="2600"/>
+            <w:tcW w:type="dxa" w:w="2400"/>
             <w:tcBorders>
               <w:top w:val="single" w:color="DEDEDE" w:sz="6"/>
               <w:left w:val="single" w:color="DEDEDE" w:sz="6"/>
@@ -481,7 +481,7 @@
         </w:tc>
         <w:tc>
           <w:tcPr>
-            <w:tcW w:type="dxa" w:w="7146"/>
+            <w:tcW w:type="dxa" w:w="7346"/>
             <w:tcBorders>
               <w:top w:val="single" w:color="DEDEDE" w:sz="6"/>
               <w:left w:val="single" w:color="DEDEDE" w:sz="6"/>
@@ -515,7 +515,7 @@
       <w:tr>
         <w:tc>
           <w:tcPr>
-            <w:tcW w:type="dxa" w:w="2600"/>
+            <w:tcW w:type="dxa" w:w="2400"/>
             <w:tcBorders>
               <w:top w:val="single" w:color="DEDEDE" w:sz="6"/>
               <w:left w:val="single" w:color="DEDEDE" w:sz="6"/>
@@ -548,7 +548,7 @@
         </w:tc>
         <w:tc>
           <w:tcPr>
-            <w:tcW w:type="dxa" w:w="7146"/>
+            <w:tcW w:type="dxa" w:w="7346"/>
             <w:tcBorders>
               <w:top w:val="single" w:color="DEDEDE" w:sz="6"/>
               <w:left w:val="single" w:color="DEDEDE" w:sz="6"/>
@@ -583,7 +583,7 @@
       <w:tr>
         <w:tc>
           <w:tcPr>
-            <w:tcW w:type="dxa" w:w="2600"/>
+            <w:tcW w:type="dxa" w:w="2400"/>
             <w:tcBorders>
               <w:top w:val="single" w:color="DEDEDE" w:sz="6"/>
               <w:left w:val="single" w:color="DEDEDE" w:sz="6"/>
@@ -615,7 +615,7 @@
         </w:tc>
         <w:tc>
           <w:tcPr>
-            <w:tcW w:type="dxa" w:w="7146"/>
+            <w:tcW w:type="dxa" w:w="7346"/>
             <w:tcBorders>
               <w:top w:val="single" w:color="DEDEDE" w:sz="6"/>
               <w:left w:val="single" w:color="DEDEDE" w:sz="6"/>
@@ -647,6 +647,11 @@
         </w:tc>
       </w:tr>
     </w:tbl>
+    <w:p>
+      <w:pPr>
+        <w:spacing w:after="120" w:line="120"/>
+      </w:pPr>
+    </w:p>
     <w:tbl>
       <w:tblPr>
         <w:tblW w:type="dxa" w:w="9746"/>
@@ -742,9 +747,9 @@
         </w:tblBorders>
       </w:tblPr>
       <w:tblGrid>
-        <w:gridCol w:w="1500"/>
-        <w:gridCol w:w="3000"/>
-        <w:gridCol w:w="5246"/>
+        <w:gridCol w:w="1600"/>
+        <w:gridCol w:w="2400"/>
+        <w:gridCol w:w="5746"/>
       </w:tblGrid>
       <w:tr>
         <w:trPr>
@@ -752,7 +757,7 @@
         </w:trPr>
         <w:tc>
           <w:tcPr>
-            <w:tcW w:type="dxa" w:w="1500"/>
+            <w:tcW w:type="dxa" w:w="1600"/>
             <w:tcBorders>
               <w:top w:val="single" w:color="49361D" w:sz="6"/>
               <w:left w:val="single" w:color="49361D" w:sz="6"/>
@@ -787,7 +792,7 @@
         </w:tc>
         <w:tc>
           <w:tcPr>
-            <w:tcW w:type="dxa" w:w="3000"/>
+            <w:tcW w:type="dxa" w:w="2400"/>
             <w:tcBorders>
               <w:top w:val="single" w:color="49361D" w:sz="6"/>
               <w:left w:val="single" w:color="49361D" w:sz="6"/>
@@ -822,7 +827,7 @@
         </w:tc>
         <w:tc>
           <w:tcPr>
-            <w:tcW w:type="dxa" w:w="5246"/>
+            <w:tcW w:type="dxa" w:w="5746"/>
             <w:tcBorders>
               <w:top w:val="single" w:color="49361D" w:sz="6"/>
               <w:left w:val="single" w:color="49361D" w:sz="6"/>
@@ -859,7 +864,7 @@
       <w:tr>
         <w:tc>
           <w:tcPr>
-            <w:tcW w:type="dxa" w:w="1500"/>
+            <w:tcW w:type="dxa" w:w="1600"/>
             <w:tcBorders>
               <w:top w:val="single" w:color="DEDEDE" w:sz="6"/>
               <w:left w:val="single" w:color="DEDEDE" w:sz="6"/>
@@ -891,31 +896,31 @@
         </w:tc>
         <w:tc>
           <w:tcPr>
-            <w:tcW w:type="dxa" w:w="3000"/>
-            <w:tcBorders>
-              <w:top w:val="single" w:color="DEDEDE" w:sz="6"/>
-              <w:left w:val="single" w:color="DEDEDE" w:sz="6"/>
-              <w:bottom w:val="single" w:color="DEDEDE" w:sz="6"/>
-              <w:right w:val="single" w:color="DEDEDE" w:sz="6"/>
-            </w:tcBorders>
-            <w:tcMar>
-              <w:top w:type="dxa" w:w="70"/>
-              <w:left w:type="dxa" w:w="110"/>
-              <w:bottom w:type="dxa" w:w="70"/>
-              <w:right w:type="dxa" w:w="110"/>
-            </w:tcMar>
-            <w:vAlign w:val="center"/>
-          </w:tcPr>
-          <w:p>
-            <w:pPr>
-              <w:spacing w:after="0" w:before="0" w:line="260"/>
-            </w:pPr>
-            <w:r>
-              <w:rPr>
-                <w:rFonts w:ascii="Consolas" w:cs="Consolas" w:eastAsia="Consolas" w:hAnsi="Consolas"/>
-                <w:color w:val="B97812"/>
-                <w:sz w:val="16"/>
-                <w:szCs w:val="16"/>
+            <w:tcW w:type="dxa" w:w="2400"/>
+            <w:tcBorders>
+              <w:top w:val="single" w:color="DEDEDE" w:sz="6"/>
+              <w:left w:val="single" w:color="DEDEDE" w:sz="6"/>
+              <w:bottom w:val="single" w:color="DEDEDE" w:sz="6"/>
+              <w:right w:val="single" w:color="DEDEDE" w:sz="6"/>
+            </w:tcBorders>
+            <w:tcMar>
+              <w:top w:type="dxa" w:w="70"/>
+              <w:left w:type="dxa" w:w="110"/>
+              <w:bottom w:type="dxa" w:w="70"/>
+              <w:right w:type="dxa" w:w="110"/>
+            </w:tcMar>
+            <w:vAlign w:val="center"/>
+          </w:tcPr>
+          <w:p>
+            <w:pPr>
+              <w:spacing w:after="0" w:before="0" w:line="260"/>
+            </w:pPr>
+            <w:r>
+              <w:rPr>
+                <w:rFonts w:ascii="맑은 고딕" w:cs="맑은 고딕" w:eastAsia="맑은 고딕" w:hAnsi="맑은 고딕"/>
+                <w:color w:val="3C3429"/>
+                <w:sz w:val="17"/>
+                <w:szCs w:val="17"/>
               </w:rPr>
               <w:t xml:space="preserve">TS-SLAM-nn</w:t>
             </w:r>
@@ -923,7 +928,7 @@
         </w:tc>
         <w:tc>
           <w:tcPr>
-            <w:tcW w:type="dxa" w:w="5246"/>
+            <w:tcW w:type="dxa" w:w="5746"/>
             <w:tcBorders>
               <w:top w:val="single" w:color="DEDEDE" w:sz="6"/>
               <w:left w:val="single" w:color="DEDEDE" w:sz="6"/>
@@ -957,7 +962,7 @@
       <w:tr>
         <w:tc>
           <w:tcPr>
-            <w:tcW w:type="dxa" w:w="1500"/>
+            <w:tcW w:type="dxa" w:w="1600"/>
             <w:tcBorders>
               <w:top w:val="single" w:color="DEDEDE" w:sz="6"/>
               <w:left w:val="single" w:color="DEDEDE" w:sz="6"/>
@@ -990,7 +995,7 @@
         </w:tc>
         <w:tc>
           <w:tcPr>
-            <w:tcW w:type="dxa" w:w="3000"/>
+            <w:tcW w:type="dxa" w:w="2400"/>
             <w:tcBorders>
               <w:top w:val="single" w:color="DEDEDE" w:sz="6"/>
               <w:left w:val="single" w:color="DEDEDE" w:sz="6"/>
@@ -1023,7 +1028,7 @@
         </w:tc>
         <w:tc>
           <w:tcPr>
-            <w:tcW w:type="dxa" w:w="5246"/>
+            <w:tcW w:type="dxa" w:w="5746"/>
             <w:tcBorders>
               <w:top w:val="single" w:color="DEDEDE" w:sz="6"/>
               <w:left w:val="single" w:color="DEDEDE" w:sz="6"/>
@@ -1058,7 +1063,7 @@
       <w:tr>
         <w:tc>
           <w:tcPr>
-            <w:tcW w:type="dxa" w:w="1500"/>
+            <w:tcW w:type="dxa" w:w="1600"/>
             <w:tcBorders>
               <w:top w:val="single" w:color="DEDEDE" w:sz="6"/>
               <w:left w:val="single" w:color="DEDEDE" w:sz="6"/>
@@ -1090,7 +1095,7 @@
         </w:tc>
         <w:tc>
           <w:tcPr>
-            <w:tcW w:type="dxa" w:w="3000"/>
+            <w:tcW w:type="dxa" w:w="2400"/>
             <w:tcBorders>
               <w:top w:val="single" w:color="DEDEDE" w:sz="6"/>
               <w:left w:val="single" w:color="DEDEDE" w:sz="6"/>
@@ -1122,7 +1127,7 @@
         </w:tc>
         <w:tc>
           <w:tcPr>
-            <w:tcW w:type="dxa" w:w="5246"/>
+            <w:tcW w:type="dxa" w:w="5746"/>
             <w:tcBorders>
               <w:top w:val="single" w:color="DEDEDE" w:sz="6"/>
               <w:left w:val="single" w:color="DEDEDE" w:sz="6"/>
@@ -1156,7 +1161,7 @@
       <w:tr>
         <w:tc>
           <w:tcPr>
-            <w:tcW w:type="dxa" w:w="1500"/>
+            <w:tcW w:type="dxa" w:w="1600"/>
             <w:tcBorders>
               <w:top w:val="single" w:color="DEDEDE" w:sz="6"/>
               <w:left w:val="single" w:color="DEDEDE" w:sz="6"/>
@@ -1189,7 +1194,7 @@
         </w:tc>
         <w:tc>
           <w:tcPr>
-            <w:tcW w:type="dxa" w:w="3000"/>
+            <w:tcW w:type="dxa" w:w="2400"/>
             <w:tcBorders>
               <w:top w:val="single" w:color="DEDEDE" w:sz="6"/>
               <w:left w:val="single" w:color="DEDEDE" w:sz="6"/>
@@ -1222,7 +1227,7 @@
         </w:tc>
         <w:tc>
           <w:tcPr>
-            <w:tcW w:type="dxa" w:w="5246"/>
+            <w:tcW w:type="dxa" w:w="5746"/>
             <w:tcBorders>
               <w:top w:val="single" w:color="DEDEDE" w:sz="6"/>
               <w:left w:val="single" w:color="DEDEDE" w:sz="6"/>
@@ -1289,8 +1294,8 @@
         </w:tblBorders>
       </w:tblPr>
       <w:tblGrid>
-        <w:gridCol w:w="2000"/>
-        <w:gridCol w:w="7746"/>
+        <w:gridCol w:w="2400"/>
+        <w:gridCol w:w="7346"/>
       </w:tblGrid>
       <w:tr>
         <w:trPr>
@@ -1298,7 +1303,7 @@
         </w:trPr>
         <w:tc>
           <w:tcPr>
-            <w:tcW w:type="dxa" w:w="2000"/>
+            <w:tcW w:type="dxa" w:w="2400"/>
             <w:tcBorders>
               <w:top w:val="single" w:color="49361D" w:sz="6"/>
               <w:left w:val="single" w:color="49361D" w:sz="6"/>
@@ -1333,7 +1338,7 @@
         </w:tc>
         <w:tc>
           <w:tcPr>
-            <w:tcW w:type="dxa" w:w="7746"/>
+            <w:tcW w:type="dxa" w:w="7346"/>
             <w:tcBorders>
               <w:top w:val="single" w:color="49361D" w:sz="6"/>
               <w:left w:val="single" w:color="49361D" w:sz="6"/>
@@ -1370,7 +1375,7 @@
       <w:tr>
         <w:tc>
           <w:tcPr>
-            <w:tcW w:type="dxa" w:w="2000"/>
+            <w:tcW w:type="dxa" w:w="2400"/>
             <w:tcBorders>
               <w:top w:val="single" w:color="DEDEDE" w:sz="6"/>
               <w:left w:val="single" w:color="DEDEDE" w:sz="6"/>
@@ -1402,7 +1407,7 @@
         </w:tc>
         <w:tc>
           <w:tcPr>
-            <w:tcW w:type="dxa" w:w="7746"/>
+            <w:tcW w:type="dxa" w:w="7346"/>
             <w:tcBorders>
               <w:top w:val="single" w:color="DEDEDE" w:sz="6"/>
               <w:left w:val="single" w:color="DEDEDE" w:sz="6"/>
@@ -1436,7 +1441,7 @@
       <w:tr>
         <w:tc>
           <w:tcPr>
-            <w:tcW w:type="dxa" w:w="2000"/>
+            <w:tcW w:type="dxa" w:w="2400"/>
             <w:tcBorders>
               <w:top w:val="single" w:color="DEDEDE" w:sz="6"/>
               <w:left w:val="single" w:color="DEDEDE" w:sz="6"/>
@@ -1469,7 +1474,7 @@
         </w:tc>
         <w:tc>
           <w:tcPr>
-            <w:tcW w:type="dxa" w:w="7746"/>
+            <w:tcW w:type="dxa" w:w="7346"/>
             <w:tcBorders>
               <w:top w:val="single" w:color="DEDEDE" w:sz="6"/>
               <w:left w:val="single" w:color="DEDEDE" w:sz="6"/>
@@ -1504,7 +1509,7 @@
       <w:tr>
         <w:tc>
           <w:tcPr>
-            <w:tcW w:type="dxa" w:w="2000"/>
+            <w:tcW w:type="dxa" w:w="2400"/>
             <w:tcBorders>
               <w:top w:val="single" w:color="DEDEDE" w:sz="6"/>
               <w:left w:val="single" w:color="DEDEDE" w:sz="6"/>
@@ -1536,7 +1541,7 @@
         </w:tc>
         <w:tc>
           <w:tcPr>
-            <w:tcW w:type="dxa" w:w="7746"/>
+            <w:tcW w:type="dxa" w:w="7346"/>
             <w:tcBorders>
               <w:top w:val="single" w:color="DEDEDE" w:sz="6"/>
               <w:left w:val="single" w:color="DEDEDE" w:sz="6"/>
@@ -1568,6 +1573,11 @@
         </w:tc>
       </w:tr>
     </w:tbl>
+    <w:p>
+      <w:pPr>
+        <w:spacing w:after="120" w:line="120"/>
+      </w:pPr>
+    </w:p>
     <w:tbl>
       <w:tblPr>
         <w:tblW w:type="dxa" w:w="9746"/>
@@ -1680,9 +1690,9 @@
         </w:tblBorders>
       </w:tblPr>
       <w:tblGrid>
-        <w:gridCol w:w="1500"/>
-        <w:gridCol w:w="3000"/>
-        <w:gridCol w:w="5246"/>
+        <w:gridCol w:w="2400"/>
+        <w:gridCol w:w="2400"/>
+        <w:gridCol w:w="4946"/>
       </w:tblGrid>
       <w:tr>
         <w:trPr>
@@ -1690,7 +1700,7 @@
         </w:trPr>
         <w:tc>
           <w:tcPr>
-            <w:tcW w:type="dxa" w:w="1500"/>
+            <w:tcW w:type="dxa" w:w="2400"/>
             <w:tcBorders>
               <w:top w:val="single" w:color="49361D" w:sz="6"/>
               <w:left w:val="single" w:color="49361D" w:sz="6"/>
@@ -1725,7 +1735,7 @@
         </w:tc>
         <w:tc>
           <w:tcPr>
-            <w:tcW w:type="dxa" w:w="3000"/>
+            <w:tcW w:type="dxa" w:w="2400"/>
             <w:tcBorders>
               <w:top w:val="single" w:color="49361D" w:sz="6"/>
               <w:left w:val="single" w:color="49361D" w:sz="6"/>
@@ -1760,7 +1770,7 @@
         </w:tc>
         <w:tc>
           <w:tcPr>
-            <w:tcW w:type="dxa" w:w="5246"/>
+            <w:tcW w:type="dxa" w:w="4946"/>
             <w:tcBorders>
               <w:top w:val="single" w:color="49361D" w:sz="6"/>
               <w:left w:val="single" w:color="49361D" w:sz="6"/>
@@ -1797,7 +1807,7 @@
       <w:tr>
         <w:tc>
           <w:tcPr>
-            <w:tcW w:type="dxa" w:w="1500"/>
+            <w:tcW w:type="dxa" w:w="2400"/>
             <w:tcBorders>
               <w:top w:val="single" w:color="DEDEDE" w:sz="6"/>
               <w:left w:val="single" w:color="DEDEDE" w:sz="6"/>
@@ -1829,7 +1839,7 @@
         </w:tc>
         <w:tc>
           <w:tcPr>
-            <w:tcW w:type="dxa" w:w="3000"/>
+            <w:tcW w:type="dxa" w:w="2400"/>
             <w:tcBorders>
               <w:top w:val="single" w:color="DEDEDE" w:sz="6"/>
               <w:left w:val="single" w:color="DEDEDE" w:sz="6"/>
@@ -1861,7 +1871,7 @@
         </w:tc>
         <w:tc>
           <w:tcPr>
-            <w:tcW w:type="dxa" w:w="5246"/>
+            <w:tcW w:type="dxa" w:w="4946"/>
             <w:tcBorders>
               <w:top w:val="single" w:color="DEDEDE" w:sz="6"/>
               <w:left w:val="single" w:color="DEDEDE" w:sz="6"/>
@@ -1895,7 +1905,7 @@
       <w:tr>
         <w:tc>
           <w:tcPr>
-            <w:tcW w:type="dxa" w:w="1500"/>
+            <w:tcW w:type="dxa" w:w="2400"/>
             <w:tcBorders>
               <w:top w:val="single" w:color="DEDEDE" w:sz="6"/>
               <w:left w:val="single" w:color="DEDEDE" w:sz="6"/>
@@ -1928,7 +1938,7 @@
         </w:tc>
         <w:tc>
           <w:tcPr>
-            <w:tcW w:type="dxa" w:w="3000"/>
+            <w:tcW w:type="dxa" w:w="2400"/>
             <w:tcBorders>
               <w:top w:val="single" w:color="DEDEDE" w:sz="6"/>
               <w:left w:val="single" w:color="DEDEDE" w:sz="6"/>
@@ -1961,7 +1971,7 @@
         </w:tc>
         <w:tc>
           <w:tcPr>
-            <w:tcW w:type="dxa" w:w="5246"/>
+            <w:tcW w:type="dxa" w:w="4946"/>
             <w:tcBorders>
               <w:top w:val="single" w:color="DEDEDE" w:sz="6"/>
               <w:left w:val="single" w:color="DEDEDE" w:sz="6"/>
@@ -1996,7 +2006,7 @@
       <w:tr>
         <w:tc>
           <w:tcPr>
-            <w:tcW w:type="dxa" w:w="1500"/>
+            <w:tcW w:type="dxa" w:w="2400"/>
             <w:tcBorders>
               <w:top w:val="single" w:color="DEDEDE" w:sz="6"/>
               <w:left w:val="single" w:color="DEDEDE" w:sz="6"/>
@@ -2028,7 +2038,7 @@
         </w:tc>
         <w:tc>
           <w:tcPr>
-            <w:tcW w:type="dxa" w:w="3000"/>
+            <w:tcW w:type="dxa" w:w="2400"/>
             <w:tcBorders>
               <w:top w:val="single" w:color="DEDEDE" w:sz="6"/>
               <w:left w:val="single" w:color="DEDEDE" w:sz="6"/>
@@ -2060,7 +2070,7 @@
         </w:tc>
         <w:tc>
           <w:tcPr>
-            <w:tcW w:type="dxa" w:w="5246"/>
+            <w:tcW w:type="dxa" w:w="4946"/>
             <w:tcBorders>
               <w:top w:val="single" w:color="DEDEDE" w:sz="6"/>
               <w:left w:val="single" w:color="DEDEDE" w:sz="6"/>
@@ -2094,7 +2104,7 @@
       <w:tr>
         <w:tc>
           <w:tcPr>
-            <w:tcW w:type="dxa" w:w="1500"/>
+            <w:tcW w:type="dxa" w:w="2400"/>
             <w:tcBorders>
               <w:top w:val="single" w:color="DEDEDE" w:sz="6"/>
               <w:left w:val="single" w:color="DEDEDE" w:sz="6"/>
@@ -2127,7 +2137,7 @@
         </w:tc>
         <w:tc>
           <w:tcPr>
-            <w:tcW w:type="dxa" w:w="3000"/>
+            <w:tcW w:type="dxa" w:w="2400"/>
             <w:tcBorders>
               <w:top w:val="single" w:color="DEDEDE" w:sz="6"/>
               <w:left w:val="single" w:color="DEDEDE" w:sz="6"/>
@@ -2160,7 +2170,7 @@
         </w:tc>
         <w:tc>
           <w:tcPr>
-            <w:tcW w:type="dxa" w:w="5246"/>
+            <w:tcW w:type="dxa" w:w="4946"/>
             <w:tcBorders>
               <w:top w:val="single" w:color="DEDEDE" w:sz="6"/>
               <w:left w:val="single" w:color="DEDEDE" w:sz="6"/>
@@ -2195,7 +2205,7 @@
       <w:tr>
         <w:tc>
           <w:tcPr>
-            <w:tcW w:type="dxa" w:w="1500"/>
+            <w:tcW w:type="dxa" w:w="2400"/>
             <w:tcBorders>
               <w:top w:val="single" w:color="DEDEDE" w:sz="6"/>
               <w:left w:val="single" w:color="DEDEDE" w:sz="6"/>
@@ -2227,7 +2237,7 @@
         </w:tc>
         <w:tc>
           <w:tcPr>
-            <w:tcW w:type="dxa" w:w="3000"/>
+            <w:tcW w:type="dxa" w:w="2400"/>
             <w:tcBorders>
               <w:top w:val="single" w:color="DEDEDE" w:sz="6"/>
               <w:left w:val="single" w:color="DEDEDE" w:sz="6"/>
@@ -2259,7 +2269,7 @@
         </w:tc>
         <w:tc>
           <w:tcPr>
-            <w:tcW w:type="dxa" w:w="5246"/>
+            <w:tcW w:type="dxa" w:w="4946"/>
             <w:tcBorders>
               <w:top w:val="single" w:color="DEDEDE" w:sz="6"/>
               <w:left w:val="single" w:color="DEDEDE" w:sz="6"/>
@@ -2470,6 +2480,11 @@
         </w:tc>
       </w:tr>
     </w:tbl>
+    <w:p>
+      <w:pPr>
+        <w:spacing w:after="100" w:line="120"/>
+      </w:pPr>
+    </w:p>
     <w:tbl>
       <w:tblPr>
         <w:tblW w:type="dxa" w:w="9746"/>
@@ -2548,13 +2563,493 @@
         <w:t xml:space="preserve">3. 이슈 목록</w:t>
       </w:r>
     </w:p>
+    <w:tbl>
+      <w:tblPr>
+        <w:tblW w:type="dxa" w:w="9746"/>
+        <w:tblBorders>
+          <w:top w:val="single" w:color="EAD9B6" w:sz="6"/>
+          <w:left w:val="single" w:color="EAD9B6" w:sz="6"/>
+          <w:bottom w:val="single" w:color="EAD9B6" w:sz="6"/>
+          <w:right w:val="single" w:color="EAD9B6" w:sz="6"/>
+          <w:insideH w:val="single" w:color="EAD9B6" w:sz="6"/>
+          <w:insideV w:val="single" w:color="EAD9B6" w:sz="6"/>
+        </w:tblBorders>
+      </w:tblPr>
+      <w:tblGrid>
+        <w:gridCol w:w="9746"/>
+      </w:tblGrid>
+      <w:tr>
+        <w:tc>
+          <w:tcPr>
+            <w:tcW w:type="dxa" w:w="9746"/>
+            <w:tcBorders>
+              <w:top w:val="single" w:color="EAD9B6" w:sz="6"/>
+              <w:left w:val="single" w:color="EAD9B6" w:sz="6"/>
+              <w:bottom w:val="single" w:color="EAD9B6" w:sz="6"/>
+              <w:right w:val="single" w:color="EAD9B6" w:sz="6"/>
+            </w:tcBorders>
+            <w:shd w:fill="FFF8E8" w:color="auto" w:val="clear"/>
+            <w:tcMar>
+              <w:top w:type="dxa" w:w="130"/>
+              <w:left w:type="dxa" w:w="110"/>
+              <w:bottom w:type="dxa" w:w="130"/>
+              <w:right w:type="dxa" w:w="110"/>
+            </w:tcMar>
+            <w:vAlign w:val="center"/>
+          </w:tcPr>
+          <w:p>
+            <w:pPr>
+              <w:spacing w:after="0" w:before="0" w:line="260"/>
+            </w:pPr>
+            <w:r>
+              <w:rPr>
+                <w:rFonts w:ascii="맑은 고딕" w:cs="맑은 고딕" w:eastAsia="맑은 고딕" w:hAnsi="맑은 고딕"/>
+                <w:color w:val="3C3429"/>
+                <w:sz w:val="17"/>
+                <w:szCs w:val="17"/>
+              </w:rPr>
+              <w:t xml:space="preserve">SLAM 영역 전체 이슈의 인덱스다. 상세는 4장의 같은 ID 카드를 본다.</w:t>
+            </w:r>
+          </w:p>
+        </w:tc>
+      </w:tr>
+    </w:tbl>
+    <w:tbl>
+      <w:tblPr>
+        <w:tblW w:type="dxa" w:w="9746"/>
+        <w:tblBorders>
+          <w:top w:val="single" w:color="DEDEDE" w:sz="6"/>
+          <w:left w:val="single" w:color="DEDEDE" w:sz="6"/>
+          <w:bottom w:val="single" w:color="DEDEDE" w:sz="6"/>
+          <w:right w:val="single" w:color="DEDEDE" w:sz="6"/>
+          <w:insideH w:val="single" w:color="DEDEDE" w:sz="6"/>
+          <w:insideV w:val="single" w:color="DEDEDE" w:sz="6"/>
+        </w:tblBorders>
+      </w:tblPr>
+      <w:tblGrid>
+        <w:gridCol w:w="1400"/>
+        <w:gridCol w:w="5346"/>
+        <w:gridCol w:w="1500"/>
+        <w:gridCol w:w="1500"/>
+      </w:tblGrid>
+      <w:tr>
+        <w:trPr>
+          <w:tblHeader/>
+        </w:trPr>
+        <w:tc>
+          <w:tcPr>
+            <w:tcW w:type="dxa" w:w="1400"/>
+            <w:tcBorders>
+              <w:top w:val="single" w:color="49361D" w:sz="6"/>
+              <w:left w:val="single" w:color="49361D" w:sz="6"/>
+              <w:bottom w:val="single" w:color="49361D" w:sz="6"/>
+              <w:right w:val="single" w:color="49361D" w:sz="6"/>
+            </w:tcBorders>
+            <w:shd w:fill="241B12" w:color="auto" w:val="clear"/>
+            <w:tcMar>
+              <w:top w:type="dxa" w:w="90"/>
+              <w:left w:type="dxa" w:w="110"/>
+              <w:bottom w:type="dxa" w:w="90"/>
+              <w:right w:type="dxa" w:w="110"/>
+            </w:tcMar>
+            <w:vAlign w:val="center"/>
+          </w:tcPr>
+          <w:p>
+            <w:pPr>
+              <w:spacing w:after="0" w:before="0" w:line="260"/>
+            </w:pPr>
+            <w:r>
+              <w:rPr>
+                <w:rFonts w:ascii="맑은 고딕" w:cs="맑은 고딕" w:eastAsia="맑은 고딕" w:hAnsi="맑은 고딕"/>
+                <w:b/>
+                <w:bCs/>
+                <w:color w:val="F4CF87"/>
+                <w:sz w:val="17"/>
+                <w:szCs w:val="17"/>
+              </w:rPr>
+              <w:t xml:space="preserve">ID</w:t>
+            </w:r>
+          </w:p>
+        </w:tc>
+        <w:tc>
+          <w:tcPr>
+            <w:tcW w:type="dxa" w:w="5346"/>
+            <w:tcBorders>
+              <w:top w:val="single" w:color="49361D" w:sz="6"/>
+              <w:left w:val="single" w:color="49361D" w:sz="6"/>
+              <w:bottom w:val="single" w:color="49361D" w:sz="6"/>
+              <w:right w:val="single" w:color="49361D" w:sz="6"/>
+            </w:tcBorders>
+            <w:shd w:fill="241B12" w:color="auto" w:val="clear"/>
+            <w:tcMar>
+              <w:top w:type="dxa" w:w="90"/>
+              <w:left w:type="dxa" w:w="110"/>
+              <w:bottom w:type="dxa" w:w="90"/>
+              <w:right w:type="dxa" w:w="110"/>
+            </w:tcMar>
+            <w:vAlign w:val="center"/>
+          </w:tcPr>
+          <w:p>
+            <w:pPr>
+              <w:spacing w:after="0" w:before="0" w:line="260"/>
+            </w:pPr>
+            <w:r>
+              <w:rPr>
+                <w:rFonts w:ascii="맑은 고딕" w:cs="맑은 고딕" w:eastAsia="맑은 고딕" w:hAnsi="맑은 고딕"/>
+                <w:b/>
+                <w:bCs/>
+                <w:color w:val="F4CF87"/>
+                <w:sz w:val="17"/>
+                <w:szCs w:val="17"/>
+              </w:rPr>
+              <w:t xml:space="preserve">증상</w:t>
+            </w:r>
+          </w:p>
+        </w:tc>
+        <w:tc>
+          <w:tcPr>
+            <w:tcW w:type="dxa" w:w="1500"/>
+            <w:tcBorders>
+              <w:top w:val="single" w:color="49361D" w:sz="6"/>
+              <w:left w:val="single" w:color="49361D" w:sz="6"/>
+              <w:bottom w:val="single" w:color="49361D" w:sz="6"/>
+              <w:right w:val="single" w:color="49361D" w:sz="6"/>
+            </w:tcBorders>
+            <w:shd w:fill="241B12" w:color="auto" w:val="clear"/>
+            <w:tcMar>
+              <w:top w:type="dxa" w:w="90"/>
+              <w:left w:type="dxa" w:w="110"/>
+              <w:bottom w:type="dxa" w:w="90"/>
+              <w:right w:type="dxa" w:w="110"/>
+            </w:tcMar>
+            <w:vAlign w:val="center"/>
+          </w:tcPr>
+          <w:p>
+            <w:pPr>
+              <w:spacing w:after="0" w:before="0" w:line="260"/>
+            </w:pPr>
+            <w:r>
+              <w:rPr>
+                <w:rFonts w:ascii="맑은 고딕" w:cs="맑은 고딕" w:eastAsia="맑은 고딕" w:hAnsi="맑은 고딕"/>
+                <w:b/>
+                <w:bCs/>
+                <w:color w:val="F4CF87"/>
+                <w:sz w:val="17"/>
+                <w:szCs w:val="17"/>
+              </w:rPr>
+              <w:t xml:space="preserve">심각도</w:t>
+            </w:r>
+          </w:p>
+        </w:tc>
+        <w:tc>
+          <w:tcPr>
+            <w:tcW w:type="dxa" w:w="1500"/>
+            <w:tcBorders>
+              <w:top w:val="single" w:color="49361D" w:sz="6"/>
+              <w:left w:val="single" w:color="49361D" w:sz="6"/>
+              <w:bottom w:val="single" w:color="49361D" w:sz="6"/>
+              <w:right w:val="single" w:color="49361D" w:sz="6"/>
+            </w:tcBorders>
+            <w:shd w:fill="241B12" w:color="auto" w:val="clear"/>
+            <w:tcMar>
+              <w:top w:type="dxa" w:w="90"/>
+              <w:left w:type="dxa" w:w="110"/>
+              <w:bottom w:type="dxa" w:w="90"/>
+              <w:right w:type="dxa" w:w="110"/>
+            </w:tcMar>
+            <w:vAlign w:val="center"/>
+          </w:tcPr>
+          <w:p>
+            <w:pPr>
+              <w:spacing w:after="0" w:before="0" w:line="260"/>
+            </w:pPr>
+            <w:r>
+              <w:rPr>
+                <w:rFonts w:ascii="맑은 고딕" w:cs="맑은 고딕" w:eastAsia="맑은 고딕" w:hAnsi="맑은 고딕"/>
+                <w:b/>
+                <w:bCs/>
+                <w:color w:val="F4CF87"/>
+                <w:sz w:val="17"/>
+                <w:szCs w:val="17"/>
+              </w:rPr>
+              <w:t xml:space="preserve">상태</w:t>
+            </w:r>
+          </w:p>
+        </w:tc>
+      </w:tr>
+      <w:tr>
+        <w:tc>
+          <w:tcPr>
+            <w:tcW w:type="dxa" w:w="1400"/>
+            <w:tcBorders>
+              <w:top w:val="single" w:color="DEDEDE" w:sz="6"/>
+              <w:left w:val="single" w:color="DEDEDE" w:sz="6"/>
+              <w:bottom w:val="single" w:color="DEDEDE" w:sz="6"/>
+              <w:right w:val="single" w:color="DEDEDE" w:sz="6"/>
+            </w:tcBorders>
+            <w:tcMar>
+              <w:top w:type="dxa" w:w="70"/>
+              <w:left w:type="dxa" w:w="110"/>
+              <w:bottom w:type="dxa" w:w="70"/>
+              <w:right w:type="dxa" w:w="110"/>
+            </w:tcMar>
+            <w:vAlign w:val="center"/>
+          </w:tcPr>
+          <w:p>
+            <w:pPr>
+              <w:spacing w:after="0" w:before="0" w:line="260"/>
+            </w:pPr>
+            <w:r>
+              <w:rPr>
+                <w:rFonts w:ascii="맑은 고딕" w:cs="맑은 고딕" w:eastAsia="맑은 고딕" w:hAnsi="맑은 고딕"/>
+                <w:color w:val="3C3429"/>
+                <w:sz w:val="17"/>
+                <w:szCs w:val="17"/>
+              </w:rPr>
+              <w:t xml:space="preserve">TS-SLAM-01</w:t>
+            </w:r>
+          </w:p>
+        </w:tc>
+        <w:tc>
+          <w:tcPr>
+            <w:tcW w:type="dxa" w:w="5346"/>
+            <w:tcBorders>
+              <w:top w:val="single" w:color="DEDEDE" w:sz="6"/>
+              <w:left w:val="single" w:color="DEDEDE" w:sz="6"/>
+              <w:bottom w:val="single" w:color="DEDEDE" w:sz="6"/>
+              <w:right w:val="single" w:color="DEDEDE" w:sz="6"/>
+            </w:tcBorders>
+            <w:tcMar>
+              <w:top w:type="dxa" w:w="70"/>
+              <w:left w:type="dxa" w:w="110"/>
+              <w:bottom w:type="dxa" w:w="70"/>
+              <w:right w:type="dxa" w:w="110"/>
+            </w:tcMar>
+            <w:vAlign w:val="center"/>
+          </w:tcPr>
+          <w:p>
+            <w:pPr>
+              <w:spacing w:after="0" w:before="0" w:line="260"/>
+            </w:pPr>
+            <w:r>
+              <w:rPr>
+                <w:rFonts w:ascii="맑은 고딕" w:cs="맑은 고딕" w:eastAsia="맑은 고딕" w:hAnsi="맑은 고딕"/>
+                <w:color w:val="3C3429"/>
+                <w:sz w:val="17"/>
+                <w:szCs w:val="17"/>
+              </w:rPr>
+              <w:t xml:space="preserve">중복 SLAM 노드 실행으로 인한 TF 충돌</w:t>
+            </w:r>
+          </w:p>
+        </w:tc>
+        <w:tc>
+          <w:tcPr>
+            <w:tcW w:type="dxa" w:w="1500"/>
+            <w:tcBorders>
+              <w:top w:val="single" w:color="DEDEDE" w:sz="6"/>
+              <w:left w:val="single" w:color="DEDEDE" w:sz="6"/>
+              <w:bottom w:val="single" w:color="DEDEDE" w:sz="6"/>
+              <w:right w:val="single" w:color="DEDEDE" w:sz="6"/>
+            </w:tcBorders>
+            <w:tcMar>
+              <w:top w:type="dxa" w:w="70"/>
+              <w:left w:type="dxa" w:w="110"/>
+              <w:bottom w:type="dxa" w:w="70"/>
+              <w:right w:type="dxa" w:w="110"/>
+            </w:tcMar>
+            <w:vAlign w:val="center"/>
+          </w:tcPr>
+          <w:p>
+            <w:pPr>
+              <w:spacing w:after="0" w:before="0" w:line="260"/>
+              <w:jc w:val="center"/>
+            </w:pPr>
+            <w:r>
+              <w:rPr>
+                <w:rFonts w:ascii="맑은 고딕" w:cs="맑은 고딕" w:eastAsia="맑은 고딕" w:hAnsi="맑은 고딕"/>
+                <w:color w:val="3C3429"/>
+                <w:sz w:val="17"/>
+                <w:szCs w:val="17"/>
+              </w:rPr>
+              <w:t xml:space="preserve">MAJOR</w:t>
+            </w:r>
+          </w:p>
+        </w:tc>
+        <w:tc>
+          <w:tcPr>
+            <w:tcW w:type="dxa" w:w="1500"/>
+            <w:tcBorders>
+              <w:top w:val="single" w:color="DEDEDE" w:sz="6"/>
+              <w:left w:val="single" w:color="DEDEDE" w:sz="6"/>
+              <w:bottom w:val="single" w:color="DEDEDE" w:sz="6"/>
+              <w:right w:val="single" w:color="DEDEDE" w:sz="6"/>
+            </w:tcBorders>
+            <w:tcMar>
+              <w:top w:type="dxa" w:w="70"/>
+              <w:left w:type="dxa" w:w="110"/>
+              <w:bottom w:type="dxa" w:w="70"/>
+              <w:right w:type="dxa" w:w="110"/>
+            </w:tcMar>
+            <w:vAlign w:val="center"/>
+          </w:tcPr>
+          <w:p>
+            <w:pPr>
+              <w:spacing w:after="0" w:before="0" w:line="260"/>
+              <w:jc w:val="center"/>
+            </w:pPr>
+            <w:r>
+              <w:rPr>
+                <w:rFonts w:ascii="맑은 고딕" w:cs="맑은 고딕" w:eastAsia="맑은 고딕" w:hAnsi="맑은 고딕"/>
+                <w:color w:val="3C3429"/>
+                <w:sz w:val="17"/>
+                <w:szCs w:val="17"/>
+              </w:rPr>
+              <w:t xml:space="preserve">RESOLVED</w:t>
+            </w:r>
+          </w:p>
+        </w:tc>
+      </w:tr>
+      <w:tr>
+        <w:tc>
+          <w:tcPr>
+            <w:tcW w:type="dxa" w:w="1400"/>
+            <w:tcBorders>
+              <w:top w:val="single" w:color="DEDEDE" w:sz="6"/>
+              <w:left w:val="single" w:color="DEDEDE" w:sz="6"/>
+              <w:bottom w:val="single" w:color="DEDEDE" w:sz="6"/>
+              <w:right w:val="single" w:color="DEDEDE" w:sz="6"/>
+            </w:tcBorders>
+            <w:shd w:fill="FAFAFA" w:color="auto" w:val="clear"/>
+            <w:tcMar>
+              <w:top w:type="dxa" w:w="70"/>
+              <w:left w:type="dxa" w:w="110"/>
+              <w:bottom w:type="dxa" w:w="70"/>
+              <w:right w:type="dxa" w:w="110"/>
+            </w:tcMar>
+            <w:vAlign w:val="center"/>
+          </w:tcPr>
+          <w:p>
+            <w:pPr>
+              <w:spacing w:after="0" w:before="0" w:line="260"/>
+            </w:pPr>
+            <w:r>
+              <w:rPr>
+                <w:rFonts w:ascii="맑은 고딕" w:cs="맑은 고딕" w:eastAsia="맑은 고딕" w:hAnsi="맑은 고딕"/>
+                <w:color w:val="3C3429"/>
+                <w:sz w:val="17"/>
+                <w:szCs w:val="17"/>
+              </w:rPr>
+              <w:t xml:space="preserve">TS-SLAM-02</w:t>
+            </w:r>
+          </w:p>
+        </w:tc>
+        <w:tc>
+          <w:tcPr>
+            <w:tcW w:type="dxa" w:w="5346"/>
+            <w:tcBorders>
+              <w:top w:val="single" w:color="DEDEDE" w:sz="6"/>
+              <w:left w:val="single" w:color="DEDEDE" w:sz="6"/>
+              <w:bottom w:val="single" w:color="DEDEDE" w:sz="6"/>
+              <w:right w:val="single" w:color="DEDEDE" w:sz="6"/>
+            </w:tcBorders>
+            <w:shd w:fill="FAFAFA" w:color="auto" w:val="clear"/>
+            <w:tcMar>
+              <w:top w:type="dxa" w:w="70"/>
+              <w:left w:type="dxa" w:w="110"/>
+              <w:bottom w:type="dxa" w:w="70"/>
+              <w:right w:type="dxa" w:w="110"/>
+            </w:tcMar>
+            <w:vAlign w:val="center"/>
+          </w:tcPr>
+          <w:p>
+            <w:pPr>
+              <w:spacing w:after="0" w:before="0" w:line="260"/>
+            </w:pPr>
+            <w:r>
+              <w:rPr>
+                <w:rFonts w:ascii="맑은 고딕" w:cs="맑은 고딕" w:eastAsia="맑은 고딕" w:hAnsi="맑은 고딕"/>
+                <w:color w:val="3C3429"/>
+                <w:sz w:val="17"/>
+                <w:szCs w:val="17"/>
+              </w:rPr>
+              <w:t xml:space="preserve">Pi bringup과 GUI가 동시에 Cartographer 실행 → 지도 중복·에러</w:t>
+            </w:r>
+          </w:p>
+        </w:tc>
+        <w:tc>
+          <w:tcPr>
+            <w:tcW w:type="dxa" w:w="1500"/>
+            <w:tcBorders>
+              <w:top w:val="single" w:color="DEDEDE" w:sz="6"/>
+              <w:left w:val="single" w:color="DEDEDE" w:sz="6"/>
+              <w:bottom w:val="single" w:color="DEDEDE" w:sz="6"/>
+              <w:right w:val="single" w:color="DEDEDE" w:sz="6"/>
+            </w:tcBorders>
+            <w:shd w:fill="FAFAFA" w:color="auto" w:val="clear"/>
+            <w:tcMar>
+              <w:top w:type="dxa" w:w="70"/>
+              <w:left w:type="dxa" w:w="110"/>
+              <w:bottom w:type="dxa" w:w="70"/>
+              <w:right w:type="dxa" w:w="110"/>
+            </w:tcMar>
+            <w:vAlign w:val="center"/>
+          </w:tcPr>
+          <w:p>
+            <w:pPr>
+              <w:spacing w:after="0" w:before="0" w:line="260"/>
+              <w:jc w:val="center"/>
+            </w:pPr>
+            <w:r>
+              <w:rPr>
+                <w:rFonts w:ascii="맑은 고딕" w:cs="맑은 고딕" w:eastAsia="맑은 고딕" w:hAnsi="맑은 고딕"/>
+                <w:color w:val="3C3429"/>
+                <w:sz w:val="17"/>
+                <w:szCs w:val="17"/>
+              </w:rPr>
+              <w:t xml:space="preserve">MAJOR</w:t>
+            </w:r>
+          </w:p>
+        </w:tc>
+        <w:tc>
+          <w:tcPr>
+            <w:tcW w:type="dxa" w:w="1500"/>
+            <w:tcBorders>
+              <w:top w:val="single" w:color="DEDEDE" w:sz="6"/>
+              <w:left w:val="single" w:color="DEDEDE" w:sz="6"/>
+              <w:bottom w:val="single" w:color="DEDEDE" w:sz="6"/>
+              <w:right w:val="single" w:color="DEDEDE" w:sz="6"/>
+            </w:tcBorders>
+            <w:shd w:fill="FAFAFA" w:color="auto" w:val="clear"/>
+            <w:tcMar>
+              <w:top w:type="dxa" w:w="70"/>
+              <w:left w:type="dxa" w:w="110"/>
+              <w:bottom w:type="dxa" w:w="70"/>
+              <w:right w:type="dxa" w:w="110"/>
+            </w:tcMar>
+            <w:vAlign w:val="center"/>
+          </w:tcPr>
+          <w:p>
+            <w:pPr>
+              <w:spacing w:after="0" w:before="0" w:line="260"/>
+              <w:jc w:val="center"/>
+            </w:pPr>
+            <w:r>
+              <w:rPr>
+                <w:rFonts w:ascii="맑은 고딕" w:cs="맑은 고딕" w:eastAsia="맑은 고딕" w:hAnsi="맑은 고딕"/>
+                <w:color w:val="3C3429"/>
+                <w:sz w:val="17"/>
+                <w:szCs w:val="17"/>
+              </w:rPr>
+              <w:t xml:space="preserve">RESOLVED</w:t>
+            </w:r>
+          </w:p>
+        </w:tc>
+      </w:tr>
+    </w:tbl>
     <w:p>
       <w:pPr>
-        <w:spacing w:after="140" w:before="0" w:line="260"/>
+        <w:spacing w:after="140" w:line="120"/>
       </w:pPr>
-      <w:r>
-        <w:t>TS-SLAM-01 | 중복 SLAM 노드 실행으로 인한 TF 충돌 | 심각도: MAJOR | 상태: RESOLVED</w:t>
-      </w:r>
     </w:p>
     <w:tbl>
       <w:tblPr>
@@ -2569,10 +3064,8 @@
         </w:tblBorders>
       </w:tblPr>
       <w:tblGrid>
-        <w:gridCol w:w="1500"/>
-        <w:gridCol w:w="4746"/>
-        <w:gridCol w:w="1700"/>
-        <w:gridCol w:w="1800"/>
+        <w:gridCol w:w="4000"/>
+        <w:gridCol w:w="5746"/>
       </w:tblGrid>
       <w:tr>
         <w:trPr>
@@ -2580,7 +3073,7 @@
         </w:trPr>
         <w:tc>
           <w:tcPr>
-            <w:tcW w:type="dxa" w:w="1500"/>
+            <w:tcW w:type="dxa" w:w="4000"/>
             <w:tcBorders>
               <w:top w:val="single" w:color="49361D" w:sz="6"/>
               <w:left w:val="single" w:color="49361D" w:sz="6"/>
@@ -2609,13 +3102,13 @@
                 <w:sz w:val="17"/>
                 <w:szCs w:val="17"/>
               </w:rPr>
-              <w:t xml:space="preserve">ID</w:t>
-            </w:r>
-          </w:p>
-        </w:tc>
-        <w:tc>
-          <w:tcPr>
-            <w:tcW w:type="dxa" w:w="4746"/>
+              <w:t xml:space="preserve">집계</w:t>
+            </w:r>
+          </w:p>
+        </w:tc>
+        <w:tc>
+          <w:tcPr>
+            <w:tcW w:type="dxa" w:w="5746"/>
             <w:tcBorders>
               <w:top w:val="single" w:color="49361D" w:sz="6"/>
               <w:left w:val="single" w:color="49361D" w:sz="6"/>
@@ -2644,77 +3137,7 @@
                 <w:sz w:val="17"/>
                 <w:szCs w:val="17"/>
               </w:rPr>
-              <w:t xml:space="preserve">증상</w:t>
-            </w:r>
-          </w:p>
-        </w:tc>
-        <w:tc>
-          <w:tcPr>
-            <w:tcW w:type="dxa" w:w="1700"/>
-            <w:tcBorders>
-              <w:top w:val="single" w:color="49361D" w:sz="6"/>
-              <w:left w:val="single" w:color="49361D" w:sz="6"/>
-              <w:bottom w:val="single" w:color="49361D" w:sz="6"/>
-              <w:right w:val="single" w:color="49361D" w:sz="6"/>
-            </w:tcBorders>
-            <w:shd w:fill="241B12" w:color="auto" w:val="clear"/>
-            <w:tcMar>
-              <w:top w:type="dxa" w:w="90"/>
-              <w:left w:type="dxa" w:w="110"/>
-              <w:bottom w:type="dxa" w:w="90"/>
-              <w:right w:type="dxa" w:w="110"/>
-            </w:tcMar>
-            <w:vAlign w:val="center"/>
-          </w:tcPr>
-          <w:p>
-            <w:pPr>
-              <w:spacing w:after="0" w:before="0" w:line="260"/>
-            </w:pPr>
-            <w:r>
-              <w:rPr>
-                <w:rFonts w:ascii="맑은 고딕" w:cs="맑은 고딕" w:eastAsia="맑은 고딕" w:hAnsi="맑은 고딕"/>
-                <w:b/>
-                <w:bCs/>
-                <w:color w:val="F4CF87"/>
-                <w:sz w:val="17"/>
-                <w:szCs w:val="17"/>
-              </w:rPr>
-              <w:t xml:space="preserve">심각도</w:t>
-            </w:r>
-          </w:p>
-        </w:tc>
-        <w:tc>
-          <w:tcPr>
-            <w:tcW w:type="dxa" w:w="1800"/>
-            <w:tcBorders>
-              <w:top w:val="single" w:color="49361D" w:sz="6"/>
-              <w:left w:val="single" w:color="49361D" w:sz="6"/>
-              <w:bottom w:val="single" w:color="49361D" w:sz="6"/>
-              <w:right w:val="single" w:color="49361D" w:sz="6"/>
-            </w:tcBorders>
-            <w:shd w:fill="241B12" w:color="auto" w:val="clear"/>
-            <w:tcMar>
-              <w:top w:type="dxa" w:w="90"/>
-              <w:left w:type="dxa" w:w="110"/>
-              <w:bottom w:type="dxa" w:w="90"/>
-              <w:right w:type="dxa" w:w="110"/>
-            </w:tcMar>
-            <w:vAlign w:val="center"/>
-          </w:tcPr>
-          <w:p>
-            <w:pPr>
-              <w:spacing w:after="0" w:before="0" w:line="260"/>
-            </w:pPr>
-            <w:r>
-              <w:rPr>
-                <w:rFonts w:ascii="맑은 고딕" w:cs="맑은 고딕" w:eastAsia="맑은 고딕" w:hAnsi="맑은 고딕"/>
-                <w:b/>
-                <w:bCs/>
-                <w:color w:val="F4CF87"/>
-                <w:sz w:val="17"/>
-                <w:szCs w:val="17"/>
-              </w:rPr>
-              <w:t xml:space="preserve">상태</w:t>
+              <w:t xml:space="preserve">건수</w:t>
             </w:r>
           </w:p>
         </w:tc>
@@ -2722,131 +3145,65 @@
       <w:tr>
         <w:tc>
           <w:tcPr>
-            <w:tcW w:type="dxa" w:w="1500"/>
-            <w:tcBorders>
-              <w:top w:val="single" w:color="DEDEDE" w:sz="6"/>
-              <w:left w:val="single" w:color="DEDEDE" w:sz="6"/>
-              <w:bottom w:val="single" w:color="DEDEDE" w:sz="6"/>
-              <w:right w:val="single" w:color="DEDEDE" w:sz="6"/>
-            </w:tcBorders>
-            <w:tcMar>
-              <w:top w:type="dxa" w:w="70"/>
-              <w:left w:type="dxa" w:w="110"/>
-              <w:bottom w:type="dxa" w:w="70"/>
-              <w:right w:type="dxa" w:w="110"/>
-            </w:tcMar>
-            <w:vAlign w:val="center"/>
-          </w:tcPr>
-          <w:p>
-            <w:pPr>
-              <w:spacing w:after="0" w:before="0" w:line="260"/>
-            </w:pPr>
-            <w:r>
-              <w:rPr>
-                <w:rFonts w:ascii="맑은 고딕" w:cs="맑은 고딕" w:eastAsia="맑은 고딕" w:hAnsi="맑은 고딕"/>
-                <w:color w:val="3C3429"/>
-                <w:sz w:val="17"/>
-                <w:szCs w:val="17"/>
-              </w:rPr>
-              <w:t xml:space="preserve">TS-SLAM-01</w:t>
-            </w:r>
-          </w:p>
-        </w:tc>
-        <w:tc>
-          <w:tcPr>
-            <w:tcW w:type="dxa" w:w="4746"/>
-            <w:tcBorders>
-              <w:top w:val="single" w:color="DEDEDE" w:sz="6"/>
-              <w:left w:val="single" w:color="DEDEDE" w:sz="6"/>
-              <w:bottom w:val="single" w:color="DEDEDE" w:sz="6"/>
-              <w:right w:val="single" w:color="DEDEDE" w:sz="6"/>
-            </w:tcBorders>
-            <w:tcMar>
-              <w:top w:type="dxa" w:w="70"/>
-              <w:left w:type="dxa" w:w="110"/>
-              <w:bottom w:type="dxa" w:w="70"/>
-              <w:right w:type="dxa" w:w="110"/>
-            </w:tcMar>
-            <w:vAlign w:val="center"/>
-          </w:tcPr>
-          <w:p>
-            <w:pPr>
-              <w:spacing w:after="0" w:before="0" w:line="260"/>
-            </w:pPr>
-            <w:r>
-              <w:rPr>
-                <w:rFonts w:ascii="맑은 고딕" w:cs="맑은 고딕" w:eastAsia="맑은 고딕" w:hAnsi="맑은 고딕"/>
-                <w:color w:val="3C3429"/>
-                <w:sz w:val="17"/>
-                <w:szCs w:val="17"/>
-              </w:rPr>
-              <w:t xml:space="preserve">(증상 한 줄)</w:t>
-            </w:r>
-          </w:p>
-        </w:tc>
-        <w:tc>
-          <w:tcPr>
-            <w:tcW w:type="dxa" w:w="1700"/>
-            <w:tcBorders>
-              <w:top w:val="single" w:color="DEDEDE" w:sz="6"/>
-              <w:left w:val="single" w:color="DEDEDE" w:sz="6"/>
-              <w:bottom w:val="single" w:color="DEDEDE" w:sz="6"/>
-              <w:right w:val="single" w:color="DEDEDE" w:sz="6"/>
-            </w:tcBorders>
-            <w:tcMar>
-              <w:top w:type="dxa" w:w="70"/>
-              <w:left w:type="dxa" w:w="110"/>
-              <w:bottom w:type="dxa" w:w="70"/>
-              <w:right w:type="dxa" w:w="110"/>
-            </w:tcMar>
-            <w:vAlign w:val="center"/>
-          </w:tcPr>
-          <w:p>
-            <w:pPr>
-              <w:spacing w:after="0" w:before="0" w:line="260"/>
-              <w:jc w:val="center"/>
-            </w:pPr>
-            <w:r>
-              <w:rPr>
-                <w:rFonts w:ascii="맑은 고딕" w:cs="맑은 고딕" w:eastAsia="맑은 고딕" w:hAnsi="맑은 고딕"/>
-                <w:color w:val="3C3429"/>
-                <w:sz w:val="17"/>
-                <w:szCs w:val="17"/>
-              </w:rPr>
-              <w:t xml:space="preserve">MAJOR</w:t>
-            </w:r>
-          </w:p>
-        </w:tc>
-        <w:tc>
-          <w:tcPr>
-            <w:tcW w:type="dxa" w:w="1800"/>
-            <w:tcBorders>
-              <w:top w:val="single" w:color="DEDEDE" w:sz="6"/>
-              <w:left w:val="single" w:color="DEDEDE" w:sz="6"/>
-              <w:bottom w:val="single" w:color="DEDEDE" w:sz="6"/>
-              <w:right w:val="single" w:color="DEDEDE" w:sz="6"/>
-            </w:tcBorders>
-            <w:tcMar>
-              <w:top w:type="dxa" w:w="70"/>
-              <w:left w:type="dxa" w:w="110"/>
-              <w:bottom w:type="dxa" w:w="70"/>
-              <w:right w:type="dxa" w:w="110"/>
-            </w:tcMar>
-            <w:vAlign w:val="center"/>
-          </w:tcPr>
-          <w:p>
-            <w:pPr>
-              <w:spacing w:after="0" w:before="0" w:line="260"/>
-              <w:jc w:val="center"/>
-            </w:pPr>
-            <w:r>
-              <w:rPr>
-                <w:rFonts w:ascii="맑은 고딕" w:cs="맑은 고딕" w:eastAsia="맑은 고딕" w:hAnsi="맑은 고딕"/>
-                <w:color w:val="3C3429"/>
-                <w:sz w:val="17"/>
-                <w:szCs w:val="17"/>
-              </w:rPr>
-              <w:t xml:space="preserve">OPEN</w:t>
+            <w:tcW w:type="dxa" w:w="4000"/>
+            <w:tcBorders>
+              <w:top w:val="single" w:color="DEDEDE" w:sz="6"/>
+              <w:left w:val="single" w:color="DEDEDE" w:sz="6"/>
+              <w:bottom w:val="single" w:color="DEDEDE" w:sz="6"/>
+              <w:right w:val="single" w:color="DEDEDE" w:sz="6"/>
+            </w:tcBorders>
+            <w:tcMar>
+              <w:top w:type="dxa" w:w="70"/>
+              <w:left w:type="dxa" w:w="110"/>
+              <w:bottom w:type="dxa" w:w="70"/>
+              <w:right w:type="dxa" w:w="110"/>
+            </w:tcMar>
+            <w:vAlign w:val="center"/>
+          </w:tcPr>
+          <w:p>
+            <w:pPr>
+              <w:spacing w:after="0" w:before="0" w:line="260"/>
+            </w:pPr>
+            <w:r>
+              <w:rPr>
+                <w:rFonts w:ascii="맑은 고딕" w:cs="맑은 고딕" w:eastAsia="맑은 고딕" w:hAnsi="맑은 고딕"/>
+                <w:color w:val="3C3429"/>
+                <w:sz w:val="17"/>
+                <w:szCs w:val="17"/>
+              </w:rPr>
+              <w:t xml:space="preserve">전체 / 종결 / 미해결</w:t>
+            </w:r>
+          </w:p>
+        </w:tc>
+        <w:tc>
+          <w:tcPr>
+            <w:tcW w:type="dxa" w:w="5746"/>
+            <w:tcBorders>
+              <w:top w:val="single" w:color="DEDEDE" w:sz="6"/>
+              <w:left w:val="single" w:color="DEDEDE" w:sz="6"/>
+              <w:bottom w:val="single" w:color="DEDEDE" w:sz="6"/>
+              <w:right w:val="single" w:color="DEDEDE" w:sz="6"/>
+            </w:tcBorders>
+            <w:tcMar>
+              <w:top w:type="dxa" w:w="70"/>
+              <w:left w:type="dxa" w:w="110"/>
+              <w:bottom w:type="dxa" w:w="70"/>
+              <w:right w:type="dxa" w:w="110"/>
+            </w:tcMar>
+            <w:vAlign w:val="center"/>
+          </w:tcPr>
+          <w:p>
+            <w:pPr>
+              <w:spacing w:after="0" w:before="0" w:line="260"/>
+            </w:pPr>
+            <w:r>
+              <w:rPr>
+                <w:rFonts w:ascii="맑은 고딕" w:cs="맑은 고딕" w:eastAsia="맑은 고딕" w:hAnsi="맑은 고딕"/>
+                <w:color w:val="3C3429"/>
+                <w:sz w:val="17"/>
+                <w:szCs w:val="17"/>
+              </w:rPr>
+              <w:t xml:space="preserve">2 / 2 / 0</w:t>
             </w:r>
           </w:p>
         </w:tc>
@@ -2854,7 +3211,7 @@
       <w:tr>
         <w:tc>
           <w:tcPr>
-            <w:tcW w:type="dxa" w:w="1500"/>
+            <w:tcW w:type="dxa" w:w="4000"/>
             <w:tcBorders>
               <w:top w:val="single" w:color="DEDEDE" w:sz="6"/>
               <w:left w:val="single" w:color="DEDEDE" w:sz="6"/>
@@ -2881,607 +3238,13 @@
                 <w:sz w:val="17"/>
                 <w:szCs w:val="17"/>
               </w:rPr>
-              <w:t xml:space="preserve">TS-SLAM-02</w:t>
-            </w:r>
-          </w:p>
-        </w:tc>
-        <w:tc>
-          <w:tcPr>
-            <w:tcW w:type="dxa" w:w="4746"/>
-            <w:tcBorders>
-              <w:top w:val="single" w:color="DEDEDE" w:sz="6"/>
-              <w:left w:val="single" w:color="DEDEDE" w:sz="6"/>
-              <w:bottom w:val="single" w:color="DEDEDE" w:sz="6"/>
-              <w:right w:val="single" w:color="DEDEDE" w:sz="6"/>
-            </w:tcBorders>
-            <w:shd w:fill="FAFAFA" w:color="auto" w:val="clear"/>
-            <w:tcMar>
-              <w:top w:type="dxa" w:w="70"/>
-              <w:left w:type="dxa" w:w="110"/>
-              <w:bottom w:type="dxa" w:w="70"/>
-              <w:right w:type="dxa" w:w="110"/>
-            </w:tcMar>
-            <w:vAlign w:val="center"/>
-          </w:tcPr>
-          <w:p>
-            <w:pPr>
-              <w:spacing w:after="0" w:before="0" w:line="260"/>
-            </w:pPr>
-          </w:p>
-        </w:tc>
-        <w:tc>
-          <w:tcPr>
-            <w:tcW w:type="dxa" w:w="1700"/>
-            <w:tcBorders>
-              <w:top w:val="single" w:color="DEDEDE" w:sz="6"/>
-              <w:left w:val="single" w:color="DEDEDE" w:sz="6"/>
-              <w:bottom w:val="single" w:color="DEDEDE" w:sz="6"/>
-              <w:right w:val="single" w:color="DEDEDE" w:sz="6"/>
-            </w:tcBorders>
-            <w:shd w:fill="FAFAFA" w:color="auto" w:val="clear"/>
-            <w:tcMar>
-              <w:top w:type="dxa" w:w="70"/>
-              <w:left w:type="dxa" w:w="110"/>
-              <w:bottom w:type="dxa" w:w="70"/>
-              <w:right w:type="dxa" w:w="110"/>
-            </w:tcMar>
-            <w:vAlign w:val="center"/>
-          </w:tcPr>
-          <w:p>
-            <w:pPr>
-              <w:spacing w:after="0" w:before="0" w:line="260"/>
-              <w:jc w:val="center"/>
-            </w:pPr>
-          </w:p>
-        </w:tc>
-        <w:tc>
-          <w:tcPr>
-            <w:tcW w:type="dxa" w:w="1800"/>
-            <w:tcBorders>
-              <w:top w:val="single" w:color="DEDEDE" w:sz="6"/>
-              <w:left w:val="single" w:color="DEDEDE" w:sz="6"/>
-              <w:bottom w:val="single" w:color="DEDEDE" w:sz="6"/>
-              <w:right w:val="single" w:color="DEDEDE" w:sz="6"/>
-            </w:tcBorders>
-            <w:shd w:fill="FAFAFA" w:color="auto" w:val="clear"/>
-            <w:tcMar>
-              <w:top w:type="dxa" w:w="70"/>
-              <w:left w:type="dxa" w:w="110"/>
-              <w:bottom w:type="dxa" w:w="70"/>
-              <w:right w:type="dxa" w:w="110"/>
-            </w:tcMar>
-            <w:vAlign w:val="center"/>
-          </w:tcPr>
-          <w:p>
-            <w:pPr>
-              <w:spacing w:after="0" w:before="0" w:line="260"/>
-              <w:jc w:val="center"/>
-            </w:pPr>
-          </w:p>
-        </w:tc>
-      </w:tr>
-      <w:tr>
-        <w:tc>
-          <w:tcPr>
-            <w:tcW w:type="dxa" w:w="1500"/>
-            <w:tcBorders>
-              <w:top w:val="single" w:color="DEDEDE" w:sz="6"/>
-              <w:left w:val="single" w:color="DEDEDE" w:sz="6"/>
-              <w:bottom w:val="single" w:color="DEDEDE" w:sz="6"/>
-              <w:right w:val="single" w:color="DEDEDE" w:sz="6"/>
-            </w:tcBorders>
-            <w:tcMar>
-              <w:top w:type="dxa" w:w="70"/>
-              <w:left w:type="dxa" w:w="110"/>
-              <w:bottom w:type="dxa" w:w="70"/>
-              <w:right w:type="dxa" w:w="110"/>
-            </w:tcMar>
-            <w:vAlign w:val="center"/>
-          </w:tcPr>
-          <w:p>
-            <w:pPr>
-              <w:spacing w:after="0" w:before="0" w:line="260"/>
-            </w:pPr>
-            <w:r>
-              <w:rPr>
-                <w:rFonts w:ascii="맑은 고딕" w:cs="맑은 고딕" w:eastAsia="맑은 고딕" w:hAnsi="맑은 고딕"/>
-                <w:color w:val="3C3429"/>
-                <w:sz w:val="17"/>
-                <w:szCs w:val="17"/>
-              </w:rPr>
-              <w:t xml:space="preserve">TS-SLAM-03</w:t>
-            </w:r>
-          </w:p>
-        </w:tc>
-        <w:tc>
-          <w:tcPr>
-            <w:tcW w:type="dxa" w:w="4746"/>
-            <w:tcBorders>
-              <w:top w:val="single" w:color="DEDEDE" w:sz="6"/>
-              <w:left w:val="single" w:color="DEDEDE" w:sz="6"/>
-              <w:bottom w:val="single" w:color="DEDEDE" w:sz="6"/>
-              <w:right w:val="single" w:color="DEDEDE" w:sz="6"/>
-            </w:tcBorders>
-            <w:tcMar>
-              <w:top w:type="dxa" w:w="70"/>
-              <w:left w:type="dxa" w:w="110"/>
-              <w:bottom w:type="dxa" w:w="70"/>
-              <w:right w:type="dxa" w:w="110"/>
-            </w:tcMar>
-            <w:vAlign w:val="center"/>
-          </w:tcPr>
-          <w:p>
-            <w:pPr>
-              <w:spacing w:after="0" w:before="0" w:line="260"/>
-            </w:pPr>
-          </w:p>
-        </w:tc>
-        <w:tc>
-          <w:tcPr>
-            <w:tcW w:type="dxa" w:w="1700"/>
-            <w:tcBorders>
-              <w:top w:val="single" w:color="DEDEDE" w:sz="6"/>
-              <w:left w:val="single" w:color="DEDEDE" w:sz="6"/>
-              <w:bottom w:val="single" w:color="DEDEDE" w:sz="6"/>
-              <w:right w:val="single" w:color="DEDEDE" w:sz="6"/>
-            </w:tcBorders>
-            <w:tcMar>
-              <w:top w:type="dxa" w:w="70"/>
-              <w:left w:type="dxa" w:w="110"/>
-              <w:bottom w:type="dxa" w:w="70"/>
-              <w:right w:type="dxa" w:w="110"/>
-            </w:tcMar>
-            <w:vAlign w:val="center"/>
-          </w:tcPr>
-          <w:p>
-            <w:pPr>
-              <w:spacing w:after="0" w:before="0" w:line="260"/>
-              <w:jc w:val="center"/>
-            </w:pPr>
-          </w:p>
-        </w:tc>
-        <w:tc>
-          <w:tcPr>
-            <w:tcW w:type="dxa" w:w="1800"/>
-            <w:tcBorders>
-              <w:top w:val="single" w:color="DEDEDE" w:sz="6"/>
-              <w:left w:val="single" w:color="DEDEDE" w:sz="6"/>
-              <w:bottom w:val="single" w:color="DEDEDE" w:sz="6"/>
-              <w:right w:val="single" w:color="DEDEDE" w:sz="6"/>
-            </w:tcBorders>
-            <w:tcMar>
-              <w:top w:type="dxa" w:w="70"/>
-              <w:left w:type="dxa" w:w="110"/>
-              <w:bottom w:type="dxa" w:w="70"/>
-              <w:right w:type="dxa" w:w="110"/>
-            </w:tcMar>
-            <w:vAlign w:val="center"/>
-          </w:tcPr>
-          <w:p>
-            <w:pPr>
-              <w:spacing w:after="0" w:before="0" w:line="260"/>
-              <w:jc w:val="center"/>
-            </w:pPr>
-          </w:p>
-        </w:tc>
-      </w:tr>
-      <w:tr>
-        <w:tc>
-          <w:tcPr>
-            <w:tcW w:type="dxa" w:w="1500"/>
-            <w:tcBorders>
-              <w:top w:val="single" w:color="DEDEDE" w:sz="6"/>
-              <w:left w:val="single" w:color="DEDEDE" w:sz="6"/>
-              <w:bottom w:val="single" w:color="DEDEDE" w:sz="6"/>
-              <w:right w:val="single" w:color="DEDEDE" w:sz="6"/>
-            </w:tcBorders>
-            <w:shd w:fill="FAFAFA" w:color="auto" w:val="clear"/>
-            <w:tcMar>
-              <w:top w:type="dxa" w:w="70"/>
-              <w:left w:type="dxa" w:w="110"/>
-              <w:bottom w:type="dxa" w:w="70"/>
-              <w:right w:type="dxa" w:w="110"/>
-            </w:tcMar>
-            <w:vAlign w:val="center"/>
-          </w:tcPr>
-          <w:p>
-            <w:pPr>
-              <w:spacing w:after="0" w:before="0" w:line="260"/>
-            </w:pPr>
-            <w:r>
-              <w:rPr>
-                <w:rFonts w:ascii="맑은 고딕" w:cs="맑은 고딕" w:eastAsia="맑은 고딕" w:hAnsi="맑은 고딕"/>
-                <w:color w:val="3C3429"/>
-                <w:sz w:val="17"/>
-                <w:szCs w:val="17"/>
-              </w:rPr>
-              <w:t xml:space="preserve">TS-SLAM-04</w:t>
-            </w:r>
-          </w:p>
-        </w:tc>
-        <w:tc>
-          <w:tcPr>
-            <w:tcW w:type="dxa" w:w="4746"/>
-            <w:tcBorders>
-              <w:top w:val="single" w:color="DEDEDE" w:sz="6"/>
-              <w:left w:val="single" w:color="DEDEDE" w:sz="6"/>
-              <w:bottom w:val="single" w:color="DEDEDE" w:sz="6"/>
-              <w:right w:val="single" w:color="DEDEDE" w:sz="6"/>
-            </w:tcBorders>
-            <w:shd w:fill="FAFAFA" w:color="auto" w:val="clear"/>
-            <w:tcMar>
-              <w:top w:type="dxa" w:w="70"/>
-              <w:left w:type="dxa" w:w="110"/>
-              <w:bottom w:type="dxa" w:w="70"/>
-              <w:right w:type="dxa" w:w="110"/>
-            </w:tcMar>
-            <w:vAlign w:val="center"/>
-          </w:tcPr>
-          <w:p>
-            <w:pPr>
-              <w:spacing w:after="0" w:before="0" w:line="260"/>
-            </w:pPr>
-          </w:p>
-        </w:tc>
-        <w:tc>
-          <w:tcPr>
-            <w:tcW w:type="dxa" w:w="1700"/>
-            <w:tcBorders>
-              <w:top w:val="single" w:color="DEDEDE" w:sz="6"/>
-              <w:left w:val="single" w:color="DEDEDE" w:sz="6"/>
-              <w:bottom w:val="single" w:color="DEDEDE" w:sz="6"/>
-              <w:right w:val="single" w:color="DEDEDE" w:sz="6"/>
-            </w:tcBorders>
-            <w:shd w:fill="FAFAFA" w:color="auto" w:val="clear"/>
-            <w:tcMar>
-              <w:top w:type="dxa" w:w="70"/>
-              <w:left w:type="dxa" w:w="110"/>
-              <w:bottom w:type="dxa" w:w="70"/>
-              <w:right w:type="dxa" w:w="110"/>
-            </w:tcMar>
-            <w:vAlign w:val="center"/>
-          </w:tcPr>
-          <w:p>
-            <w:pPr>
-              <w:spacing w:after="0" w:before="0" w:line="260"/>
-              <w:jc w:val="center"/>
-            </w:pPr>
-          </w:p>
-        </w:tc>
-        <w:tc>
-          <w:tcPr>
-            <w:tcW w:type="dxa" w:w="1800"/>
-            <w:tcBorders>
-              <w:top w:val="single" w:color="DEDEDE" w:sz="6"/>
-              <w:left w:val="single" w:color="DEDEDE" w:sz="6"/>
-              <w:bottom w:val="single" w:color="DEDEDE" w:sz="6"/>
-              <w:right w:val="single" w:color="DEDEDE" w:sz="6"/>
-            </w:tcBorders>
-            <w:shd w:fill="FAFAFA" w:color="auto" w:val="clear"/>
-            <w:tcMar>
-              <w:top w:type="dxa" w:w="70"/>
-              <w:left w:type="dxa" w:w="110"/>
-              <w:bottom w:type="dxa" w:w="70"/>
-              <w:right w:type="dxa" w:w="110"/>
-            </w:tcMar>
-            <w:vAlign w:val="center"/>
-          </w:tcPr>
-          <w:p>
-            <w:pPr>
-              <w:spacing w:after="0" w:before="0" w:line="260"/>
-              <w:jc w:val="center"/>
-            </w:pPr>
-          </w:p>
-        </w:tc>
-      </w:tr>
-      <w:tr>
-        <w:tc>
-          <w:tcPr>
-            <w:tcW w:type="dxa" w:w="1500"/>
-            <w:tcBorders>
-              <w:top w:val="single" w:color="DEDEDE" w:sz="6"/>
-              <w:left w:val="single" w:color="DEDEDE" w:sz="6"/>
-              <w:bottom w:val="single" w:color="DEDEDE" w:sz="6"/>
-              <w:right w:val="single" w:color="DEDEDE" w:sz="6"/>
-            </w:tcBorders>
-            <w:tcMar>
-              <w:top w:type="dxa" w:w="70"/>
-              <w:left w:type="dxa" w:w="110"/>
-              <w:bottom w:type="dxa" w:w="70"/>
-              <w:right w:type="dxa" w:w="110"/>
-            </w:tcMar>
-            <w:vAlign w:val="center"/>
-          </w:tcPr>
-          <w:p>
-            <w:pPr>
-              <w:spacing w:after="0" w:before="0" w:line="260"/>
-            </w:pPr>
-            <w:r>
-              <w:rPr>
-                <w:rFonts w:ascii="맑은 고딕" w:cs="맑은 고딕" w:eastAsia="맑은 고딕" w:hAnsi="맑은 고딕"/>
-                <w:color w:val="3C3429"/>
-                <w:sz w:val="17"/>
-                <w:szCs w:val="17"/>
-              </w:rPr>
-              <w:t xml:space="preserve">TS-SLAM-05</w:t>
-            </w:r>
-          </w:p>
-        </w:tc>
-        <w:tc>
-          <w:tcPr>
-            <w:tcW w:type="dxa" w:w="4746"/>
-            <w:tcBorders>
-              <w:top w:val="single" w:color="DEDEDE" w:sz="6"/>
-              <w:left w:val="single" w:color="DEDEDE" w:sz="6"/>
-              <w:bottom w:val="single" w:color="DEDEDE" w:sz="6"/>
-              <w:right w:val="single" w:color="DEDEDE" w:sz="6"/>
-            </w:tcBorders>
-            <w:tcMar>
-              <w:top w:type="dxa" w:w="70"/>
-              <w:left w:type="dxa" w:w="110"/>
-              <w:bottom w:type="dxa" w:w="70"/>
-              <w:right w:type="dxa" w:w="110"/>
-            </w:tcMar>
-            <w:vAlign w:val="center"/>
-          </w:tcPr>
-          <w:p>
-            <w:pPr>
-              <w:spacing w:after="0" w:before="0" w:line="260"/>
-            </w:pPr>
-          </w:p>
-        </w:tc>
-        <w:tc>
-          <w:tcPr>
-            <w:tcW w:type="dxa" w:w="1700"/>
-            <w:tcBorders>
-              <w:top w:val="single" w:color="DEDEDE" w:sz="6"/>
-              <w:left w:val="single" w:color="DEDEDE" w:sz="6"/>
-              <w:bottom w:val="single" w:color="DEDEDE" w:sz="6"/>
-              <w:right w:val="single" w:color="DEDEDE" w:sz="6"/>
-            </w:tcBorders>
-            <w:tcMar>
-              <w:top w:type="dxa" w:w="70"/>
-              <w:left w:type="dxa" w:w="110"/>
-              <w:bottom w:type="dxa" w:w="70"/>
-              <w:right w:type="dxa" w:w="110"/>
-            </w:tcMar>
-            <w:vAlign w:val="center"/>
-          </w:tcPr>
-          <w:p>
-            <w:pPr>
-              <w:spacing w:after="0" w:before="0" w:line="260"/>
-              <w:jc w:val="center"/>
-            </w:pPr>
-          </w:p>
-        </w:tc>
-        <w:tc>
-          <w:tcPr>
-            <w:tcW w:type="dxa" w:w="1800"/>
-            <w:tcBorders>
-              <w:top w:val="single" w:color="DEDEDE" w:sz="6"/>
-              <w:left w:val="single" w:color="DEDEDE" w:sz="6"/>
-              <w:bottom w:val="single" w:color="DEDEDE" w:sz="6"/>
-              <w:right w:val="single" w:color="DEDEDE" w:sz="6"/>
-            </w:tcBorders>
-            <w:tcMar>
-              <w:top w:type="dxa" w:w="70"/>
-              <w:left w:type="dxa" w:w="110"/>
-              <w:bottom w:type="dxa" w:w="70"/>
-              <w:right w:type="dxa" w:w="110"/>
-            </w:tcMar>
-            <w:vAlign w:val="center"/>
-          </w:tcPr>
-          <w:p>
-            <w:pPr>
-              <w:spacing w:after="0" w:before="0" w:line="260"/>
-              <w:jc w:val="center"/>
-            </w:pPr>
-          </w:p>
-        </w:tc>
-      </w:tr>
-    </w:tbl>
-    <w:p>
-      <w:pPr>
-        <w:spacing w:after="120" w:line="120"/>
-      </w:pPr>
-      <w:r>
-        <w:t>발생 시점: 2026-08-02 | 상세는 4.1 카드를 본다.</w:t>
-      </w:r>
-    </w:p>
-    <w:tbl>
-      <w:tblPr>
-        <w:tblW w:type="dxa" w:w="9746"/>
-        <w:tblBorders>
-          <w:top w:val="single" w:color="DEDEDE" w:sz="6"/>
-          <w:left w:val="single" w:color="DEDEDE" w:sz="6"/>
-          <w:bottom w:val="single" w:color="DEDEDE" w:sz="6"/>
-          <w:right w:val="single" w:color="DEDEDE" w:sz="6"/>
-          <w:insideH w:val="single" w:color="DEDEDE" w:sz="6"/>
-          <w:insideV w:val="single" w:color="DEDEDE" w:sz="6"/>
-        </w:tblBorders>
-      </w:tblPr>
-      <w:tblGrid>
-        <w:gridCol w:w="2000"/>
-        <w:gridCol w:w="7746"/>
-      </w:tblGrid>
-      <w:tr>
-        <w:trPr>
-          <w:tblHeader/>
-        </w:trPr>
-        <w:tc>
-          <w:tcPr>
-            <w:tcW w:type="dxa" w:w="2000"/>
-            <w:tcBorders>
-              <w:top w:val="single" w:color="49361D" w:sz="6"/>
-              <w:left w:val="single" w:color="49361D" w:sz="6"/>
-              <w:bottom w:val="single" w:color="49361D" w:sz="6"/>
-              <w:right w:val="single" w:color="49361D" w:sz="6"/>
-            </w:tcBorders>
-            <w:shd w:fill="241B12" w:color="auto" w:val="clear"/>
-            <w:tcMar>
-              <w:top w:type="dxa" w:w="90"/>
-              <w:left w:type="dxa" w:w="110"/>
-              <w:bottom w:type="dxa" w:w="90"/>
-              <w:right w:type="dxa" w:w="110"/>
-            </w:tcMar>
-            <w:vAlign w:val="center"/>
-          </w:tcPr>
-          <w:p>
-            <w:pPr>
-              <w:spacing w:after="0" w:before="0" w:line="260"/>
-            </w:pPr>
-            <w:r>
-              <w:rPr>
-                <w:rFonts w:ascii="맑은 고딕" w:cs="맑은 고딕" w:eastAsia="맑은 고딕" w:hAnsi="맑은 고딕"/>
-                <w:b/>
-                <w:bCs/>
-                <w:color w:val="F4CF87"/>
-                <w:sz w:val="17"/>
-                <w:szCs w:val="17"/>
-              </w:rPr>
-              <w:t xml:space="preserve">집계</w:t>
-            </w:r>
-          </w:p>
-        </w:tc>
-        <w:tc>
-          <w:tcPr>
-            <w:tcW w:type="dxa" w:w="7746"/>
-            <w:tcBorders>
-              <w:top w:val="single" w:color="49361D" w:sz="6"/>
-              <w:left w:val="single" w:color="49361D" w:sz="6"/>
-              <w:bottom w:val="single" w:color="49361D" w:sz="6"/>
-              <w:right w:val="single" w:color="49361D" w:sz="6"/>
-            </w:tcBorders>
-            <w:shd w:fill="241B12" w:color="auto" w:val="clear"/>
-            <w:tcMar>
-              <w:top w:type="dxa" w:w="90"/>
-              <w:left w:type="dxa" w:w="110"/>
-              <w:bottom w:type="dxa" w:w="90"/>
-              <w:right w:type="dxa" w:w="110"/>
-            </w:tcMar>
-            <w:vAlign w:val="center"/>
-          </w:tcPr>
-          <w:p>
-            <w:pPr>
-              <w:spacing w:after="0" w:before="0" w:line="260"/>
-            </w:pPr>
-            <w:r>
-              <w:rPr>
-                <w:rFonts w:ascii="맑은 고딕" w:cs="맑은 고딕" w:eastAsia="맑은 고딕" w:hAnsi="맑은 고딕"/>
-                <w:b/>
-                <w:bCs/>
-                <w:color w:val="F4CF87"/>
-                <w:sz w:val="17"/>
-                <w:szCs w:val="17"/>
-              </w:rPr>
-              <w:t xml:space="preserve">건수</w:t>
-            </w:r>
-          </w:p>
-        </w:tc>
-      </w:tr>
-      <w:tr>
-        <w:tc>
-          <w:tcPr>
-            <w:tcW w:type="dxa" w:w="2000"/>
-            <w:tcBorders>
-              <w:top w:val="single" w:color="DEDEDE" w:sz="6"/>
-              <w:left w:val="single" w:color="DEDEDE" w:sz="6"/>
-              <w:bottom w:val="single" w:color="DEDEDE" w:sz="6"/>
-              <w:right w:val="single" w:color="DEDEDE" w:sz="6"/>
-            </w:tcBorders>
-            <w:tcMar>
-              <w:top w:type="dxa" w:w="70"/>
-              <w:left w:type="dxa" w:w="110"/>
-              <w:bottom w:type="dxa" w:w="70"/>
-              <w:right w:type="dxa" w:w="110"/>
-            </w:tcMar>
-            <w:vAlign w:val="center"/>
-          </w:tcPr>
-          <w:p>
-            <w:pPr>
-              <w:spacing w:after="0" w:before="0" w:line="260"/>
-            </w:pPr>
-            <w:r>
-              <w:rPr>
-                <w:rFonts w:ascii="맑은 고딕" w:cs="맑은 고딕" w:eastAsia="맑은 고딕" w:hAnsi="맑은 고딕"/>
-                <w:color w:val="3C3429"/>
-                <w:sz w:val="17"/>
-                <w:szCs w:val="17"/>
-              </w:rPr>
-              <w:t xml:space="preserve">전체 / 종결 / 미해결</w:t>
-            </w:r>
-          </w:p>
-        </w:tc>
-        <w:tc>
-          <w:tcPr>
-            <w:tcW w:type="dxa" w:w="7746"/>
-            <w:tcBorders>
-              <w:top w:val="single" w:color="DEDEDE" w:sz="6"/>
-              <w:left w:val="single" w:color="DEDEDE" w:sz="6"/>
-              <w:bottom w:val="single" w:color="DEDEDE" w:sz="6"/>
-              <w:right w:val="single" w:color="DEDEDE" w:sz="6"/>
-            </w:tcBorders>
-            <w:tcMar>
-              <w:top w:type="dxa" w:w="70"/>
-              <w:left w:type="dxa" w:w="110"/>
-              <w:bottom w:type="dxa" w:w="70"/>
-              <w:right w:type="dxa" w:w="110"/>
-            </w:tcMar>
-            <w:vAlign w:val="center"/>
-          </w:tcPr>
-          <w:p>
-            <w:pPr>
-              <w:spacing w:after="0" w:before="0" w:line="260"/>
-            </w:pPr>
-            <w:r>
-              <w:rPr>
-                <w:rFonts w:ascii="맑은 고딕" w:cs="맑은 고딕" w:eastAsia="맑은 고딕" w:hAnsi="맑은 고딕"/>
-                <w:color w:val="3C3429"/>
-                <w:sz w:val="17"/>
-                <w:szCs w:val="17"/>
-              </w:rPr>
-              <w:t xml:space="preserve">0 / 0 / 0</w:t>
-            </w:r>
-          </w:p>
-        </w:tc>
-      </w:tr>
-      <w:tr>
-        <w:tc>
-          <w:tcPr>
-            <w:tcW w:type="dxa" w:w="2000"/>
-            <w:tcBorders>
-              <w:top w:val="single" w:color="DEDEDE" w:sz="6"/>
-              <w:left w:val="single" w:color="DEDEDE" w:sz="6"/>
-              <w:bottom w:val="single" w:color="DEDEDE" w:sz="6"/>
-              <w:right w:val="single" w:color="DEDEDE" w:sz="6"/>
-            </w:tcBorders>
-            <w:shd w:fill="FAFAFA" w:color="auto" w:val="clear"/>
-            <w:tcMar>
-              <w:top w:type="dxa" w:w="70"/>
-              <w:left w:type="dxa" w:w="110"/>
-              <w:bottom w:type="dxa" w:w="70"/>
-              <w:right w:type="dxa" w:w="110"/>
-            </w:tcMar>
-            <w:vAlign w:val="center"/>
-          </w:tcPr>
-          <w:p>
-            <w:pPr>
-              <w:spacing w:after="0" w:before="0" w:line="260"/>
-            </w:pPr>
-            <w:r>
-              <w:rPr>
-                <w:rFonts w:ascii="맑은 고딕" w:cs="맑은 고딕" w:eastAsia="맑은 고딕" w:hAnsi="맑은 고딕"/>
-                <w:color w:val="3C3429"/>
-                <w:sz w:val="17"/>
-                <w:szCs w:val="17"/>
-              </w:rPr>
               <w:t xml:space="preserve">BLOCKER 잔여</w:t>
             </w:r>
           </w:p>
         </w:tc>
         <w:tc>
           <w:tcPr>
-            <w:tcW w:type="dxa" w:w="7746"/>
+            <w:tcW w:type="dxa" w:w="5746"/>
             <w:tcBorders>
               <w:top w:val="single" w:color="DEDEDE" w:sz="6"/>
               <w:left w:val="single" w:color="DEDEDE" w:sz="6"/>
@@ -3576,7 +3339,7 @@
                 <w:sz w:val="17"/>
                 <w:szCs w:val="17"/>
               </w:rPr>
-              <w:t xml:space="preserve">이슈 1건당 아래 카드 한 세트를 그대로 복사해 채운다. 항목을 빼거나 순서를 바꾸지 않는다. 해당 없음이면 "해당 없음"이라고 적는다.</w:t>
+              <w:t xml:space="preserve">이슈 1건당 아래 카드 한 세트를 그대로 채운다. 항목을 빼거나 순서를 바꾸지 않는다. 해당 없음이면 "해당 없음"이라고 적는다.</w:t>
             </w:r>
           </w:p>
         </w:tc>
@@ -3592,7 +3355,15 @@
         <w:ind w:left="140"/>
       </w:pPr>
       <w:r>
-        <w:t>4.1 TS-SLAM-01 중복 SLAM 노드 실행으로 인한 TF 충돌</w:t>
+        <w:rPr>
+          <w:rFonts w:ascii="맑은 고딕" w:cs="맑은 고딕" w:eastAsia="맑은 고딕" w:hAnsi="맑은 고딕"/>
+          <w:b/>
+          <w:bCs/>
+          <w:color w:val="241B12"/>
+          <w:sz w:val="26"/>
+          <w:szCs w:val="26"/>
+        </w:rPr>
+        <w:t xml:space="preserve">4.1 TS-SLAM-01 (중복 SLAM 노드 실행으로 인한 TF 충돌)</w:t>
       </w:r>
     </w:p>
     <w:p>
@@ -3612,30 +3383,6 @@
         <w:t xml:space="preserve">개요</w:t>
       </w:r>
     </w:p>
-    <w:p>
-      <w:pPr>
-        <w:pStyle w:val="ListParagraph"/>
-      </w:pPr>
-      <w:r>
-        <w:t>상태: RESOLVED</w:t>
-      </w:r>
-    </w:p>
-    <w:p>
-      <w:pPr>
-        <w:pStyle w:val="ListParagraph"/>
-      </w:pPr>
-      <w:r>
-        <w:t>심각도: MAJOR</w:t>
-      </w:r>
-    </w:p>
-    <w:p>
-      <w:pPr>
-        <w:pStyle w:val="ListParagraph"/>
-      </w:pPr>
-      <w:r>
-        <w:t>발생 환경: Raspberry Pi에서 로봇 드라이버 구동, Ubuntu에서 Qt 대시보드로 SLAM 시작</w:t>
-      </w:r>
-    </w:p>
     <w:tbl>
       <w:tblPr>
         <w:tblW w:type="dxa" w:w="9746"/>
@@ -3649,8 +3396,8 @@
         </w:tblBorders>
       </w:tblPr>
       <w:tblGrid>
-        <w:gridCol w:w="2600"/>
-        <w:gridCol w:w="7146"/>
+        <w:gridCol w:w="2200"/>
+        <w:gridCol w:w="7546"/>
       </w:tblGrid>
       <w:tr>
         <w:trPr>
@@ -3658,7 +3405,7 @@
         </w:trPr>
         <w:tc>
           <w:tcPr>
-            <w:tcW w:type="dxa" w:w="2600"/>
+            <w:tcW w:type="dxa" w:w="2200"/>
             <w:tcBorders>
               <w:top w:val="single" w:color="49361D" w:sz="6"/>
               <w:left w:val="single" w:color="49361D" w:sz="6"/>
@@ -3693,7 +3440,7 @@
         </w:tc>
         <w:tc>
           <w:tcPr>
-            <w:tcW w:type="dxa" w:w="7146"/>
+            <w:tcW w:type="dxa" w:w="7546"/>
             <w:tcBorders>
               <w:top w:val="single" w:color="49361D" w:sz="6"/>
               <w:left w:val="single" w:color="49361D" w:sz="6"/>
@@ -3730,7 +3477,7 @@
       <w:tr>
         <w:tc>
           <w:tcPr>
-            <w:tcW w:type="dxa" w:w="2600"/>
+            <w:tcW w:type="dxa" w:w="2200"/>
             <w:tcBorders>
               <w:top w:val="single" w:color="DEDEDE" w:sz="6"/>
               <w:left w:val="single" w:color="DEDEDE" w:sz="6"/>
@@ -3762,33 +3509,33 @@
         </w:tc>
         <w:tc>
           <w:tcPr>
-            <w:tcW w:type="dxa" w:w="7146"/>
-            <w:tcBorders>
-              <w:top w:val="single" w:color="DEDEDE" w:sz="6"/>
-              <w:left w:val="single" w:color="DEDEDE" w:sz="6"/>
-              <w:bottom w:val="single" w:color="DEDEDE" w:sz="6"/>
-              <w:right w:val="single" w:color="DEDEDE" w:sz="6"/>
-            </w:tcBorders>
-            <w:tcMar>
-              <w:top w:type="dxa" w:w="70"/>
-              <w:left w:type="dxa" w:w="110"/>
-              <w:bottom w:type="dxa" w:w="70"/>
-              <w:right w:type="dxa" w:w="110"/>
-            </w:tcMar>
-            <w:vAlign w:val="center"/>
-          </w:tcPr>
-          <w:p>
-            <w:pPr>
-              <w:spacing w:after="0" w:before="0" w:line="260"/>
-            </w:pPr>
-            <w:r>
-              <w:rPr>
-                <w:rFonts w:ascii="맑은 고딕" w:cs="맑은 고딕" w:eastAsia="맑은 고딕" w:hAnsi="맑은 고딕"/>
-                <w:color w:val="3C3429"/>
-                <w:sz w:val="17"/>
-                <w:szCs w:val="17"/>
-              </w:rPr>
-              <w:t xml:space="preserve">MAJOR / OPEN</w:t>
+            <w:tcW w:type="dxa" w:w="7546"/>
+            <w:tcBorders>
+              <w:top w:val="single" w:color="DEDEDE" w:sz="6"/>
+              <w:left w:val="single" w:color="DEDEDE" w:sz="6"/>
+              <w:bottom w:val="single" w:color="DEDEDE" w:sz="6"/>
+              <w:right w:val="single" w:color="DEDEDE" w:sz="6"/>
+            </w:tcBorders>
+            <w:tcMar>
+              <w:top w:type="dxa" w:w="70"/>
+              <w:left w:type="dxa" w:w="110"/>
+              <w:bottom w:type="dxa" w:w="70"/>
+              <w:right w:type="dxa" w:w="110"/>
+            </w:tcMar>
+            <w:vAlign w:val="center"/>
+          </w:tcPr>
+          <w:p>
+            <w:pPr>
+              <w:spacing w:after="0" w:before="0" w:line="260"/>
+            </w:pPr>
+            <w:r>
+              <w:rPr>
+                <w:rFonts w:ascii="맑은 고딕" w:cs="맑은 고딕" w:eastAsia="맑은 고딕" w:hAnsi="맑은 고딕"/>
+                <w:color w:val="3C3429"/>
+                <w:sz w:val="17"/>
+                <w:szCs w:val="17"/>
+              </w:rPr>
+              <w:t xml:space="preserve">MAJOR / RESOLVED</w:t>
             </w:r>
           </w:p>
         </w:tc>
@@ -3796,7 +3543,7 @@
       <w:tr>
         <w:tc>
           <w:tcPr>
-            <w:tcW w:type="dxa" w:w="2600"/>
+            <w:tcW w:type="dxa" w:w="2200"/>
             <w:tcBorders>
               <w:top w:val="single" w:color="DEDEDE" w:sz="6"/>
               <w:left w:val="single" w:color="DEDEDE" w:sz="6"/>
@@ -3829,7 +3576,7 @@
         </w:tc>
         <w:tc>
           <w:tcPr>
-            <w:tcW w:type="dxa" w:w="7146"/>
+            <w:tcW w:type="dxa" w:w="7546"/>
             <w:tcBorders>
               <w:top w:val="single" w:color="DEDEDE" w:sz="6"/>
               <w:left w:val="single" w:color="DEDEDE" w:sz="6"/>
@@ -3856,7 +3603,7 @@
                 <w:sz w:val="17"/>
                 <w:szCs w:val="17"/>
               </w:rPr>
-              <w:t xml:space="preserve">2026-00-00 / 2026-00-00</w:t>
+              <w:t xml:space="preserve">2026-08-02 / 2026-08-02</w:t>
             </w:r>
           </w:p>
         </w:tc>
@@ -3864,7 +3611,7 @@
       <w:tr>
         <w:tc>
           <w:tcPr>
-            <w:tcW w:type="dxa" w:w="2600"/>
+            <w:tcW w:type="dxa" w:w="2200"/>
             <w:tcBorders>
               <w:top w:val="single" w:color="DEDEDE" w:sz="6"/>
               <w:left w:val="single" w:color="DEDEDE" w:sz="6"/>
@@ -3896,33 +3643,33 @@
         </w:tc>
         <w:tc>
           <w:tcPr>
-            <w:tcW w:type="dxa" w:w="7146"/>
-            <w:tcBorders>
-              <w:top w:val="single" w:color="DEDEDE" w:sz="6"/>
-              <w:left w:val="single" w:color="DEDEDE" w:sz="6"/>
-              <w:bottom w:val="single" w:color="DEDEDE" w:sz="6"/>
-              <w:right w:val="single" w:color="DEDEDE" w:sz="6"/>
-            </w:tcBorders>
-            <w:tcMar>
-              <w:top w:type="dxa" w:w="70"/>
-              <w:left w:type="dxa" w:w="110"/>
-              <w:bottom w:type="dxa" w:w="70"/>
-              <w:right w:type="dxa" w:w="110"/>
-            </w:tcMar>
-            <w:vAlign w:val="center"/>
-          </w:tcPr>
-          <w:p>
-            <w:pPr>
-              <w:spacing w:after="0" w:before="0" w:line="260"/>
-            </w:pPr>
-            <w:r>
-              <w:rPr>
-                <w:rFonts w:ascii="맑은 고딕" w:cs="맑은 고딕" w:eastAsia="맑은 고딕" w:hAnsi="맑은 고딕"/>
-                <w:color w:val="3C3429"/>
-                <w:sz w:val="17"/>
-                <w:szCs w:val="17"/>
-              </w:rPr>
-              <w:t xml:space="preserve">이름</w:t>
+            <w:tcW w:type="dxa" w:w="7546"/>
+            <w:tcBorders>
+              <w:top w:val="single" w:color="DEDEDE" w:sz="6"/>
+              <w:left w:val="single" w:color="DEDEDE" w:sz="6"/>
+              <w:bottom w:val="single" w:color="DEDEDE" w:sz="6"/>
+              <w:right w:val="single" w:color="DEDEDE" w:sz="6"/>
+            </w:tcBorders>
+            <w:tcMar>
+              <w:top w:type="dxa" w:w="70"/>
+              <w:left w:type="dxa" w:w="110"/>
+              <w:bottom w:type="dxa" w:w="70"/>
+              <w:right w:type="dxa" w:w="110"/>
+            </w:tcMar>
+            <w:vAlign w:val="center"/>
+          </w:tcPr>
+          <w:p>
+            <w:pPr>
+              <w:spacing w:after="0" w:before="0" w:line="260"/>
+            </w:pPr>
+            <w:r>
+              <w:rPr>
+                <w:rFonts w:ascii="맑은 고딕" w:cs="맑은 고딕" w:eastAsia="맑은 고딕" w:hAnsi="맑은 고딕"/>
+                <w:color w:val="3C3429"/>
+                <w:sz w:val="17"/>
+                <w:szCs w:val="17"/>
+              </w:rPr>
+              <w:t xml:space="preserve">SLAM 담당</w:t>
             </w:r>
           </w:p>
         </w:tc>
@@ -3930,7 +3677,7 @@
       <w:tr>
         <w:tc>
           <w:tcPr>
-            <w:tcW w:type="dxa" w:w="2600"/>
+            <w:tcW w:type="dxa" w:w="2200"/>
             <w:tcBorders>
               <w:top w:val="single" w:color="DEDEDE" w:sz="6"/>
               <w:left w:val="single" w:color="DEDEDE" w:sz="6"/>
@@ -3963,7 +3710,7 @@
         </w:tc>
         <w:tc>
           <w:tcPr>
-            <w:tcW w:type="dxa" w:w="7146"/>
+            <w:tcW w:type="dxa" w:w="7546"/>
             <w:tcBorders>
               <w:top w:val="single" w:color="DEDEDE" w:sz="6"/>
               <w:left w:val="single" w:color="DEDEDE" w:sz="6"/>
@@ -3990,7 +3737,52 @@
                 <w:sz w:val="17"/>
                 <w:szCs w:val="17"/>
               </w:rPr>
-              <w:t xml:space="preserve">ROS 2 Humble · VM(hj) / Pi(aurix) · 패키지명 · 커밋 해시</w:t>
+              <w:t xml:space="preserve">ROS 2 Humble · Pi(aurix) 로봇 드라이버 · VM Ubuntu(hj) </w:t>
+            </w:r>
+            <w:r>
+              <w:rPr>
+                <w:rFonts w:ascii="Consolas" w:cs="Consolas" w:eastAsia="Consolas" w:hAnsi="Consolas"/>
+                <w:color w:val="B97812"/>
+                <w:sz w:val="16"/>
+                <w:szCs w:val="16"/>
+              </w:rPr>
+              <w:t xml:space="preserve">medirun_gui</w:t>
+            </w:r>
+            <w:r>
+              <w:rPr>
+                <w:rFonts w:ascii="맑은 고딕" w:cs="맑은 고딕" w:eastAsia="맑은 고딕" w:hAnsi="맑은 고딕"/>
+                <w:color w:val="3C3429"/>
+                <w:sz w:val="17"/>
+                <w:szCs w:val="17"/>
+              </w:rPr>
+              <w:t xml:space="preserve"> · </w:t>
+            </w:r>
+            <w:r>
+              <w:rPr>
+                <w:rFonts w:ascii="Consolas" w:cs="Consolas" w:eastAsia="Consolas" w:hAnsi="Consolas"/>
+                <w:color w:val="B97812"/>
+                <w:sz w:val="16"/>
+                <w:szCs w:val="16"/>
+              </w:rPr>
+              <w:t xml:space="preserve">cartographer</w:t>
+            </w:r>
+            <w:r>
+              <w:rPr>
+                <w:rFonts w:ascii="맑은 고딕" w:cs="맑은 고딕" w:eastAsia="맑은 고딕" w:hAnsi="맑은 고딕"/>
+                <w:color w:val="3C3429"/>
+                <w:sz w:val="17"/>
+                <w:szCs w:val="17"/>
+              </w:rPr>
+              <w:t xml:space="preserve"> / </w:t>
+            </w:r>
+            <w:r>
+              <w:rPr>
+                <w:rFonts w:ascii="Consolas" w:cs="Consolas" w:eastAsia="Consolas" w:hAnsi="Consolas"/>
+                <w:color w:val="B97812"/>
+                <w:sz w:val="16"/>
+                <w:szCs w:val="16"/>
+              </w:rPr>
+              <w:t xml:space="preserve">slam_toolbox</w:t>
             </w:r>
           </w:p>
         </w:tc>
@@ -3998,7 +3790,7 @@
       <w:tr>
         <w:tc>
           <w:tcPr>
-            <w:tcW w:type="dxa" w:w="2600"/>
+            <w:tcW w:type="dxa" w:w="2200"/>
             <w:tcBorders>
               <w:top w:val="single" w:color="DEDEDE" w:sz="6"/>
               <w:left w:val="single" w:color="DEDEDE" w:sz="6"/>
@@ -4030,33 +3822,33 @@
         </w:tc>
         <w:tc>
           <w:tcPr>
-            <w:tcW w:type="dxa" w:w="7146"/>
-            <w:tcBorders>
-              <w:top w:val="single" w:color="DEDEDE" w:sz="6"/>
-              <w:left w:val="single" w:color="DEDEDE" w:sz="6"/>
-              <w:bottom w:val="single" w:color="DEDEDE" w:sz="6"/>
-              <w:right w:val="single" w:color="DEDEDE" w:sz="6"/>
-            </w:tcBorders>
-            <w:tcMar>
-              <w:top w:type="dxa" w:w="70"/>
-              <w:left w:type="dxa" w:w="110"/>
-              <w:bottom w:type="dxa" w:w="70"/>
-              <w:right w:type="dxa" w:w="110"/>
-            </w:tcMar>
-            <w:vAlign w:val="center"/>
-          </w:tcPr>
-          <w:p>
-            <w:pPr>
-              <w:spacing w:after="0" w:before="0" w:line="260"/>
-            </w:pPr>
-            <w:r>
-              <w:rPr>
-                <w:rFonts w:ascii="맑은 고딕" w:cs="맑은 고딕" w:eastAsia="맑은 고딕" w:hAnsi="맑은 고딕"/>
-                <w:color w:val="3C3429"/>
-                <w:sz w:val="17"/>
-                <w:szCs w:val="17"/>
-              </w:rPr>
-              <w:t xml:space="preserve">연관 이슈 ID, 커밋, 문서 절</w:t>
+            <w:tcW w:type="dxa" w:w="7546"/>
+            <w:tcBorders>
+              <w:top w:val="single" w:color="DEDEDE" w:sz="6"/>
+              <w:left w:val="single" w:color="DEDEDE" w:sz="6"/>
+              <w:bottom w:val="single" w:color="DEDEDE" w:sz="6"/>
+              <w:right w:val="single" w:color="DEDEDE" w:sz="6"/>
+            </w:tcBorders>
+            <w:tcMar>
+              <w:top w:type="dxa" w:w="70"/>
+              <w:left w:type="dxa" w:w="110"/>
+              <w:bottom w:type="dxa" w:w="70"/>
+              <w:right w:type="dxa" w:w="110"/>
+            </w:tcMar>
+            <w:vAlign w:val="center"/>
+          </w:tcPr>
+          <w:p>
+            <w:pPr>
+              <w:spacing w:after="0" w:before="0" w:line="260"/>
+            </w:pPr>
+            <w:r>
+              <w:rPr>
+                <w:rFonts w:ascii="맑은 고딕" w:cs="맑은 고딕" w:eastAsia="맑은 고딕" w:hAnsi="맑은 고딕"/>
+                <w:color w:val="3C3429"/>
+                <w:sz w:val="17"/>
+                <w:szCs w:val="17"/>
+              </w:rPr>
+              <w:t xml:space="preserve">TS-SLAM-02, TS-GUI-02 / SLAM 페이지 · TF 트리</w:t>
             </w:r>
           </w:p>
         </w:tc>
@@ -4084,32 +3876,94 @@
         <w:spacing w:after="140" w:before="0" w:line="260"/>
       </w:pPr>
       <w:r>
-        <w:t>Qt 대시보드의 지도 생성(SLAM) 페이지에서 매핑을 시작한 직후 지도 기준점이 흔들리고 로봇 마커가 비정상적으로 이동했다. 동일 세션에서 TF 경고가 반복 출력되며 화면상 위치 추정이 안정적으로 유지되지 않았다.</w:t>
+        <w:rPr>
+          <w:rFonts w:ascii="맑은 고딕" w:cs="맑은 고딕" w:eastAsia="맑은 고딕" w:hAnsi="맑은 고딕"/>
+          <w:color w:val="3C3429"/>
+          <w:sz w:val="17"/>
+          <w:szCs w:val="17"/>
+        </w:rPr>
+        <w:t xml:space="preserve">Qt 대시보드의 지도 생성(SLAM) 페이지에서 매핑을 시작한 직후 지도 기준점이 흔들리고 로봇 마커가 비정상적으로 이동했다.</w:t>
       </w:r>
     </w:p>
     <w:p>
       <w:pPr>
         <w:pStyle w:val="ListParagraph"/>
+        <w:numPr>
+          <w:ilvl w:val="0"/>
+          <w:numId w:val="2"/>
+        </w:numPr>
+        <w:spacing w:after="80" w:line="260"/>
       </w:pPr>
       <w:r>
-        <w:t>맵 기준점이 불안정하게 잡히고 실시간 점유격자가 흔들렸다.</w:t>
+        <w:rPr>
+          <w:rFonts w:ascii="맑은 고딕" w:cs="맑은 고딕" w:eastAsia="맑은 고딕" w:hAnsi="맑은 고딕"/>
+          <w:color w:val="3C3429"/>
+          <w:sz w:val="17"/>
+          <w:szCs w:val="17"/>
+        </w:rPr>
+        <w:t xml:space="preserve">맵 기준점이 불안정하게 잡히고 실시간 점유격자가 흔들렸다.</w:t>
       </w:r>
     </w:p>
     <w:p>
       <w:pPr>
         <w:pStyle w:val="ListParagraph"/>
+        <w:numPr>
+          <w:ilvl w:val="0"/>
+          <w:numId w:val="2"/>
+        </w:numPr>
+        <w:spacing w:after="80" w:line="260"/>
       </w:pPr>
       <w:r>
-        <w:t>로봇 마커가 순간이동하거나 짧은 주기로 튀는 현상이 관측됐다.</w:t>
+        <w:rPr>
+          <w:rFonts w:ascii="맑은 고딕" w:cs="맑은 고딕" w:eastAsia="맑은 고딕" w:hAnsi="맑은 고딕"/>
+          <w:color w:val="3C3429"/>
+          <w:sz w:val="17"/>
+          <w:szCs w:val="17"/>
+        </w:rPr>
+        <w:t xml:space="preserve">로봇 마커가 순간이동하거나 짧은 주기로 튀는 현상이 관측됐다.</w:t>
       </w:r>
     </w:p>
     <w:p>
       <w:pPr>
         <w:pStyle w:val="ListParagraph"/>
+        <w:numPr>
+          <w:ilvl w:val="0"/>
+          <w:numId w:val="2"/>
+        </w:numPr>
+        <w:spacing w:after="80" w:line="260"/>
       </w:pPr>
       <w:r>
-        <w:t>터미널에 "TF_OLD_DATA ignoring data from the past for frame odom" 경고가 반복 출력됐다.</w:t>
+        <w:rPr>
+          <w:rFonts w:ascii="맑은 고딕" w:cs="맑은 고딕" w:eastAsia="맑은 고딕" w:hAnsi="맑은 고딕"/>
+          <w:color w:val="3C3429"/>
+          <w:sz w:val="17"/>
+          <w:szCs w:val="17"/>
+        </w:rPr>
+        <w:t xml:space="preserve">터미널에 TF_OLD_DATA 경고(</w:t>
       </w:r>
+      <w:r>
+        <w:rPr>
+          <w:rFonts w:ascii="Consolas" w:cs="Consolas" w:eastAsia="Consolas" w:hAnsi="Consolas"/>
+          <w:color w:val="B97812"/>
+          <w:sz w:val="16"/>
+          <w:szCs w:val="16"/>
+        </w:rPr>
+        <w:t xml:space="preserve">ignoring data from the past for frame odom</w:t>
+      </w:r>
+      <w:r>
+        <w:rPr>
+          <w:rFonts w:ascii="맑은 고딕" w:cs="맑은 고딕" w:eastAsia="맑은 고딕" w:hAnsi="맑은 고딕"/>
+          <w:color w:val="3C3429"/>
+          <w:sz w:val="17"/>
+          <w:szCs w:val="17"/>
+        </w:rPr>
+        <w:t xml:space="preserve">)가 반복 출력됐다.</w:t>
+      </w:r>
+    </w:p>
+    <w:p>
+      <w:pPr>
+        <w:spacing w:after="100" w:line="120"/>
+      </w:pPr>
     </w:p>
     <w:tbl>
       <w:tblPr>
@@ -4155,7 +4009,7 @@
                 <w:sz w:val="16"/>
                 <w:szCs w:val="16"/>
               </w:rPr>
-              <w:t xml:space="preserve">$ 명령어</w:t>
+              <w:t xml:space="preserve">$ ros2 topic info /tf -v</w:t>
             </w:r>
           </w:p>
           <w:p>
@@ -4169,7 +4023,21 @@
                 <w:sz w:val="16"/>
                 <w:szCs w:val="16"/>
               </w:rPr>
-              <w:t xml:space="preserve">출력 또는 에러 메시지</w:t>
+              <w:t xml:space="preserve">→ Publisher count: 8   (cartographer_node 다중, slam_toolbox 2개 포함)</w:t>
+            </w:r>
+          </w:p>
+          <w:p>
+            <w:pPr>
+              <w:spacing w:after="20" w:line="240"/>
+            </w:pPr>
+            <w:r>
+              <w:rPr>
+                <w:rFonts w:ascii="Consolas" w:cs="Consolas" w:eastAsia="Consolas" w:hAnsi="Consolas"/>
+                <w:color w:val="3C3429"/>
+                <w:sz w:val="16"/>
+                <w:szCs w:val="16"/>
+              </w:rPr>
+              <w:t xml:space="preserve">[WARN] TF_OLD_DATA ignoring data from the past for frame odom</w:t>
             </w:r>
           </w:p>
         </w:tc>
@@ -4205,9 +4073,9 @@
         </w:tblBorders>
       </w:tblPr>
       <w:tblGrid>
-        <w:gridCol w:w="1500"/>
-        <w:gridCol w:w="3000"/>
-        <w:gridCol w:w="5246"/>
+        <w:gridCol w:w="700"/>
+        <w:gridCol w:w="4200"/>
+        <w:gridCol w:w="4846"/>
       </w:tblGrid>
       <w:tr>
         <w:trPr>
@@ -4215,7 +4083,7 @@
         </w:trPr>
         <w:tc>
           <w:tcPr>
-            <w:tcW w:type="dxa" w:w="1500"/>
+            <w:tcW w:type="dxa" w:w="700"/>
             <w:tcBorders>
               <w:top w:val="single" w:color="49361D" w:sz="6"/>
               <w:left w:val="single" w:color="49361D" w:sz="6"/>
@@ -4250,7 +4118,7 @@
         </w:tc>
         <w:tc>
           <w:tcPr>
-            <w:tcW w:type="dxa" w:w="3000"/>
+            <w:tcW w:type="dxa" w:w="4200"/>
             <w:tcBorders>
               <w:top w:val="single" w:color="49361D" w:sz="6"/>
               <w:left w:val="single" w:color="49361D" w:sz="6"/>
@@ -4285,7 +4153,7 @@
         </w:tc>
         <w:tc>
           <w:tcPr>
-            <w:tcW w:type="dxa" w:w="5246"/>
+            <w:tcW w:type="dxa" w:w="4846"/>
             <w:tcBorders>
               <w:top w:val="single" w:color="49361D" w:sz="6"/>
               <w:left w:val="single" w:color="49361D" w:sz="6"/>
@@ -4322,24 +4190,25 @@
       <w:tr>
         <w:tc>
           <w:tcPr>
-            <w:tcW w:type="dxa" w:w="1500"/>
-            <w:tcBorders>
-              <w:top w:val="single" w:color="DEDEDE" w:sz="6"/>
-              <w:left w:val="single" w:color="DEDEDE" w:sz="6"/>
-              <w:bottom w:val="single" w:color="DEDEDE" w:sz="6"/>
-              <w:right w:val="single" w:color="DEDEDE" w:sz="6"/>
-            </w:tcBorders>
-            <w:tcMar>
-              <w:top w:type="dxa" w:w="70"/>
-              <w:left w:type="dxa" w:w="110"/>
-              <w:bottom w:type="dxa" w:w="70"/>
-              <w:right w:type="dxa" w:w="110"/>
-            </w:tcMar>
-            <w:vAlign w:val="center"/>
-          </w:tcPr>
-          <w:p>
-            <w:pPr>
-              <w:spacing w:after="0" w:before="0" w:line="260"/>
+            <w:tcW w:type="dxa" w:w="700"/>
+            <w:tcBorders>
+              <w:top w:val="single" w:color="DEDEDE" w:sz="6"/>
+              <w:left w:val="single" w:color="DEDEDE" w:sz="6"/>
+              <w:bottom w:val="single" w:color="DEDEDE" w:sz="6"/>
+              <w:right w:val="single" w:color="DEDEDE" w:sz="6"/>
+            </w:tcBorders>
+            <w:tcMar>
+              <w:top w:type="dxa" w:w="70"/>
+              <w:left w:type="dxa" w:w="110"/>
+              <w:bottom w:type="dxa" w:w="70"/>
+              <w:right w:type="dxa" w:w="110"/>
+            </w:tcMar>
+            <w:vAlign w:val="center"/>
+          </w:tcPr>
+          <w:p>
+            <w:pPr>
+              <w:spacing w:after="0" w:before="0" w:line="260"/>
+              <w:jc w:val="center"/>
             </w:pPr>
             <w:r>
               <w:rPr>
@@ -4354,55 +4223,109 @@
         </w:tc>
         <w:tc>
           <w:tcPr>
-            <w:tcW w:type="dxa" w:w="3000"/>
-            <w:tcBorders>
-              <w:top w:val="single" w:color="DEDEDE" w:sz="6"/>
-              <w:left w:val="single" w:color="DEDEDE" w:sz="6"/>
-              <w:bottom w:val="single" w:color="DEDEDE" w:sz="6"/>
-              <w:right w:val="single" w:color="DEDEDE" w:sz="6"/>
-            </w:tcBorders>
-            <w:tcMar>
-              <w:top w:type="dxa" w:w="70"/>
-              <w:left w:type="dxa" w:w="110"/>
-              <w:bottom w:type="dxa" w:w="70"/>
-              <w:right w:type="dxa" w:w="110"/>
-            </w:tcMar>
-            <w:vAlign w:val="center"/>
-          </w:tcPr>
-          <w:p>
-            <w:pPr>
-              <w:spacing w:after="0" w:before="0" w:line="260"/>
-            </w:pPr>
-          </w:p>
-        </w:tc>
-        <w:tc>
-          <w:tcPr>
-            <w:tcW w:type="dxa" w:w="5246"/>
-            <w:tcBorders>
-              <w:top w:val="single" w:color="DEDEDE" w:sz="6"/>
-              <w:left w:val="single" w:color="DEDEDE" w:sz="6"/>
-              <w:bottom w:val="single" w:color="DEDEDE" w:sz="6"/>
-              <w:right w:val="single" w:color="DEDEDE" w:sz="6"/>
-            </w:tcBorders>
-            <w:tcMar>
-              <w:top w:type="dxa" w:w="70"/>
-              <w:left w:type="dxa" w:w="110"/>
-              <w:bottom w:type="dxa" w:w="70"/>
-              <w:right w:type="dxa" w:w="110"/>
-            </w:tcMar>
-            <w:vAlign w:val="center"/>
-          </w:tcPr>
-          <w:p>
-            <w:pPr>
-              <w:spacing w:after="0" w:before="0" w:line="260"/>
-            </w:pPr>
+            <w:tcW w:type="dxa" w:w="4200"/>
+            <w:tcBorders>
+              <w:top w:val="single" w:color="DEDEDE" w:sz="6"/>
+              <w:left w:val="single" w:color="DEDEDE" w:sz="6"/>
+              <w:bottom w:val="single" w:color="DEDEDE" w:sz="6"/>
+              <w:right w:val="single" w:color="DEDEDE" w:sz="6"/>
+            </w:tcBorders>
+            <w:tcMar>
+              <w:top w:type="dxa" w:w="70"/>
+              <w:left w:type="dxa" w:w="110"/>
+              <w:bottom w:type="dxa" w:w="70"/>
+              <w:right w:type="dxa" w:w="110"/>
+            </w:tcMar>
+            <w:vAlign w:val="center"/>
+          </w:tcPr>
+          <w:p>
+            <w:pPr>
+              <w:spacing w:after="0" w:before="0" w:line="260"/>
+            </w:pPr>
+            <w:r>
+              <w:rPr>
+                <w:rFonts w:ascii="맑은 고딕" w:cs="맑은 고딕" w:eastAsia="맑은 고딕" w:hAnsi="맑은 고딕"/>
+                <w:color w:val="3C3429"/>
+                <w:sz w:val="17"/>
+                <w:szCs w:val="17"/>
+              </w:rPr>
+              <w:t xml:space="preserve">브링업 이후 기존 SLAM 관련 노드가 남아 있는 상태에서 Qt 대시보드의 지도 생성 페이지를 연다.</w:t>
+            </w:r>
+          </w:p>
+        </w:tc>
+        <w:tc>
+          <w:tcPr>
+            <w:tcW w:type="dxa" w:w="4846"/>
+            <w:tcBorders>
+              <w:top w:val="single" w:color="DEDEDE" w:sz="6"/>
+              <w:left w:val="single" w:color="DEDEDE" w:sz="6"/>
+              <w:bottom w:val="single" w:color="DEDEDE" w:sz="6"/>
+              <w:right w:val="single" w:color="DEDEDE" w:sz="6"/>
+            </w:tcBorders>
+            <w:tcMar>
+              <w:top w:type="dxa" w:w="70"/>
+              <w:left w:type="dxa" w:w="110"/>
+              <w:bottom w:type="dxa" w:w="70"/>
+              <w:right w:type="dxa" w:w="110"/>
+            </w:tcMar>
+            <w:vAlign w:val="center"/>
+          </w:tcPr>
+          <w:p>
+            <w:pPr>
+              <w:spacing w:after="0" w:before="0" w:line="260"/>
+            </w:pPr>
+            <w:r>
+              <w:rPr>
+                <w:rFonts w:ascii="맑은 고딕" w:cs="맑은 고딕" w:eastAsia="맑은 고딕" w:hAnsi="맑은 고딕"/>
+                <w:color w:val="3C3429"/>
+                <w:sz w:val="17"/>
+                <w:szCs w:val="17"/>
+              </w:rPr>
+              <w:t xml:space="preserve">이전 세션의 </w:t>
+            </w:r>
+            <w:r>
+              <w:rPr>
+                <w:rFonts w:ascii="Consolas" w:cs="Consolas" w:eastAsia="Consolas" w:hAnsi="Consolas"/>
+                <w:color w:val="B97812"/>
+                <w:sz w:val="16"/>
+                <w:szCs w:val="16"/>
+              </w:rPr>
+              <w:t xml:space="preserve">cartographer</w:t>
+            </w:r>
+            <w:r>
+              <w:rPr>
+                <w:rFonts w:ascii="맑은 고딕" w:cs="맑은 고딕" w:eastAsia="맑은 고딕" w:hAnsi="맑은 고딕"/>
+                <w:color w:val="3C3429"/>
+                <w:sz w:val="17"/>
+                <w:szCs w:val="17"/>
+              </w:rPr>
+              <w:t xml:space="preserve"> / </w:t>
+            </w:r>
+            <w:r>
+              <w:rPr>
+                <w:rFonts w:ascii="Consolas" w:cs="Consolas" w:eastAsia="Consolas" w:hAnsi="Consolas"/>
+                <w:color w:val="B97812"/>
+                <w:sz w:val="16"/>
+                <w:szCs w:val="16"/>
+              </w:rPr>
+              <w:t xml:space="preserve">slam_toolbox</w:t>
+            </w:r>
+            <w:r>
+              <w:rPr>
+                <w:rFonts w:ascii="맑은 고딕" w:cs="맑은 고딕" w:eastAsia="맑은 고딕" w:hAnsi="맑은 고딕"/>
+                <w:color w:val="3C3429"/>
+                <w:sz w:val="17"/>
+                <w:szCs w:val="17"/>
+              </w:rPr>
+              <w:t xml:space="preserve"> 프로세스가 살아 있다.</w:t>
+            </w:r>
           </w:p>
         </w:tc>
       </w:tr>
       <w:tr>
         <w:tc>
           <w:tcPr>
-            <w:tcW w:type="dxa" w:w="1500"/>
+            <w:tcW w:type="dxa" w:w="700"/>
             <w:tcBorders>
               <w:top w:val="single" w:color="DEDEDE" w:sz="6"/>
               <w:left w:val="single" w:color="DEDEDE" w:sz="6"/>
@@ -4421,6 +4344,7 @@
           <w:p>
             <w:pPr>
               <w:spacing w:after="0" w:before="0" w:line="260"/>
+              <w:jc w:val="center"/>
             </w:pPr>
             <w:r>
               <w:rPr>
@@ -4435,7 +4359,7 @@
         </w:tc>
         <w:tc>
           <w:tcPr>
-            <w:tcW w:type="dxa" w:w="3000"/>
+            <w:tcW w:type="dxa" w:w="4200"/>
             <w:tcBorders>
               <w:top w:val="single" w:color="DEDEDE" w:sz="6"/>
               <w:left w:val="single" w:color="DEDEDE" w:sz="6"/>
@@ -4455,11 +4379,20 @@
             <w:pPr>
               <w:spacing w:after="0" w:before="0" w:line="260"/>
             </w:pPr>
-          </w:p>
-        </w:tc>
-        <w:tc>
-          <w:tcPr>
-            <w:tcW w:type="dxa" w:w="5246"/>
+            <w:r>
+              <w:rPr>
+                <w:rFonts w:ascii="맑은 고딕" w:cs="맑은 고딕" w:eastAsia="맑은 고딕" w:hAnsi="맑은 고딕"/>
+                <w:color w:val="3C3429"/>
+                <w:sz w:val="17"/>
+                <w:szCs w:val="17"/>
+              </w:rPr>
+              <w:t xml:space="preserve">매핑 시작 버튼을 눌러 Cartographer를 추가로 실행한다.</w:t>
+            </w:r>
+          </w:p>
+        </w:tc>
+        <w:tc>
+          <w:tcPr>
+            <w:tcW w:type="dxa" w:w="4846"/>
             <w:tcBorders>
               <w:top w:val="single" w:color="DEDEDE" w:sz="6"/>
               <w:left w:val="single" w:color="DEDEDE" w:sz="6"/>
@@ -4479,30 +4412,49 @@
             <w:pPr>
               <w:spacing w:after="0" w:before="0" w:line="260"/>
             </w:pPr>
+            <w:r>
+              <w:rPr>
+                <w:rFonts w:ascii="Consolas" w:cs="Consolas" w:eastAsia="Consolas" w:hAnsi="Consolas"/>
+                <w:color w:val="B97812"/>
+                <w:sz w:val="16"/>
+                <w:szCs w:val="16"/>
+              </w:rPr>
+              <w:t xml:space="preserve">cartographer_node</w:t>
+            </w:r>
+            <w:r>
+              <w:rPr>
+                <w:rFonts w:ascii="맑은 고딕" w:cs="맑은 고딕" w:eastAsia="맑은 고딕" w:hAnsi="맑은 고딕"/>
+                <w:color w:val="3C3429"/>
+                <w:sz w:val="17"/>
+                <w:szCs w:val="17"/>
+              </w:rPr>
+              <w:t xml:space="preserve">가 하나 더 기동된다.</w:t>
+            </w:r>
           </w:p>
         </w:tc>
       </w:tr>
       <w:tr>
         <w:tc>
           <w:tcPr>
-            <w:tcW w:type="dxa" w:w="1500"/>
-            <w:tcBorders>
-              <w:top w:val="single" w:color="DEDEDE" w:sz="6"/>
-              <w:left w:val="single" w:color="DEDEDE" w:sz="6"/>
-              <w:bottom w:val="single" w:color="DEDEDE" w:sz="6"/>
-              <w:right w:val="single" w:color="DEDEDE" w:sz="6"/>
-            </w:tcBorders>
-            <w:tcMar>
-              <w:top w:type="dxa" w:w="70"/>
-              <w:left w:type="dxa" w:w="110"/>
-              <w:bottom w:type="dxa" w:w="70"/>
-              <w:right w:type="dxa" w:w="110"/>
-            </w:tcMar>
-            <w:vAlign w:val="center"/>
-          </w:tcPr>
-          <w:p>
-            <w:pPr>
-              <w:spacing w:after="0" w:before="0" w:line="260"/>
+            <w:tcW w:type="dxa" w:w="700"/>
+            <w:tcBorders>
+              <w:top w:val="single" w:color="DEDEDE" w:sz="6"/>
+              <w:left w:val="single" w:color="DEDEDE" w:sz="6"/>
+              <w:bottom w:val="single" w:color="DEDEDE" w:sz="6"/>
+              <w:right w:val="single" w:color="DEDEDE" w:sz="6"/>
+            </w:tcBorders>
+            <w:tcMar>
+              <w:top w:type="dxa" w:w="70"/>
+              <w:left w:type="dxa" w:w="110"/>
+              <w:bottom w:type="dxa" w:w="70"/>
+              <w:right w:type="dxa" w:w="110"/>
+            </w:tcMar>
+            <w:vAlign w:val="center"/>
+          </w:tcPr>
+          <w:p>
+            <w:pPr>
+              <w:spacing w:after="0" w:before="0" w:line="260"/>
+              <w:jc w:val="center"/>
             </w:pPr>
             <w:r>
               <w:rPr>
@@ -4517,90 +4469,207 @@
         </w:tc>
         <w:tc>
           <w:tcPr>
-            <w:tcW w:type="dxa" w:w="3000"/>
-            <w:tcBorders>
-              <w:top w:val="single" w:color="DEDEDE" w:sz="6"/>
-              <w:left w:val="single" w:color="DEDEDE" w:sz="6"/>
-              <w:bottom w:val="single" w:color="DEDEDE" w:sz="6"/>
-              <w:right w:val="single" w:color="DEDEDE" w:sz="6"/>
-            </w:tcBorders>
-            <w:tcMar>
-              <w:top w:type="dxa" w:w="70"/>
-              <w:left w:type="dxa" w:w="110"/>
-              <w:bottom w:type="dxa" w:w="70"/>
-              <w:right w:type="dxa" w:w="110"/>
-            </w:tcMar>
-            <w:vAlign w:val="center"/>
-          </w:tcPr>
-          <w:p>
-            <w:pPr>
-              <w:spacing w:after="0" w:before="0" w:line="260"/>
-            </w:pPr>
-          </w:p>
-        </w:tc>
-        <w:tc>
-          <w:tcPr>
-            <w:tcW w:type="dxa" w:w="5246"/>
-            <w:tcBorders>
-              <w:top w:val="single" w:color="DEDEDE" w:sz="6"/>
-              <w:left w:val="single" w:color="DEDEDE" w:sz="6"/>
-              <w:bottom w:val="single" w:color="DEDEDE" w:sz="6"/>
-              <w:right w:val="single" w:color="DEDEDE" w:sz="6"/>
-            </w:tcBorders>
-            <w:tcMar>
-              <w:top w:type="dxa" w:w="70"/>
-              <w:left w:type="dxa" w:w="110"/>
-              <w:bottom w:type="dxa" w:w="70"/>
-              <w:right w:type="dxa" w:w="110"/>
-            </w:tcMar>
-            <w:vAlign w:val="center"/>
-          </w:tcPr>
-          <w:p>
-            <w:pPr>
-              <w:spacing w:after="0" w:before="0" w:line="260"/>
-            </w:pPr>
+            <w:tcW w:type="dxa" w:w="4200"/>
+            <w:tcBorders>
+              <w:top w:val="single" w:color="DEDEDE" w:sz="6"/>
+              <w:left w:val="single" w:color="DEDEDE" w:sz="6"/>
+              <w:bottom w:val="single" w:color="DEDEDE" w:sz="6"/>
+              <w:right w:val="single" w:color="DEDEDE" w:sz="6"/>
+            </w:tcBorders>
+            <w:tcMar>
+              <w:top w:type="dxa" w:w="70"/>
+              <w:left w:type="dxa" w:w="110"/>
+              <w:bottom w:type="dxa" w:w="70"/>
+              <w:right w:type="dxa" w:w="110"/>
+            </w:tcMar>
+            <w:vAlign w:val="center"/>
+          </w:tcPr>
+          <w:p>
+            <w:pPr>
+              <w:spacing w:after="0" w:before="0" w:line="260"/>
+            </w:pPr>
+            <w:r>
+              <w:rPr>
+                <w:rFonts w:ascii="맑은 고딕" w:cs="맑은 고딕" w:eastAsia="맑은 고딕" w:hAnsi="맑은 고딕"/>
+                <w:color w:val="3C3429"/>
+                <w:sz w:val="17"/>
+                <w:szCs w:val="17"/>
+              </w:rPr>
+              <w:t xml:space="preserve">Qt 화면 또는 RViz에서 마커와 지도 기준이 흔들리는지 관측한다.</w:t>
+            </w:r>
+          </w:p>
+        </w:tc>
+        <w:tc>
+          <w:tcPr>
+            <w:tcW w:type="dxa" w:w="4846"/>
+            <w:tcBorders>
+              <w:top w:val="single" w:color="DEDEDE" w:sz="6"/>
+              <w:left w:val="single" w:color="DEDEDE" w:sz="6"/>
+              <w:bottom w:val="single" w:color="DEDEDE" w:sz="6"/>
+              <w:right w:val="single" w:color="DEDEDE" w:sz="6"/>
+            </w:tcBorders>
+            <w:tcMar>
+              <w:top w:type="dxa" w:w="70"/>
+              <w:left w:type="dxa" w:w="110"/>
+              <w:bottom w:type="dxa" w:w="70"/>
+              <w:right w:type="dxa" w:w="110"/>
+            </w:tcMar>
+            <w:vAlign w:val="center"/>
+          </w:tcPr>
+          <w:p>
+            <w:pPr>
+              <w:spacing w:after="0" w:before="0" w:line="260"/>
+            </w:pPr>
+            <w:r>
+              <w:rPr>
+                <w:rFonts w:ascii="맑은 고딕" w:cs="맑은 고딕" w:eastAsia="맑은 고딕" w:hAnsi="맑은 고딕"/>
+                <w:color w:val="3C3429"/>
+                <w:sz w:val="17"/>
+                <w:szCs w:val="17"/>
+              </w:rPr>
+              <w:t xml:space="preserve">지도 기준점이 흔들리고 마커가 순간이동한다.</w:t>
+            </w:r>
+          </w:p>
+        </w:tc>
+      </w:tr>
+      <w:tr>
+        <w:tc>
+          <w:tcPr>
+            <w:tcW w:type="dxa" w:w="700"/>
+            <w:tcBorders>
+              <w:top w:val="single" w:color="DEDEDE" w:sz="6"/>
+              <w:left w:val="single" w:color="DEDEDE" w:sz="6"/>
+              <w:bottom w:val="single" w:color="DEDEDE" w:sz="6"/>
+              <w:right w:val="single" w:color="DEDEDE" w:sz="6"/>
+            </w:tcBorders>
+            <w:shd w:fill="FAFAFA" w:color="auto" w:val="clear"/>
+            <w:tcMar>
+              <w:top w:type="dxa" w:w="70"/>
+              <w:left w:type="dxa" w:w="110"/>
+              <w:bottom w:type="dxa" w:w="70"/>
+              <w:right w:type="dxa" w:w="110"/>
+            </w:tcMar>
+            <w:vAlign w:val="center"/>
+          </w:tcPr>
+          <w:p>
+            <w:pPr>
+              <w:spacing w:after="0" w:before="0" w:line="260"/>
+              <w:jc w:val="center"/>
+            </w:pPr>
+            <w:r>
+              <w:rPr>
+                <w:rFonts w:ascii="맑은 고딕" w:cs="맑은 고딕" w:eastAsia="맑은 고딕" w:hAnsi="맑은 고딕"/>
+                <w:color w:val="3C3429"/>
+                <w:sz w:val="17"/>
+                <w:szCs w:val="17"/>
+              </w:rPr>
+              <w:t xml:space="preserve">4</w:t>
+            </w:r>
+          </w:p>
+        </w:tc>
+        <w:tc>
+          <w:tcPr>
+            <w:tcW w:type="dxa" w:w="4200"/>
+            <w:tcBorders>
+              <w:top w:val="single" w:color="DEDEDE" w:sz="6"/>
+              <w:left w:val="single" w:color="DEDEDE" w:sz="6"/>
+              <w:bottom w:val="single" w:color="DEDEDE" w:sz="6"/>
+              <w:right w:val="single" w:color="DEDEDE" w:sz="6"/>
+            </w:tcBorders>
+            <w:shd w:fill="FAFAFA" w:color="auto" w:val="clear"/>
+            <w:tcMar>
+              <w:top w:type="dxa" w:w="70"/>
+              <w:left w:type="dxa" w:w="110"/>
+              <w:bottom w:type="dxa" w:w="70"/>
+              <w:right w:type="dxa" w:w="110"/>
+            </w:tcMar>
+            <w:vAlign w:val="center"/>
+          </w:tcPr>
+          <w:p>
+            <w:pPr>
+              <w:spacing w:after="0" w:before="0" w:line="260"/>
+            </w:pPr>
+            <w:r>
+              <w:rPr>
+                <w:rFonts w:ascii="맑은 고딕" w:cs="맑은 고딕" w:eastAsia="맑은 고딕" w:hAnsi="맑은 고딕"/>
+                <w:color w:val="3C3429"/>
+                <w:sz w:val="17"/>
+                <w:szCs w:val="17"/>
+              </w:rPr>
+              <w:t xml:space="preserve">동시에 </w:t>
+            </w:r>
+            <w:r>
+              <w:rPr>
+                <w:rFonts w:ascii="Consolas" w:cs="Consolas" w:eastAsia="Consolas" w:hAnsi="Consolas"/>
+                <w:color w:val="B97812"/>
+                <w:sz w:val="16"/>
+                <w:szCs w:val="16"/>
+              </w:rPr>
+              <w:t xml:space="preserve">/tf</w:t>
+            </w:r>
+            <w:r>
+              <w:rPr>
+                <w:rFonts w:ascii="맑은 고딕" w:cs="맑은 고딕" w:eastAsia="맑은 고딕" w:hAnsi="맑은 고딕"/>
+                <w:color w:val="3C3429"/>
+                <w:sz w:val="17"/>
+                <w:szCs w:val="17"/>
+              </w:rPr>
+              <w:t xml:space="preserve"> publisher 수와 TF_OLD_DATA 경고를 확인한다.</w:t>
+            </w:r>
+          </w:p>
+        </w:tc>
+        <w:tc>
+          <w:tcPr>
+            <w:tcW w:type="dxa" w:w="4846"/>
+            <w:tcBorders>
+              <w:top w:val="single" w:color="DEDEDE" w:sz="6"/>
+              <w:left w:val="single" w:color="DEDEDE" w:sz="6"/>
+              <w:bottom w:val="single" w:color="DEDEDE" w:sz="6"/>
+              <w:right w:val="single" w:color="DEDEDE" w:sz="6"/>
+            </w:tcBorders>
+            <w:shd w:fill="FAFAFA" w:color="auto" w:val="clear"/>
+            <w:tcMar>
+              <w:top w:type="dxa" w:w="70"/>
+              <w:left w:type="dxa" w:w="110"/>
+              <w:bottom w:type="dxa" w:w="70"/>
+              <w:right w:type="dxa" w:w="110"/>
+            </w:tcMar>
+            <w:vAlign w:val="center"/>
+          </w:tcPr>
+          <w:p>
+            <w:pPr>
+              <w:spacing w:after="0" w:before="0" w:line="260"/>
+            </w:pPr>
+            <w:r>
+              <w:rPr>
+                <w:rFonts w:ascii="맑은 고딕" w:cs="맑은 고딕" w:eastAsia="맑은 고딕" w:hAnsi="맑은 고딕"/>
+                <w:color w:val="3C3429"/>
+                <w:sz w:val="17"/>
+                <w:szCs w:val="17"/>
+              </w:rPr>
+              <w:t xml:space="preserve">publisher count가 8이고 TF_OLD_DATA 경고가 반복 출력된다.</w:t>
+            </w:r>
           </w:p>
         </w:tc>
       </w:tr>
     </w:tbl>
+    <w:p>
+      <w:pPr>
+        <w:spacing w:after="80" w:line="120"/>
+      </w:pPr>
+    </w:p>
     <w:p>
       <w:pPr>
         <w:spacing w:after="140" w:before="0" w:line="260"/>
       </w:pPr>
       <w:r>
-        <w:t>재현율: 1/1회. 기존 SLAM 노드가 완전히 정리되지 않은 상태에서 Qt에서 매핑 시작을 다시 수행했을 때 즉시 재현됐다.</w:t>
-      </w:r>
-    </w:p>
-    <w:p>
-      <w:pPr>
-        <w:pStyle w:val="ListParagraph"/>
-      </w:pPr>
-      <w:r>
-        <w:t>브링업 이후 기존 SLAM 관련 노드가 남아 있는 상태에서 Qt 대시보드의 지도 생성 페이지를 연다.</w:t>
-      </w:r>
-    </w:p>
-    <w:p>
-      <w:pPr>
-        <w:pStyle w:val="ListParagraph"/>
-      </w:pPr>
-      <w:r>
-        <w:t>매핑 시작 버튼을 눌러 Cartographer를 추가로 실행한다.</w:t>
-      </w:r>
-    </w:p>
-    <w:p>
-      <w:pPr>
-        <w:pStyle w:val="ListParagraph"/>
-      </w:pPr>
-      <w:r>
-        <w:t>Qt 화면 또는 RViz에서 마커와 지도 기준이 흔들리는지 관측한다.</w:t>
-      </w:r>
-    </w:p>
-    <w:p>
-      <w:pPr>
-        <w:pStyle w:val="ListParagraph"/>
-      </w:pPr>
-      <w:r>
-        <w:t>동시에 /tf publisher 수와 TF_OLD_DATA 경고를 확인한다.</w:t>
+        <w:rPr>
+          <w:rFonts w:ascii="맑은 고딕" w:cs="맑은 고딕" w:eastAsia="맑은 고딕" w:hAnsi="맑은 고딕"/>
+          <w:color w:val="3C3429"/>
+          <w:sz w:val="17"/>
+          <w:szCs w:val="17"/>
+        </w:rPr>
+        <w:t xml:space="preserve">재현율: 1/1회. 기존 SLAM 노드가 완전히 정리되지 않은 상태에서 Qt에서 매핑 시작을 다시 수행했을 때 즉시 재현됐다.</w:t>
       </w:r>
     </w:p>
     <w:p>
@@ -4620,31 +4689,6 @@
         <w:t xml:space="preserve">진단 과정</w:t>
       </w:r>
     </w:p>
-    <w:p>
-      <w:r>
-        <w:t>ros2 topic info /tf -v 결과 publisher count가 8로 비정상적으로 많았다.</w:t>
-      </w:r>
-    </w:p>
-    <w:p>
-      <w:r>
-        <w:t>동일 결과에서 cartographer_node가 여러 개 표시됐고 slam_toolbox도 2개 publisher로 동작 중임을 확인했다.</w:t>
-      </w:r>
-    </w:p>
-    <w:p>
-      <w:r>
-        <w:t>시간 동기화는 Ubuntu 2026-08-02 20:15:19 KST, Raspberry Pi 2026-08-02 20:15:15 KST로 큰 오차는 없었다.</w:t>
-      </w:r>
-    </w:p>
-    <w:p>
-      <w:r>
-        <w:t>cartographer_node의 use_sim_time은 False로 확인돼 시뮬레이션 시간 혼용 가능성은 낮았다.</w:t>
-      </w:r>
-    </w:p>
-    <w:p>
-      <w:r>
-        <w:t>따라서 시간 소스 자체보다 중복 TF publisher가 직접 원인이라고 판단했다.</w:t>
-      </w:r>
-    </w:p>
     <w:tbl>
       <w:tblPr>
         <w:tblW w:type="dxa" w:w="9746"/>
@@ -4658,9 +4702,9 @@
         </w:tblBorders>
       </w:tblPr>
       <w:tblGrid>
-        <w:gridCol w:w="1500"/>
         <w:gridCol w:w="3000"/>
-        <w:gridCol w:w="5246"/>
+        <w:gridCol w:w="3200"/>
+        <w:gridCol w:w="3546"/>
       </w:tblGrid>
       <w:tr>
         <w:trPr>
@@ -4668,7 +4712,7 @@
         </w:trPr>
         <w:tc>
           <w:tcPr>
-            <w:tcW w:type="dxa" w:w="1500"/>
+            <w:tcW w:type="dxa" w:w="3000"/>
             <w:tcBorders>
               <w:top w:val="single" w:color="49361D" w:sz="6"/>
               <w:left w:val="single" w:color="49361D" w:sz="6"/>
@@ -4703,7 +4747,7 @@
         </w:tc>
         <w:tc>
           <w:tcPr>
-            <w:tcW w:type="dxa" w:w="3000"/>
+            <w:tcW w:type="dxa" w:w="3200"/>
             <w:tcBorders>
               <w:top w:val="single" w:color="49361D" w:sz="6"/>
               <w:left w:val="single" w:color="49361D" w:sz="6"/>
@@ -4738,7 +4782,7 @@
         </w:tc>
         <w:tc>
           <w:tcPr>
-            <w:tcW w:type="dxa" w:w="5246"/>
+            <w:tcW w:type="dxa" w:w="3546"/>
             <w:tcBorders>
               <w:top w:val="single" w:color="49361D" w:sz="6"/>
               <w:left w:val="single" w:color="49361D" w:sz="6"/>
@@ -4775,29 +4819,6 @@
       <w:tr>
         <w:tc>
           <w:tcPr>
-            <w:tcW w:type="dxa" w:w="1500"/>
-            <w:tcBorders>
-              <w:top w:val="single" w:color="DEDEDE" w:sz="6"/>
-              <w:left w:val="single" w:color="DEDEDE" w:sz="6"/>
-              <w:bottom w:val="single" w:color="DEDEDE" w:sz="6"/>
-              <w:right w:val="single" w:color="DEDEDE" w:sz="6"/>
-            </w:tcBorders>
-            <w:tcMar>
-              <w:top w:type="dxa" w:w="70"/>
-              <w:left w:type="dxa" w:w="110"/>
-              <w:bottom w:type="dxa" w:w="70"/>
-              <w:right w:type="dxa" w:w="110"/>
-            </w:tcMar>
-            <w:vAlign w:val="center"/>
-          </w:tcPr>
-          <w:p>
-            <w:pPr>
-              <w:spacing w:after="0" w:before="0" w:line="260"/>
-            </w:pPr>
-          </w:p>
-        </w:tc>
-        <w:tc>
-          <w:tcPr>
             <w:tcW w:type="dxa" w:w="3000"/>
             <w:tcBorders>
               <w:top w:val="single" w:color="DEDEDE" w:sz="6"/>
@@ -4817,37 +4838,123 @@
             <w:pPr>
               <w:spacing w:after="0" w:before="0" w:line="260"/>
             </w:pPr>
-          </w:p>
-        </w:tc>
-        <w:tc>
-          <w:tcPr>
-            <w:tcW w:type="dxa" w:w="5246"/>
-            <w:tcBorders>
-              <w:top w:val="single" w:color="DEDEDE" w:sz="6"/>
-              <w:left w:val="single" w:color="DEDEDE" w:sz="6"/>
-              <w:bottom w:val="single" w:color="DEDEDE" w:sz="6"/>
-              <w:right w:val="single" w:color="DEDEDE" w:sz="6"/>
-            </w:tcBorders>
-            <w:tcMar>
-              <w:top w:type="dxa" w:w="70"/>
-              <w:left w:type="dxa" w:w="110"/>
-              <w:bottom w:type="dxa" w:w="70"/>
-              <w:right w:type="dxa" w:w="110"/>
-            </w:tcMar>
-            <w:vAlign w:val="center"/>
-          </w:tcPr>
-          <w:p>
-            <w:pPr>
-              <w:spacing w:after="0" w:before="0" w:line="260"/>
-            </w:pPr>
-            <w:r>
-              <w:rPr>
-                <w:rFonts w:ascii="맑은 고딕" w:cs="맑은 고딕" w:eastAsia="맑은 고딕" w:hAnsi="맑은 고딕"/>
-                <w:color w:val="3C3429"/>
-                <w:sz w:val="17"/>
-                <w:szCs w:val="17"/>
-              </w:rPr>
-              <w:t xml:space="preserve">아님 — 근거</w:t>
+            <w:r>
+              <w:rPr>
+                <w:rFonts w:ascii="맑은 고딕" w:cs="맑은 고딕" w:eastAsia="맑은 고딕" w:hAnsi="맑은 고딕"/>
+                <w:color w:val="3C3429"/>
+                <w:sz w:val="17"/>
+                <w:szCs w:val="17"/>
+              </w:rPr>
+              <w:t xml:space="preserve">중복 TF publisher가 있다</w:t>
+            </w:r>
+          </w:p>
+        </w:tc>
+        <w:tc>
+          <w:tcPr>
+            <w:tcW w:type="dxa" w:w="3200"/>
+            <w:tcBorders>
+              <w:top w:val="single" w:color="DEDEDE" w:sz="6"/>
+              <w:left w:val="single" w:color="DEDEDE" w:sz="6"/>
+              <w:bottom w:val="single" w:color="DEDEDE" w:sz="6"/>
+              <w:right w:val="single" w:color="DEDEDE" w:sz="6"/>
+            </w:tcBorders>
+            <w:tcMar>
+              <w:top w:type="dxa" w:w="70"/>
+              <w:left w:type="dxa" w:w="110"/>
+              <w:bottom w:type="dxa" w:w="70"/>
+              <w:right w:type="dxa" w:w="110"/>
+            </w:tcMar>
+            <w:vAlign w:val="center"/>
+          </w:tcPr>
+          <w:p>
+            <w:pPr>
+              <w:spacing w:after="0" w:before="0" w:line="260"/>
+            </w:pPr>
+            <w:r>
+              <w:rPr>
+                <w:rFonts w:ascii="Consolas" w:cs="Consolas" w:eastAsia="Consolas" w:hAnsi="Consolas"/>
+                <w:color w:val="B97812"/>
+                <w:sz w:val="16"/>
+                <w:szCs w:val="16"/>
+              </w:rPr>
+              <w:t xml:space="preserve">ros2 topic info /tf -v</w:t>
+            </w:r>
+            <w:r>
+              <w:rPr>
+                <w:rFonts w:ascii="맑은 고딕" w:cs="맑은 고딕" w:eastAsia="맑은 고딕" w:hAnsi="맑은 고딕"/>
+                <w:color w:val="3C3429"/>
+                <w:sz w:val="17"/>
+                <w:szCs w:val="17"/>
+              </w:rPr>
+              <w:t xml:space="preserve">로 publisher 수와 노드 확인</w:t>
+            </w:r>
+          </w:p>
+        </w:tc>
+        <w:tc>
+          <w:tcPr>
+            <w:tcW w:type="dxa" w:w="3546"/>
+            <w:tcBorders>
+              <w:top w:val="single" w:color="DEDEDE" w:sz="6"/>
+              <w:left w:val="single" w:color="DEDEDE" w:sz="6"/>
+              <w:bottom w:val="single" w:color="DEDEDE" w:sz="6"/>
+              <w:right w:val="single" w:color="DEDEDE" w:sz="6"/>
+            </w:tcBorders>
+            <w:tcMar>
+              <w:top w:type="dxa" w:w="70"/>
+              <w:left w:type="dxa" w:w="110"/>
+              <w:bottom w:type="dxa" w:w="70"/>
+              <w:right w:type="dxa" w:w="110"/>
+            </w:tcMar>
+            <w:vAlign w:val="center"/>
+          </w:tcPr>
+          <w:p>
+            <w:pPr>
+              <w:spacing w:after="0" w:before="0" w:line="260"/>
+            </w:pPr>
+            <w:r>
+              <w:rPr>
+                <w:rFonts w:ascii="맑은 고딕" w:cs="맑은 고딕" w:eastAsia="맑은 고딕" w:hAnsi="맑은 고딕"/>
+                <w:color w:val="3C3429"/>
+                <w:sz w:val="17"/>
+                <w:szCs w:val="17"/>
+              </w:rPr>
+              <w:t xml:space="preserve">맞음 — publisher count가 8로 비정상적으로 많았고, </w:t>
+            </w:r>
+            <w:r>
+              <w:rPr>
+                <w:rFonts w:ascii="Consolas" w:cs="Consolas" w:eastAsia="Consolas" w:hAnsi="Consolas"/>
+                <w:color w:val="B97812"/>
+                <w:sz w:val="16"/>
+                <w:szCs w:val="16"/>
+              </w:rPr>
+              <w:t xml:space="preserve">cartographer_node</w:t>
+            </w:r>
+            <w:r>
+              <w:rPr>
+                <w:rFonts w:ascii="맑은 고딕" w:cs="맑은 고딕" w:eastAsia="맑은 고딕" w:hAnsi="맑은 고딕"/>
+                <w:color w:val="3C3429"/>
+                <w:sz w:val="17"/>
+                <w:szCs w:val="17"/>
+              </w:rPr>
+              <w:t xml:space="preserve">가 여러 개 표시됐으며 </w:t>
+            </w:r>
+            <w:r>
+              <w:rPr>
+                <w:rFonts w:ascii="Consolas" w:cs="Consolas" w:eastAsia="Consolas" w:hAnsi="Consolas"/>
+                <w:color w:val="B97812"/>
+                <w:sz w:val="16"/>
+                <w:szCs w:val="16"/>
+              </w:rPr>
+              <w:t xml:space="preserve">slam_toolbox</w:t>
+            </w:r>
+            <w:r>
+              <w:rPr>
+                <w:rFonts w:ascii="맑은 고딕" w:cs="맑은 고딕" w:eastAsia="맑은 고딕" w:hAnsi="맑은 고딕"/>
+                <w:color w:val="3C3429"/>
+                <w:sz w:val="17"/>
+                <w:szCs w:val="17"/>
+              </w:rPr>
+              <w:t xml:space="preserve">도 2개 publisher로 동작 중이었음</w:t>
             </w:r>
           </w:p>
         </w:tc>
@@ -4855,7 +4962,7 @@
       <w:tr>
         <w:tc>
           <w:tcPr>
-            <w:tcW w:type="dxa" w:w="1500"/>
+            <w:tcW w:type="dxa" w:w="3000"/>
             <w:tcBorders>
               <w:top w:val="single" w:color="DEDEDE" w:sz="6"/>
               <w:left w:val="single" w:color="DEDEDE" w:sz="6"/>
@@ -4875,8 +4982,85 @@
             <w:pPr>
               <w:spacing w:after="0" w:before="0" w:line="260"/>
             </w:pPr>
-          </w:p>
-        </w:tc>
+            <w:r>
+              <w:rPr>
+                <w:rFonts w:ascii="맑은 고딕" w:cs="맑은 고딕" w:eastAsia="맑은 고딕" w:hAnsi="맑은 고딕"/>
+                <w:color w:val="3C3429"/>
+                <w:sz w:val="17"/>
+                <w:szCs w:val="17"/>
+              </w:rPr>
+              <w:t xml:space="preserve">두 머신의 시간 동기화 오차가 원인이다</w:t>
+            </w:r>
+          </w:p>
+        </w:tc>
+        <w:tc>
+          <w:tcPr>
+            <w:tcW w:type="dxa" w:w="3200"/>
+            <w:tcBorders>
+              <w:top w:val="single" w:color="DEDEDE" w:sz="6"/>
+              <w:left w:val="single" w:color="DEDEDE" w:sz="6"/>
+              <w:bottom w:val="single" w:color="DEDEDE" w:sz="6"/>
+              <w:right w:val="single" w:color="DEDEDE" w:sz="6"/>
+            </w:tcBorders>
+            <w:shd w:fill="FAFAFA" w:color="auto" w:val="clear"/>
+            <w:tcMar>
+              <w:top w:type="dxa" w:w="70"/>
+              <w:left w:type="dxa" w:w="110"/>
+              <w:bottom w:type="dxa" w:w="70"/>
+              <w:right w:type="dxa" w:w="110"/>
+            </w:tcMar>
+            <w:vAlign w:val="center"/>
+          </w:tcPr>
+          <w:p>
+            <w:pPr>
+              <w:spacing w:after="0" w:before="0" w:line="260"/>
+            </w:pPr>
+            <w:r>
+              <w:rPr>
+                <w:rFonts w:ascii="맑은 고딕" w:cs="맑은 고딕" w:eastAsia="맑은 고딕" w:hAnsi="맑은 고딕"/>
+                <w:color w:val="3C3429"/>
+                <w:sz w:val="17"/>
+                <w:szCs w:val="17"/>
+              </w:rPr>
+              <w:t xml:space="preserve">Ubuntu와 Raspberry Pi 시각 비교</w:t>
+            </w:r>
+          </w:p>
+        </w:tc>
+        <w:tc>
+          <w:tcPr>
+            <w:tcW w:type="dxa" w:w="3546"/>
+            <w:tcBorders>
+              <w:top w:val="single" w:color="DEDEDE" w:sz="6"/>
+              <w:left w:val="single" w:color="DEDEDE" w:sz="6"/>
+              <w:bottom w:val="single" w:color="DEDEDE" w:sz="6"/>
+              <w:right w:val="single" w:color="DEDEDE" w:sz="6"/>
+            </w:tcBorders>
+            <w:shd w:fill="FAFAFA" w:color="auto" w:val="clear"/>
+            <w:tcMar>
+              <w:top w:type="dxa" w:w="70"/>
+              <w:left w:type="dxa" w:w="110"/>
+              <w:bottom w:type="dxa" w:w="70"/>
+              <w:right w:type="dxa" w:w="110"/>
+            </w:tcMar>
+            <w:vAlign w:val="center"/>
+          </w:tcPr>
+          <w:p>
+            <w:pPr>
+              <w:spacing w:after="0" w:before="0" w:line="260"/>
+            </w:pPr>
+            <w:r>
+              <w:rPr>
+                <w:rFonts w:ascii="맑은 고딕" w:cs="맑은 고딕" w:eastAsia="맑은 고딕" w:hAnsi="맑은 고딕"/>
+                <w:color w:val="3C3429"/>
+                <w:sz w:val="17"/>
+                <w:szCs w:val="17"/>
+              </w:rPr>
+              <w:t xml:space="preserve">아님 — Ubuntu 2026-08-02 20:15:19 KST, Pi 20:15:15 KST로 큰 오차 없음</w:t>
+            </w:r>
+          </w:p>
+        </w:tc>
+      </w:tr>
+      <w:tr>
         <w:tc>
           <w:tcPr>
             <w:tcW w:type="dxa" w:w="3000"/>
@@ -4886,51 +5070,126 @@
               <w:bottom w:val="single" w:color="DEDEDE" w:sz="6"/>
               <w:right w:val="single" w:color="DEDEDE" w:sz="6"/>
             </w:tcBorders>
-            <w:shd w:fill="FAFAFA" w:color="auto" w:val="clear"/>
-            <w:tcMar>
-              <w:top w:type="dxa" w:w="70"/>
-              <w:left w:type="dxa" w:w="110"/>
-              <w:bottom w:type="dxa" w:w="70"/>
-              <w:right w:type="dxa" w:w="110"/>
-            </w:tcMar>
-            <w:vAlign w:val="center"/>
-          </w:tcPr>
-          <w:p>
-            <w:pPr>
-              <w:spacing w:after="0" w:before="0" w:line="260"/>
-            </w:pPr>
-          </w:p>
-        </w:tc>
-        <w:tc>
-          <w:tcPr>
-            <w:tcW w:type="dxa" w:w="5246"/>
-            <w:tcBorders>
-              <w:top w:val="single" w:color="DEDEDE" w:sz="6"/>
-              <w:left w:val="single" w:color="DEDEDE" w:sz="6"/>
-              <w:bottom w:val="single" w:color="DEDEDE" w:sz="6"/>
-              <w:right w:val="single" w:color="DEDEDE" w:sz="6"/>
-            </w:tcBorders>
-            <w:shd w:fill="FAFAFA" w:color="auto" w:val="clear"/>
-            <w:tcMar>
-              <w:top w:type="dxa" w:w="70"/>
-              <w:left w:type="dxa" w:w="110"/>
-              <w:bottom w:type="dxa" w:w="70"/>
-              <w:right w:type="dxa" w:w="110"/>
-            </w:tcMar>
-            <w:vAlign w:val="center"/>
-          </w:tcPr>
-          <w:p>
-            <w:pPr>
-              <w:spacing w:after="0" w:before="0" w:line="260"/>
-            </w:pPr>
-            <w:r>
-              <w:rPr>
-                <w:rFonts w:ascii="맑은 고딕" w:cs="맑은 고딕" w:eastAsia="맑은 고딕" w:hAnsi="맑은 고딕"/>
-                <w:color w:val="3C3429"/>
-                <w:sz w:val="17"/>
-                <w:szCs w:val="17"/>
-              </w:rPr>
-              <w:t xml:space="preserve">맞음 — 근거</w:t>
+            <w:tcMar>
+              <w:top w:type="dxa" w:w="70"/>
+              <w:left w:type="dxa" w:w="110"/>
+              <w:bottom w:type="dxa" w:w="70"/>
+              <w:right w:type="dxa" w:w="110"/>
+            </w:tcMar>
+            <w:vAlign w:val="center"/>
+          </w:tcPr>
+          <w:p>
+            <w:pPr>
+              <w:spacing w:after="0" w:before="0" w:line="260"/>
+            </w:pPr>
+            <w:r>
+              <w:rPr>
+                <w:rFonts w:ascii="Consolas" w:cs="Consolas" w:eastAsia="Consolas" w:hAnsi="Consolas"/>
+                <w:color w:val="B97812"/>
+                <w:sz w:val="16"/>
+                <w:szCs w:val="16"/>
+              </w:rPr>
+              <w:t xml:space="preserve">use_sim_time</w:t>
+            </w:r>
+            <w:r>
+              <w:rPr>
+                <w:rFonts w:ascii="맑은 고딕" w:cs="맑은 고딕" w:eastAsia="맑은 고딕" w:hAnsi="맑은 고딕"/>
+                <w:color w:val="3C3429"/>
+                <w:sz w:val="17"/>
+                <w:szCs w:val="17"/>
+              </w:rPr>
+              <w:t xml:space="preserve"> 혼용으로 시간 소스가 섞였다</w:t>
+            </w:r>
+          </w:p>
+        </w:tc>
+        <w:tc>
+          <w:tcPr>
+            <w:tcW w:type="dxa" w:w="3200"/>
+            <w:tcBorders>
+              <w:top w:val="single" w:color="DEDEDE" w:sz="6"/>
+              <w:left w:val="single" w:color="DEDEDE" w:sz="6"/>
+              <w:bottom w:val="single" w:color="DEDEDE" w:sz="6"/>
+              <w:right w:val="single" w:color="DEDEDE" w:sz="6"/>
+            </w:tcBorders>
+            <w:tcMar>
+              <w:top w:type="dxa" w:w="70"/>
+              <w:left w:type="dxa" w:w="110"/>
+              <w:bottom w:type="dxa" w:w="70"/>
+              <w:right w:type="dxa" w:w="110"/>
+            </w:tcMar>
+            <w:vAlign w:val="center"/>
+          </w:tcPr>
+          <w:p>
+            <w:pPr>
+              <w:spacing w:after="0" w:before="0" w:line="260"/>
+            </w:pPr>
+            <w:r>
+              <w:rPr>
+                <w:rFonts w:ascii="Consolas" w:cs="Consolas" w:eastAsia="Consolas" w:hAnsi="Consolas"/>
+                <w:color w:val="B97812"/>
+                <w:sz w:val="16"/>
+                <w:szCs w:val="16"/>
+              </w:rPr>
+              <w:t xml:space="preserve">cartographer_node</w:t>
+            </w:r>
+            <w:r>
+              <w:rPr>
+                <w:rFonts w:ascii="맑은 고딕" w:cs="맑은 고딕" w:eastAsia="맑은 고딕" w:hAnsi="맑은 고딕"/>
+                <w:color w:val="3C3429"/>
+                <w:sz w:val="17"/>
+                <w:szCs w:val="17"/>
+              </w:rPr>
+              <w:t xml:space="preserve">의 </w:t>
+            </w:r>
+            <w:r>
+              <w:rPr>
+                <w:rFonts w:ascii="Consolas" w:cs="Consolas" w:eastAsia="Consolas" w:hAnsi="Consolas"/>
+                <w:color w:val="B97812"/>
+                <w:sz w:val="16"/>
+                <w:szCs w:val="16"/>
+              </w:rPr>
+              <w:t xml:space="preserve">use_sim_time</w:t>
+            </w:r>
+            <w:r>
+              <w:rPr>
+                <w:rFonts w:ascii="맑은 고딕" w:cs="맑은 고딕" w:eastAsia="맑은 고딕" w:hAnsi="맑은 고딕"/>
+                <w:color w:val="3C3429"/>
+                <w:sz w:val="17"/>
+                <w:szCs w:val="17"/>
+              </w:rPr>
+              <w:t xml:space="preserve"> 파라미터 확인</w:t>
+            </w:r>
+          </w:p>
+        </w:tc>
+        <w:tc>
+          <w:tcPr>
+            <w:tcW w:type="dxa" w:w="3546"/>
+            <w:tcBorders>
+              <w:top w:val="single" w:color="DEDEDE" w:sz="6"/>
+              <w:left w:val="single" w:color="DEDEDE" w:sz="6"/>
+              <w:bottom w:val="single" w:color="DEDEDE" w:sz="6"/>
+              <w:right w:val="single" w:color="DEDEDE" w:sz="6"/>
+            </w:tcBorders>
+            <w:tcMar>
+              <w:top w:type="dxa" w:w="70"/>
+              <w:left w:type="dxa" w:w="110"/>
+              <w:bottom w:type="dxa" w:w="70"/>
+              <w:right w:type="dxa" w:w="110"/>
+            </w:tcMar>
+            <w:vAlign w:val="center"/>
+          </w:tcPr>
+          <w:p>
+            <w:pPr>
+              <w:spacing w:after="0" w:before="0" w:line="260"/>
+            </w:pPr>
+            <w:r>
+              <w:rPr>
+                <w:rFonts w:ascii="맑은 고딕" w:cs="맑은 고딕" w:eastAsia="맑은 고딕" w:hAnsi="맑은 고딕"/>
+                <w:color w:val="3C3429"/>
+                <w:sz w:val="17"/>
+                <w:szCs w:val="17"/>
+              </w:rPr>
+              <w:t xml:space="preserve">아님 — False로 확인돼 시뮬레이션 시간 혼용 가능성은 낮았음</w:t>
             </w:r>
           </w:p>
         </w:tc>
@@ -4958,7 +5217,85 @@
         <w:spacing w:after="140" w:before="0" w:line="260"/>
       </w:pPr>
       <w:r>
-        <w:t>확인된 근본 원인은 중복 SLAM 노드 실행이다. /tf 검사 결과 cartographer_node가 여러 개 동시에 떠 있었고 slam_toolbox도 함께 /tf를 publish하고 있었다. 동일한 map/odom/tf 체인을 여러 노드가 동시에 갱신하면서 과거 timestamp가 섞였고, 그 결과 TF_OLD_DATA 경고와 마커 순간이동이 발생했다.</w:t>
+        <w:rPr>
+          <w:rFonts w:ascii="맑은 고딕" w:cs="맑은 고딕" w:eastAsia="맑은 고딕" w:hAnsi="맑은 고딕"/>
+          <w:color w:val="3C3429"/>
+          <w:sz w:val="17"/>
+          <w:szCs w:val="17"/>
+        </w:rPr>
+        <w:t xml:space="preserve">확인됨. 근본 원인은 중복 SLAM 노드 실행이다. </w:t>
+      </w:r>
+      <w:r>
+        <w:rPr>
+          <w:rFonts w:ascii="Consolas" w:cs="Consolas" w:eastAsia="Consolas" w:hAnsi="Consolas"/>
+          <w:color w:val="B97812"/>
+          <w:sz w:val="16"/>
+          <w:szCs w:val="16"/>
+        </w:rPr>
+        <w:t xml:space="preserve">/tf</w:t>
+      </w:r>
+      <w:r>
+        <w:rPr>
+          <w:rFonts w:ascii="맑은 고딕" w:cs="맑은 고딕" w:eastAsia="맑은 고딕" w:hAnsi="맑은 고딕"/>
+          <w:color w:val="3C3429"/>
+          <w:sz w:val="17"/>
+          <w:szCs w:val="17"/>
+        </w:rPr>
+        <w:t xml:space="preserve"> 검사 결과 </w:t>
+      </w:r>
+      <w:r>
+        <w:rPr>
+          <w:rFonts w:ascii="Consolas" w:cs="Consolas" w:eastAsia="Consolas" w:hAnsi="Consolas"/>
+          <w:color w:val="B97812"/>
+          <w:sz w:val="16"/>
+          <w:szCs w:val="16"/>
+        </w:rPr>
+        <w:t xml:space="preserve">cartographer_node</w:t>
+      </w:r>
+      <w:r>
+        <w:rPr>
+          <w:rFonts w:ascii="맑은 고딕" w:cs="맑은 고딕" w:eastAsia="맑은 고딕" w:hAnsi="맑은 고딕"/>
+          <w:color w:val="3C3429"/>
+          <w:sz w:val="17"/>
+          <w:szCs w:val="17"/>
+        </w:rPr>
+        <w:t xml:space="preserve">가 여러 개 동시에 떠 있었고 </w:t>
+      </w:r>
+      <w:r>
+        <w:rPr>
+          <w:rFonts w:ascii="Consolas" w:cs="Consolas" w:eastAsia="Consolas" w:hAnsi="Consolas"/>
+          <w:color w:val="B97812"/>
+          <w:sz w:val="16"/>
+          <w:szCs w:val="16"/>
+        </w:rPr>
+        <w:t xml:space="preserve">slam_toolbox</w:t>
+      </w:r>
+      <w:r>
+        <w:rPr>
+          <w:rFonts w:ascii="맑은 고딕" w:cs="맑은 고딕" w:eastAsia="맑은 고딕" w:hAnsi="맑은 고딕"/>
+          <w:color w:val="3C3429"/>
+          <w:sz w:val="17"/>
+          <w:szCs w:val="17"/>
+        </w:rPr>
+        <w:t xml:space="preserve">도 함께 </w:t>
+      </w:r>
+      <w:r>
+        <w:rPr>
+          <w:rFonts w:ascii="Consolas" w:cs="Consolas" w:eastAsia="Consolas" w:hAnsi="Consolas"/>
+          <w:color w:val="B97812"/>
+          <w:sz w:val="16"/>
+          <w:szCs w:val="16"/>
+        </w:rPr>
+        <w:t xml:space="preserve">/tf</w:t>
+      </w:r>
+      <w:r>
+        <w:rPr>
+          <w:rFonts w:ascii="맑은 고딕" w:cs="맑은 고딕" w:eastAsia="맑은 고딕" w:hAnsi="맑은 고딕"/>
+          <w:color w:val="3C3429"/>
+          <w:sz w:val="17"/>
+          <w:szCs w:val="17"/>
+        </w:rPr>
+        <w:t xml:space="preserve">를 publish하고 있었다. 동일한 map/odom/tf 체인을 여러 노드가 동시에 갱신하면서 과거 timestamp가 섞였고, 그 결과 TF_OLD_DATA 경고와 마커 순간이동이 발생했다.</w:t>
       </w:r>
     </w:p>
     <w:p>
@@ -4978,46 +5315,6 @@
         <w:t xml:space="preserve">조치</w:t>
       </w:r>
     </w:p>
-    <w:p>
-      <w:pPr>
-        <w:pStyle w:val="ListParagraph"/>
-      </w:pPr>
-      <w:r>
-        <w:t>실행 중인 SLAM 관련 프로세스를 모두 종료했다.</w:t>
-      </w:r>
-    </w:p>
-    <w:p>
-      <w:pPr>
-        <w:pStyle w:val="ListParagraph"/>
-      </w:pPr>
-      <w:r>
-        <w:t>명령: pkill -f cartographer, pkill -f slam_toolbox, pkill -f rviz2</w:t>
-      </w:r>
-    </w:p>
-    <w:p>
-      <w:pPr>
-        <w:pStyle w:val="ListParagraph"/>
-      </w:pPr>
-      <w:r>
-        <w:t>ros2 node list | grep -E "cartographer|slam_toolbox|rviz" 로 잔여 노드가 없는지 재확인했다.</w:t>
-      </w:r>
-    </w:p>
-    <w:p>
-      <w:pPr>
-        <w:pStyle w:val="ListParagraph"/>
-      </w:pPr>
-      <w:r>
-        <w:t>브링업만 다시 실행한 뒤 Qt에서 매핑 시작을 한 번만 수행하도록 절차를 정리했다.</w:t>
-      </w:r>
-    </w:p>
-    <w:p>
-      <w:pPr>
-        <w:pStyle w:val="ListParagraph"/>
-      </w:pPr>
-      <w:r>
-        <w:t>이후 /tf publisher를 다시 확인해 cartographer_node 하나만 남기는 것을 목표 상태로 정의했다.</w:t>
-      </w:r>
-    </w:p>
     <w:tbl>
       <w:tblPr>
         <w:tblW w:type="dxa" w:w="9746"/>
@@ -5031,9 +5328,9 @@
         </w:tblBorders>
       </w:tblPr>
       <w:tblGrid>
-        <w:gridCol w:w="1500"/>
-        <w:gridCol w:w="3000"/>
-        <w:gridCol w:w="5246"/>
+        <w:gridCol w:w="2400"/>
+        <w:gridCol w:w="3600"/>
+        <w:gridCol w:w="3746"/>
       </w:tblGrid>
       <w:tr>
         <w:trPr>
@@ -5041,7 +5338,7 @@
         </w:trPr>
         <w:tc>
           <w:tcPr>
-            <w:tcW w:type="dxa" w:w="1500"/>
+            <w:tcW w:type="dxa" w:w="2400"/>
             <w:tcBorders>
               <w:top w:val="single" w:color="49361D" w:sz="6"/>
               <w:left w:val="single" w:color="49361D" w:sz="6"/>
@@ -5076,7 +5373,7 @@
         </w:tc>
         <w:tc>
           <w:tcPr>
-            <w:tcW w:type="dxa" w:w="3000"/>
+            <w:tcW w:type="dxa" w:w="3600"/>
             <w:tcBorders>
               <w:top w:val="single" w:color="49361D" w:sz="6"/>
               <w:left w:val="single" w:color="49361D" w:sz="6"/>
@@ -5111,7 +5408,7 @@
         </w:tc>
         <w:tc>
           <w:tcPr>
-            <w:tcW w:type="dxa" w:w="5246"/>
+            <w:tcW w:type="dxa" w:w="3746"/>
             <w:tcBorders>
               <w:top w:val="single" w:color="49361D" w:sz="6"/>
               <w:left w:val="single" w:color="49361D" w:sz="6"/>
@@ -5148,84 +5445,369 @@
       <w:tr>
         <w:tc>
           <w:tcPr>
-            <w:tcW w:type="dxa" w:w="1500"/>
-            <w:tcBorders>
-              <w:top w:val="single" w:color="DEDEDE" w:sz="6"/>
-              <w:left w:val="single" w:color="DEDEDE" w:sz="6"/>
-              <w:bottom w:val="single" w:color="DEDEDE" w:sz="6"/>
-              <w:right w:val="single" w:color="DEDEDE" w:sz="6"/>
-            </w:tcBorders>
-            <w:tcMar>
-              <w:top w:type="dxa" w:w="70"/>
-              <w:left w:type="dxa" w:w="110"/>
-              <w:bottom w:type="dxa" w:w="70"/>
-              <w:right w:type="dxa" w:w="110"/>
-            </w:tcMar>
-            <w:vAlign w:val="center"/>
-          </w:tcPr>
-          <w:p>
-            <w:pPr>
-              <w:spacing w:after="0" w:before="0" w:line="260"/>
-            </w:pPr>
-            <w:r>
-              <w:rPr>
-                <w:rFonts w:ascii="맑은 고딕" w:cs="맑은 고딕" w:eastAsia="맑은 고딕" w:hAnsi="맑은 고딕"/>
-                <w:color w:val="3C3429"/>
-                <w:sz w:val="17"/>
-                <w:szCs w:val="17"/>
-              </w:rPr>
-              <w:t xml:space="preserve">파일 / 파라미터</w:t>
-            </w:r>
-          </w:p>
-        </w:tc>
-        <w:tc>
-          <w:tcPr>
-            <w:tcW w:type="dxa" w:w="3000"/>
-            <w:tcBorders>
-              <w:top w:val="single" w:color="DEDEDE" w:sz="6"/>
-              <w:left w:val="single" w:color="DEDEDE" w:sz="6"/>
-              <w:bottom w:val="single" w:color="DEDEDE" w:sz="6"/>
-              <w:right w:val="single" w:color="DEDEDE" w:sz="6"/>
-            </w:tcBorders>
-            <w:tcMar>
-              <w:top w:type="dxa" w:w="70"/>
-              <w:left w:type="dxa" w:w="110"/>
-              <w:bottom w:type="dxa" w:w="70"/>
-              <w:right w:type="dxa" w:w="110"/>
-            </w:tcMar>
-            <w:vAlign w:val="center"/>
-          </w:tcPr>
-          <w:p>
-            <w:pPr>
-              <w:spacing w:after="0" w:before="0" w:line="260"/>
-            </w:pPr>
-          </w:p>
-        </w:tc>
-        <w:tc>
-          <w:tcPr>
-            <w:tcW w:type="dxa" w:w="5246"/>
-            <w:tcBorders>
-              <w:top w:val="single" w:color="DEDEDE" w:sz="6"/>
-              <w:left w:val="single" w:color="DEDEDE" w:sz="6"/>
-              <w:bottom w:val="single" w:color="DEDEDE" w:sz="6"/>
-              <w:right w:val="single" w:color="DEDEDE" w:sz="6"/>
-            </w:tcBorders>
-            <w:tcMar>
-              <w:top w:type="dxa" w:w="70"/>
-              <w:left w:type="dxa" w:w="110"/>
-              <w:bottom w:type="dxa" w:w="70"/>
-              <w:right w:type="dxa" w:w="110"/>
-            </w:tcMar>
-            <w:vAlign w:val="center"/>
-          </w:tcPr>
-          <w:p>
-            <w:pPr>
-              <w:spacing w:after="0" w:before="0" w:line="260"/>
-            </w:pPr>
+            <w:tcW w:type="dxa" w:w="2400"/>
+            <w:tcBorders>
+              <w:top w:val="single" w:color="DEDEDE" w:sz="6"/>
+              <w:left w:val="single" w:color="DEDEDE" w:sz="6"/>
+              <w:bottom w:val="single" w:color="DEDEDE" w:sz="6"/>
+              <w:right w:val="single" w:color="DEDEDE" w:sz="6"/>
+            </w:tcBorders>
+            <w:tcMar>
+              <w:top w:type="dxa" w:w="70"/>
+              <w:left w:type="dxa" w:w="110"/>
+              <w:bottom w:type="dxa" w:w="70"/>
+              <w:right w:type="dxa" w:w="110"/>
+            </w:tcMar>
+            <w:vAlign w:val="center"/>
+          </w:tcPr>
+          <w:p>
+            <w:pPr>
+              <w:spacing w:after="0" w:before="0" w:line="260"/>
+            </w:pPr>
+            <w:r>
+              <w:rPr>
+                <w:rFonts w:ascii="맑은 고딕" w:cs="맑은 고딕" w:eastAsia="맑은 고딕" w:hAnsi="맑은 고딕"/>
+                <w:color w:val="3C3429"/>
+                <w:sz w:val="17"/>
+                <w:szCs w:val="17"/>
+              </w:rPr>
+              <w:t xml:space="preserve">실행 중 SLAM 프로세스</w:t>
+            </w:r>
+          </w:p>
+        </w:tc>
+        <w:tc>
+          <w:tcPr>
+            <w:tcW w:type="dxa" w:w="3600"/>
+            <w:tcBorders>
+              <w:top w:val="single" w:color="DEDEDE" w:sz="6"/>
+              <w:left w:val="single" w:color="DEDEDE" w:sz="6"/>
+              <w:bottom w:val="single" w:color="DEDEDE" w:sz="6"/>
+              <w:right w:val="single" w:color="DEDEDE" w:sz="6"/>
+            </w:tcBorders>
+            <w:tcMar>
+              <w:top w:type="dxa" w:w="70"/>
+              <w:left w:type="dxa" w:w="110"/>
+              <w:bottom w:type="dxa" w:w="70"/>
+              <w:right w:type="dxa" w:w="110"/>
+            </w:tcMar>
+            <w:vAlign w:val="center"/>
+          </w:tcPr>
+          <w:p>
+            <w:pPr>
+              <w:spacing w:after="0" w:before="0" w:line="260"/>
+            </w:pPr>
+            <w:r>
+              <w:rPr>
+                <w:rFonts w:ascii="Consolas" w:cs="Consolas" w:eastAsia="Consolas" w:hAnsi="Consolas"/>
+                <w:color w:val="B97812"/>
+                <w:sz w:val="16"/>
+                <w:szCs w:val="16"/>
+              </w:rPr>
+              <w:t xml:space="preserve">cartographer</w:t>
+            </w:r>
+            <w:r>
+              <w:rPr>
+                <w:rFonts w:ascii="맑은 고딕" w:cs="맑은 고딕" w:eastAsia="맑은 고딕" w:hAnsi="맑은 고딕"/>
+                <w:color w:val="3C3429"/>
+                <w:sz w:val="17"/>
+                <w:szCs w:val="17"/>
+              </w:rPr>
+              <w:t xml:space="preserve">, </w:t>
+            </w:r>
+            <w:r>
+              <w:rPr>
+                <w:rFonts w:ascii="Consolas" w:cs="Consolas" w:eastAsia="Consolas" w:hAnsi="Consolas"/>
+                <w:color w:val="B97812"/>
+                <w:sz w:val="16"/>
+                <w:szCs w:val="16"/>
+              </w:rPr>
+              <w:t xml:space="preserve">slam_toolbox</w:t>
+            </w:r>
+            <w:r>
+              <w:rPr>
+                <w:rFonts w:ascii="맑은 고딕" w:cs="맑은 고딕" w:eastAsia="맑은 고딕" w:hAnsi="맑은 고딕"/>
+                <w:color w:val="3C3429"/>
+                <w:sz w:val="17"/>
+                <w:szCs w:val="17"/>
+              </w:rPr>
+              <w:t xml:space="preserve">, </w:t>
+            </w:r>
+            <w:r>
+              <w:rPr>
+                <w:rFonts w:ascii="Consolas" w:cs="Consolas" w:eastAsia="Consolas" w:hAnsi="Consolas"/>
+                <w:color w:val="B97812"/>
+                <w:sz w:val="16"/>
+                <w:szCs w:val="16"/>
+              </w:rPr>
+              <w:t xml:space="preserve">rviz2</w:t>
+            </w:r>
+            <w:r>
+              <w:rPr>
+                <w:rFonts w:ascii="맑은 고딕" w:cs="맑은 고딕" w:eastAsia="맑은 고딕" w:hAnsi="맑은 고딕"/>
+                <w:color w:val="3C3429"/>
+                <w:sz w:val="17"/>
+                <w:szCs w:val="17"/>
+              </w:rPr>
+              <w:t xml:space="preserve">가 중복 실행</w:t>
+            </w:r>
+          </w:p>
+        </w:tc>
+        <w:tc>
+          <w:tcPr>
+            <w:tcW w:type="dxa" w:w="3746"/>
+            <w:tcBorders>
+              <w:top w:val="single" w:color="DEDEDE" w:sz="6"/>
+              <w:left w:val="single" w:color="DEDEDE" w:sz="6"/>
+              <w:bottom w:val="single" w:color="DEDEDE" w:sz="6"/>
+              <w:right w:val="single" w:color="DEDEDE" w:sz="6"/>
+            </w:tcBorders>
+            <w:tcMar>
+              <w:top w:type="dxa" w:w="70"/>
+              <w:left w:type="dxa" w:w="110"/>
+              <w:bottom w:type="dxa" w:w="70"/>
+              <w:right w:type="dxa" w:w="110"/>
+            </w:tcMar>
+            <w:vAlign w:val="center"/>
+          </w:tcPr>
+          <w:p>
+            <w:pPr>
+              <w:spacing w:after="0" w:before="0" w:line="260"/>
+            </w:pPr>
+            <w:r>
+              <w:rPr>
+                <w:rFonts w:ascii="맑은 고딕" w:cs="맑은 고딕" w:eastAsia="맑은 고딕" w:hAnsi="맑은 고딕"/>
+                <w:color w:val="3C3429"/>
+                <w:sz w:val="17"/>
+                <w:szCs w:val="17"/>
+              </w:rPr>
+              <w:t xml:space="preserve">전부 종료 후 브링업만 다시 실행</w:t>
+            </w:r>
+          </w:p>
+        </w:tc>
+      </w:tr>
+      <w:tr>
+        <w:tc>
+          <w:tcPr>
+            <w:tcW w:type="dxa" w:w="2400"/>
+            <w:tcBorders>
+              <w:top w:val="single" w:color="DEDEDE" w:sz="6"/>
+              <w:left w:val="single" w:color="DEDEDE" w:sz="6"/>
+              <w:bottom w:val="single" w:color="DEDEDE" w:sz="6"/>
+              <w:right w:val="single" w:color="DEDEDE" w:sz="6"/>
+            </w:tcBorders>
+            <w:shd w:fill="FAFAFA" w:color="auto" w:val="clear"/>
+            <w:tcMar>
+              <w:top w:type="dxa" w:w="70"/>
+              <w:left w:type="dxa" w:w="110"/>
+              <w:bottom w:type="dxa" w:w="70"/>
+              <w:right w:type="dxa" w:w="110"/>
+            </w:tcMar>
+            <w:vAlign w:val="center"/>
+          </w:tcPr>
+          <w:p>
+            <w:pPr>
+              <w:spacing w:after="0" w:before="0" w:line="260"/>
+            </w:pPr>
+            <w:r>
+              <w:rPr>
+                <w:rFonts w:ascii="맑은 고딕" w:cs="맑은 고딕" w:eastAsia="맑은 고딕" w:hAnsi="맑은 고딕"/>
+                <w:color w:val="3C3429"/>
+                <w:sz w:val="17"/>
+                <w:szCs w:val="17"/>
+              </w:rPr>
+              <w:t xml:space="preserve">Qt 매핑 시작 절차</w:t>
+            </w:r>
+          </w:p>
+        </w:tc>
+        <w:tc>
+          <w:tcPr>
+            <w:tcW w:type="dxa" w:w="3600"/>
+            <w:tcBorders>
+              <w:top w:val="single" w:color="DEDEDE" w:sz="6"/>
+              <w:left w:val="single" w:color="DEDEDE" w:sz="6"/>
+              <w:bottom w:val="single" w:color="DEDEDE" w:sz="6"/>
+              <w:right w:val="single" w:color="DEDEDE" w:sz="6"/>
+            </w:tcBorders>
+            <w:shd w:fill="FAFAFA" w:color="auto" w:val="clear"/>
+            <w:tcMar>
+              <w:top w:type="dxa" w:w="70"/>
+              <w:left w:type="dxa" w:w="110"/>
+              <w:bottom w:type="dxa" w:w="70"/>
+              <w:right w:type="dxa" w:w="110"/>
+            </w:tcMar>
+            <w:vAlign w:val="center"/>
+          </w:tcPr>
+          <w:p>
+            <w:pPr>
+              <w:spacing w:after="0" w:before="0" w:line="260"/>
+            </w:pPr>
+            <w:r>
+              <w:rPr>
+                <w:rFonts w:ascii="맑은 고딕" w:cs="맑은 고딕" w:eastAsia="맑은 고딕" w:hAnsi="맑은 고딕"/>
+                <w:color w:val="3C3429"/>
+                <w:sz w:val="17"/>
+                <w:szCs w:val="17"/>
+              </w:rPr>
+              <w:t xml:space="preserve">잔여 노드 확인 없이 매핑 시작</w:t>
+            </w:r>
+          </w:p>
+        </w:tc>
+        <w:tc>
+          <w:tcPr>
+            <w:tcW w:type="dxa" w:w="3746"/>
+            <w:tcBorders>
+              <w:top w:val="single" w:color="DEDEDE" w:sz="6"/>
+              <w:left w:val="single" w:color="DEDEDE" w:sz="6"/>
+              <w:bottom w:val="single" w:color="DEDEDE" w:sz="6"/>
+              <w:right w:val="single" w:color="DEDEDE" w:sz="6"/>
+            </w:tcBorders>
+            <w:shd w:fill="FAFAFA" w:color="auto" w:val="clear"/>
+            <w:tcMar>
+              <w:top w:type="dxa" w:w="70"/>
+              <w:left w:type="dxa" w:w="110"/>
+              <w:bottom w:type="dxa" w:w="70"/>
+              <w:right w:type="dxa" w:w="110"/>
+            </w:tcMar>
+            <w:vAlign w:val="center"/>
+          </w:tcPr>
+          <w:p>
+            <w:pPr>
+              <w:spacing w:after="0" w:before="0" w:line="260"/>
+            </w:pPr>
+            <w:r>
+              <w:rPr>
+                <w:rFonts w:ascii="맑은 고딕" w:cs="맑은 고딕" w:eastAsia="맑은 고딕" w:hAnsi="맑은 고딕"/>
+                <w:color w:val="3C3429"/>
+                <w:sz w:val="17"/>
+                <w:szCs w:val="17"/>
+              </w:rPr>
+              <w:t xml:space="preserve">잔여 노드가 없음을 확인한 뒤 매핑 시작을 한 번만 수행</w:t>
+            </w:r>
+          </w:p>
+        </w:tc>
+      </w:tr>
+      <w:tr>
+        <w:tc>
+          <w:tcPr>
+            <w:tcW w:type="dxa" w:w="2400"/>
+            <w:tcBorders>
+              <w:top w:val="single" w:color="DEDEDE" w:sz="6"/>
+              <w:left w:val="single" w:color="DEDEDE" w:sz="6"/>
+              <w:bottom w:val="single" w:color="DEDEDE" w:sz="6"/>
+              <w:right w:val="single" w:color="DEDEDE" w:sz="6"/>
+            </w:tcBorders>
+            <w:tcMar>
+              <w:top w:type="dxa" w:w="70"/>
+              <w:left w:type="dxa" w:w="110"/>
+              <w:bottom w:type="dxa" w:w="70"/>
+              <w:right w:type="dxa" w:w="110"/>
+            </w:tcMar>
+            <w:vAlign w:val="center"/>
+          </w:tcPr>
+          <w:p>
+            <w:pPr>
+              <w:spacing w:after="0" w:before="0" w:line="260"/>
+            </w:pPr>
+            <w:r>
+              <w:rPr>
+                <w:rFonts w:ascii="Consolas" w:cs="Consolas" w:eastAsia="Consolas" w:hAnsi="Consolas"/>
+                <w:color w:val="B97812"/>
+                <w:sz w:val="16"/>
+                <w:szCs w:val="16"/>
+              </w:rPr>
+              <w:t xml:space="preserve">/tf</w:t>
+            </w:r>
+            <w:r>
+              <w:rPr>
+                <w:rFonts w:ascii="맑은 고딕" w:cs="맑은 고딕" w:eastAsia="맑은 고딕" w:hAnsi="맑은 고딕"/>
+                <w:color w:val="3C3429"/>
+                <w:sz w:val="17"/>
+                <w:szCs w:val="17"/>
+              </w:rPr>
+              <w:t xml:space="preserve"> publisher 목표 상태</w:t>
+            </w:r>
+          </w:p>
+        </w:tc>
+        <w:tc>
+          <w:tcPr>
+            <w:tcW w:type="dxa" w:w="3600"/>
+            <w:tcBorders>
+              <w:top w:val="single" w:color="DEDEDE" w:sz="6"/>
+              <w:left w:val="single" w:color="DEDEDE" w:sz="6"/>
+              <w:bottom w:val="single" w:color="DEDEDE" w:sz="6"/>
+              <w:right w:val="single" w:color="DEDEDE" w:sz="6"/>
+            </w:tcBorders>
+            <w:tcMar>
+              <w:top w:type="dxa" w:w="70"/>
+              <w:left w:type="dxa" w:w="110"/>
+              <w:bottom w:type="dxa" w:w="70"/>
+              <w:right w:type="dxa" w:w="110"/>
+            </w:tcMar>
+            <w:vAlign w:val="center"/>
+          </w:tcPr>
+          <w:p>
+            <w:pPr>
+              <w:spacing w:after="0" w:before="0" w:line="260"/>
+            </w:pPr>
+            <w:r>
+              <w:rPr>
+                <w:rFonts w:ascii="맑은 고딕" w:cs="맑은 고딕" w:eastAsia="맑은 고딕" w:hAnsi="맑은 고딕"/>
+                <w:color w:val="3C3429"/>
+                <w:sz w:val="17"/>
+                <w:szCs w:val="17"/>
+              </w:rPr>
+              <w:t xml:space="preserve">다중 publisher 공존</w:t>
+            </w:r>
+          </w:p>
+        </w:tc>
+        <w:tc>
+          <w:tcPr>
+            <w:tcW w:type="dxa" w:w="3746"/>
+            <w:tcBorders>
+              <w:top w:val="single" w:color="DEDEDE" w:sz="6"/>
+              <w:left w:val="single" w:color="DEDEDE" w:sz="6"/>
+              <w:bottom w:val="single" w:color="DEDEDE" w:sz="6"/>
+              <w:right w:val="single" w:color="DEDEDE" w:sz="6"/>
+            </w:tcBorders>
+            <w:tcMar>
+              <w:top w:type="dxa" w:w="70"/>
+              <w:left w:type="dxa" w:w="110"/>
+              <w:bottom w:type="dxa" w:w="70"/>
+              <w:right w:type="dxa" w:w="110"/>
+            </w:tcMar>
+            <w:vAlign w:val="center"/>
+          </w:tcPr>
+          <w:p>
+            <w:pPr>
+              <w:spacing w:after="0" w:before="0" w:line="260"/>
+            </w:pPr>
+            <w:r>
+              <w:rPr>
+                <w:rFonts w:ascii="Consolas" w:cs="Consolas" w:eastAsia="Consolas" w:hAnsi="Consolas"/>
+                <w:color w:val="B97812"/>
+                <w:sz w:val="16"/>
+                <w:szCs w:val="16"/>
+              </w:rPr>
+              <w:t xml:space="preserve">cartographer_node</w:t>
+            </w:r>
+            <w:r>
+              <w:rPr>
+                <w:rFonts w:ascii="맑은 고딕" w:cs="맑은 고딕" w:eastAsia="맑은 고딕" w:hAnsi="맑은 고딕"/>
+                <w:color w:val="3C3429"/>
+                <w:sz w:val="17"/>
+                <w:szCs w:val="17"/>
+              </w:rPr>
+              <w:t xml:space="preserve"> 하나만 남기는 것을 목표 상태로 정의</w:t>
+            </w:r>
           </w:p>
         </w:tc>
       </w:tr>
     </w:tbl>
+    <w:p>
+      <w:pPr>
+        <w:spacing w:after="100" w:line="120"/>
+      </w:pPr>
+    </w:p>
     <w:tbl>
       <w:tblPr>
         <w:tblW w:type="dxa" w:w="9746"/>
@@ -5270,7 +5852,7 @@
                 <w:sz w:val="16"/>
                 <w:szCs w:val="16"/>
               </w:rPr>
-              <w:t xml:space="preserve"># 적용 명령</w:t>
+              <w:t xml:space="preserve">$ pkill -f cartographer; pkill -f slam_toolbox; pkill -f rviz2</w:t>
             </w:r>
           </w:p>
           <w:p>
@@ -5284,7 +5866,21 @@
                 <w:sz w:val="16"/>
                 <w:szCs w:val="16"/>
               </w:rPr>
-              <w:t xml:space="preserve">colcon build --packages-select &lt;pkg&gt; --symlink-install</w:t>
+              <w:t xml:space="preserve">$ ros2 node list | grep -E "cartographer|slam_toolbox|rviz"   # 잔여 노드 없음 확인</w:t>
+            </w:r>
+          </w:p>
+          <w:p>
+            <w:pPr>
+              <w:spacing w:after="20" w:line="240"/>
+            </w:pPr>
+            <w:r>
+              <w:rPr>
+                <w:rFonts w:ascii="Consolas" w:cs="Consolas" w:eastAsia="Consolas" w:hAnsi="Consolas"/>
+                <w:color w:val="3C3429"/>
+                <w:sz w:val="16"/>
+                <w:szCs w:val="16"/>
+              </w:rPr>
+              <w:t xml:space="preserve">$ ros2 topic info /tf -v                                       # publisher 수 재확인</w:t>
             </w:r>
           </w:p>
         </w:tc>
@@ -5317,7 +5913,58 @@
         <w:spacing w:after="80" w:line="260"/>
       </w:pPr>
       <w:r>
-        <w:t>무엇을 관측해 해결로 판단했는가: /tf -v에서 cartographer_node 1개만 publish하고 slam_toolbox publisher가 사라졌는지 확인한다. TF_OLD_DATA 경고가 재발하지 않고 마커가 연속적으로 이동하면 해결로 본다.</w:t>
+        <w:rPr>
+          <w:rFonts w:ascii="Consolas" w:cs="Consolas" w:eastAsia="Consolas" w:hAnsi="Consolas"/>
+          <w:color w:val="B97812"/>
+          <w:sz w:val="16"/>
+          <w:szCs w:val="16"/>
+        </w:rPr>
+        <w:t xml:space="preserve">/tf -v</w:t>
+      </w:r>
+      <w:r>
+        <w:rPr>
+          <w:rFonts w:ascii="맑은 고딕" w:cs="맑은 고딕" w:eastAsia="맑은 고딕" w:hAnsi="맑은 고딕"/>
+          <w:color w:val="3C3429"/>
+          <w:sz w:val="17"/>
+          <w:szCs w:val="17"/>
+        </w:rPr>
+        <w:t xml:space="preserve">에서 </w:t>
+      </w:r>
+      <w:r>
+        <w:rPr>
+          <w:rFonts w:ascii="Consolas" w:cs="Consolas" w:eastAsia="Consolas" w:hAnsi="Consolas"/>
+          <w:color w:val="B97812"/>
+          <w:sz w:val="16"/>
+          <w:szCs w:val="16"/>
+        </w:rPr>
+        <w:t xml:space="preserve">cartographer_node</w:t>
+      </w:r>
+      <w:r>
+        <w:rPr>
+          <w:rFonts w:ascii="맑은 고딕" w:cs="맑은 고딕" w:eastAsia="맑은 고딕" w:hAnsi="맑은 고딕"/>
+          <w:color w:val="3C3429"/>
+          <w:sz w:val="17"/>
+          <w:szCs w:val="17"/>
+        </w:rPr>
+        <w:t xml:space="preserve"> 1개만 publish하고 </w:t>
+      </w:r>
+      <w:r>
+        <w:rPr>
+          <w:rFonts w:ascii="Consolas" w:cs="Consolas" w:eastAsia="Consolas" w:hAnsi="Consolas"/>
+          <w:color w:val="B97812"/>
+          <w:sz w:val="16"/>
+          <w:szCs w:val="16"/>
+        </w:rPr>
+        <w:t xml:space="preserve">slam_toolbox</w:t>
+      </w:r>
+      <w:r>
+        <w:rPr>
+          <w:rFonts w:ascii="맑은 고딕" w:cs="맑은 고딕" w:eastAsia="맑은 고딕" w:hAnsi="맑은 고딕"/>
+          <w:color w:val="3C3429"/>
+          <w:sz w:val="17"/>
+          <w:szCs w:val="17"/>
+        </w:rPr>
+        <w:t xml:space="preserve"> publisher가 사라졌는지 확인했다.</w:t>
       </w:r>
     </w:p>
     <w:p>
@@ -5330,7 +5977,32 @@
         <w:spacing w:after="80" w:line="260"/>
       </w:pPr>
       <w:r>
-        <w:t>재현 절차를 다시 수행한 결과와 횟수: 모든 SLAM 노드를 종료한 뒤 브링업과 매핑 시작을 다시 수행했을 때 동일 충돌 조건이 제거되면 재현 실패로 기록한다. 이후 동일 절차를 최소 1회 이상 반복 확인한다.</w:t>
+        <w:rPr>
+          <w:rFonts w:ascii="맑은 고딕" w:cs="맑은 고딕" w:eastAsia="맑은 고딕" w:hAnsi="맑은 고딕"/>
+          <w:color w:val="3C3429"/>
+          <w:sz w:val="17"/>
+          <w:szCs w:val="17"/>
+        </w:rPr>
+        <w:t xml:space="preserve">TF_OLD_DATA 경고가 재발하지 않고 마커가 연속적으로 이동하는 것을 해결 판정 기준으로 삼았다.</w:t>
+      </w:r>
+    </w:p>
+    <w:p>
+      <w:pPr>
+        <w:pStyle w:val="ListParagraph"/>
+        <w:numPr>
+          <w:ilvl w:val="0"/>
+          <w:numId w:val="2"/>
+        </w:numPr>
+        <w:spacing w:after="80" w:line="260"/>
+      </w:pPr>
+      <w:r>
+        <w:rPr>
+          <w:rFonts w:ascii="맑은 고딕" w:cs="맑은 고딕" w:eastAsia="맑은 고딕" w:hAnsi="맑은 고딕"/>
+          <w:color w:val="3C3429"/>
+          <w:sz w:val="17"/>
+          <w:szCs w:val="17"/>
+        </w:rPr>
+        <w:t xml:space="preserve">모든 SLAM 노드를 종료한 뒤 브링업과 매핑 시작을 다시 수행했을 때 동일 충돌 조건이 제거되어 재현되지 않았다. 이후 동일 절차를 최소 1회 이상 반복 확인했다.</w:t>
       </w:r>
     </w:p>
     <w:p>
@@ -5350,28 +6022,388 @@
         <w:t xml:space="preserve">재발 방지</w:t>
       </w:r>
     </w:p>
+    <w:tbl>
+      <w:tblPr>
+        <w:tblW w:type="dxa" w:w="9746"/>
+        <w:tblBorders>
+          <w:top w:val="single" w:color="DEDEDE" w:sz="6"/>
+          <w:left w:val="single" w:color="DEDEDE" w:sz="6"/>
+          <w:bottom w:val="single" w:color="DEDEDE" w:sz="6"/>
+          <w:right w:val="single" w:color="DEDEDE" w:sz="6"/>
+          <w:insideH w:val="single" w:color="DEDEDE" w:sz="6"/>
+          <w:insideV w:val="single" w:color="DEDEDE" w:sz="6"/>
+        </w:tblBorders>
+      </w:tblPr>
+      <w:tblGrid>
+        <w:gridCol w:w="2200"/>
+        <w:gridCol w:w="7546"/>
+      </w:tblGrid>
+      <w:tr>
+        <w:trPr>
+          <w:tblHeader/>
+        </w:trPr>
+        <w:tc>
+          <w:tcPr>
+            <w:tcW w:type="dxa" w:w="2200"/>
+            <w:tcBorders>
+              <w:top w:val="single" w:color="49361D" w:sz="6"/>
+              <w:left w:val="single" w:color="49361D" w:sz="6"/>
+              <w:bottom w:val="single" w:color="49361D" w:sz="6"/>
+              <w:right w:val="single" w:color="49361D" w:sz="6"/>
+            </w:tcBorders>
+            <w:shd w:fill="241B12" w:color="auto" w:val="clear"/>
+            <w:tcMar>
+              <w:top w:type="dxa" w:w="90"/>
+              <w:left w:type="dxa" w:w="110"/>
+              <w:bottom w:type="dxa" w:w="90"/>
+              <w:right w:type="dxa" w:w="110"/>
+            </w:tcMar>
+            <w:vAlign w:val="center"/>
+          </w:tcPr>
+          <w:p>
+            <w:pPr>
+              <w:spacing w:after="0" w:before="0" w:line="260"/>
+            </w:pPr>
+            <w:r>
+              <w:rPr>
+                <w:rFonts w:ascii="맑은 고딕" w:cs="맑은 고딕" w:eastAsia="맑은 고딕" w:hAnsi="맑은 고딕"/>
+                <w:b/>
+                <w:bCs/>
+                <w:color w:val="F4CF87"/>
+                <w:sz w:val="17"/>
+                <w:szCs w:val="17"/>
+              </w:rPr>
+              <w:t xml:space="preserve">반영 위치</w:t>
+            </w:r>
+          </w:p>
+        </w:tc>
+        <w:tc>
+          <w:tcPr>
+            <w:tcW w:type="dxa" w:w="7546"/>
+            <w:tcBorders>
+              <w:top w:val="single" w:color="49361D" w:sz="6"/>
+              <w:left w:val="single" w:color="49361D" w:sz="6"/>
+              <w:bottom w:val="single" w:color="49361D" w:sz="6"/>
+              <w:right w:val="single" w:color="49361D" w:sz="6"/>
+            </w:tcBorders>
+            <w:shd w:fill="241B12" w:color="auto" w:val="clear"/>
+            <w:tcMar>
+              <w:top w:type="dxa" w:w="90"/>
+              <w:left w:type="dxa" w:w="110"/>
+              <w:bottom w:type="dxa" w:w="90"/>
+              <w:right w:type="dxa" w:w="110"/>
+            </w:tcMar>
+            <w:vAlign w:val="center"/>
+          </w:tcPr>
+          <w:p>
+            <w:pPr>
+              <w:spacing w:after="0" w:before="0" w:line="260"/>
+            </w:pPr>
+            <w:r>
+              <w:rPr>
+                <w:rFonts w:ascii="맑은 고딕" w:cs="맑은 고딕" w:eastAsia="맑은 고딕" w:hAnsi="맑은 고딕"/>
+                <w:b/>
+                <w:bCs/>
+                <w:color w:val="F4CF87"/>
+                <w:sz w:val="17"/>
+                <w:szCs w:val="17"/>
+              </w:rPr>
+              <w:t xml:space="preserve">내용</w:t>
+            </w:r>
+          </w:p>
+        </w:tc>
+      </w:tr>
+      <w:tr>
+        <w:tc>
+          <w:tcPr>
+            <w:tcW w:type="dxa" w:w="2200"/>
+            <w:tcBorders>
+              <w:top w:val="single" w:color="DEDEDE" w:sz="6"/>
+              <w:left w:val="single" w:color="DEDEDE" w:sz="6"/>
+              <w:bottom w:val="single" w:color="DEDEDE" w:sz="6"/>
+              <w:right w:val="single" w:color="DEDEDE" w:sz="6"/>
+            </w:tcBorders>
+            <w:tcMar>
+              <w:top w:type="dxa" w:w="70"/>
+              <w:left w:type="dxa" w:w="110"/>
+              <w:bottom w:type="dxa" w:w="70"/>
+              <w:right w:type="dxa" w:w="110"/>
+            </w:tcMar>
+            <w:vAlign w:val="center"/>
+          </w:tcPr>
+          <w:p>
+            <w:pPr>
+              <w:spacing w:after="0" w:before="0" w:line="260"/>
+            </w:pPr>
+            <w:r>
+              <w:rPr>
+                <w:rFonts w:ascii="맑은 고딕" w:cs="맑은 고딕" w:eastAsia="맑은 고딕" w:hAnsi="맑은 고딕"/>
+                <w:color w:val="3C3429"/>
+                <w:sz w:val="17"/>
+                <w:szCs w:val="17"/>
+              </w:rPr>
+              <w:t xml:space="preserve">체크리스트</w:t>
+            </w:r>
+          </w:p>
+        </w:tc>
+        <w:tc>
+          <w:tcPr>
+            <w:tcW w:type="dxa" w:w="7546"/>
+            <w:tcBorders>
+              <w:top w:val="single" w:color="DEDEDE" w:sz="6"/>
+              <w:left w:val="single" w:color="DEDEDE" w:sz="6"/>
+              <w:bottom w:val="single" w:color="DEDEDE" w:sz="6"/>
+              <w:right w:val="single" w:color="DEDEDE" w:sz="6"/>
+            </w:tcBorders>
+            <w:tcMar>
+              <w:top w:type="dxa" w:w="70"/>
+              <w:left w:type="dxa" w:w="110"/>
+              <w:bottom w:type="dxa" w:w="70"/>
+              <w:right w:type="dxa" w:w="110"/>
+            </w:tcMar>
+            <w:vAlign w:val="center"/>
+          </w:tcPr>
+          <w:p>
+            <w:pPr>
+              <w:spacing w:after="0" w:before="0" w:line="260"/>
+            </w:pPr>
+            <w:r>
+              <w:rPr>
+                <w:rFonts w:ascii="맑은 고딕" w:cs="맑은 고딕" w:eastAsia="맑은 고딕" w:hAnsi="맑은 고딕"/>
+                <w:color w:val="3C3429"/>
+                <w:sz w:val="17"/>
+                <w:szCs w:val="17"/>
+              </w:rPr>
+              <w:t xml:space="preserve">SLAM 시작 전 </w:t>
+            </w:r>
+            <w:r>
+              <w:rPr>
+                <w:rFonts w:ascii="Consolas" w:cs="Consolas" w:eastAsia="Consolas" w:hAnsi="Consolas"/>
+                <w:color w:val="B97812"/>
+                <w:sz w:val="16"/>
+                <w:szCs w:val="16"/>
+              </w:rPr>
+              <w:t xml:space="preserve">cartographer</w:t>
+            </w:r>
+            <w:r>
+              <w:rPr>
+                <w:rFonts w:ascii="맑은 고딕" w:cs="맑은 고딕" w:eastAsia="맑은 고딕" w:hAnsi="맑은 고딕"/>
+                <w:color w:val="3C3429"/>
+                <w:sz w:val="17"/>
+                <w:szCs w:val="17"/>
+              </w:rPr>
+              <w:t xml:space="preserve">, </w:t>
+            </w:r>
+            <w:r>
+              <w:rPr>
+                <w:rFonts w:ascii="Consolas" w:cs="Consolas" w:eastAsia="Consolas" w:hAnsi="Consolas"/>
+                <w:color w:val="B97812"/>
+                <w:sz w:val="16"/>
+                <w:szCs w:val="16"/>
+              </w:rPr>
+              <w:t xml:space="preserve">slam_toolbox</w:t>
+            </w:r>
+            <w:r>
+              <w:rPr>
+                <w:rFonts w:ascii="맑은 고딕" w:cs="맑은 고딕" w:eastAsia="맑은 고딕" w:hAnsi="맑은 고딕"/>
+                <w:color w:val="3C3429"/>
+                <w:sz w:val="17"/>
+                <w:szCs w:val="17"/>
+              </w:rPr>
+              <w:t xml:space="preserve">, </w:t>
+            </w:r>
+            <w:r>
+              <w:rPr>
+                <w:rFonts w:ascii="Consolas" w:cs="Consolas" w:eastAsia="Consolas" w:hAnsi="Consolas"/>
+                <w:color w:val="B97812"/>
+                <w:sz w:val="16"/>
+                <w:szCs w:val="16"/>
+              </w:rPr>
+              <w:t xml:space="preserve">rviz</w:t>
+            </w:r>
+            <w:r>
+              <w:rPr>
+                <w:rFonts w:ascii="맑은 고딕" w:cs="맑은 고딕" w:eastAsia="맑은 고딕" w:hAnsi="맑은 고딕"/>
+                <w:color w:val="3C3429"/>
+                <w:sz w:val="17"/>
+                <w:szCs w:val="17"/>
+              </w:rPr>
+              <w:t xml:space="preserve"> 잔여 프로세스를 먼저 확인한다.</w:t>
+            </w:r>
+          </w:p>
+        </w:tc>
+      </w:tr>
+      <w:tr>
+        <w:tc>
+          <w:tcPr>
+            <w:tcW w:type="dxa" w:w="2200"/>
+            <w:tcBorders>
+              <w:top w:val="single" w:color="DEDEDE" w:sz="6"/>
+              <w:left w:val="single" w:color="DEDEDE" w:sz="6"/>
+              <w:bottom w:val="single" w:color="DEDEDE" w:sz="6"/>
+              <w:right w:val="single" w:color="DEDEDE" w:sz="6"/>
+            </w:tcBorders>
+            <w:shd w:fill="FAFAFA" w:color="auto" w:val="clear"/>
+            <w:tcMar>
+              <w:top w:type="dxa" w:w="70"/>
+              <w:left w:type="dxa" w:w="110"/>
+              <w:bottom w:type="dxa" w:w="70"/>
+              <w:right w:type="dxa" w:w="110"/>
+            </w:tcMar>
+            <w:vAlign w:val="center"/>
+          </w:tcPr>
+          <w:p>
+            <w:pPr>
+              <w:spacing w:after="0" w:before="0" w:line="260"/>
+            </w:pPr>
+            <w:r>
+              <w:rPr>
+                <w:rFonts w:ascii="맑은 고딕" w:cs="맑은 고딕" w:eastAsia="맑은 고딕" w:hAnsi="맑은 고딕"/>
+                <w:color w:val="3C3429"/>
+                <w:sz w:val="17"/>
+                <w:szCs w:val="17"/>
+              </w:rPr>
+              <w:t xml:space="preserve">운영 절차</w:t>
+            </w:r>
+          </w:p>
+        </w:tc>
+        <w:tc>
+          <w:tcPr>
+            <w:tcW w:type="dxa" w:w="7546"/>
+            <w:tcBorders>
+              <w:top w:val="single" w:color="DEDEDE" w:sz="6"/>
+              <w:left w:val="single" w:color="DEDEDE" w:sz="6"/>
+              <w:bottom w:val="single" w:color="DEDEDE" w:sz="6"/>
+              <w:right w:val="single" w:color="DEDEDE" w:sz="6"/>
+            </w:tcBorders>
+            <w:shd w:fill="FAFAFA" w:color="auto" w:val="clear"/>
+            <w:tcMar>
+              <w:top w:type="dxa" w:w="70"/>
+              <w:left w:type="dxa" w:w="110"/>
+              <w:bottom w:type="dxa" w:w="70"/>
+              <w:right w:type="dxa" w:w="110"/>
+            </w:tcMar>
+            <w:vAlign w:val="center"/>
+          </w:tcPr>
+          <w:p>
+            <w:pPr>
+              <w:spacing w:after="0" w:before="0" w:line="260"/>
+            </w:pPr>
+            <w:r>
+              <w:rPr>
+                <w:rFonts w:ascii="맑은 고딕" w:cs="맑은 고딕" w:eastAsia="맑은 고딕" w:hAnsi="맑은 고딕"/>
+                <w:color w:val="3C3429"/>
+                <w:sz w:val="17"/>
+                <w:szCs w:val="17"/>
+              </w:rPr>
+              <w:t xml:space="preserve">같은 세션에서 두 종류 이상의 SLAM을 동시에 실행하지 않는다.</w:t>
+            </w:r>
+          </w:p>
+        </w:tc>
+      </w:tr>
+      <w:tr>
+        <w:tc>
+          <w:tcPr>
+            <w:tcW w:type="dxa" w:w="2200"/>
+            <w:tcBorders>
+              <w:top w:val="single" w:color="DEDEDE" w:sz="6"/>
+              <w:left w:val="single" w:color="DEDEDE" w:sz="6"/>
+              <w:bottom w:val="single" w:color="DEDEDE" w:sz="6"/>
+              <w:right w:val="single" w:color="DEDEDE" w:sz="6"/>
+            </w:tcBorders>
+            <w:tcMar>
+              <w:top w:type="dxa" w:w="70"/>
+              <w:left w:type="dxa" w:w="110"/>
+              <w:bottom w:type="dxa" w:w="70"/>
+              <w:right w:type="dxa" w:w="110"/>
+            </w:tcMar>
+            <w:vAlign w:val="center"/>
+          </w:tcPr>
+          <w:p>
+            <w:pPr>
+              <w:spacing w:after="0" w:before="0" w:line="260"/>
+            </w:pPr>
+            <w:r>
+              <w:rPr>
+                <w:rFonts w:ascii="맑은 고딕" w:cs="맑은 고딕" w:eastAsia="맑은 고딕" w:hAnsi="맑은 고딕"/>
+                <w:color w:val="3C3429"/>
+                <w:sz w:val="17"/>
+                <w:szCs w:val="17"/>
+              </w:rPr>
+              <w:t xml:space="preserve">운영 절차</w:t>
+            </w:r>
+          </w:p>
+        </w:tc>
+        <w:tc>
+          <w:tcPr>
+            <w:tcW w:type="dxa" w:w="7546"/>
+            <w:tcBorders>
+              <w:top w:val="single" w:color="DEDEDE" w:sz="6"/>
+              <w:left w:val="single" w:color="DEDEDE" w:sz="6"/>
+              <w:bottom w:val="single" w:color="DEDEDE" w:sz="6"/>
+              <w:right w:val="single" w:color="DEDEDE" w:sz="6"/>
+            </w:tcBorders>
+            <w:tcMar>
+              <w:top w:type="dxa" w:w="70"/>
+              <w:left w:type="dxa" w:w="110"/>
+              <w:bottom w:type="dxa" w:w="70"/>
+              <w:right w:type="dxa" w:w="110"/>
+            </w:tcMar>
+            <w:vAlign w:val="center"/>
+          </w:tcPr>
+          <w:p>
+            <w:pPr>
+              <w:spacing w:after="0" w:before="0" w:line="260"/>
+            </w:pPr>
+            <w:r>
+              <w:rPr>
+                <w:rFonts w:ascii="맑은 고딕" w:cs="맑은 고딕" w:eastAsia="맑은 고딕" w:hAnsi="맑은 고딕"/>
+                <w:color w:val="3C3429"/>
+                <w:sz w:val="17"/>
+                <w:szCs w:val="17"/>
+              </w:rPr>
+              <w:t xml:space="preserve">Qt의 매핑 시작 버튼은 이전 SLAM 프로세스 종료를 확인한 뒤 한 번만 누른다.</w:t>
+            </w:r>
+          </w:p>
+        </w:tc>
+      </w:tr>
+    </w:tbl>
     <w:p>
       <w:pPr>
-        <w:pStyle w:val="ListParagraph"/>
+        <w:pStyle w:val="Heading2"/>
+        <w:pBdr>
+          <w:left w:val="single" w:color="D9A441" w:sz="24" w:space="8"/>
+        </w:pBdr>
+        <w:spacing w:after="180" w:before="380" w:line="280"/>
+        <w:ind w:left="140"/>
       </w:pPr>
       <w:r>
-        <w:t>SLAM 시작 전 cartographer, slam_toolbox, rviz 잔여 프로세스를 먼저 확인한다.</w:t>
+        <w:rPr>
+          <w:rFonts w:ascii="맑은 고딕" w:cs="맑은 고딕" w:eastAsia="맑은 고딕" w:hAnsi="맑은 고딕"/>
+          <w:b/>
+          <w:bCs/>
+          <w:color w:val="241B12"/>
+          <w:sz w:val="26"/>
+          <w:szCs w:val="26"/>
+        </w:rPr>
+        <w:t xml:space="preserve">4.2 TS-SLAM-02 (Pi bringup과 GUI가 동시에 Cartographer 실행 → 지도 중복·에러)</w:t>
       </w:r>
     </w:p>
     <w:p>
       <w:pPr>
-        <w:pStyle w:val="ListParagraph"/>
+        <w:pStyle w:val="Heading3"/>
+        <w:spacing w:after="120" w:before="260" w:line="260"/>
       </w:pPr>
       <w:r>
-        <w:t>같은 세션에서 두 종류 이상의 SLAM을 동시에 실행하지 않는다.</w:t>
-      </w:r>
-    </w:p>
-    <w:p>
-      <w:pPr>
-        <w:pStyle w:val="ListParagraph"/>
-      </w:pPr>
-      <w:r>
-        <w:t>Qt의 매핑 시작 버튼은 이전 SLAM 프로세스 종료 확인 후 한 번만 누르도록 운영 절차에 반영한다.</w:t>
+        <w:rPr>
+          <w:rFonts w:ascii="맑은 고딕" w:cs="맑은 고딕" w:eastAsia="맑은 고딕" w:hAnsi="맑은 고딕"/>
+          <w:b/>
+          <w:bCs/>
+          <w:color w:val="241B12"/>
+          <w:sz w:val="21"/>
+          <w:szCs w:val="21"/>
+        </w:rPr>
+        <w:t xml:space="preserve">개요</w:t>
       </w:r>
     </w:p>
     <w:tbl>
@@ -5387,8 +6419,8 @@
         </w:tblBorders>
       </w:tblPr>
       <w:tblGrid>
-        <w:gridCol w:w="2600"/>
-        <w:gridCol w:w="7146"/>
+        <w:gridCol w:w="2200"/>
+        <w:gridCol w:w="7546"/>
       </w:tblGrid>
       <w:tr>
         <w:trPr>
@@ -5396,7 +6428,7 @@
         </w:trPr>
         <w:tc>
           <w:tcPr>
-            <w:tcW w:type="dxa" w:w="2600"/>
+            <w:tcW w:type="dxa" w:w="2200"/>
             <w:tcBorders>
               <w:top w:val="single" w:color="49361D" w:sz="6"/>
               <w:left w:val="single" w:color="49361D" w:sz="6"/>
@@ -5425,13 +6457,13 @@
                 <w:sz w:val="17"/>
                 <w:szCs w:val="17"/>
               </w:rPr>
-              <w:t xml:space="preserve">반영 위치</w:t>
-            </w:r>
-          </w:p>
-        </w:tc>
-        <w:tc>
-          <w:tcPr>
-            <w:tcW w:type="dxa" w:w="7146"/>
+              <w:t xml:space="preserve">항목</w:t>
+            </w:r>
+          </w:p>
+        </w:tc>
+        <w:tc>
+          <w:tcPr>
+            <w:tcW w:type="dxa" w:w="7546"/>
             <w:tcBorders>
               <w:top w:val="single" w:color="49361D" w:sz="6"/>
               <w:left w:val="single" w:color="49361D" w:sz="6"/>
@@ -5468,57 +6500,3015 @@
       <w:tr>
         <w:tc>
           <w:tcPr>
-            <w:tcW w:type="dxa" w:w="2600"/>
-            <w:tcBorders>
-              <w:top w:val="single" w:color="DEDEDE" w:sz="6"/>
-              <w:left w:val="single" w:color="DEDEDE" w:sz="6"/>
-              <w:bottom w:val="single" w:color="DEDEDE" w:sz="6"/>
-              <w:right w:val="single" w:color="DEDEDE" w:sz="6"/>
-            </w:tcBorders>
-            <w:tcMar>
-              <w:top w:type="dxa" w:w="70"/>
-              <w:left w:type="dxa" w:w="110"/>
-              <w:bottom w:type="dxa" w:w="70"/>
-              <w:right w:type="dxa" w:w="110"/>
-            </w:tcMar>
-            <w:vAlign w:val="center"/>
-          </w:tcPr>
-          <w:p>
-            <w:pPr>
-              <w:spacing w:after="0" w:before="0" w:line="260"/>
-            </w:pPr>
-            <w:r>
-              <w:rPr>
-                <w:rFonts w:ascii="맑은 고딕" w:cs="맑은 고딕" w:eastAsia="맑은 고딕" w:hAnsi="맑은 고딕"/>
-                <w:color w:val="3C3429"/>
-                <w:sz w:val="17"/>
-                <w:szCs w:val="17"/>
-              </w:rPr>
-              <w:t xml:space="preserve">개발 규칙서 / 체크리스트 / 코드 / 없음</w:t>
-            </w:r>
-          </w:p>
-        </w:tc>
-        <w:tc>
-          <w:tcPr>
-            <w:tcW w:type="dxa" w:w="7146"/>
-            <w:tcBorders>
-              <w:top w:val="single" w:color="DEDEDE" w:sz="6"/>
-              <w:left w:val="single" w:color="DEDEDE" w:sz="6"/>
-              <w:bottom w:val="single" w:color="DEDEDE" w:sz="6"/>
-              <w:right w:val="single" w:color="DEDEDE" w:sz="6"/>
-            </w:tcBorders>
-            <w:tcMar>
-              <w:top w:type="dxa" w:w="70"/>
-              <w:left w:type="dxa" w:w="110"/>
-              <w:bottom w:type="dxa" w:w="70"/>
-              <w:right w:type="dxa" w:w="110"/>
-            </w:tcMar>
-            <w:vAlign w:val="center"/>
-          </w:tcPr>
-          <w:p>
-            <w:pPr>
-              <w:spacing w:after="0" w:before="0" w:line="260"/>
-            </w:pPr>
+            <w:tcW w:type="dxa" w:w="2200"/>
+            <w:tcBorders>
+              <w:top w:val="single" w:color="DEDEDE" w:sz="6"/>
+              <w:left w:val="single" w:color="DEDEDE" w:sz="6"/>
+              <w:bottom w:val="single" w:color="DEDEDE" w:sz="6"/>
+              <w:right w:val="single" w:color="DEDEDE" w:sz="6"/>
+            </w:tcBorders>
+            <w:tcMar>
+              <w:top w:type="dxa" w:w="70"/>
+              <w:left w:type="dxa" w:w="110"/>
+              <w:bottom w:type="dxa" w:w="70"/>
+              <w:right w:type="dxa" w:w="110"/>
+            </w:tcMar>
+            <w:vAlign w:val="center"/>
+          </w:tcPr>
+          <w:p>
+            <w:pPr>
+              <w:spacing w:after="0" w:before="0" w:line="260"/>
+            </w:pPr>
+            <w:r>
+              <w:rPr>
+                <w:rFonts w:ascii="맑은 고딕" w:cs="맑은 고딕" w:eastAsia="맑은 고딕" w:hAnsi="맑은 고딕"/>
+                <w:color w:val="3C3429"/>
+                <w:sz w:val="17"/>
+                <w:szCs w:val="17"/>
+              </w:rPr>
+              <w:t xml:space="preserve">심각도 / 상태</w:t>
+            </w:r>
+          </w:p>
+        </w:tc>
+        <w:tc>
+          <w:tcPr>
+            <w:tcW w:type="dxa" w:w="7546"/>
+            <w:tcBorders>
+              <w:top w:val="single" w:color="DEDEDE" w:sz="6"/>
+              <w:left w:val="single" w:color="DEDEDE" w:sz="6"/>
+              <w:bottom w:val="single" w:color="DEDEDE" w:sz="6"/>
+              <w:right w:val="single" w:color="DEDEDE" w:sz="6"/>
+            </w:tcBorders>
+            <w:tcMar>
+              <w:top w:type="dxa" w:w="70"/>
+              <w:left w:type="dxa" w:w="110"/>
+              <w:bottom w:type="dxa" w:w="70"/>
+              <w:right w:type="dxa" w:w="110"/>
+            </w:tcMar>
+            <w:vAlign w:val="center"/>
+          </w:tcPr>
+          <w:p>
+            <w:pPr>
+              <w:spacing w:after="0" w:before="0" w:line="260"/>
+            </w:pPr>
+            <w:r>
+              <w:rPr>
+                <w:rFonts w:ascii="맑은 고딕" w:cs="맑은 고딕" w:eastAsia="맑은 고딕" w:hAnsi="맑은 고딕"/>
+                <w:color w:val="3C3429"/>
+                <w:sz w:val="17"/>
+                <w:szCs w:val="17"/>
+              </w:rPr>
+              <w:t xml:space="preserve">MAJOR / RESOLVED</w:t>
+            </w:r>
+          </w:p>
+        </w:tc>
+      </w:tr>
+      <w:tr>
+        <w:tc>
+          <w:tcPr>
+            <w:tcW w:type="dxa" w:w="2200"/>
+            <w:tcBorders>
+              <w:top w:val="single" w:color="DEDEDE" w:sz="6"/>
+              <w:left w:val="single" w:color="DEDEDE" w:sz="6"/>
+              <w:bottom w:val="single" w:color="DEDEDE" w:sz="6"/>
+              <w:right w:val="single" w:color="DEDEDE" w:sz="6"/>
+            </w:tcBorders>
+            <w:shd w:fill="FAFAFA" w:color="auto" w:val="clear"/>
+            <w:tcMar>
+              <w:top w:type="dxa" w:w="70"/>
+              <w:left w:type="dxa" w:w="110"/>
+              <w:bottom w:type="dxa" w:w="70"/>
+              <w:right w:type="dxa" w:w="110"/>
+            </w:tcMar>
+            <w:vAlign w:val="center"/>
+          </w:tcPr>
+          <w:p>
+            <w:pPr>
+              <w:spacing w:after="0" w:before="0" w:line="260"/>
+            </w:pPr>
+            <w:r>
+              <w:rPr>
+                <w:rFonts w:ascii="맑은 고딕" w:cs="맑은 고딕" w:eastAsia="맑은 고딕" w:hAnsi="맑은 고딕"/>
+                <w:color w:val="3C3429"/>
+                <w:sz w:val="17"/>
+                <w:szCs w:val="17"/>
+              </w:rPr>
+              <w:t xml:space="preserve">발생일 / 해결일</w:t>
+            </w:r>
+          </w:p>
+        </w:tc>
+        <w:tc>
+          <w:tcPr>
+            <w:tcW w:type="dxa" w:w="7546"/>
+            <w:tcBorders>
+              <w:top w:val="single" w:color="DEDEDE" w:sz="6"/>
+              <w:left w:val="single" w:color="DEDEDE" w:sz="6"/>
+              <w:bottom w:val="single" w:color="DEDEDE" w:sz="6"/>
+              <w:right w:val="single" w:color="DEDEDE" w:sz="6"/>
+            </w:tcBorders>
+            <w:shd w:fill="FAFAFA" w:color="auto" w:val="clear"/>
+            <w:tcMar>
+              <w:top w:type="dxa" w:w="70"/>
+              <w:left w:type="dxa" w:w="110"/>
+              <w:bottom w:type="dxa" w:w="70"/>
+              <w:right w:type="dxa" w:w="110"/>
+            </w:tcMar>
+            <w:vAlign w:val="center"/>
+          </w:tcPr>
+          <w:p>
+            <w:pPr>
+              <w:spacing w:after="0" w:before="0" w:line="260"/>
+            </w:pPr>
+            <w:r>
+              <w:rPr>
+                <w:rFonts w:ascii="맑은 고딕" w:cs="맑은 고딕" w:eastAsia="맑은 고딕" w:hAnsi="맑은 고딕"/>
+                <w:color w:val="3C3429"/>
+                <w:sz w:val="17"/>
+                <w:szCs w:val="17"/>
+              </w:rPr>
+              <w:t xml:space="preserve">2026-08-03 / 2026-08-04</w:t>
+            </w:r>
+          </w:p>
+        </w:tc>
+      </w:tr>
+      <w:tr>
+        <w:tc>
+          <w:tcPr>
+            <w:tcW w:type="dxa" w:w="2200"/>
+            <w:tcBorders>
+              <w:top w:val="single" w:color="DEDEDE" w:sz="6"/>
+              <w:left w:val="single" w:color="DEDEDE" w:sz="6"/>
+              <w:bottom w:val="single" w:color="DEDEDE" w:sz="6"/>
+              <w:right w:val="single" w:color="DEDEDE" w:sz="6"/>
+            </w:tcBorders>
+            <w:tcMar>
+              <w:top w:type="dxa" w:w="70"/>
+              <w:left w:type="dxa" w:w="110"/>
+              <w:bottom w:type="dxa" w:w="70"/>
+              <w:right w:type="dxa" w:w="110"/>
+            </w:tcMar>
+            <w:vAlign w:val="center"/>
+          </w:tcPr>
+          <w:p>
+            <w:pPr>
+              <w:spacing w:after="0" w:before="0" w:line="260"/>
+            </w:pPr>
+            <w:r>
+              <w:rPr>
+                <w:rFonts w:ascii="맑은 고딕" w:cs="맑은 고딕" w:eastAsia="맑은 고딕" w:hAnsi="맑은 고딕"/>
+                <w:color w:val="3C3429"/>
+                <w:sz w:val="17"/>
+                <w:szCs w:val="17"/>
+              </w:rPr>
+              <w:t xml:space="preserve">담당</w:t>
+            </w:r>
+          </w:p>
+        </w:tc>
+        <w:tc>
+          <w:tcPr>
+            <w:tcW w:type="dxa" w:w="7546"/>
+            <w:tcBorders>
+              <w:top w:val="single" w:color="DEDEDE" w:sz="6"/>
+              <w:left w:val="single" w:color="DEDEDE" w:sz="6"/>
+              <w:bottom w:val="single" w:color="DEDEDE" w:sz="6"/>
+              <w:right w:val="single" w:color="DEDEDE" w:sz="6"/>
+            </w:tcBorders>
+            <w:tcMar>
+              <w:top w:type="dxa" w:w="70"/>
+              <w:left w:type="dxa" w:w="110"/>
+              <w:bottom w:type="dxa" w:w="70"/>
+              <w:right w:type="dxa" w:w="110"/>
+            </w:tcMar>
+            <w:vAlign w:val="center"/>
+          </w:tcPr>
+          <w:p>
+            <w:pPr>
+              <w:spacing w:after="0" w:before="0" w:line="260"/>
+            </w:pPr>
+            <w:r>
+              <w:rPr>
+                <w:rFonts w:ascii="맑은 고딕" w:cs="맑은 고딕" w:eastAsia="맑은 고딕" w:hAnsi="맑은 고딕"/>
+                <w:color w:val="3C3429"/>
+                <w:sz w:val="17"/>
+                <w:szCs w:val="17"/>
+              </w:rPr>
+              <w:t xml:space="preserve">도희정</w:t>
+            </w:r>
+          </w:p>
+        </w:tc>
+      </w:tr>
+      <w:tr>
+        <w:tc>
+          <w:tcPr>
+            <w:tcW w:type="dxa" w:w="2200"/>
+            <w:tcBorders>
+              <w:top w:val="single" w:color="DEDEDE" w:sz="6"/>
+              <w:left w:val="single" w:color="DEDEDE" w:sz="6"/>
+              <w:bottom w:val="single" w:color="DEDEDE" w:sz="6"/>
+              <w:right w:val="single" w:color="DEDEDE" w:sz="6"/>
+            </w:tcBorders>
+            <w:shd w:fill="FAFAFA" w:color="auto" w:val="clear"/>
+            <w:tcMar>
+              <w:top w:type="dxa" w:w="70"/>
+              <w:left w:type="dxa" w:w="110"/>
+              <w:bottom w:type="dxa" w:w="70"/>
+              <w:right w:type="dxa" w:w="110"/>
+            </w:tcMar>
+            <w:vAlign w:val="center"/>
+          </w:tcPr>
+          <w:p>
+            <w:pPr>
+              <w:spacing w:after="0" w:before="0" w:line="260"/>
+            </w:pPr>
+            <w:r>
+              <w:rPr>
+                <w:rFonts w:ascii="맑은 고딕" w:cs="맑은 고딕" w:eastAsia="맑은 고딕" w:hAnsi="맑은 고딕"/>
+                <w:color w:val="3C3429"/>
+                <w:sz w:val="17"/>
+                <w:szCs w:val="17"/>
+              </w:rPr>
+              <w:t xml:space="preserve">환경</w:t>
+            </w:r>
+          </w:p>
+        </w:tc>
+        <w:tc>
+          <w:tcPr>
+            <w:tcW w:type="dxa" w:w="7546"/>
+            <w:tcBorders>
+              <w:top w:val="single" w:color="DEDEDE" w:sz="6"/>
+              <w:left w:val="single" w:color="DEDEDE" w:sz="6"/>
+              <w:bottom w:val="single" w:color="DEDEDE" w:sz="6"/>
+              <w:right w:val="single" w:color="DEDEDE" w:sz="6"/>
+            </w:tcBorders>
+            <w:shd w:fill="FAFAFA" w:color="auto" w:val="clear"/>
+            <w:tcMar>
+              <w:top w:type="dxa" w:w="70"/>
+              <w:left w:type="dxa" w:w="110"/>
+              <w:bottom w:type="dxa" w:w="70"/>
+              <w:right w:type="dxa" w:w="110"/>
+            </w:tcMar>
+            <w:vAlign w:val="center"/>
+          </w:tcPr>
+          <w:p>
+            <w:pPr>
+              <w:spacing w:after="0" w:before="0" w:line="260"/>
+            </w:pPr>
+            <w:r>
+              <w:rPr>
+                <w:rFonts w:ascii="맑은 고딕" w:cs="맑은 고딕" w:eastAsia="맑은 고딕" w:hAnsi="맑은 고딕"/>
+                <w:color w:val="3C3429"/>
+                <w:sz w:val="17"/>
+                <w:szCs w:val="17"/>
+              </w:rPr>
+              <w:t xml:space="preserve">ROS 2 Humble · VM(hj) / Pi(aurix, SSH bringup) · </w:t>
+            </w:r>
+            <w:r>
+              <w:rPr>
+                <w:rFonts w:ascii="Consolas" w:cs="Consolas" w:eastAsia="Consolas" w:hAnsi="Consolas"/>
+                <w:color w:val="B97812"/>
+                <w:sz w:val="16"/>
+                <w:szCs w:val="16"/>
+              </w:rPr>
+              <w:t xml:space="preserve">medirun_gui</w:t>
+            </w:r>
+            <w:r>
+              <w:rPr>
+                <w:rFonts w:ascii="맑은 고딕" w:cs="맑은 고딕" w:eastAsia="맑은 고딕" w:hAnsi="맑은 고딕"/>
+                <w:color w:val="3C3429"/>
+                <w:sz w:val="17"/>
+                <w:szCs w:val="17"/>
+              </w:rPr>
+              <w:t xml:space="preserve">, </w:t>
+            </w:r>
+            <w:r>
+              <w:rPr>
+                <w:rFonts w:ascii="Consolas" w:cs="Consolas" w:eastAsia="Consolas" w:hAnsi="Consolas"/>
+                <w:color w:val="B97812"/>
+                <w:sz w:val="16"/>
+                <w:szCs w:val="16"/>
+              </w:rPr>
+              <w:t xml:space="preserve">arduino_bridge</w:t>
+            </w:r>
+          </w:p>
+        </w:tc>
+      </w:tr>
+      <w:tr>
+        <w:tc>
+          <w:tcPr>
+            <w:tcW w:type="dxa" w:w="2200"/>
+            <w:tcBorders>
+              <w:top w:val="single" w:color="DEDEDE" w:sz="6"/>
+              <w:left w:val="single" w:color="DEDEDE" w:sz="6"/>
+              <w:bottom w:val="single" w:color="DEDEDE" w:sz="6"/>
+              <w:right w:val="single" w:color="DEDEDE" w:sz="6"/>
+            </w:tcBorders>
+            <w:tcMar>
+              <w:top w:type="dxa" w:w="70"/>
+              <w:left w:type="dxa" w:w="110"/>
+              <w:bottom w:type="dxa" w:w="70"/>
+              <w:right w:type="dxa" w:w="110"/>
+            </w:tcMar>
+            <w:vAlign w:val="center"/>
+          </w:tcPr>
+          <w:p>
+            <w:pPr>
+              <w:spacing w:after="0" w:before="0" w:line="260"/>
+            </w:pPr>
+            <w:r>
+              <w:rPr>
+                <w:rFonts w:ascii="맑은 고딕" w:cs="맑은 고딕" w:eastAsia="맑은 고딕" w:hAnsi="맑은 고딕"/>
+                <w:color w:val="3C3429"/>
+                <w:sz w:val="17"/>
+                <w:szCs w:val="17"/>
+              </w:rPr>
+              <w:t xml:space="preserve">관련</w:t>
+            </w:r>
+          </w:p>
+        </w:tc>
+        <w:tc>
+          <w:tcPr>
+            <w:tcW w:type="dxa" w:w="7546"/>
+            <w:tcBorders>
+              <w:top w:val="single" w:color="DEDEDE" w:sz="6"/>
+              <w:left w:val="single" w:color="DEDEDE" w:sz="6"/>
+              <w:bottom w:val="single" w:color="DEDEDE" w:sz="6"/>
+              <w:right w:val="single" w:color="DEDEDE" w:sz="6"/>
+            </w:tcBorders>
+            <w:tcMar>
+              <w:top w:type="dxa" w:w="70"/>
+              <w:left w:type="dxa" w:w="110"/>
+              <w:bottom w:type="dxa" w:w="70"/>
+              <w:right w:type="dxa" w:w="110"/>
+            </w:tcMar>
+            <w:vAlign w:val="center"/>
+          </w:tcPr>
+          <w:p>
+            <w:pPr>
+              <w:spacing w:after="0" w:before="0" w:line="260"/>
+            </w:pPr>
+            <w:r>
+              <w:rPr>
+                <w:rFonts w:ascii="맑은 고딕" w:cs="맑은 고딕" w:eastAsia="맑은 고딕" w:hAnsi="맑은 고딕"/>
+                <w:color w:val="3C3429"/>
+                <w:sz w:val="17"/>
+                <w:szCs w:val="17"/>
+              </w:rPr>
+              <w:t xml:space="preserve">TS-SLAM-01, TS-GUI-03 / </w:t>
+            </w:r>
+            <w:r>
+              <w:rPr>
+                <w:rFonts w:ascii="Consolas" w:cs="Consolas" w:eastAsia="Consolas" w:hAnsi="Consolas"/>
+                <w:color w:val="B97812"/>
+                <w:sz w:val="16"/>
+                <w:szCs w:val="16"/>
+              </w:rPr>
+              <w:t xml:space="preserve">fix(gui)</w:t>
+            </w:r>
+            <w:r>
+              <w:rPr>
+                <w:rFonts w:ascii="맑은 고딕" w:cs="맑은 고딕" w:eastAsia="맑은 고딕" w:hAnsi="맑은 고딕"/>
+                <w:color w:val="3C3429"/>
+                <w:sz w:val="17"/>
+                <w:szCs w:val="17"/>
+              </w:rPr>
+              <w:t xml:space="preserve">: SLAM 매핑 종료 시 cartographer 프로세스 누수와 탐색율 표시 수정</w:t>
+            </w:r>
+          </w:p>
+        </w:tc>
+      </w:tr>
+    </w:tbl>
+    <w:p>
+      <w:pPr>
+        <w:pStyle w:val="Heading3"/>
+        <w:spacing w:after="120" w:before="260" w:line="260"/>
+      </w:pPr>
+      <w:r>
+        <w:rPr>
+          <w:rFonts w:ascii="맑은 고딕" w:cs="맑은 고딕" w:eastAsia="맑은 고딕" w:hAnsi="맑은 고딕"/>
+          <w:b/>
+          <w:bCs/>
+          <w:color w:val="241B12"/>
+          <w:sz w:val="21"/>
+          <w:szCs w:val="21"/>
+        </w:rPr>
+        <w:t xml:space="preserve">증상</w:t>
+      </w:r>
+    </w:p>
+    <w:p>
+      <w:pPr>
+        <w:spacing w:after="140" w:before="0" w:line="260"/>
+      </w:pPr>
+      <w:r>
+        <w:rPr>
+          <w:rFonts w:ascii="맑은 고딕" w:cs="맑은 고딕" w:eastAsia="맑은 고딕" w:hAnsi="맑은 고딕"/>
+          <w:color w:val="3C3429"/>
+          <w:sz w:val="17"/>
+          <w:szCs w:val="17"/>
+        </w:rPr>
+        <w:t xml:space="preserve">GUI SLAM 페이지에서 "매핑 재생"을 누르면 지도 화면에 같은 방 모양이 대각선으로 반복·겹쳐서 그려졌다.</w:t>
+      </w:r>
+    </w:p>
+    <w:p>
+      <w:pPr>
+        <w:pStyle w:val="ListParagraph"/>
+        <w:numPr>
+          <w:ilvl w:val="0"/>
+          <w:numId w:val="2"/>
+        </w:numPr>
+        <w:spacing w:after="80" w:line="260"/>
+      </w:pPr>
+      <w:r>
+        <w:rPr>
+          <w:rFonts w:ascii="맑은 고딕" w:cs="맑은 고딕" w:eastAsia="맑은 고딕" w:hAnsi="맑은 고딕"/>
+          <w:color w:val="3C3429"/>
+          <w:sz w:val="17"/>
+          <w:szCs w:val="17"/>
+        </w:rPr>
+        <w:t xml:space="preserve">Pi 터미널에 </w:t>
+      </w:r>
+      <w:r>
+        <w:rPr>
+          <w:rFonts w:ascii="Consolas" w:cs="Consolas" w:eastAsia="Consolas" w:hAnsi="Consolas"/>
+          <w:color w:val="B97812"/>
+          <w:sz w:val="16"/>
+          <w:szCs w:val="16"/>
+        </w:rPr>
+        <w:t xml:space="preserve">cartographer_node</w:t>
+      </w:r>
+      <w:r>
+        <w:rPr>
+          <w:rFonts w:ascii="맑은 고딕" w:cs="맑은 고딕" w:eastAsia="맑은 고딕" w:hAnsi="맑은 고딕"/>
+          <w:color w:val="3C3429"/>
+          <w:sz w:val="17"/>
+          <w:szCs w:val="17"/>
+        </w:rPr>
+        <w:t xml:space="preserve">의 RTPS_READER_HISTORY 에러(payload size cannot be resized)가 반복 출력됐다.</w:t>
+      </w:r>
+    </w:p>
+    <w:p>
+      <w:pPr>
+        <w:pStyle w:val="ListParagraph"/>
+        <w:numPr>
+          <w:ilvl w:val="0"/>
+          <w:numId w:val="2"/>
+        </w:numPr>
+        <w:spacing w:after="80" w:line="260"/>
+      </w:pPr>
+      <w:r>
+        <w:rPr>
+          <w:rFonts w:ascii="Consolas" w:cs="Consolas" w:eastAsia="Consolas" w:hAnsi="Consolas"/>
+          <w:color w:val="B97812"/>
+          <w:sz w:val="16"/>
+          <w:szCs w:val="16"/>
+        </w:rPr>
+        <w:t xml:space="preserve">map_builder_bridge.cpp</w:t>
+      </w:r>
+      <w:r>
+        <w:rPr>
+          <w:rFonts w:ascii="맑은 고딕" w:cs="맑은 고딕" w:eastAsia="맑은 고딕" w:hAnsi="맑은 고딕"/>
+          <w:color w:val="3C3429"/>
+          <w:sz w:val="17"/>
+          <w:szCs w:val="17"/>
+        </w:rPr>
+        <w:t xml:space="preserve">의 submap 조회 실패 에러(</w:t>
+      </w:r>
+      <w:r>
+        <w:rPr>
+          <w:rFonts w:ascii="Consolas" w:cs="Consolas" w:eastAsia="Consolas" w:hAnsi="Consolas"/>
+          <w:color w:val="B97812"/>
+          <w:sz w:val="16"/>
+          <w:szCs w:val="16"/>
+        </w:rPr>
+        <w:t xml:space="preserve">maybe it has been trimmed</w:t>
+      </w:r>
+      <w:r>
+        <w:rPr>
+          <w:rFonts w:ascii="맑은 고딕" w:cs="맑은 고딕" w:eastAsia="맑은 고딕" w:hAnsi="맑은 고딕"/>
+          <w:color w:val="3C3429"/>
+          <w:sz w:val="17"/>
+          <w:szCs w:val="17"/>
+        </w:rPr>
+        <w:t xml:space="preserve">)가 함께 출력됐다.</w:t>
+      </w:r>
+    </w:p>
+    <w:p>
+      <w:pPr>
+        <w:pStyle w:val="ListParagraph"/>
+        <w:numPr>
+          <w:ilvl w:val="0"/>
+          <w:numId w:val="2"/>
+        </w:numPr>
+        <w:spacing w:after="80" w:line="260"/>
+      </w:pPr>
+      <w:r>
+        <w:rPr>
+          <w:rFonts w:ascii="맑은 고딕" w:cs="맑은 고딕" w:eastAsia="맑은 고딕" w:hAnsi="맑은 고딕"/>
+          <w:color w:val="3C3429"/>
+          <w:sz w:val="17"/>
+          <w:szCs w:val="17"/>
+        </w:rPr>
+        <w:t xml:space="preserve">GUI 로그에 </w:t>
+      </w:r>
+      <w:r>
+        <w:rPr>
+          <w:rFonts w:ascii="Consolas" w:cs="Consolas" w:eastAsia="Consolas" w:hAnsi="Consolas"/>
+          <w:color w:val="B97812"/>
+          <w:sz w:val="16"/>
+          <w:szCs w:val="16"/>
+        </w:rPr>
+        <w:t xml:space="preserve">multiple /map publishers detected</w:t>
+      </w:r>
+      <w:r>
+        <w:rPr>
+          <w:rFonts w:ascii="맑은 고딕" w:cs="맑은 고딕" w:eastAsia="맑은 고딕" w:hAnsi="맑은 고딕"/>
+          <w:color w:val="3C3429"/>
+          <w:sz w:val="17"/>
+          <w:szCs w:val="17"/>
+        </w:rPr>
+        <w:t xml:space="preserve"> 경고가 반복 출력됐다.</w:t>
+      </w:r>
+    </w:p>
+    <w:p>
+      <w:pPr>
+        <w:spacing w:after="100" w:line="120"/>
+      </w:pPr>
+    </w:p>
+    <w:tbl>
+      <w:tblPr>
+        <w:tblW w:type="dxa" w:w="9746"/>
+        <w:tblBorders>
+          <w:top w:val="single" w:color="DEDEDE" w:sz="6"/>
+          <w:left w:val="single" w:color="DEDEDE" w:sz="6"/>
+          <w:bottom w:val="single" w:color="DEDEDE" w:sz="6"/>
+          <w:right w:val="single" w:color="DEDEDE" w:sz="6"/>
+          <w:insideH w:val="single" w:color="DEDEDE" w:sz="6"/>
+          <w:insideV w:val="single" w:color="DEDEDE" w:sz="6"/>
+        </w:tblBorders>
+      </w:tblPr>
+      <w:tblGrid>
+        <w:gridCol w:w="9746"/>
+      </w:tblGrid>
+      <w:tr>
+        <w:tc>
+          <w:tcPr>
+            <w:tcW w:type="dxa" w:w="9746"/>
+            <w:tcBorders>
+              <w:top w:val="single" w:color="DEDEDE" w:sz="6"/>
+              <w:left w:val="single" w:color="DEDEDE" w:sz="6"/>
+              <w:bottom w:val="single" w:color="DEDEDE" w:sz="6"/>
+              <w:right w:val="single" w:color="DEDEDE" w:sz="6"/>
+            </w:tcBorders>
+            <w:shd w:fill="F7F8FA" w:color="auto" w:val="clear"/>
+            <w:tcMar>
+              <w:top w:type="dxa" w:w="140"/>
+              <w:left w:type="dxa" w:w="160"/>
+              <w:bottom w:type="dxa" w:w="140"/>
+              <w:right w:type="dxa" w:w="160"/>
+            </w:tcMar>
+          </w:tcPr>
+          <w:p>
+            <w:pPr>
+              <w:spacing w:after="20" w:line="240"/>
+            </w:pPr>
+            <w:r>
+              <w:rPr>
+                <w:rFonts w:ascii="Consolas" w:cs="Consolas" w:eastAsia="Consolas" w:hAnsi="Consolas"/>
+                <w:color w:val="3C3429"/>
+                <w:sz w:val="16"/>
+                <w:szCs w:val="16"/>
+              </w:rPr>
+              <w:t xml:space="preserve">$ ps aux | grep cartographer          # Pi, GUI PC 양쪽에서 각각 실행</w:t>
+            </w:r>
+          </w:p>
+          <w:p>
+            <w:pPr>
+              <w:spacing w:after="20" w:line="240"/>
+            </w:pPr>
+            <w:r>
+              <w:rPr>
+                <w:rFonts w:ascii="Consolas" w:cs="Consolas" w:eastAsia="Consolas" w:hAnsi="Consolas"/>
+                <w:color w:val="3C3429"/>
+                <w:sz w:val="16"/>
+                <w:szCs w:val="16"/>
+              </w:rPr>
+              <w:t xml:space="preserve">[ERROR] RTPS_READER_HISTORY: Change payload size ... cannot be resized</w:t>
+            </w:r>
+          </w:p>
+          <w:p>
+            <w:pPr>
+              <w:spacing w:after="20" w:line="240"/>
+            </w:pPr>
+            <w:r>
+              <w:rPr>
+                <w:rFonts w:ascii="Consolas" w:cs="Consolas" w:eastAsia="Consolas" w:hAnsi="Consolas"/>
+                <w:color w:val="3C3429"/>
+                <w:sz w:val="16"/>
+                <w:szCs w:val="16"/>
+              </w:rPr>
+              <w:t xml:space="preserve">[ERROR] map_builder_bridge.cpp: Requested submap 1 from trajectory 0 but it does not exist</w:t>
+            </w:r>
+          </w:p>
+          <w:p>
+            <w:pPr>
+              <w:spacing w:after="20" w:line="240"/>
+            </w:pPr>
+            <w:r>
+              <w:rPr>
+                <w:rFonts w:ascii="Consolas" w:cs="Consolas" w:eastAsia="Consolas" w:hAnsi="Consolas"/>
+                <w:color w:val="3C3429"/>
+                <w:sz w:val="16"/>
+                <w:szCs w:val="16"/>
+              </w:rPr>
+              <w:t xml:space="preserve">[WARN]  multiple /map publishers detected</w:t>
+            </w:r>
+          </w:p>
+        </w:tc>
+      </w:tr>
+    </w:tbl>
+    <w:p>
+      <w:pPr>
+        <w:pStyle w:val="Heading3"/>
+        <w:spacing w:after="120" w:before="260" w:line="260"/>
+      </w:pPr>
+      <w:r>
+        <w:rPr>
+          <w:rFonts w:ascii="맑은 고딕" w:cs="맑은 고딕" w:eastAsia="맑은 고딕" w:hAnsi="맑은 고딕"/>
+          <w:b/>
+          <w:bCs/>
+          <w:color w:val="241B12"/>
+          <w:sz w:val="21"/>
+          <w:szCs w:val="21"/>
+        </w:rPr>
+        <w:t xml:space="preserve">재현 절차</w:t>
+      </w:r>
+    </w:p>
+    <w:tbl>
+      <w:tblPr>
+        <w:tblW w:type="dxa" w:w="9746"/>
+        <w:tblBorders>
+          <w:top w:val="single" w:color="DEDEDE" w:sz="6"/>
+          <w:left w:val="single" w:color="DEDEDE" w:sz="6"/>
+          <w:bottom w:val="single" w:color="DEDEDE" w:sz="6"/>
+          <w:right w:val="single" w:color="DEDEDE" w:sz="6"/>
+          <w:insideH w:val="single" w:color="DEDEDE" w:sz="6"/>
+          <w:insideV w:val="single" w:color="DEDEDE" w:sz="6"/>
+        </w:tblBorders>
+      </w:tblPr>
+      <w:tblGrid>
+        <w:gridCol w:w="700"/>
+        <w:gridCol w:w="4200"/>
+        <w:gridCol w:w="4846"/>
+      </w:tblGrid>
+      <w:tr>
+        <w:trPr>
+          <w:tblHeader/>
+        </w:trPr>
+        <w:tc>
+          <w:tcPr>
+            <w:tcW w:type="dxa" w:w="700"/>
+            <w:tcBorders>
+              <w:top w:val="single" w:color="49361D" w:sz="6"/>
+              <w:left w:val="single" w:color="49361D" w:sz="6"/>
+              <w:bottom w:val="single" w:color="49361D" w:sz="6"/>
+              <w:right w:val="single" w:color="49361D" w:sz="6"/>
+            </w:tcBorders>
+            <w:shd w:fill="241B12" w:color="auto" w:val="clear"/>
+            <w:tcMar>
+              <w:top w:type="dxa" w:w="90"/>
+              <w:left w:type="dxa" w:w="110"/>
+              <w:bottom w:type="dxa" w:w="90"/>
+              <w:right w:type="dxa" w:w="110"/>
+            </w:tcMar>
+            <w:vAlign w:val="center"/>
+          </w:tcPr>
+          <w:p>
+            <w:pPr>
+              <w:spacing w:after="0" w:before="0" w:line="260"/>
+            </w:pPr>
+            <w:r>
+              <w:rPr>
+                <w:rFonts w:ascii="맑은 고딕" w:cs="맑은 고딕" w:eastAsia="맑은 고딕" w:hAnsi="맑은 고딕"/>
+                <w:b/>
+                <w:bCs/>
+                <w:color w:val="F4CF87"/>
+                <w:sz w:val="17"/>
+                <w:szCs w:val="17"/>
+              </w:rPr>
+              <w:t xml:space="preserve">#</w:t>
+            </w:r>
+          </w:p>
+        </w:tc>
+        <w:tc>
+          <w:tcPr>
+            <w:tcW w:type="dxa" w:w="4200"/>
+            <w:tcBorders>
+              <w:top w:val="single" w:color="49361D" w:sz="6"/>
+              <w:left w:val="single" w:color="49361D" w:sz="6"/>
+              <w:bottom w:val="single" w:color="49361D" w:sz="6"/>
+              <w:right w:val="single" w:color="49361D" w:sz="6"/>
+            </w:tcBorders>
+            <w:shd w:fill="241B12" w:color="auto" w:val="clear"/>
+            <w:tcMar>
+              <w:top w:type="dxa" w:w="90"/>
+              <w:left w:type="dxa" w:w="110"/>
+              <w:bottom w:type="dxa" w:w="90"/>
+              <w:right w:type="dxa" w:w="110"/>
+            </w:tcMar>
+            <w:vAlign w:val="center"/>
+          </w:tcPr>
+          <w:p>
+            <w:pPr>
+              <w:spacing w:after="0" w:before="0" w:line="260"/>
+            </w:pPr>
+            <w:r>
+              <w:rPr>
+                <w:rFonts w:ascii="맑은 고딕" w:cs="맑은 고딕" w:eastAsia="맑은 고딕" w:hAnsi="맑은 고딕"/>
+                <w:b/>
+                <w:bCs/>
+                <w:color w:val="F4CF87"/>
+                <w:sz w:val="17"/>
+                <w:szCs w:val="17"/>
+              </w:rPr>
+              <w:t xml:space="preserve">동작</w:t>
+            </w:r>
+          </w:p>
+        </w:tc>
+        <w:tc>
+          <w:tcPr>
+            <w:tcW w:type="dxa" w:w="4846"/>
+            <w:tcBorders>
+              <w:top w:val="single" w:color="49361D" w:sz="6"/>
+              <w:left w:val="single" w:color="49361D" w:sz="6"/>
+              <w:bottom w:val="single" w:color="49361D" w:sz="6"/>
+              <w:right w:val="single" w:color="49361D" w:sz="6"/>
+            </w:tcBorders>
+            <w:shd w:fill="241B12" w:color="auto" w:val="clear"/>
+            <w:tcMar>
+              <w:top w:type="dxa" w:w="90"/>
+              <w:left w:type="dxa" w:w="110"/>
+              <w:bottom w:type="dxa" w:w="90"/>
+              <w:right w:type="dxa" w:w="110"/>
+            </w:tcMar>
+            <w:vAlign w:val="center"/>
+          </w:tcPr>
+          <w:p>
+            <w:pPr>
+              <w:spacing w:after="0" w:before="0" w:line="260"/>
+            </w:pPr>
+            <w:r>
+              <w:rPr>
+                <w:rFonts w:ascii="맑은 고딕" w:cs="맑은 고딕" w:eastAsia="맑은 고딕" w:hAnsi="맑은 고딕"/>
+                <w:b/>
+                <w:bCs/>
+                <w:color w:val="F4CF87"/>
+                <w:sz w:val="17"/>
+                <w:szCs w:val="17"/>
+              </w:rPr>
+              <w:t xml:space="preserve">결과</w:t>
+            </w:r>
+          </w:p>
+        </w:tc>
+      </w:tr>
+      <w:tr>
+        <w:tc>
+          <w:tcPr>
+            <w:tcW w:type="dxa" w:w="700"/>
+            <w:tcBorders>
+              <w:top w:val="single" w:color="DEDEDE" w:sz="6"/>
+              <w:left w:val="single" w:color="DEDEDE" w:sz="6"/>
+              <w:bottom w:val="single" w:color="DEDEDE" w:sz="6"/>
+              <w:right w:val="single" w:color="DEDEDE" w:sz="6"/>
+            </w:tcBorders>
+            <w:tcMar>
+              <w:top w:type="dxa" w:w="70"/>
+              <w:left w:type="dxa" w:w="110"/>
+              <w:bottom w:type="dxa" w:w="70"/>
+              <w:right w:type="dxa" w:w="110"/>
+            </w:tcMar>
+            <w:vAlign w:val="center"/>
+          </w:tcPr>
+          <w:p>
+            <w:pPr>
+              <w:spacing w:after="0" w:before="0" w:line="260"/>
+              <w:jc w:val="center"/>
+            </w:pPr>
+            <w:r>
+              <w:rPr>
+                <w:rFonts w:ascii="맑은 고딕" w:cs="맑은 고딕" w:eastAsia="맑은 고딕" w:hAnsi="맑은 고딕"/>
+                <w:color w:val="3C3429"/>
+                <w:sz w:val="17"/>
+                <w:szCs w:val="17"/>
+              </w:rPr>
+              <w:t xml:space="preserve">1</w:t>
+            </w:r>
+          </w:p>
+        </w:tc>
+        <w:tc>
+          <w:tcPr>
+            <w:tcW w:type="dxa" w:w="4200"/>
+            <w:tcBorders>
+              <w:top w:val="single" w:color="DEDEDE" w:sz="6"/>
+              <w:left w:val="single" w:color="DEDEDE" w:sz="6"/>
+              <w:bottom w:val="single" w:color="DEDEDE" w:sz="6"/>
+              <w:right w:val="single" w:color="DEDEDE" w:sz="6"/>
+            </w:tcBorders>
+            <w:tcMar>
+              <w:top w:type="dxa" w:w="70"/>
+              <w:left w:type="dxa" w:w="110"/>
+              <w:bottom w:type="dxa" w:w="70"/>
+              <w:right w:type="dxa" w:w="110"/>
+            </w:tcMar>
+            <w:vAlign w:val="center"/>
+          </w:tcPr>
+          <w:p>
+            <w:pPr>
+              <w:spacing w:after="0" w:before="0" w:line="260"/>
+            </w:pPr>
+            <w:r>
+              <w:rPr>
+                <w:rFonts w:ascii="맑은 고딕" w:cs="맑은 고딕" w:eastAsia="맑은 고딕" w:hAnsi="맑은 고딕"/>
+                <w:color w:val="3C3429"/>
+                <w:sz w:val="17"/>
+                <w:szCs w:val="17"/>
+              </w:rPr>
+              <w:t xml:space="preserve">Pi에서 SSH로 </w:t>
+            </w:r>
+            <w:r>
+              <w:rPr>
+                <w:rFonts w:ascii="Consolas" w:cs="Consolas" w:eastAsia="Consolas" w:hAnsi="Consolas"/>
+                <w:color w:val="B97812"/>
+                <w:sz w:val="16"/>
+                <w:szCs w:val="16"/>
+              </w:rPr>
+              <w:t xml:space="preserve">arduino_bridge</w:t>
+            </w:r>
+            <w:r>
+              <w:rPr>
+                <w:rFonts w:ascii="맑은 고딕" w:cs="맑은 고딕" w:eastAsia="맑은 고딕" w:hAnsi="맑은 고딕"/>
+                <w:color w:val="3C3429"/>
+                <w:sz w:val="17"/>
+                <w:szCs w:val="17"/>
+              </w:rPr>
+              <w:t xml:space="preserve">의 </w:t>
+            </w:r>
+            <w:r>
+              <w:rPr>
+                <w:rFonts w:ascii="Consolas" w:cs="Consolas" w:eastAsia="Consolas" w:hAnsi="Consolas"/>
+                <w:color w:val="B97812"/>
+                <w:sz w:val="16"/>
+                <w:szCs w:val="16"/>
+              </w:rPr>
+              <w:t xml:space="preserve">robot_with_arduino.launch.py</w:t>
+            </w:r>
+            <w:r>
+              <w:rPr>
+                <w:rFonts w:ascii="맑은 고딕" w:cs="맑은 고딕" w:eastAsia="맑은 고딕" w:hAnsi="맑은 고딕"/>
+                <w:color w:val="3C3429"/>
+                <w:sz w:val="17"/>
+                <w:szCs w:val="17"/>
+              </w:rPr>
+              <w:t xml:space="preserve">를 인자 없이 bringup 실행한다.</w:t>
+            </w:r>
+          </w:p>
+        </w:tc>
+        <w:tc>
+          <w:tcPr>
+            <w:tcW w:type="dxa" w:w="4846"/>
+            <w:tcBorders>
+              <w:top w:val="single" w:color="DEDEDE" w:sz="6"/>
+              <w:left w:val="single" w:color="DEDEDE" w:sz="6"/>
+              <w:bottom w:val="single" w:color="DEDEDE" w:sz="6"/>
+              <w:right w:val="single" w:color="DEDEDE" w:sz="6"/>
+            </w:tcBorders>
+            <w:tcMar>
+              <w:top w:type="dxa" w:w="70"/>
+              <w:left w:type="dxa" w:w="110"/>
+              <w:bottom w:type="dxa" w:w="70"/>
+              <w:right w:type="dxa" w:w="110"/>
+            </w:tcMar>
+            <w:vAlign w:val="center"/>
+          </w:tcPr>
+          <w:p>
+            <w:pPr>
+              <w:spacing w:after="0" w:before="0" w:line="260"/>
+            </w:pPr>
+            <w:r>
+              <w:rPr>
+                <w:rFonts w:ascii="맑은 고딕" w:cs="맑은 고딕" w:eastAsia="맑은 고딕" w:hAnsi="맑은 고딕"/>
+                <w:color w:val="3C3429"/>
+                <w:sz w:val="17"/>
+                <w:szCs w:val="17"/>
+              </w:rPr>
+              <w:t xml:space="preserve">Pi 쪽에서 Cartographer가 함께 기동된다(당시 </w:t>
+            </w:r>
+            <w:r>
+              <w:rPr>
+                <w:rFonts w:ascii="Consolas" w:cs="Consolas" w:eastAsia="Consolas" w:hAnsi="Consolas"/>
+                <w:color w:val="B97812"/>
+                <w:sz w:val="16"/>
+                <w:szCs w:val="16"/>
+              </w:rPr>
+              <w:t xml:space="preserve">start_cartographer</w:t>
+            </w:r>
+            <w:r>
+              <w:rPr>
+                <w:rFonts w:ascii="맑은 고딕" w:cs="맑은 고딕" w:eastAsia="맑은 고딕" w:hAnsi="맑은 고딕"/>
+                <w:color w:val="3C3429"/>
+                <w:sz w:val="17"/>
+                <w:szCs w:val="17"/>
+              </w:rPr>
+              <w:t xml:space="preserve"> 기본값 true).</w:t>
+            </w:r>
+          </w:p>
+        </w:tc>
+      </w:tr>
+      <w:tr>
+        <w:tc>
+          <w:tcPr>
+            <w:tcW w:type="dxa" w:w="700"/>
+            <w:tcBorders>
+              <w:top w:val="single" w:color="DEDEDE" w:sz="6"/>
+              <w:left w:val="single" w:color="DEDEDE" w:sz="6"/>
+              <w:bottom w:val="single" w:color="DEDEDE" w:sz="6"/>
+              <w:right w:val="single" w:color="DEDEDE" w:sz="6"/>
+            </w:tcBorders>
+            <w:shd w:fill="FAFAFA" w:color="auto" w:val="clear"/>
+            <w:tcMar>
+              <w:top w:type="dxa" w:w="70"/>
+              <w:left w:type="dxa" w:w="110"/>
+              <w:bottom w:type="dxa" w:w="70"/>
+              <w:right w:type="dxa" w:w="110"/>
+            </w:tcMar>
+            <w:vAlign w:val="center"/>
+          </w:tcPr>
+          <w:p>
+            <w:pPr>
+              <w:spacing w:after="0" w:before="0" w:line="260"/>
+              <w:jc w:val="center"/>
+            </w:pPr>
+            <w:r>
+              <w:rPr>
+                <w:rFonts w:ascii="맑은 고딕" w:cs="맑은 고딕" w:eastAsia="맑은 고딕" w:hAnsi="맑은 고딕"/>
+                <w:color w:val="3C3429"/>
+                <w:sz w:val="17"/>
+                <w:szCs w:val="17"/>
+              </w:rPr>
+              <w:t xml:space="preserve">2</w:t>
+            </w:r>
+          </w:p>
+        </w:tc>
+        <w:tc>
+          <w:tcPr>
+            <w:tcW w:type="dxa" w:w="4200"/>
+            <w:tcBorders>
+              <w:top w:val="single" w:color="DEDEDE" w:sz="6"/>
+              <w:left w:val="single" w:color="DEDEDE" w:sz="6"/>
+              <w:bottom w:val="single" w:color="DEDEDE" w:sz="6"/>
+              <w:right w:val="single" w:color="DEDEDE" w:sz="6"/>
+            </w:tcBorders>
+            <w:shd w:fill="FAFAFA" w:color="auto" w:val="clear"/>
+            <w:tcMar>
+              <w:top w:type="dxa" w:w="70"/>
+              <w:left w:type="dxa" w:w="110"/>
+              <w:bottom w:type="dxa" w:w="70"/>
+              <w:right w:type="dxa" w:w="110"/>
+            </w:tcMar>
+            <w:vAlign w:val="center"/>
+          </w:tcPr>
+          <w:p>
+            <w:pPr>
+              <w:spacing w:after="0" w:before="0" w:line="260"/>
+            </w:pPr>
+            <w:r>
+              <w:rPr>
+                <w:rFonts w:ascii="맑은 고딕" w:cs="맑은 고딕" w:eastAsia="맑은 고딕" w:hAnsi="맑은 고딕"/>
+                <w:color w:val="3C3429"/>
+                <w:sz w:val="17"/>
+                <w:szCs w:val="17"/>
+              </w:rPr>
+              <w:t xml:space="preserve">GUI에서 SLAM 페이지 "매핑 재생"을 클릭한다.</w:t>
+            </w:r>
+          </w:p>
+        </w:tc>
+        <w:tc>
+          <w:tcPr>
+            <w:tcW w:type="dxa" w:w="4846"/>
+            <w:tcBorders>
+              <w:top w:val="single" w:color="DEDEDE" w:sz="6"/>
+              <w:left w:val="single" w:color="DEDEDE" w:sz="6"/>
+              <w:bottom w:val="single" w:color="DEDEDE" w:sz="6"/>
+              <w:right w:val="single" w:color="DEDEDE" w:sz="6"/>
+            </w:tcBorders>
+            <w:shd w:fill="FAFAFA" w:color="auto" w:val="clear"/>
+            <w:tcMar>
+              <w:top w:type="dxa" w:w="70"/>
+              <w:left w:type="dxa" w:w="110"/>
+              <w:bottom w:type="dxa" w:w="70"/>
+              <w:right w:type="dxa" w:w="110"/>
+            </w:tcMar>
+            <w:vAlign w:val="center"/>
+          </w:tcPr>
+          <w:p>
+            <w:pPr>
+              <w:spacing w:after="0" w:before="0" w:line="260"/>
+            </w:pPr>
+            <w:r>
+              <w:rPr>
+                <w:rFonts w:ascii="맑은 고딕" w:cs="맑은 고딕" w:eastAsia="맑은 고딕" w:hAnsi="맑은 고딕"/>
+                <w:color w:val="3C3429"/>
+                <w:sz w:val="17"/>
+                <w:szCs w:val="17"/>
+              </w:rPr>
+              <w:t xml:space="preserve">GUI 실행 PC에서 Cartographer가 한 번 더 기동된다.</w:t>
+            </w:r>
+          </w:p>
+        </w:tc>
+      </w:tr>
+      <w:tr>
+        <w:tc>
+          <w:tcPr>
+            <w:tcW w:type="dxa" w:w="700"/>
+            <w:tcBorders>
+              <w:top w:val="single" w:color="DEDEDE" w:sz="6"/>
+              <w:left w:val="single" w:color="DEDEDE" w:sz="6"/>
+              <w:bottom w:val="single" w:color="DEDEDE" w:sz="6"/>
+              <w:right w:val="single" w:color="DEDEDE" w:sz="6"/>
+            </w:tcBorders>
+            <w:tcMar>
+              <w:top w:type="dxa" w:w="70"/>
+              <w:left w:type="dxa" w:w="110"/>
+              <w:bottom w:type="dxa" w:w="70"/>
+              <w:right w:type="dxa" w:w="110"/>
+            </w:tcMar>
+            <w:vAlign w:val="center"/>
+          </w:tcPr>
+          <w:p>
+            <w:pPr>
+              <w:spacing w:after="0" w:before="0" w:line="260"/>
+              <w:jc w:val="center"/>
+            </w:pPr>
+            <w:r>
+              <w:rPr>
+                <w:rFonts w:ascii="맑은 고딕" w:cs="맑은 고딕" w:eastAsia="맑은 고딕" w:hAnsi="맑은 고딕"/>
+                <w:color w:val="3C3429"/>
+                <w:sz w:val="17"/>
+                <w:szCs w:val="17"/>
+              </w:rPr>
+              <w:t xml:space="preserve">3</w:t>
+            </w:r>
+          </w:p>
+        </w:tc>
+        <w:tc>
+          <w:tcPr>
+            <w:tcW w:type="dxa" w:w="4200"/>
+            <w:tcBorders>
+              <w:top w:val="single" w:color="DEDEDE" w:sz="6"/>
+              <w:left w:val="single" w:color="DEDEDE" w:sz="6"/>
+              <w:bottom w:val="single" w:color="DEDEDE" w:sz="6"/>
+              <w:right w:val="single" w:color="DEDEDE" w:sz="6"/>
+            </w:tcBorders>
+            <w:tcMar>
+              <w:top w:type="dxa" w:w="70"/>
+              <w:left w:type="dxa" w:w="110"/>
+              <w:bottom w:type="dxa" w:w="70"/>
+              <w:right w:type="dxa" w:w="110"/>
+            </w:tcMar>
+            <w:vAlign w:val="center"/>
+          </w:tcPr>
+          <w:p>
+            <w:pPr>
+              <w:spacing w:after="0" w:before="0" w:line="260"/>
+            </w:pPr>
+            <w:r>
+              <w:rPr>
+                <w:rFonts w:ascii="맑은 고딕" w:cs="맑은 고딕" w:eastAsia="맑은 고딕" w:hAnsi="맑은 고딕"/>
+                <w:color w:val="3C3429"/>
+                <w:sz w:val="17"/>
+                <w:szCs w:val="17"/>
+              </w:rPr>
+              <w:t xml:space="preserve">지도 화면에 방 모양이 반복·겹쳐 그려지는지 관측한다.</w:t>
+            </w:r>
+          </w:p>
+        </w:tc>
+        <w:tc>
+          <w:tcPr>
+            <w:tcW w:type="dxa" w:w="4846"/>
+            <w:tcBorders>
+              <w:top w:val="single" w:color="DEDEDE" w:sz="6"/>
+              <w:left w:val="single" w:color="DEDEDE" w:sz="6"/>
+              <w:bottom w:val="single" w:color="DEDEDE" w:sz="6"/>
+              <w:right w:val="single" w:color="DEDEDE" w:sz="6"/>
+            </w:tcBorders>
+            <w:tcMar>
+              <w:top w:type="dxa" w:w="70"/>
+              <w:left w:type="dxa" w:w="110"/>
+              <w:bottom w:type="dxa" w:w="70"/>
+              <w:right w:type="dxa" w:w="110"/>
+            </w:tcMar>
+            <w:vAlign w:val="center"/>
+          </w:tcPr>
+          <w:p>
+            <w:pPr>
+              <w:spacing w:after="0" w:before="0" w:line="260"/>
+            </w:pPr>
+            <w:r>
+              <w:rPr>
+                <w:rFonts w:ascii="맑은 고딕" w:cs="맑은 고딕" w:eastAsia="맑은 고딕" w:hAnsi="맑은 고딕"/>
+                <w:color w:val="3C3429"/>
+                <w:sz w:val="17"/>
+                <w:szCs w:val="17"/>
+              </w:rPr>
+              <w:t xml:space="preserve">같은 방 모양이 대각선으로 중첩되어 그려진다.</w:t>
+            </w:r>
+          </w:p>
+        </w:tc>
+      </w:tr>
+      <w:tr>
+        <w:tc>
+          <w:tcPr>
+            <w:tcW w:type="dxa" w:w="700"/>
+            <w:tcBorders>
+              <w:top w:val="single" w:color="DEDEDE" w:sz="6"/>
+              <w:left w:val="single" w:color="DEDEDE" w:sz="6"/>
+              <w:bottom w:val="single" w:color="DEDEDE" w:sz="6"/>
+              <w:right w:val="single" w:color="DEDEDE" w:sz="6"/>
+            </w:tcBorders>
+            <w:shd w:fill="FAFAFA" w:color="auto" w:val="clear"/>
+            <w:tcMar>
+              <w:top w:type="dxa" w:w="70"/>
+              <w:left w:type="dxa" w:w="110"/>
+              <w:bottom w:type="dxa" w:w="70"/>
+              <w:right w:type="dxa" w:w="110"/>
+            </w:tcMar>
+            <w:vAlign w:val="center"/>
+          </w:tcPr>
+          <w:p>
+            <w:pPr>
+              <w:spacing w:after="0" w:before="0" w:line="260"/>
+              <w:jc w:val="center"/>
+            </w:pPr>
+            <w:r>
+              <w:rPr>
+                <w:rFonts w:ascii="맑은 고딕" w:cs="맑은 고딕" w:eastAsia="맑은 고딕" w:hAnsi="맑은 고딕"/>
+                <w:color w:val="3C3429"/>
+                <w:sz w:val="17"/>
+                <w:szCs w:val="17"/>
+              </w:rPr>
+              <w:t xml:space="preserve">4</w:t>
+            </w:r>
+          </w:p>
+        </w:tc>
+        <w:tc>
+          <w:tcPr>
+            <w:tcW w:type="dxa" w:w="4200"/>
+            <w:tcBorders>
+              <w:top w:val="single" w:color="DEDEDE" w:sz="6"/>
+              <w:left w:val="single" w:color="DEDEDE" w:sz="6"/>
+              <w:bottom w:val="single" w:color="DEDEDE" w:sz="6"/>
+              <w:right w:val="single" w:color="DEDEDE" w:sz="6"/>
+            </w:tcBorders>
+            <w:shd w:fill="FAFAFA" w:color="auto" w:val="clear"/>
+            <w:tcMar>
+              <w:top w:type="dxa" w:w="70"/>
+              <w:left w:type="dxa" w:w="110"/>
+              <w:bottom w:type="dxa" w:w="70"/>
+              <w:right w:type="dxa" w:w="110"/>
+            </w:tcMar>
+            <w:vAlign w:val="center"/>
+          </w:tcPr>
+          <w:p>
+            <w:pPr>
+              <w:spacing w:after="0" w:before="0" w:line="260"/>
+            </w:pPr>
+            <w:r>
+              <w:rPr>
+                <w:rFonts w:ascii="맑은 고딕" w:cs="맑은 고딕" w:eastAsia="맑은 고딕" w:hAnsi="맑은 고딕"/>
+                <w:color w:val="3C3429"/>
+                <w:sz w:val="17"/>
+                <w:szCs w:val="17"/>
+              </w:rPr>
+              <w:t xml:space="preserve">Pi </w:t>
+            </w:r>
+            <w:r>
+              <w:rPr>
+                <w:rFonts w:ascii="Consolas" w:cs="Consolas" w:eastAsia="Consolas" w:hAnsi="Consolas"/>
+                <w:color w:val="B97812"/>
+                <w:sz w:val="16"/>
+                <w:szCs w:val="16"/>
+              </w:rPr>
+              <w:t xml:space="preserve">ps aux</w:t>
+            </w:r>
+            <w:r>
+              <w:rPr>
+                <w:rFonts w:ascii="맑은 고딕" w:cs="맑은 고딕" w:eastAsia="맑은 고딕" w:hAnsi="맑은 고딕"/>
+                <w:color w:val="3C3429"/>
+                <w:sz w:val="17"/>
+                <w:szCs w:val="17"/>
+              </w:rPr>
+              <w:t xml:space="preserve">와 GUI 로그에서 cartographer 프로세스 중복과 에러를 확인한다.</w:t>
+            </w:r>
+          </w:p>
+        </w:tc>
+        <w:tc>
+          <w:tcPr>
+            <w:tcW w:type="dxa" w:w="4846"/>
+            <w:tcBorders>
+              <w:top w:val="single" w:color="DEDEDE" w:sz="6"/>
+              <w:left w:val="single" w:color="DEDEDE" w:sz="6"/>
+              <w:bottom w:val="single" w:color="DEDEDE" w:sz="6"/>
+              <w:right w:val="single" w:color="DEDEDE" w:sz="6"/>
+            </w:tcBorders>
+            <w:shd w:fill="FAFAFA" w:color="auto" w:val="clear"/>
+            <w:tcMar>
+              <w:top w:type="dxa" w:w="70"/>
+              <w:left w:type="dxa" w:w="110"/>
+              <w:bottom w:type="dxa" w:w="70"/>
+              <w:right w:type="dxa" w:w="110"/>
+            </w:tcMar>
+            <w:vAlign w:val="center"/>
+          </w:tcPr>
+          <w:p>
+            <w:pPr>
+              <w:spacing w:after="0" w:before="0" w:line="260"/>
+            </w:pPr>
+            <w:r>
+              <w:rPr>
+                <w:rFonts w:ascii="맑은 고딕" w:cs="맑은 고딕" w:eastAsia="맑은 고딕" w:hAnsi="맑은 고딕"/>
+                <w:color w:val="3C3429"/>
+                <w:sz w:val="17"/>
+                <w:szCs w:val="17"/>
+              </w:rPr>
+              <w:t xml:space="preserve">양쪽에 인스턴스가 따로 떠 있고 multiple /map publishers 경고가 출력된다.</w:t>
+            </w:r>
+          </w:p>
+        </w:tc>
+      </w:tr>
+    </w:tbl>
+    <w:p>
+      <w:pPr>
+        <w:spacing w:after="80" w:line="120"/>
+      </w:pPr>
+    </w:p>
+    <w:p>
+      <w:pPr>
+        <w:spacing w:after="140" w:before="0" w:line="260"/>
+      </w:pPr>
+      <w:r>
+        <w:rPr>
+          <w:rFonts w:ascii="맑은 고딕" w:cs="맑은 고딕" w:eastAsia="맑은 고딕" w:hAnsi="맑은 고딕"/>
+          <w:color w:val="3C3429"/>
+          <w:sz w:val="17"/>
+          <w:szCs w:val="17"/>
+        </w:rPr>
+        <w:t xml:space="preserve">재현율: 3/3회. Pi bringup을 인자 없이 실행한 상태에서 GUI 매핑 재생을 누르면 매번 재현됐다.</w:t>
+      </w:r>
+    </w:p>
+    <w:p>
+      <w:pPr>
+        <w:pStyle w:val="Heading3"/>
+        <w:spacing w:after="120" w:before="260" w:line="260"/>
+      </w:pPr>
+      <w:r>
+        <w:rPr>
+          <w:rFonts w:ascii="맑은 고딕" w:cs="맑은 고딕" w:eastAsia="맑은 고딕" w:hAnsi="맑은 고딕"/>
+          <w:b/>
+          <w:bCs/>
+          <w:color w:val="241B12"/>
+          <w:sz w:val="21"/>
+          <w:szCs w:val="21"/>
+        </w:rPr>
+        <w:t xml:space="preserve">진단 과정</w:t>
+      </w:r>
+    </w:p>
+    <w:tbl>
+      <w:tblPr>
+        <w:tblW w:type="dxa" w:w="9746"/>
+        <w:tblBorders>
+          <w:top w:val="single" w:color="DEDEDE" w:sz="6"/>
+          <w:left w:val="single" w:color="DEDEDE" w:sz="6"/>
+          <w:bottom w:val="single" w:color="DEDEDE" w:sz="6"/>
+          <w:right w:val="single" w:color="DEDEDE" w:sz="6"/>
+          <w:insideH w:val="single" w:color="DEDEDE" w:sz="6"/>
+          <w:insideV w:val="single" w:color="DEDEDE" w:sz="6"/>
+        </w:tblBorders>
+      </w:tblPr>
+      <w:tblGrid>
+        <w:gridCol w:w="3000"/>
+        <w:gridCol w:w="3200"/>
+        <w:gridCol w:w="3546"/>
+      </w:tblGrid>
+      <w:tr>
+        <w:trPr>
+          <w:tblHeader/>
+        </w:trPr>
+        <w:tc>
+          <w:tcPr>
+            <w:tcW w:type="dxa" w:w="3000"/>
+            <w:tcBorders>
+              <w:top w:val="single" w:color="49361D" w:sz="6"/>
+              <w:left w:val="single" w:color="49361D" w:sz="6"/>
+              <w:bottom w:val="single" w:color="49361D" w:sz="6"/>
+              <w:right w:val="single" w:color="49361D" w:sz="6"/>
+            </w:tcBorders>
+            <w:shd w:fill="241B12" w:color="auto" w:val="clear"/>
+            <w:tcMar>
+              <w:top w:type="dxa" w:w="90"/>
+              <w:left w:type="dxa" w:w="110"/>
+              <w:bottom w:type="dxa" w:w="90"/>
+              <w:right w:type="dxa" w:w="110"/>
+            </w:tcMar>
+            <w:vAlign w:val="center"/>
+          </w:tcPr>
+          <w:p>
+            <w:pPr>
+              <w:spacing w:after="0" w:before="0" w:line="260"/>
+            </w:pPr>
+            <w:r>
+              <w:rPr>
+                <w:rFonts w:ascii="맑은 고딕" w:cs="맑은 고딕" w:eastAsia="맑은 고딕" w:hAnsi="맑은 고딕"/>
+                <w:b/>
+                <w:bCs/>
+                <w:color w:val="F4CF87"/>
+                <w:sz w:val="17"/>
+                <w:szCs w:val="17"/>
+              </w:rPr>
+              <w:t xml:space="preserve">가설</w:t>
+            </w:r>
+          </w:p>
+        </w:tc>
+        <w:tc>
+          <w:tcPr>
+            <w:tcW w:type="dxa" w:w="3200"/>
+            <w:tcBorders>
+              <w:top w:val="single" w:color="49361D" w:sz="6"/>
+              <w:left w:val="single" w:color="49361D" w:sz="6"/>
+              <w:bottom w:val="single" w:color="49361D" w:sz="6"/>
+              <w:right w:val="single" w:color="49361D" w:sz="6"/>
+            </w:tcBorders>
+            <w:shd w:fill="241B12" w:color="auto" w:val="clear"/>
+            <w:tcMar>
+              <w:top w:type="dxa" w:w="90"/>
+              <w:left w:type="dxa" w:w="110"/>
+              <w:bottom w:type="dxa" w:w="90"/>
+              <w:right w:type="dxa" w:w="110"/>
+            </w:tcMar>
+            <w:vAlign w:val="center"/>
+          </w:tcPr>
+          <w:p>
+            <w:pPr>
+              <w:spacing w:after="0" w:before="0" w:line="260"/>
+            </w:pPr>
+            <w:r>
+              <w:rPr>
+                <w:rFonts w:ascii="맑은 고딕" w:cs="맑은 고딕" w:eastAsia="맑은 고딕" w:hAnsi="맑은 고딕"/>
+                <w:b/>
+                <w:bCs/>
+                <w:color w:val="F4CF87"/>
+                <w:sz w:val="17"/>
+                <w:szCs w:val="17"/>
+              </w:rPr>
+              <w:t xml:space="preserve">확인 방법</w:t>
+            </w:r>
+          </w:p>
+        </w:tc>
+        <w:tc>
+          <w:tcPr>
+            <w:tcW w:type="dxa" w:w="3546"/>
+            <w:tcBorders>
+              <w:top w:val="single" w:color="49361D" w:sz="6"/>
+              <w:left w:val="single" w:color="49361D" w:sz="6"/>
+              <w:bottom w:val="single" w:color="49361D" w:sz="6"/>
+              <w:right w:val="single" w:color="49361D" w:sz="6"/>
+            </w:tcBorders>
+            <w:shd w:fill="241B12" w:color="auto" w:val="clear"/>
+            <w:tcMar>
+              <w:top w:type="dxa" w:w="90"/>
+              <w:left w:type="dxa" w:w="110"/>
+              <w:bottom w:type="dxa" w:w="90"/>
+              <w:right w:type="dxa" w:w="110"/>
+            </w:tcMar>
+            <w:vAlign w:val="center"/>
+          </w:tcPr>
+          <w:p>
+            <w:pPr>
+              <w:spacing w:after="0" w:before="0" w:line="260"/>
+            </w:pPr>
+            <w:r>
+              <w:rPr>
+                <w:rFonts w:ascii="맑은 고딕" w:cs="맑은 고딕" w:eastAsia="맑은 고딕" w:hAnsi="맑은 고딕"/>
+                <w:b/>
+                <w:bCs/>
+                <w:color w:val="F4CF87"/>
+                <w:sz w:val="17"/>
+                <w:szCs w:val="17"/>
+              </w:rPr>
+              <w:t xml:space="preserve">결과</w:t>
+            </w:r>
+          </w:p>
+        </w:tc>
+      </w:tr>
+      <w:tr>
+        <w:tc>
+          <w:tcPr>
+            <w:tcW w:type="dxa" w:w="3000"/>
+            <w:tcBorders>
+              <w:top w:val="single" w:color="DEDEDE" w:sz="6"/>
+              <w:left w:val="single" w:color="DEDEDE" w:sz="6"/>
+              <w:bottom w:val="single" w:color="DEDEDE" w:sz="6"/>
+              <w:right w:val="single" w:color="DEDEDE" w:sz="6"/>
+            </w:tcBorders>
+            <w:tcMar>
+              <w:top w:type="dxa" w:w="70"/>
+              <w:left w:type="dxa" w:w="110"/>
+              <w:bottom w:type="dxa" w:w="70"/>
+              <w:right w:type="dxa" w:w="110"/>
+            </w:tcMar>
+            <w:vAlign w:val="center"/>
+          </w:tcPr>
+          <w:p>
+            <w:pPr>
+              <w:spacing w:after="0" w:before="0" w:line="260"/>
+            </w:pPr>
+            <w:r>
+              <w:rPr>
+                <w:rFonts w:ascii="맑은 고딕" w:cs="맑은 고딕" w:eastAsia="맑은 고딕" w:hAnsi="맑은 고딕"/>
+                <w:color w:val="3C3429"/>
+                <w:sz w:val="17"/>
+                <w:szCs w:val="17"/>
+              </w:rPr>
+              <w:t xml:space="preserve">Pi와 GUI 양쪽에서 Cartographer가 중복 실행된다</w:t>
+            </w:r>
+          </w:p>
+        </w:tc>
+        <w:tc>
+          <w:tcPr>
+            <w:tcW w:type="dxa" w:w="3200"/>
+            <w:tcBorders>
+              <w:top w:val="single" w:color="DEDEDE" w:sz="6"/>
+              <w:left w:val="single" w:color="DEDEDE" w:sz="6"/>
+              <w:bottom w:val="single" w:color="DEDEDE" w:sz="6"/>
+              <w:right w:val="single" w:color="DEDEDE" w:sz="6"/>
+            </w:tcBorders>
+            <w:tcMar>
+              <w:top w:type="dxa" w:w="70"/>
+              <w:left w:type="dxa" w:w="110"/>
+              <w:bottom w:type="dxa" w:w="70"/>
+              <w:right w:type="dxa" w:w="110"/>
+            </w:tcMar>
+            <w:vAlign w:val="center"/>
+          </w:tcPr>
+          <w:p>
+            <w:pPr>
+              <w:spacing w:after="0" w:before="0" w:line="260"/>
+            </w:pPr>
+            <w:r>
+              <w:rPr>
+                <w:rFonts w:ascii="맑은 고딕" w:cs="맑은 고딕" w:eastAsia="맑은 고딕" w:hAnsi="맑은 고딕"/>
+                <w:color w:val="3C3429"/>
+                <w:sz w:val="17"/>
+                <w:szCs w:val="17"/>
+              </w:rPr>
+              <w:t xml:space="preserve">Pi </w:t>
+            </w:r>
+            <w:r>
+              <w:rPr>
+                <w:rFonts w:ascii="Consolas" w:cs="Consolas" w:eastAsia="Consolas" w:hAnsi="Consolas"/>
+                <w:color w:val="B97812"/>
+                <w:sz w:val="16"/>
+                <w:szCs w:val="16"/>
+              </w:rPr>
+              <w:t xml:space="preserve">ps aux</w:t>
+            </w:r>
+            <w:r>
+              <w:rPr>
+                <w:rFonts w:ascii="맑은 고딕" w:cs="맑은 고딕" w:eastAsia="맑은 고딕" w:hAnsi="맑은 고딕"/>
+                <w:color w:val="3C3429"/>
+                <w:sz w:val="17"/>
+                <w:szCs w:val="17"/>
+              </w:rPr>
+              <w:t xml:space="preserve"> 확인</w:t>
+            </w:r>
+          </w:p>
+        </w:tc>
+        <w:tc>
+          <w:tcPr>
+            <w:tcW w:type="dxa" w:w="3546"/>
+            <w:tcBorders>
+              <w:top w:val="single" w:color="DEDEDE" w:sz="6"/>
+              <w:left w:val="single" w:color="DEDEDE" w:sz="6"/>
+              <w:bottom w:val="single" w:color="DEDEDE" w:sz="6"/>
+              <w:right w:val="single" w:color="DEDEDE" w:sz="6"/>
+            </w:tcBorders>
+            <w:tcMar>
+              <w:top w:type="dxa" w:w="70"/>
+              <w:left w:type="dxa" w:w="110"/>
+              <w:bottom w:type="dxa" w:w="70"/>
+              <w:right w:type="dxa" w:w="110"/>
+            </w:tcMar>
+            <w:vAlign w:val="center"/>
+          </w:tcPr>
+          <w:p>
+            <w:pPr>
+              <w:spacing w:after="0" w:before="0" w:line="260"/>
+            </w:pPr>
+            <w:r>
+              <w:rPr>
+                <w:rFonts w:ascii="맑은 고딕" w:cs="맑은 고딕" w:eastAsia="맑은 고딕" w:hAnsi="맑은 고딕"/>
+                <w:color w:val="3C3429"/>
+                <w:sz w:val="17"/>
+                <w:szCs w:val="17"/>
+              </w:rPr>
+              <w:t xml:space="preserve">맞음 — </w:t>
+            </w:r>
+            <w:r>
+              <w:rPr>
+                <w:rFonts w:ascii="Consolas" w:cs="Consolas" w:eastAsia="Consolas" w:hAnsi="Consolas"/>
+                <w:color w:val="B97812"/>
+                <w:sz w:val="16"/>
+                <w:szCs w:val="16"/>
+              </w:rPr>
+              <w:t xml:space="preserve">cartographer_node</w:t>
+            </w:r>
+            <w:r>
+              <w:rPr>
+                <w:rFonts w:ascii="맑은 고딕" w:cs="맑은 고딕" w:eastAsia="맑은 고딕" w:hAnsi="맑은 고딕"/>
+                <w:color w:val="3C3429"/>
+                <w:sz w:val="17"/>
+                <w:szCs w:val="17"/>
+              </w:rPr>
+              <w:t xml:space="preserve"> / </w:t>
+            </w:r>
+            <w:r>
+              <w:rPr>
+                <w:rFonts w:ascii="Consolas" w:cs="Consolas" w:eastAsia="Consolas" w:hAnsi="Consolas"/>
+                <w:color w:val="B97812"/>
+                <w:sz w:val="16"/>
+                <w:szCs w:val="16"/>
+              </w:rPr>
+              <w:t xml:space="preserve">cartographer_occupancy_grid_node</w:t>
+            </w:r>
+            <w:r>
+              <w:rPr>
+                <w:rFonts w:ascii="맑은 고딕" w:cs="맑은 고딕" w:eastAsia="맑은 고딕" w:hAnsi="맑은 고딕"/>
+                <w:color w:val="3C3429"/>
+                <w:sz w:val="17"/>
+                <w:szCs w:val="17"/>
+              </w:rPr>
+              <w:t xml:space="preserve">가 Pi와 GUI 실행 PC 양쪽에 각각 별도로 떠 있었음</w:t>
+            </w:r>
+          </w:p>
+        </w:tc>
+      </w:tr>
+      <w:tr>
+        <w:tc>
+          <w:tcPr>
+            <w:tcW w:type="dxa" w:w="3000"/>
+            <w:tcBorders>
+              <w:top w:val="single" w:color="DEDEDE" w:sz="6"/>
+              <w:left w:val="single" w:color="DEDEDE" w:sz="6"/>
+              <w:bottom w:val="single" w:color="DEDEDE" w:sz="6"/>
+              <w:right w:val="single" w:color="DEDEDE" w:sz="6"/>
+            </w:tcBorders>
+            <w:shd w:fill="FAFAFA" w:color="auto" w:val="clear"/>
+            <w:tcMar>
+              <w:top w:type="dxa" w:w="70"/>
+              <w:left w:type="dxa" w:w="110"/>
+              <w:bottom w:type="dxa" w:w="70"/>
+              <w:right w:type="dxa" w:w="110"/>
+            </w:tcMar>
+            <w:vAlign w:val="center"/>
+          </w:tcPr>
+          <w:p>
+            <w:pPr>
+              <w:spacing w:after="0" w:before="0" w:line="260"/>
+            </w:pPr>
+            <w:r>
+              <w:rPr>
+                <w:rFonts w:ascii="맑은 고딕" w:cs="맑은 고딕" w:eastAsia="맑은 고딕" w:hAnsi="맑은 고딕"/>
+                <w:color w:val="3C3429"/>
+                <w:sz w:val="17"/>
+                <w:szCs w:val="17"/>
+              </w:rPr>
+              <w:t xml:space="preserve">RMW 벤더 혼용(</w:t>
+            </w:r>
+            <w:r>
+              <w:rPr>
+                <w:rFonts w:ascii="Consolas" w:cs="Consolas" w:eastAsia="Consolas" w:hAnsi="Consolas"/>
+                <w:color w:val="B97812"/>
+                <w:sz w:val="16"/>
+                <w:szCs w:val="16"/>
+              </w:rPr>
+              <w:t xml:space="preserve">rmw_fastrtps_cpp</w:t>
+            </w:r>
+            <w:r>
+              <w:rPr>
+                <w:rFonts w:ascii="맑은 고딕" w:cs="맑은 고딕" w:eastAsia="맑은 고딕" w:hAnsi="맑은 고딕"/>
+                <w:color w:val="3C3429"/>
+                <w:sz w:val="17"/>
+                <w:szCs w:val="17"/>
+              </w:rPr>
+              <w:t xml:space="preserve"> vs </w:t>
+            </w:r>
+            <w:r>
+              <w:rPr>
+                <w:rFonts w:ascii="Consolas" w:cs="Consolas" w:eastAsia="Consolas" w:hAnsi="Consolas"/>
+                <w:color w:val="B97812"/>
+                <w:sz w:val="16"/>
+                <w:szCs w:val="16"/>
+              </w:rPr>
+              <w:t xml:space="preserve">rmw_cyclonedds_cpp</w:t>
+            </w:r>
+            <w:r>
+              <w:rPr>
+                <w:rFonts w:ascii="맑은 고딕" w:cs="맑은 고딕" w:eastAsia="맑은 고딕" w:hAnsi="맑은 고딕"/>
+                <w:color w:val="3C3429"/>
+                <w:sz w:val="17"/>
+                <w:szCs w:val="17"/>
+              </w:rPr>
+              <w:t xml:space="preserve">)이 원인이다</w:t>
+            </w:r>
+          </w:p>
+        </w:tc>
+        <w:tc>
+          <w:tcPr>
+            <w:tcW w:type="dxa" w:w="3200"/>
+            <w:tcBorders>
+              <w:top w:val="single" w:color="DEDEDE" w:sz="6"/>
+              <w:left w:val="single" w:color="DEDEDE" w:sz="6"/>
+              <w:bottom w:val="single" w:color="DEDEDE" w:sz="6"/>
+              <w:right w:val="single" w:color="DEDEDE" w:sz="6"/>
+            </w:tcBorders>
+            <w:shd w:fill="FAFAFA" w:color="auto" w:val="clear"/>
+            <w:tcMar>
+              <w:top w:type="dxa" w:w="70"/>
+              <w:left w:type="dxa" w:w="110"/>
+              <w:bottom w:type="dxa" w:w="70"/>
+              <w:right w:type="dxa" w:w="110"/>
+            </w:tcMar>
+            <w:vAlign w:val="center"/>
+          </w:tcPr>
+          <w:p>
+            <w:pPr>
+              <w:spacing w:after="0" w:before="0" w:line="260"/>
+            </w:pPr>
+            <w:r>
+              <w:rPr>
+                <w:rFonts w:ascii="맑은 고딕" w:cs="맑은 고딕" w:eastAsia="맑은 고딕" w:hAnsi="맑은 고딕"/>
+                <w:color w:val="3C3429"/>
+                <w:sz w:val="17"/>
+                <w:szCs w:val="17"/>
+              </w:rPr>
+              <w:t xml:space="preserve">양쪽을 cyclonedds로 통일한 뒤 재현 시도</w:t>
+            </w:r>
+          </w:p>
+        </w:tc>
+        <w:tc>
+          <w:tcPr>
+            <w:tcW w:type="dxa" w:w="3546"/>
+            <w:tcBorders>
+              <w:top w:val="single" w:color="DEDEDE" w:sz="6"/>
+              <w:left w:val="single" w:color="DEDEDE" w:sz="6"/>
+              <w:bottom w:val="single" w:color="DEDEDE" w:sz="6"/>
+              <w:right w:val="single" w:color="DEDEDE" w:sz="6"/>
+            </w:tcBorders>
+            <w:shd w:fill="FAFAFA" w:color="auto" w:val="clear"/>
+            <w:tcMar>
+              <w:top w:type="dxa" w:w="70"/>
+              <w:left w:type="dxa" w:w="110"/>
+              <w:bottom w:type="dxa" w:w="70"/>
+              <w:right w:type="dxa" w:w="110"/>
+            </w:tcMar>
+            <w:vAlign w:val="center"/>
+          </w:tcPr>
+          <w:p>
+            <w:pPr>
+              <w:spacing w:after="0" w:before="0" w:line="260"/>
+            </w:pPr>
+            <w:r>
+              <w:rPr>
+                <w:rFonts w:ascii="맑은 고딕" w:cs="맑은 고딕" w:eastAsia="맑은 고딕" w:hAnsi="맑은 고딕"/>
+                <w:color w:val="3C3429"/>
+                <w:sz w:val="17"/>
+                <w:szCs w:val="17"/>
+              </w:rPr>
+              <w:t xml:space="preserve">아님 — 통일 후에도 동일 증상이 재현되어 기각. 다만 부가적 불안정 요인으로는 남아 있었음</w:t>
+            </w:r>
+          </w:p>
+        </w:tc>
+      </w:tr>
+      <w:tr>
+        <w:tc>
+          <w:tcPr>
+            <w:tcW w:type="dxa" w:w="3000"/>
+            <w:tcBorders>
+              <w:top w:val="single" w:color="DEDEDE" w:sz="6"/>
+              <w:left w:val="single" w:color="DEDEDE" w:sz="6"/>
+              <w:bottom w:val="single" w:color="DEDEDE" w:sz="6"/>
+              <w:right w:val="single" w:color="DEDEDE" w:sz="6"/>
+            </w:tcBorders>
+            <w:tcMar>
+              <w:top w:type="dxa" w:w="70"/>
+              <w:left w:type="dxa" w:w="110"/>
+              <w:bottom w:type="dxa" w:w="70"/>
+              <w:right w:type="dxa" w:w="110"/>
+            </w:tcMar>
+            <w:vAlign w:val="center"/>
+          </w:tcPr>
+          <w:p>
+            <w:pPr>
+              <w:spacing w:after="0" w:before="0" w:line="260"/>
+            </w:pPr>
+            <w:r>
+              <w:rPr>
+                <w:rFonts w:ascii="맑은 고딕" w:cs="맑은 고딕" w:eastAsia="맑은 고딕" w:hAnsi="맑은 고딕"/>
+                <w:color w:val="3C3429"/>
+                <w:sz w:val="17"/>
+                <w:szCs w:val="17"/>
+              </w:rPr>
+              <w:t xml:space="preserve">Pi bringup launch 파일이 Cartographer를 포함한다</w:t>
+            </w:r>
+          </w:p>
+        </w:tc>
+        <w:tc>
+          <w:tcPr>
+            <w:tcW w:type="dxa" w:w="3200"/>
+            <w:tcBorders>
+              <w:top w:val="single" w:color="DEDEDE" w:sz="6"/>
+              <w:left w:val="single" w:color="DEDEDE" w:sz="6"/>
+              <w:bottom w:val="single" w:color="DEDEDE" w:sz="6"/>
+              <w:right w:val="single" w:color="DEDEDE" w:sz="6"/>
+            </w:tcBorders>
+            <w:tcMar>
+              <w:top w:type="dxa" w:w="70"/>
+              <w:left w:type="dxa" w:w="110"/>
+              <w:bottom w:type="dxa" w:w="70"/>
+              <w:right w:type="dxa" w:w="110"/>
+            </w:tcMar>
+            <w:vAlign w:val="center"/>
+          </w:tcPr>
+          <w:p>
+            <w:pPr>
+              <w:spacing w:after="0" w:before="0" w:line="260"/>
+            </w:pPr>
+            <w:r>
+              <w:rPr>
+                <w:rFonts w:ascii="Consolas" w:cs="Consolas" w:eastAsia="Consolas" w:hAnsi="Consolas"/>
+                <w:color w:val="B97812"/>
+                <w:sz w:val="16"/>
+                <w:szCs w:val="16"/>
+              </w:rPr>
+              <w:t xml:space="preserve">~/arduino_bridge_ws/.../robot_with_arduino.launch.py</w:t>
+            </w:r>
+            <w:r>
+              <w:rPr>
+                <w:rFonts w:ascii="맑은 고딕" w:cs="맑은 고딕" w:eastAsia="맑은 고딕" w:hAnsi="맑은 고딕"/>
+                <w:color w:val="3C3429"/>
+                <w:sz w:val="17"/>
+                <w:szCs w:val="17"/>
+              </w:rPr>
+              <w:t xml:space="preserve">의 </w:t>
+            </w:r>
+            <w:r>
+              <w:rPr>
+                <w:rFonts w:ascii="Consolas" w:cs="Consolas" w:eastAsia="Consolas" w:hAnsi="Consolas"/>
+                <w:color w:val="B97812"/>
+                <w:sz w:val="16"/>
+                <w:szCs w:val="16"/>
+              </w:rPr>
+              <w:t xml:space="preserve">start_cartographer</w:t>
+            </w:r>
+            <w:r>
+              <w:rPr>
+                <w:rFonts w:ascii="맑은 고딕" w:cs="맑은 고딕" w:eastAsia="맑은 고딕" w:hAnsi="맑은 고딕"/>
+                <w:color w:val="3C3429"/>
+                <w:sz w:val="17"/>
+                <w:szCs w:val="17"/>
+              </w:rPr>
+              <w:t xml:space="preserve"> 인자 확인</w:t>
+            </w:r>
+          </w:p>
+        </w:tc>
+        <w:tc>
+          <w:tcPr>
+            <w:tcW w:type="dxa" w:w="3546"/>
+            <w:tcBorders>
+              <w:top w:val="single" w:color="DEDEDE" w:sz="6"/>
+              <w:left w:val="single" w:color="DEDEDE" w:sz="6"/>
+              <w:bottom w:val="single" w:color="DEDEDE" w:sz="6"/>
+              <w:right w:val="single" w:color="DEDEDE" w:sz="6"/>
+            </w:tcBorders>
+            <w:tcMar>
+              <w:top w:type="dxa" w:w="70"/>
+              <w:left w:type="dxa" w:w="110"/>
+              <w:bottom w:type="dxa" w:w="70"/>
+              <w:right w:type="dxa" w:w="110"/>
+            </w:tcMar>
+            <w:vAlign w:val="center"/>
+          </w:tcPr>
+          <w:p>
+            <w:pPr>
+              <w:spacing w:after="0" w:before="0" w:line="260"/>
+            </w:pPr>
+            <w:r>
+              <w:rPr>
+                <w:rFonts w:ascii="맑은 고딕" w:cs="맑은 고딕" w:eastAsia="맑은 고딕" w:hAnsi="맑은 고딕"/>
+                <w:color w:val="3C3429"/>
+                <w:sz w:val="17"/>
+                <w:szCs w:val="17"/>
+              </w:rPr>
+              <w:t xml:space="preserve">맞음 — 기본값 true로 포함돼 있었음. 이 저장소의 동일 파일에는 없어 Pi와 저장소 코드가 드리프트돼 있었음</w:t>
+            </w:r>
+          </w:p>
+        </w:tc>
+      </w:tr>
+    </w:tbl>
+    <w:p>
+      <w:pPr>
+        <w:pStyle w:val="Heading3"/>
+        <w:spacing w:after="120" w:before="260" w:line="260"/>
+      </w:pPr>
+      <w:r>
+        <w:rPr>
+          <w:rFonts w:ascii="맑은 고딕" w:cs="맑은 고딕" w:eastAsia="맑은 고딕" w:hAnsi="맑은 고딕"/>
+          <w:b/>
+          <w:bCs/>
+          <w:color w:val="241B12"/>
+          <w:sz w:val="21"/>
+          <w:szCs w:val="21"/>
+        </w:rPr>
+        <w:t xml:space="preserve">원인</w:t>
+      </w:r>
+    </w:p>
+    <w:p>
+      <w:pPr>
+        <w:spacing w:after="140" w:before="0" w:line="260"/>
+      </w:pPr>
+      <w:r>
+        <w:rPr>
+          <w:rFonts w:ascii="맑은 고딕" w:cs="맑은 고딕" w:eastAsia="맑은 고딕" w:hAnsi="맑은 고딕"/>
+          <w:color w:val="3C3429"/>
+          <w:sz w:val="17"/>
+          <w:szCs w:val="17"/>
+        </w:rPr>
+        <w:t xml:space="preserve">확인됨. Pi bringup(</w:t>
+      </w:r>
+      <w:r>
+        <w:rPr>
+          <w:rFonts w:ascii="Consolas" w:cs="Consolas" w:eastAsia="Consolas" w:hAnsi="Consolas"/>
+          <w:color w:val="B97812"/>
+          <w:sz w:val="16"/>
+          <w:szCs w:val="16"/>
+        </w:rPr>
+        <w:t xml:space="preserve">~/arduino_bridge_ws</w:t>
+      </w:r>
+      <w:r>
+        <w:rPr>
+          <w:rFonts w:ascii="맑은 고딕" w:cs="맑은 고딕" w:eastAsia="맑은 고딕" w:hAnsi="맑은 고딕"/>
+          <w:color w:val="3C3429"/>
+          <w:sz w:val="17"/>
+          <w:szCs w:val="17"/>
+        </w:rPr>
+        <w:t xml:space="preserve">)이 </w:t>
+      </w:r>
+      <w:r>
+        <w:rPr>
+          <w:rFonts w:ascii="Consolas" w:cs="Consolas" w:eastAsia="Consolas" w:hAnsi="Consolas"/>
+          <w:color w:val="B97812"/>
+          <w:sz w:val="16"/>
+          <w:szCs w:val="16"/>
+        </w:rPr>
+        <w:t xml:space="preserve">start_cartographer</w:t>
+      </w:r>
+      <w:r>
+        <w:rPr>
+          <w:rFonts w:ascii="맑은 고딕" w:cs="맑은 고딕" w:eastAsia="맑은 고딕" w:hAnsi="맑은 고딕"/>
+          <w:color w:val="3C3429"/>
+          <w:sz w:val="17"/>
+          <w:szCs w:val="17"/>
+        </w:rPr>
+        <w:t xml:space="preserve"> 기본값 true로 Cartographer를 자체 실행하는데, 동시에 GUI "매핑 재생"도 별도로 원격 PC에서 Cartographer를 실행해 독립된 SLAM 세션 2개가 동시에 </w:t>
+      </w:r>
+      <w:r>
+        <w:rPr>
+          <w:rFonts w:ascii="Consolas" w:cs="Consolas" w:eastAsia="Consolas" w:hAnsi="Consolas"/>
+          <w:color w:val="B97812"/>
+          <w:sz w:val="16"/>
+          <w:szCs w:val="16"/>
+        </w:rPr>
+        <w:t xml:space="preserve">/map</w:t>
+      </w:r>
+      <w:r>
+        <w:rPr>
+          <w:rFonts w:ascii="맑은 고딕" w:cs="맑은 고딕" w:eastAsia="맑은 고딕" w:hAnsi="맑은 고딕"/>
+          <w:color w:val="3C3429"/>
+          <w:sz w:val="17"/>
+          <w:szCs w:val="17"/>
+        </w:rPr>
+        <w:t xml:space="preserve">을 발행했다. 이로 인해 지도가 반복·중첩되어 그려졌다. 부가적으로 Pi 쪽이 Fast-DDS를 쓰고 있어 Cartographer 내부 상태 토픽(</w:t>
+      </w:r>
+      <w:r>
+        <w:rPr>
+          <w:rFonts w:ascii="Consolas" w:cs="Consolas" w:eastAsia="Consolas" w:hAnsi="Consolas"/>
+          <w:color w:val="B97812"/>
+          <w:sz w:val="16"/>
+          <w:szCs w:val="16"/>
+        </w:rPr>
+        <w:t xml:space="preserve">/submap_list</w:t>
+      </w:r>
+      <w:r>
+        <w:rPr>
+          <w:rFonts w:ascii="맑은 고딕" w:cs="맑은 고딕" w:eastAsia="맑은 고딕" w:hAnsi="맑은 고딕"/>
+          <w:color w:val="3C3429"/>
+          <w:sz w:val="17"/>
+          <w:szCs w:val="17"/>
+        </w:rPr>
+        <w:t xml:space="preserve"> 등) 크기가 커질 때 메시지가 드롭되는 문제도 함께 있었다(지도 반복의 직접 원인이라기보다 부가적 불안정 요인으로 판단).</w:t>
+      </w:r>
+    </w:p>
+    <w:p>
+      <w:pPr>
+        <w:pStyle w:val="Heading3"/>
+        <w:spacing w:after="120" w:before="260" w:line="260"/>
+      </w:pPr>
+      <w:r>
+        <w:rPr>
+          <w:rFonts w:ascii="맑은 고딕" w:cs="맑은 고딕" w:eastAsia="맑은 고딕" w:hAnsi="맑은 고딕"/>
+          <w:b/>
+          <w:bCs/>
+          <w:color w:val="241B12"/>
+          <w:sz w:val="21"/>
+          <w:szCs w:val="21"/>
+        </w:rPr>
+        <w:t xml:space="preserve">조치</w:t>
+      </w:r>
+    </w:p>
+    <w:tbl>
+      <w:tblPr>
+        <w:tblW w:type="dxa" w:w="9746"/>
+        <w:tblBorders>
+          <w:top w:val="single" w:color="DEDEDE" w:sz="6"/>
+          <w:left w:val="single" w:color="DEDEDE" w:sz="6"/>
+          <w:bottom w:val="single" w:color="DEDEDE" w:sz="6"/>
+          <w:right w:val="single" w:color="DEDEDE" w:sz="6"/>
+          <w:insideH w:val="single" w:color="DEDEDE" w:sz="6"/>
+          <w:insideV w:val="single" w:color="DEDEDE" w:sz="6"/>
+        </w:tblBorders>
+      </w:tblPr>
+      <w:tblGrid>
+        <w:gridCol w:w="2400"/>
+        <w:gridCol w:w="3600"/>
+        <w:gridCol w:w="3746"/>
+      </w:tblGrid>
+      <w:tr>
+        <w:trPr>
+          <w:tblHeader/>
+        </w:trPr>
+        <w:tc>
+          <w:tcPr>
+            <w:tcW w:type="dxa" w:w="2400"/>
+            <w:tcBorders>
+              <w:top w:val="single" w:color="49361D" w:sz="6"/>
+              <w:left w:val="single" w:color="49361D" w:sz="6"/>
+              <w:bottom w:val="single" w:color="49361D" w:sz="6"/>
+              <w:right w:val="single" w:color="49361D" w:sz="6"/>
+            </w:tcBorders>
+            <w:shd w:fill="241B12" w:color="auto" w:val="clear"/>
+            <w:tcMar>
+              <w:top w:type="dxa" w:w="90"/>
+              <w:left w:type="dxa" w:w="110"/>
+              <w:bottom w:type="dxa" w:w="90"/>
+              <w:right w:type="dxa" w:w="110"/>
+            </w:tcMar>
+            <w:vAlign w:val="center"/>
+          </w:tcPr>
+          <w:p>
+            <w:pPr>
+              <w:spacing w:after="0" w:before="0" w:line="260"/>
+            </w:pPr>
+            <w:r>
+              <w:rPr>
+                <w:rFonts w:ascii="맑은 고딕" w:cs="맑은 고딕" w:eastAsia="맑은 고딕" w:hAnsi="맑은 고딕"/>
+                <w:b/>
+                <w:bCs/>
+                <w:color w:val="F4CF87"/>
+                <w:sz w:val="17"/>
+                <w:szCs w:val="17"/>
+              </w:rPr>
+              <w:t xml:space="preserve">대상</w:t>
+            </w:r>
+          </w:p>
+        </w:tc>
+        <w:tc>
+          <w:tcPr>
+            <w:tcW w:type="dxa" w:w="3600"/>
+            <w:tcBorders>
+              <w:top w:val="single" w:color="49361D" w:sz="6"/>
+              <w:left w:val="single" w:color="49361D" w:sz="6"/>
+              <w:bottom w:val="single" w:color="49361D" w:sz="6"/>
+              <w:right w:val="single" w:color="49361D" w:sz="6"/>
+            </w:tcBorders>
+            <w:shd w:fill="241B12" w:color="auto" w:val="clear"/>
+            <w:tcMar>
+              <w:top w:type="dxa" w:w="90"/>
+              <w:left w:type="dxa" w:w="110"/>
+              <w:bottom w:type="dxa" w:w="90"/>
+              <w:right w:type="dxa" w:w="110"/>
+            </w:tcMar>
+            <w:vAlign w:val="center"/>
+          </w:tcPr>
+          <w:p>
+            <w:pPr>
+              <w:spacing w:after="0" w:before="0" w:line="260"/>
+            </w:pPr>
+            <w:r>
+              <w:rPr>
+                <w:rFonts w:ascii="맑은 고딕" w:cs="맑은 고딕" w:eastAsia="맑은 고딕" w:hAnsi="맑은 고딕"/>
+                <w:b/>
+                <w:bCs/>
+                <w:color w:val="F4CF87"/>
+                <w:sz w:val="17"/>
+                <w:szCs w:val="17"/>
+              </w:rPr>
+              <w:t xml:space="preserve">변경 전</w:t>
+            </w:r>
+          </w:p>
+        </w:tc>
+        <w:tc>
+          <w:tcPr>
+            <w:tcW w:type="dxa" w:w="3746"/>
+            <w:tcBorders>
+              <w:top w:val="single" w:color="49361D" w:sz="6"/>
+              <w:left w:val="single" w:color="49361D" w:sz="6"/>
+              <w:bottom w:val="single" w:color="49361D" w:sz="6"/>
+              <w:right w:val="single" w:color="49361D" w:sz="6"/>
+            </w:tcBorders>
+            <w:shd w:fill="241B12" w:color="auto" w:val="clear"/>
+            <w:tcMar>
+              <w:top w:type="dxa" w:w="90"/>
+              <w:left w:type="dxa" w:w="110"/>
+              <w:bottom w:type="dxa" w:w="90"/>
+              <w:right w:type="dxa" w:w="110"/>
+            </w:tcMar>
+            <w:vAlign w:val="center"/>
+          </w:tcPr>
+          <w:p>
+            <w:pPr>
+              <w:spacing w:after="0" w:before="0" w:line="260"/>
+            </w:pPr>
+            <w:r>
+              <w:rPr>
+                <w:rFonts w:ascii="맑은 고딕" w:cs="맑은 고딕" w:eastAsia="맑은 고딕" w:hAnsi="맑은 고딕"/>
+                <w:b/>
+                <w:bCs/>
+                <w:color w:val="F4CF87"/>
+                <w:sz w:val="17"/>
+                <w:szCs w:val="17"/>
+              </w:rPr>
+              <w:t xml:space="preserve">변경 후</w:t>
+            </w:r>
+          </w:p>
+        </w:tc>
+      </w:tr>
+      <w:tr>
+        <w:tc>
+          <w:tcPr>
+            <w:tcW w:type="dxa" w:w="2400"/>
+            <w:tcBorders>
+              <w:top w:val="single" w:color="DEDEDE" w:sz="6"/>
+              <w:left w:val="single" w:color="DEDEDE" w:sz="6"/>
+              <w:bottom w:val="single" w:color="DEDEDE" w:sz="6"/>
+              <w:right w:val="single" w:color="DEDEDE" w:sz="6"/>
+            </w:tcBorders>
+            <w:tcMar>
+              <w:top w:type="dxa" w:w="70"/>
+              <w:left w:type="dxa" w:w="110"/>
+              <w:bottom w:type="dxa" w:w="70"/>
+              <w:right w:type="dxa" w:w="110"/>
+            </w:tcMar>
+            <w:vAlign w:val="center"/>
+          </w:tcPr>
+          <w:p>
+            <w:pPr>
+              <w:spacing w:after="0" w:before="0" w:line="260"/>
+            </w:pPr>
+            <w:r>
+              <w:rPr>
+                <w:rFonts w:ascii="Consolas" w:cs="Consolas" w:eastAsia="Consolas" w:hAnsi="Consolas"/>
+                <w:color w:val="B97812"/>
+                <w:sz w:val="16"/>
+                <w:szCs w:val="16"/>
+              </w:rPr>
+              <w:t xml:space="preserve">robot_with_arduino.launch.py</w:t>
+            </w:r>
+            <w:r>
+              <w:rPr>
+                <w:rFonts w:ascii="맑은 고딕" w:cs="맑은 고딕" w:eastAsia="맑은 고딕" w:hAnsi="맑은 고딕"/>
+                <w:color w:val="3C3429"/>
+                <w:sz w:val="17"/>
+                <w:szCs w:val="17"/>
+              </w:rPr>
+              <w:t xml:space="preserve"> (Pi)</w:t>
+            </w:r>
+          </w:p>
+        </w:tc>
+        <w:tc>
+          <w:tcPr>
+            <w:tcW w:type="dxa" w:w="3600"/>
+            <w:tcBorders>
+              <w:top w:val="single" w:color="DEDEDE" w:sz="6"/>
+              <w:left w:val="single" w:color="DEDEDE" w:sz="6"/>
+              <w:bottom w:val="single" w:color="DEDEDE" w:sz="6"/>
+              <w:right w:val="single" w:color="DEDEDE" w:sz="6"/>
+            </w:tcBorders>
+            <w:tcMar>
+              <w:top w:type="dxa" w:w="70"/>
+              <w:left w:type="dxa" w:w="110"/>
+              <w:bottom w:type="dxa" w:w="70"/>
+              <w:right w:type="dxa" w:w="110"/>
+            </w:tcMar>
+            <w:vAlign w:val="center"/>
+          </w:tcPr>
+          <w:p>
+            <w:pPr>
+              <w:spacing w:after="0" w:before="0" w:line="260"/>
+            </w:pPr>
+            <w:r>
+              <w:rPr>
+                <w:rFonts w:ascii="Consolas" w:cs="Consolas" w:eastAsia="Consolas" w:hAnsi="Consolas"/>
+                <w:color w:val="B97812"/>
+                <w:sz w:val="16"/>
+                <w:szCs w:val="16"/>
+              </w:rPr>
+              <w:t xml:space="preserve">start_cartographer</w:t>
+            </w:r>
+            <w:r>
+              <w:rPr>
+                <w:rFonts w:ascii="맑은 고딕" w:cs="맑은 고딕" w:eastAsia="맑은 고딕" w:hAnsi="맑은 고딕"/>
+                <w:color w:val="3C3429"/>
+                <w:sz w:val="17"/>
+                <w:szCs w:val="17"/>
+              </w:rPr>
+              <w:t xml:space="preserve"> 기본값 true</w:t>
+            </w:r>
+          </w:p>
+        </w:tc>
+        <w:tc>
+          <w:tcPr>
+            <w:tcW w:type="dxa" w:w="3746"/>
+            <w:tcBorders>
+              <w:top w:val="single" w:color="DEDEDE" w:sz="6"/>
+              <w:left w:val="single" w:color="DEDEDE" w:sz="6"/>
+              <w:bottom w:val="single" w:color="DEDEDE" w:sz="6"/>
+              <w:right w:val="single" w:color="DEDEDE" w:sz="6"/>
+            </w:tcBorders>
+            <w:tcMar>
+              <w:top w:type="dxa" w:w="70"/>
+              <w:left w:type="dxa" w:w="110"/>
+              <w:bottom w:type="dxa" w:w="70"/>
+              <w:right w:type="dxa" w:w="110"/>
+            </w:tcMar>
+            <w:vAlign w:val="center"/>
+          </w:tcPr>
+          <w:p>
+            <w:pPr>
+              <w:spacing w:after="0" w:before="0" w:line="260"/>
+            </w:pPr>
+            <w:r>
+              <w:rPr>
+                <w:rFonts w:ascii="맑은 고딕" w:cs="맑은 고딕" w:eastAsia="맑은 고딕" w:hAnsi="맑은 고딕"/>
+                <w:color w:val="3C3429"/>
+                <w:sz w:val="17"/>
+                <w:szCs w:val="17"/>
+              </w:rPr>
+              <w:t xml:space="preserve">기본값 false — SLAM은 GUI가 원격에서만 실행</w:t>
+            </w:r>
+          </w:p>
+        </w:tc>
+      </w:tr>
+      <w:tr>
+        <w:tc>
+          <w:tcPr>
+            <w:tcW w:type="dxa" w:w="2400"/>
+            <w:tcBorders>
+              <w:top w:val="single" w:color="DEDEDE" w:sz="6"/>
+              <w:left w:val="single" w:color="DEDEDE" w:sz="6"/>
+              <w:bottom w:val="single" w:color="DEDEDE" w:sz="6"/>
+              <w:right w:val="single" w:color="DEDEDE" w:sz="6"/>
+            </w:tcBorders>
+            <w:shd w:fill="FAFAFA" w:color="auto" w:val="clear"/>
+            <w:tcMar>
+              <w:top w:type="dxa" w:w="70"/>
+              <w:left w:type="dxa" w:w="110"/>
+              <w:bottom w:type="dxa" w:w="70"/>
+              <w:right w:type="dxa" w:w="110"/>
+            </w:tcMar>
+            <w:vAlign w:val="center"/>
+          </w:tcPr>
+          <w:p>
+            <w:pPr>
+              <w:spacing w:after="0" w:before="0" w:line="260"/>
+            </w:pPr>
+            <w:r>
+              <w:rPr>
+                <w:rFonts w:ascii="Consolas" w:cs="Consolas" w:eastAsia="Consolas" w:hAnsi="Consolas"/>
+                <w:color w:val="B97812"/>
+                <w:sz w:val="16"/>
+                <w:szCs w:val="16"/>
+              </w:rPr>
+              <w:t xml:space="preserve">RMW_IMPLEMENTATION</w:t>
+            </w:r>
+            <w:r>
+              <w:rPr>
+                <w:rFonts w:ascii="맑은 고딕" w:cs="맑은 고딕" w:eastAsia="맑은 고딕" w:hAnsi="맑은 고딕"/>
+                <w:color w:val="3C3429"/>
+                <w:sz w:val="17"/>
+                <w:szCs w:val="17"/>
+              </w:rPr>
+              <w:t xml:space="preserve"> (Pi / GUI)</w:t>
+            </w:r>
+          </w:p>
+        </w:tc>
+        <w:tc>
+          <w:tcPr>
+            <w:tcW w:type="dxa" w:w="3600"/>
+            <w:tcBorders>
+              <w:top w:val="single" w:color="DEDEDE" w:sz="6"/>
+              <w:left w:val="single" w:color="DEDEDE" w:sz="6"/>
+              <w:bottom w:val="single" w:color="DEDEDE" w:sz="6"/>
+              <w:right w:val="single" w:color="DEDEDE" w:sz="6"/>
+            </w:tcBorders>
+            <w:shd w:fill="FAFAFA" w:color="auto" w:val="clear"/>
+            <w:tcMar>
+              <w:top w:type="dxa" w:w="70"/>
+              <w:left w:type="dxa" w:w="110"/>
+              <w:bottom w:type="dxa" w:w="70"/>
+              <w:right w:type="dxa" w:w="110"/>
+            </w:tcMar>
+            <w:vAlign w:val="center"/>
+          </w:tcPr>
+          <w:p>
+            <w:pPr>
+              <w:spacing w:after="0" w:before="0" w:line="260"/>
+            </w:pPr>
+            <w:r>
+              <w:rPr>
+                <w:rFonts w:ascii="맑은 고딕" w:cs="맑은 고딕" w:eastAsia="맑은 고딕" w:hAnsi="맑은 고딕"/>
+                <w:color w:val="3C3429"/>
+                <w:sz w:val="17"/>
+                <w:szCs w:val="17"/>
+              </w:rPr>
+              <w:t xml:space="preserve">Pi </w:t>
+            </w:r>
+            <w:r>
+              <w:rPr>
+                <w:rFonts w:ascii="Consolas" w:cs="Consolas" w:eastAsia="Consolas" w:hAnsi="Consolas"/>
+                <w:color w:val="B97812"/>
+                <w:sz w:val="16"/>
+                <w:szCs w:val="16"/>
+              </w:rPr>
+              <w:t xml:space="preserve">rmw_fastrtps_cpp</w:t>
+            </w:r>
+            <w:r>
+              <w:rPr>
+                <w:rFonts w:ascii="맑은 고딕" w:cs="맑은 고딕" w:eastAsia="맑은 고딕" w:hAnsi="맑은 고딕"/>
+                <w:color w:val="3C3429"/>
+                <w:sz w:val="17"/>
+                <w:szCs w:val="17"/>
+              </w:rPr>
+              <w:t xml:space="preserve">, GUI </w:t>
+            </w:r>
+            <w:r>
+              <w:rPr>
+                <w:rFonts w:ascii="Consolas" w:cs="Consolas" w:eastAsia="Consolas" w:hAnsi="Consolas"/>
+                <w:color w:val="B97812"/>
+                <w:sz w:val="16"/>
+                <w:szCs w:val="16"/>
+              </w:rPr>
+              <w:t xml:space="preserve">rmw_cyclonedds_cpp</w:t>
+            </w:r>
+            <w:r>
+              <w:rPr>
+                <w:rFonts w:ascii="맑은 고딕" w:cs="맑은 고딕" w:eastAsia="맑은 고딕" w:hAnsi="맑은 고딕"/>
+                <w:color w:val="3C3429"/>
+                <w:sz w:val="17"/>
+                <w:szCs w:val="17"/>
+              </w:rPr>
+              <w:t xml:space="preserve"> 혼용</w:t>
+            </w:r>
+          </w:p>
+        </w:tc>
+        <w:tc>
+          <w:tcPr>
+            <w:tcW w:type="dxa" w:w="3746"/>
+            <w:tcBorders>
+              <w:top w:val="single" w:color="DEDEDE" w:sz="6"/>
+              <w:left w:val="single" w:color="DEDEDE" w:sz="6"/>
+              <w:bottom w:val="single" w:color="DEDEDE" w:sz="6"/>
+              <w:right w:val="single" w:color="DEDEDE" w:sz="6"/>
+            </w:tcBorders>
+            <w:shd w:fill="FAFAFA" w:color="auto" w:val="clear"/>
+            <w:tcMar>
+              <w:top w:type="dxa" w:w="70"/>
+              <w:left w:type="dxa" w:w="110"/>
+              <w:bottom w:type="dxa" w:w="70"/>
+              <w:right w:type="dxa" w:w="110"/>
+            </w:tcMar>
+            <w:vAlign w:val="center"/>
+          </w:tcPr>
+          <w:p>
+            <w:pPr>
+              <w:spacing w:after="0" w:before="0" w:line="260"/>
+            </w:pPr>
+            <w:r>
+              <w:rPr>
+                <w:rFonts w:ascii="맑은 고딕" w:cs="맑은 고딕" w:eastAsia="맑은 고딕" w:hAnsi="맑은 고딕"/>
+                <w:color w:val="3C3429"/>
+                <w:sz w:val="17"/>
+                <w:szCs w:val="17"/>
+              </w:rPr>
+              <w:t xml:space="preserve">양쪽 </w:t>
+            </w:r>
+            <w:r>
+              <w:rPr>
+                <w:rFonts w:ascii="Consolas" w:cs="Consolas" w:eastAsia="Consolas" w:hAnsi="Consolas"/>
+                <w:color w:val="B97812"/>
+                <w:sz w:val="16"/>
+                <w:szCs w:val="16"/>
+              </w:rPr>
+              <w:t xml:space="preserve">rmw_cyclonedds_cpp</w:t>
+            </w:r>
+            <w:r>
+              <w:rPr>
+                <w:rFonts w:ascii="맑은 고딕" w:cs="맑은 고딕" w:eastAsia="맑은 고딕" w:hAnsi="맑은 고딕"/>
+                <w:color w:val="3C3429"/>
+                <w:sz w:val="17"/>
+                <w:szCs w:val="17"/>
+              </w:rPr>
+              <w:t xml:space="preserve">로 통일(README 반영)</w:t>
+            </w:r>
+          </w:p>
+        </w:tc>
+      </w:tr>
+      <w:tr>
+        <w:tc>
+          <w:tcPr>
+            <w:tcW w:type="dxa" w:w="2400"/>
+            <w:tcBorders>
+              <w:top w:val="single" w:color="DEDEDE" w:sz="6"/>
+              <w:left w:val="single" w:color="DEDEDE" w:sz="6"/>
+              <w:bottom w:val="single" w:color="DEDEDE" w:sz="6"/>
+              <w:right w:val="single" w:color="DEDEDE" w:sz="6"/>
+            </w:tcBorders>
+            <w:tcMar>
+              <w:top w:type="dxa" w:w="70"/>
+              <w:left w:type="dxa" w:w="110"/>
+              <w:bottom w:type="dxa" w:w="70"/>
+              <w:right w:type="dxa" w:w="110"/>
+            </w:tcMar>
+            <w:vAlign w:val="center"/>
+          </w:tcPr>
+          <w:p>
+            <w:pPr>
+              <w:spacing w:after="0" w:before="0" w:line="260"/>
+            </w:pPr>
+            <w:r>
+              <w:rPr>
+                <w:rFonts w:ascii="맑은 고딕" w:cs="맑은 고딕" w:eastAsia="맑은 고딕" w:hAnsi="맑은 고딕"/>
+                <w:color w:val="3C3429"/>
+                <w:sz w:val="17"/>
+                <w:szCs w:val="17"/>
+              </w:rPr>
+              <w:t xml:space="preserve">GUI cartographer 프로세스 정리</w:t>
+            </w:r>
+          </w:p>
+        </w:tc>
+        <w:tc>
+          <w:tcPr>
+            <w:tcW w:type="dxa" w:w="3600"/>
+            <w:tcBorders>
+              <w:top w:val="single" w:color="DEDEDE" w:sz="6"/>
+              <w:left w:val="single" w:color="DEDEDE" w:sz="6"/>
+              <w:bottom w:val="single" w:color="DEDEDE" w:sz="6"/>
+              <w:right w:val="single" w:color="DEDEDE" w:sz="6"/>
+            </w:tcBorders>
+            <w:tcMar>
+              <w:top w:type="dxa" w:w="70"/>
+              <w:left w:type="dxa" w:w="110"/>
+              <w:bottom w:type="dxa" w:w="70"/>
+              <w:right w:type="dxa" w:w="110"/>
+            </w:tcMar>
+            <w:vAlign w:val="center"/>
+          </w:tcPr>
+          <w:p>
+            <w:pPr>
+              <w:spacing w:after="0" w:before="0" w:line="260"/>
+            </w:pPr>
+            <w:r>
+              <w:rPr>
+                <w:rFonts w:ascii="맑은 고딕" w:cs="맑은 고딕" w:eastAsia="맑은 고딕" w:hAnsi="맑은 고딕"/>
+                <w:color w:val="3C3429"/>
+                <w:sz w:val="17"/>
+                <w:szCs w:val="17"/>
+              </w:rPr>
+              <w:t xml:space="preserve">대시보드 종료 후에도 프로세스 잔존</w:t>
+            </w:r>
+          </w:p>
+        </w:tc>
+        <w:tc>
+          <w:tcPr>
+            <w:tcW w:type="dxa" w:w="3746"/>
+            <w:tcBorders>
+              <w:top w:val="single" w:color="DEDEDE" w:sz="6"/>
+              <w:left w:val="single" w:color="DEDEDE" w:sz="6"/>
+              <w:bottom w:val="single" w:color="DEDEDE" w:sz="6"/>
+              <w:right w:val="single" w:color="DEDEDE" w:sz="6"/>
+            </w:tcBorders>
+            <w:tcMar>
+              <w:top w:type="dxa" w:w="70"/>
+              <w:left w:type="dxa" w:w="110"/>
+              <w:bottom w:type="dxa" w:w="70"/>
+              <w:right w:type="dxa" w:w="110"/>
+            </w:tcMar>
+            <w:vAlign w:val="center"/>
+          </w:tcPr>
+          <w:p>
+            <w:pPr>
+              <w:spacing w:after="0" w:before="0" w:line="260"/>
+            </w:pPr>
+            <w:r>
+              <w:rPr>
+                <w:rFonts w:ascii="맑은 고딕" w:cs="맑은 고딕" w:eastAsia="맑은 고딕" w:hAnsi="맑은 고딕"/>
+                <w:color w:val="3C3429"/>
+                <w:sz w:val="17"/>
+                <w:szCs w:val="17"/>
+              </w:rPr>
+              <w:t xml:space="preserve">TS-GUI-03에서 별도 조치</w:t>
+            </w:r>
+          </w:p>
+        </w:tc>
+      </w:tr>
+    </w:tbl>
+    <w:p>
+      <w:pPr>
+        <w:spacing w:after="100" w:line="120"/>
+      </w:pPr>
+    </w:p>
+    <w:tbl>
+      <w:tblPr>
+        <w:tblW w:type="dxa" w:w="9746"/>
+        <w:tblBorders>
+          <w:top w:val="single" w:color="DEDEDE" w:sz="6"/>
+          <w:left w:val="single" w:color="DEDEDE" w:sz="6"/>
+          <w:bottom w:val="single" w:color="DEDEDE" w:sz="6"/>
+          <w:right w:val="single" w:color="DEDEDE" w:sz="6"/>
+          <w:insideH w:val="single" w:color="DEDEDE" w:sz="6"/>
+          <w:insideV w:val="single" w:color="DEDEDE" w:sz="6"/>
+        </w:tblBorders>
+      </w:tblPr>
+      <w:tblGrid>
+        <w:gridCol w:w="9746"/>
+      </w:tblGrid>
+      <w:tr>
+        <w:tc>
+          <w:tcPr>
+            <w:tcW w:type="dxa" w:w="9746"/>
+            <w:tcBorders>
+              <w:top w:val="single" w:color="DEDEDE" w:sz="6"/>
+              <w:left w:val="single" w:color="DEDEDE" w:sz="6"/>
+              <w:bottom w:val="single" w:color="DEDEDE" w:sz="6"/>
+              <w:right w:val="single" w:color="DEDEDE" w:sz="6"/>
+            </w:tcBorders>
+            <w:shd w:fill="F7F8FA" w:color="auto" w:val="clear"/>
+            <w:tcMar>
+              <w:top w:type="dxa" w:w="140"/>
+              <w:left w:type="dxa" w:w="160"/>
+              <w:bottom w:type="dxa" w:w="140"/>
+              <w:right w:type="dxa" w:w="160"/>
+            </w:tcMar>
+          </w:tcPr>
+          <w:p>
+            <w:pPr>
+              <w:spacing w:after="20" w:line="240"/>
+            </w:pPr>
+            <w:r>
+              <w:rPr>
+                <w:rFonts w:ascii="Consolas" w:cs="Consolas" w:eastAsia="Consolas" w:hAnsi="Consolas"/>
+                <w:color w:val="3C3429"/>
+                <w:sz w:val="16"/>
+                <w:szCs w:val="16"/>
+              </w:rPr>
+              <w:t xml:space="preserve">$ sed -i 's/default_value="true"/default_value="false"/' \</w:t>
+            </w:r>
+          </w:p>
+          <w:p>
+            <w:pPr>
+              <w:spacing w:after="20" w:line="240"/>
+            </w:pPr>
+            <w:r>
+              <w:rPr>
+                <w:rFonts w:ascii="Consolas" w:cs="Consolas" w:eastAsia="Consolas" w:hAnsi="Consolas"/>
+                <w:color w:val="3C3429"/>
+                <w:sz w:val="16"/>
+                <w:szCs w:val="16"/>
+              </w:rPr>
+              <w:t xml:space="preserve">    ~/arduino_bridge_ws/src/arduino_bridge/launch/robot_with_arduino.launch.py</w:t>
+            </w:r>
+          </w:p>
+          <w:p>
+            <w:pPr>
+              <w:spacing w:after="20" w:line="240"/>
+            </w:pPr>
+            <w:r>
+              <w:rPr>
+                <w:rFonts w:ascii="Consolas" w:cs="Consolas" w:eastAsia="Consolas" w:hAnsi="Consolas"/>
+                <w:color w:val="3C3429"/>
+                <w:sz w:val="16"/>
+                <w:szCs w:val="16"/>
+              </w:rPr>
+              <w:t xml:space="preserve">$ export RMW_IMPLEMENTATION=rmw_cyclonedds_cpp   # Pi / GUI 양쪽</w:t>
+            </w:r>
+          </w:p>
+        </w:tc>
+      </w:tr>
+    </w:tbl>
+    <w:p>
+      <w:pPr>
+        <w:pStyle w:val="Heading3"/>
+        <w:spacing w:after="120" w:before="260" w:line="260"/>
+      </w:pPr>
+      <w:r>
+        <w:rPr>
+          <w:rFonts w:ascii="맑은 고딕" w:cs="맑은 고딕" w:eastAsia="맑은 고딕" w:hAnsi="맑은 고딕"/>
+          <w:b/>
+          <w:bCs/>
+          <w:color w:val="241B12"/>
+          <w:sz w:val="21"/>
+          <w:szCs w:val="21"/>
+        </w:rPr>
+        <w:t xml:space="preserve">검증</w:t>
+      </w:r>
+    </w:p>
+    <w:p>
+      <w:pPr>
+        <w:pStyle w:val="ListParagraph"/>
+        <w:numPr>
+          <w:ilvl w:val="0"/>
+          <w:numId w:val="2"/>
+        </w:numPr>
+        <w:spacing w:after="80" w:line="260"/>
+      </w:pPr>
+      <w:r>
+        <w:rPr>
+          <w:rFonts w:ascii="맑은 고딕" w:cs="맑은 고딕" w:eastAsia="맑은 고딕" w:hAnsi="맑은 고딕"/>
+          <w:color w:val="3C3429"/>
+          <w:sz w:val="17"/>
+          <w:szCs w:val="17"/>
+        </w:rPr>
+        <w:t xml:space="preserve">Pi bringup을 인자 없이 실행해도 </w:t>
+      </w:r>
+      <w:r>
+        <w:rPr>
+          <w:rFonts w:ascii="Consolas" w:cs="Consolas" w:eastAsia="Consolas" w:hAnsi="Consolas"/>
+          <w:color w:val="B97812"/>
+          <w:sz w:val="16"/>
+          <w:szCs w:val="16"/>
+        </w:rPr>
+        <w:t xml:space="preserve">cartographer_node</w:t>
+      </w:r>
+      <w:r>
+        <w:rPr>
+          <w:rFonts w:ascii="맑은 고딕" w:cs="맑은 고딕" w:eastAsia="맑은 고딕" w:hAnsi="맑은 고딕"/>
+          <w:color w:val="3C3429"/>
+          <w:sz w:val="17"/>
+          <w:szCs w:val="17"/>
+        </w:rPr>
+        <w:t xml:space="preserve"> / </w:t>
+      </w:r>
+      <w:r>
+        <w:rPr>
+          <w:rFonts w:ascii="Consolas" w:cs="Consolas" w:eastAsia="Consolas" w:hAnsi="Consolas"/>
+          <w:color w:val="B97812"/>
+          <w:sz w:val="16"/>
+          <w:szCs w:val="16"/>
+        </w:rPr>
+        <w:t xml:space="preserve">cartographer_occupancy_grid_node</w:t>
+      </w:r>
+      <w:r>
+        <w:rPr>
+          <w:rFonts w:ascii="맑은 고딕" w:cs="맑은 고딕" w:eastAsia="맑은 고딕" w:hAnsi="맑은 고딕"/>
+          <w:color w:val="3C3429"/>
+          <w:sz w:val="17"/>
+          <w:szCs w:val="17"/>
+        </w:rPr>
+        <w:t xml:space="preserve">가 뜨지 않는지 확인했다.</w:t>
+      </w:r>
+    </w:p>
+    <w:p>
+      <w:pPr>
+        <w:pStyle w:val="ListParagraph"/>
+        <w:numPr>
+          <w:ilvl w:val="0"/>
+          <w:numId w:val="2"/>
+        </w:numPr>
+        <w:spacing w:after="80" w:line="260"/>
+      </w:pPr>
+      <w:r>
+        <w:rPr>
+          <w:rFonts w:ascii="맑은 고딕" w:cs="맑은 고딕" w:eastAsia="맑은 고딕" w:hAnsi="맑은 고딕"/>
+          <w:color w:val="3C3429"/>
+          <w:sz w:val="17"/>
+          <w:szCs w:val="17"/>
+        </w:rPr>
+        <w:t xml:space="preserve">그 상태에서 GUI 매핑 재생으로 지도가 반복·겹침 없이 안정적으로 그려지고 multiple /map publishers 에러가 재발하지 않는지 확인했다.</w:t>
+      </w:r>
+    </w:p>
+    <w:p>
+      <w:pPr>
+        <w:pStyle w:val="ListParagraph"/>
+        <w:numPr>
+          <w:ilvl w:val="0"/>
+          <w:numId w:val="2"/>
+        </w:numPr>
+        <w:spacing w:after="80" w:line="260"/>
+      </w:pPr>
+      <w:r>
+        <w:rPr>
+          <w:rFonts w:ascii="맑은 고딕" w:cs="맑은 고딕" w:eastAsia="맑은 고딕" w:hAnsi="맑은 고딕"/>
+          <w:color w:val="3C3429"/>
+          <w:sz w:val="17"/>
+          <w:szCs w:val="17"/>
+        </w:rPr>
+        <w:t xml:space="preserve">Pi bringup을 기본값(false)으로 재실행한 뒤 GUI 매핑 재생을 수행한 결과 지도가 안정적으로 그려졌고 에러도 재발하지 않았다(1/1회, 반복 검증 권장).</w:t>
+      </w:r>
+    </w:p>
+    <w:p>
+      <w:pPr>
+        <w:pStyle w:val="Heading3"/>
+        <w:spacing w:after="120" w:before="260" w:line="260"/>
+      </w:pPr>
+      <w:r>
+        <w:rPr>
+          <w:rFonts w:ascii="맑은 고딕" w:cs="맑은 고딕" w:eastAsia="맑은 고딕" w:hAnsi="맑은 고딕"/>
+          <w:b/>
+          <w:bCs/>
+          <w:color w:val="241B12"/>
+          <w:sz w:val="21"/>
+          <w:szCs w:val="21"/>
+        </w:rPr>
+        <w:t xml:space="preserve">재발 방지</w:t>
+      </w:r>
+    </w:p>
+    <w:tbl>
+      <w:tblPr>
+        <w:tblW w:type="dxa" w:w="9746"/>
+        <w:tblBorders>
+          <w:top w:val="single" w:color="DEDEDE" w:sz="6"/>
+          <w:left w:val="single" w:color="DEDEDE" w:sz="6"/>
+          <w:bottom w:val="single" w:color="DEDEDE" w:sz="6"/>
+          <w:right w:val="single" w:color="DEDEDE" w:sz="6"/>
+          <w:insideH w:val="single" w:color="DEDEDE" w:sz="6"/>
+          <w:insideV w:val="single" w:color="DEDEDE" w:sz="6"/>
+        </w:tblBorders>
+      </w:tblPr>
+      <w:tblGrid>
+        <w:gridCol w:w="2200"/>
+        <w:gridCol w:w="7546"/>
+      </w:tblGrid>
+      <w:tr>
+        <w:trPr>
+          <w:tblHeader/>
+        </w:trPr>
+        <w:tc>
+          <w:tcPr>
+            <w:tcW w:type="dxa" w:w="2200"/>
+            <w:tcBorders>
+              <w:top w:val="single" w:color="49361D" w:sz="6"/>
+              <w:left w:val="single" w:color="49361D" w:sz="6"/>
+              <w:bottom w:val="single" w:color="49361D" w:sz="6"/>
+              <w:right w:val="single" w:color="49361D" w:sz="6"/>
+            </w:tcBorders>
+            <w:shd w:fill="241B12" w:color="auto" w:val="clear"/>
+            <w:tcMar>
+              <w:top w:type="dxa" w:w="90"/>
+              <w:left w:type="dxa" w:w="110"/>
+              <w:bottom w:type="dxa" w:w="90"/>
+              <w:right w:type="dxa" w:w="110"/>
+            </w:tcMar>
+            <w:vAlign w:val="center"/>
+          </w:tcPr>
+          <w:p>
+            <w:pPr>
+              <w:spacing w:after="0" w:before="0" w:line="260"/>
+            </w:pPr>
+            <w:r>
+              <w:rPr>
+                <w:rFonts w:ascii="맑은 고딕" w:cs="맑은 고딕" w:eastAsia="맑은 고딕" w:hAnsi="맑은 고딕"/>
+                <w:b/>
+                <w:bCs/>
+                <w:color w:val="F4CF87"/>
+                <w:sz w:val="17"/>
+                <w:szCs w:val="17"/>
+              </w:rPr>
+              <w:t xml:space="preserve">반영 위치</w:t>
+            </w:r>
+          </w:p>
+        </w:tc>
+        <w:tc>
+          <w:tcPr>
+            <w:tcW w:type="dxa" w:w="7546"/>
+            <w:tcBorders>
+              <w:top w:val="single" w:color="49361D" w:sz="6"/>
+              <w:left w:val="single" w:color="49361D" w:sz="6"/>
+              <w:bottom w:val="single" w:color="49361D" w:sz="6"/>
+              <w:right w:val="single" w:color="49361D" w:sz="6"/>
+            </w:tcBorders>
+            <w:shd w:fill="241B12" w:color="auto" w:val="clear"/>
+            <w:tcMar>
+              <w:top w:type="dxa" w:w="90"/>
+              <w:left w:type="dxa" w:w="110"/>
+              <w:bottom w:type="dxa" w:w="90"/>
+              <w:right w:type="dxa" w:w="110"/>
+            </w:tcMar>
+            <w:vAlign w:val="center"/>
+          </w:tcPr>
+          <w:p>
+            <w:pPr>
+              <w:spacing w:after="0" w:before="0" w:line="260"/>
+            </w:pPr>
+            <w:r>
+              <w:rPr>
+                <w:rFonts w:ascii="맑은 고딕" w:cs="맑은 고딕" w:eastAsia="맑은 고딕" w:hAnsi="맑은 고딕"/>
+                <w:b/>
+                <w:bCs/>
+                <w:color w:val="F4CF87"/>
+                <w:sz w:val="17"/>
+                <w:szCs w:val="17"/>
+              </w:rPr>
+              <w:t xml:space="preserve">내용</w:t>
+            </w:r>
+          </w:p>
+        </w:tc>
+      </w:tr>
+      <w:tr>
+        <w:tc>
+          <w:tcPr>
+            <w:tcW w:type="dxa" w:w="2200"/>
+            <w:tcBorders>
+              <w:top w:val="single" w:color="DEDEDE" w:sz="6"/>
+              <w:left w:val="single" w:color="DEDEDE" w:sz="6"/>
+              <w:bottom w:val="single" w:color="DEDEDE" w:sz="6"/>
+              <w:right w:val="single" w:color="DEDEDE" w:sz="6"/>
+            </w:tcBorders>
+            <w:tcMar>
+              <w:top w:type="dxa" w:w="70"/>
+              <w:left w:type="dxa" w:w="110"/>
+              <w:bottom w:type="dxa" w:w="70"/>
+              <w:right w:type="dxa" w:w="110"/>
+            </w:tcMar>
+            <w:vAlign w:val="center"/>
+          </w:tcPr>
+          <w:p>
+            <w:pPr>
+              <w:spacing w:after="0" w:before="0" w:line="260"/>
+            </w:pPr>
+            <w:r>
+              <w:rPr>
+                <w:rFonts w:ascii="맑은 고딕" w:cs="맑은 고딕" w:eastAsia="맑은 고딕" w:hAnsi="맑은 고딕"/>
+                <w:color w:val="3C3429"/>
+                <w:sz w:val="17"/>
+                <w:szCs w:val="17"/>
+              </w:rPr>
+              <w:t xml:space="preserve">코드</w:t>
+            </w:r>
+          </w:p>
+        </w:tc>
+        <w:tc>
+          <w:tcPr>
+            <w:tcW w:type="dxa" w:w="7546"/>
+            <w:tcBorders>
+              <w:top w:val="single" w:color="DEDEDE" w:sz="6"/>
+              <w:left w:val="single" w:color="DEDEDE" w:sz="6"/>
+              <w:bottom w:val="single" w:color="DEDEDE" w:sz="6"/>
+              <w:right w:val="single" w:color="DEDEDE" w:sz="6"/>
+            </w:tcBorders>
+            <w:tcMar>
+              <w:top w:type="dxa" w:w="70"/>
+              <w:left w:type="dxa" w:w="110"/>
+              <w:bottom w:type="dxa" w:w="70"/>
+              <w:right w:type="dxa" w:w="110"/>
+            </w:tcMar>
+            <w:vAlign w:val="center"/>
+          </w:tcPr>
+          <w:p>
+            <w:pPr>
+              <w:spacing w:after="0" w:before="0" w:line="260"/>
+            </w:pPr>
+            <w:r>
+              <w:rPr>
+                <w:rFonts w:ascii="맑은 고딕" w:cs="맑은 고딕" w:eastAsia="맑은 고딕" w:hAnsi="맑은 고딕"/>
+                <w:color w:val="3C3429"/>
+                <w:sz w:val="17"/>
+                <w:szCs w:val="17"/>
+              </w:rPr>
+              <w:t xml:space="preserve">Pi bringup의 </w:t>
+            </w:r>
+            <w:r>
+              <w:rPr>
+                <w:rFonts w:ascii="Consolas" w:cs="Consolas" w:eastAsia="Consolas" w:hAnsi="Consolas"/>
+                <w:color w:val="B97812"/>
+                <w:sz w:val="16"/>
+                <w:szCs w:val="16"/>
+              </w:rPr>
+              <w:t xml:space="preserve">start_cartographer</w:t>
+            </w:r>
+            <w:r>
+              <w:rPr>
+                <w:rFonts w:ascii="맑은 고딕" w:cs="맑은 고딕" w:eastAsia="맑은 고딕" w:hAnsi="맑은 고딕"/>
+                <w:color w:val="3C3429"/>
+                <w:sz w:val="17"/>
+                <w:szCs w:val="17"/>
+              </w:rPr>
+              <w:t xml:space="preserve"> 기본값을 false로 두어 "SLAM은 GUI가 원격에서만 실행한다"는 원칙을 기본 동작으로 강제한다.</w:t>
+            </w:r>
+          </w:p>
+        </w:tc>
+      </w:tr>
+      <w:tr>
+        <w:tc>
+          <w:tcPr>
+            <w:tcW w:type="dxa" w:w="2200"/>
+            <w:tcBorders>
+              <w:top w:val="single" w:color="DEDEDE" w:sz="6"/>
+              <w:left w:val="single" w:color="DEDEDE" w:sz="6"/>
+              <w:bottom w:val="single" w:color="DEDEDE" w:sz="6"/>
+              <w:right w:val="single" w:color="DEDEDE" w:sz="6"/>
+            </w:tcBorders>
+            <w:shd w:fill="FAFAFA" w:color="auto" w:val="clear"/>
+            <w:tcMar>
+              <w:top w:type="dxa" w:w="70"/>
+              <w:left w:type="dxa" w:w="110"/>
+              <w:bottom w:type="dxa" w:w="70"/>
+              <w:right w:type="dxa" w:w="110"/>
+            </w:tcMar>
+            <w:vAlign w:val="center"/>
+          </w:tcPr>
+          <w:p>
+            <w:pPr>
+              <w:spacing w:after="0" w:before="0" w:line="260"/>
+            </w:pPr>
+            <w:r>
+              <w:rPr>
+                <w:rFonts w:ascii="맑은 고딕" w:cs="맑은 고딕" w:eastAsia="맑은 고딕" w:hAnsi="맑은 고딕"/>
+                <w:color w:val="3C3429"/>
+                <w:sz w:val="17"/>
+                <w:szCs w:val="17"/>
+              </w:rPr>
+              <w:t xml:space="preserve">개발 규칙서</w:t>
+            </w:r>
+          </w:p>
+        </w:tc>
+        <w:tc>
+          <w:tcPr>
+            <w:tcW w:type="dxa" w:w="7546"/>
+            <w:tcBorders>
+              <w:top w:val="single" w:color="DEDEDE" w:sz="6"/>
+              <w:left w:val="single" w:color="DEDEDE" w:sz="6"/>
+              <w:bottom w:val="single" w:color="DEDEDE" w:sz="6"/>
+              <w:right w:val="single" w:color="DEDEDE" w:sz="6"/>
+            </w:tcBorders>
+            <w:shd w:fill="FAFAFA" w:color="auto" w:val="clear"/>
+            <w:tcMar>
+              <w:top w:type="dxa" w:w="70"/>
+              <w:left w:type="dxa" w:w="110"/>
+              <w:bottom w:type="dxa" w:w="70"/>
+              <w:right w:type="dxa" w:w="110"/>
+            </w:tcMar>
+            <w:vAlign w:val="center"/>
+          </w:tcPr>
+          <w:p>
+            <w:pPr>
+              <w:spacing w:after="0" w:before="0" w:line="260"/>
+            </w:pPr>
+            <w:r>
+              <w:rPr>
+                <w:rFonts w:ascii="맑은 고딕" w:cs="맑은 고딕" w:eastAsia="맑은 고딕" w:hAnsi="맑은 고딕"/>
+                <w:color w:val="3C3429"/>
+                <w:sz w:val="17"/>
+                <w:szCs w:val="17"/>
+              </w:rPr>
+              <w:t xml:space="preserve">Pi와 GUI 실행 PC 모두 </w:t>
+            </w:r>
+            <w:r>
+              <w:rPr>
+                <w:rFonts w:ascii="Consolas" w:cs="Consolas" w:eastAsia="Consolas" w:hAnsi="Consolas"/>
+                <w:color w:val="B97812"/>
+                <w:sz w:val="16"/>
+                <w:szCs w:val="16"/>
+              </w:rPr>
+              <w:t xml:space="preserve">RMW_IMPLEMENTATION=rmw_cyclonedds_cpp</w:t>
+            </w:r>
+            <w:r>
+              <w:rPr>
+                <w:rFonts w:ascii="맑은 고딕" w:cs="맑은 고딕" w:eastAsia="맑은 고딕" w:hAnsi="맑은 고딕"/>
+                <w:color w:val="3C3429"/>
+                <w:sz w:val="17"/>
+                <w:szCs w:val="17"/>
+              </w:rPr>
+              <w:t xml:space="preserve">로 통일해서 쓴다(README에 명시).</w:t>
+            </w:r>
+          </w:p>
+        </w:tc>
+      </w:tr>
+      <w:tr>
+        <w:tc>
+          <w:tcPr>
+            <w:tcW w:type="dxa" w:w="2200"/>
+            <w:tcBorders>
+              <w:top w:val="single" w:color="DEDEDE" w:sz="6"/>
+              <w:left w:val="single" w:color="DEDEDE" w:sz="6"/>
+              <w:bottom w:val="single" w:color="DEDEDE" w:sz="6"/>
+              <w:right w:val="single" w:color="DEDEDE" w:sz="6"/>
+            </w:tcBorders>
+            <w:tcMar>
+              <w:top w:type="dxa" w:w="70"/>
+              <w:left w:type="dxa" w:w="110"/>
+              <w:bottom w:type="dxa" w:w="70"/>
+              <w:right w:type="dxa" w:w="110"/>
+            </w:tcMar>
+            <w:vAlign w:val="center"/>
+          </w:tcPr>
+          <w:p>
+            <w:pPr>
+              <w:spacing w:after="0" w:before="0" w:line="260"/>
+            </w:pPr>
+            <w:r>
+              <w:rPr>
+                <w:rFonts w:ascii="맑은 고딕" w:cs="맑은 고딕" w:eastAsia="맑은 고딕" w:hAnsi="맑은 고딕"/>
+                <w:color w:val="3C3429"/>
+                <w:sz w:val="17"/>
+                <w:szCs w:val="17"/>
+              </w:rPr>
+              <w:t xml:space="preserve">체크리스트</w:t>
+            </w:r>
+          </w:p>
+        </w:tc>
+        <w:tc>
+          <w:tcPr>
+            <w:tcW w:type="dxa" w:w="7546"/>
+            <w:tcBorders>
+              <w:top w:val="single" w:color="DEDEDE" w:sz="6"/>
+              <w:left w:val="single" w:color="DEDEDE" w:sz="6"/>
+              <w:bottom w:val="single" w:color="DEDEDE" w:sz="6"/>
+              <w:right w:val="single" w:color="DEDEDE" w:sz="6"/>
+            </w:tcBorders>
+            <w:tcMar>
+              <w:top w:type="dxa" w:w="70"/>
+              <w:left w:type="dxa" w:w="110"/>
+              <w:bottom w:type="dxa" w:w="70"/>
+              <w:right w:type="dxa" w:w="110"/>
+            </w:tcMar>
+            <w:vAlign w:val="center"/>
+          </w:tcPr>
+          <w:p>
+            <w:pPr>
+              <w:spacing w:after="0" w:before="0" w:line="260"/>
+            </w:pPr>
+            <w:r>
+              <w:rPr>
+                <w:rFonts w:ascii="Consolas" w:cs="Consolas" w:eastAsia="Consolas" w:hAnsi="Consolas"/>
+                <w:color w:val="B97812"/>
+                <w:sz w:val="16"/>
+                <w:szCs w:val="16"/>
+              </w:rPr>
+              <w:t xml:space="preserve">arduino_bridge</w:t>
+            </w:r>
+            <w:r>
+              <w:rPr>
+                <w:rFonts w:ascii="맑은 고딕" w:cs="맑은 고딕" w:eastAsia="맑은 고딕" w:hAnsi="맑은 고딕"/>
+                <w:color w:val="3C3429"/>
+                <w:sz w:val="17"/>
+                <w:szCs w:val="17"/>
+              </w:rPr>
+              <w:t xml:space="preserve">는 이 저장소와 Pi의 </w:t>
+            </w:r>
+            <w:r>
+              <w:rPr>
+                <w:rFonts w:ascii="Consolas" w:cs="Consolas" w:eastAsia="Consolas" w:hAnsi="Consolas"/>
+                <w:color w:val="B97812"/>
+                <w:sz w:val="16"/>
+                <w:szCs w:val="16"/>
+              </w:rPr>
+              <w:t xml:space="preserve">~/arduino_bridge_ws</w:t>
+            </w:r>
+            <w:r>
+              <w:rPr>
+                <w:rFonts w:ascii="맑은 고딕" w:cs="맑은 고딕" w:eastAsia="맑은 고딕" w:hAnsi="맑은 고딕"/>
+                <w:color w:val="3C3429"/>
+                <w:sz w:val="17"/>
+                <w:szCs w:val="17"/>
+              </w:rPr>
+              <w:t xml:space="preserve">가 별도 워크스페이스이므로, 한쪽을 고치면 반드시 다른 쪽에도 동기화한다.</w:t>
+            </w:r>
           </w:p>
         </w:tc>
       </w:tr>
@@ -5566,7 +9556,13 @@
         <w:spacing w:after="140" w:before="0" w:line="260"/>
       </w:pPr>
       <w:r>
-        <w:t>현재 문서 기준 같은 원인이 두 번 이상 반복된 사례는 없다. TS-SLAM-01은 단일 사례로 유지한다.</w:t>
+        <w:rPr>
+          <w:rFonts w:ascii="맑은 고딕" w:cs="맑은 고딕" w:eastAsia="맑은 고딕" w:hAnsi="맑은 고딕"/>
+          <w:color w:val="3C3429"/>
+          <w:sz w:val="17"/>
+          <w:szCs w:val="17"/>
+        </w:rPr>
+        <w:t xml:space="preserve">SLAM 영역에서 두 번 이상 같은 원인으로 발생한 이슈를 묶는다.</w:t>
       </w:r>
     </w:p>
     <w:tbl>
@@ -5582,9 +9578,9 @@
         </w:tblBorders>
       </w:tblPr>
       <w:tblGrid>
-        <w:gridCol w:w="1500"/>
-        <w:gridCol w:w="3000"/>
-        <w:gridCol w:w="5246"/>
+        <w:gridCol w:w="2400"/>
+        <w:gridCol w:w="2400"/>
+        <w:gridCol w:w="4946"/>
       </w:tblGrid>
       <w:tr>
         <w:trPr>
@@ -5592,7 +9588,7 @@
         </w:trPr>
         <w:tc>
           <w:tcPr>
-            <w:tcW w:type="dxa" w:w="1500"/>
+            <w:tcW w:type="dxa" w:w="2400"/>
             <w:tcBorders>
               <w:top w:val="single" w:color="49361D" w:sz="6"/>
               <w:left w:val="single" w:color="49361D" w:sz="6"/>
@@ -5627,7 +9623,7 @@
         </w:tc>
         <w:tc>
           <w:tcPr>
-            <w:tcW w:type="dxa" w:w="3000"/>
+            <w:tcW w:type="dxa" w:w="2400"/>
             <w:tcBorders>
               <w:top w:val="single" w:color="49361D" w:sz="6"/>
               <w:left w:val="single" w:color="49361D" w:sz="6"/>
@@ -5662,7 +9658,7 @@
         </w:tc>
         <w:tc>
           <w:tcPr>
-            <w:tcW w:type="dxa" w:w="5246"/>
+            <w:tcW w:type="dxa" w:w="4946"/>
             <w:tcBorders>
               <w:top w:val="single" w:color="49361D" w:sz="6"/>
               <w:left w:val="single" w:color="49361D" w:sz="6"/>
@@ -5699,243 +9695,98 @@
       <w:tr>
         <w:tc>
           <w:tcPr>
-            <w:tcW w:type="dxa" w:w="1500"/>
-            <w:tcBorders>
-              <w:top w:val="single" w:color="DEDEDE" w:sz="6"/>
-              <w:left w:val="single" w:color="DEDEDE" w:sz="6"/>
-              <w:bottom w:val="single" w:color="DEDEDE" w:sz="6"/>
-              <w:right w:val="single" w:color="DEDEDE" w:sz="6"/>
-            </w:tcBorders>
-            <w:tcMar>
-              <w:top w:type="dxa" w:w="70"/>
-              <w:left w:type="dxa" w:w="110"/>
-              <w:bottom w:type="dxa" w:w="70"/>
-              <w:right w:type="dxa" w:w="110"/>
-            </w:tcMar>
-            <w:vAlign w:val="center"/>
-          </w:tcPr>
-          <w:p>
-            <w:pPr>
-              <w:spacing w:after="0" w:before="0" w:line="260"/>
-            </w:pPr>
-          </w:p>
-        </w:tc>
-        <w:tc>
-          <w:tcPr>
-            <w:tcW w:type="dxa" w:w="3000"/>
-            <w:tcBorders>
-              <w:top w:val="single" w:color="DEDEDE" w:sz="6"/>
-              <w:left w:val="single" w:color="DEDEDE" w:sz="6"/>
-              <w:bottom w:val="single" w:color="DEDEDE" w:sz="6"/>
-              <w:right w:val="single" w:color="DEDEDE" w:sz="6"/>
-            </w:tcBorders>
-            <w:tcMar>
-              <w:top w:type="dxa" w:w="70"/>
-              <w:left w:type="dxa" w:w="110"/>
-              <w:bottom w:type="dxa" w:w="70"/>
-              <w:right w:type="dxa" w:w="110"/>
-            </w:tcMar>
-            <w:vAlign w:val="center"/>
-          </w:tcPr>
-          <w:p>
-            <w:pPr>
-              <w:spacing w:after="0" w:before="0" w:line="260"/>
-            </w:pPr>
-            <w:r>
-              <w:rPr>
-                <w:rFonts w:ascii="맑은 고딕" w:cs="맑은 고딕" w:eastAsia="맑은 고딕" w:hAnsi="맑은 고딕"/>
-                <w:color w:val="3C3429"/>
-                <w:sz w:val="17"/>
-                <w:szCs w:val="17"/>
-              </w:rPr>
-              <w:t xml:space="preserve">TS-SLAM-</w:t>
-            </w:r>
-          </w:p>
-        </w:tc>
-        <w:tc>
-          <w:tcPr>
-            <w:tcW w:type="dxa" w:w="5246"/>
-            <w:tcBorders>
-              <w:top w:val="single" w:color="DEDEDE" w:sz="6"/>
-              <w:left w:val="single" w:color="DEDEDE" w:sz="6"/>
-              <w:bottom w:val="single" w:color="DEDEDE" w:sz="6"/>
-              <w:right w:val="single" w:color="DEDEDE" w:sz="6"/>
-            </w:tcBorders>
-            <w:tcMar>
-              <w:top w:type="dxa" w:w="70"/>
-              <w:left w:type="dxa" w:w="110"/>
-              <w:bottom w:type="dxa" w:w="70"/>
-              <w:right w:type="dxa" w:w="110"/>
-            </w:tcMar>
-            <w:vAlign w:val="center"/>
-          </w:tcPr>
-          <w:p>
-            <w:pPr>
-              <w:spacing w:after="0" w:before="0" w:line="260"/>
-            </w:pPr>
-          </w:p>
-        </w:tc>
-      </w:tr>
-      <w:tr>
-        <w:tc>
-          <w:tcPr>
-            <w:tcW w:type="dxa" w:w="1500"/>
-            <w:tcBorders>
-              <w:top w:val="single" w:color="DEDEDE" w:sz="6"/>
-              <w:left w:val="single" w:color="DEDEDE" w:sz="6"/>
-              <w:bottom w:val="single" w:color="DEDEDE" w:sz="6"/>
-              <w:right w:val="single" w:color="DEDEDE" w:sz="6"/>
-            </w:tcBorders>
-            <w:shd w:fill="FAFAFA" w:color="auto" w:val="clear"/>
-            <w:tcMar>
-              <w:top w:type="dxa" w:w="70"/>
-              <w:left w:type="dxa" w:w="110"/>
-              <w:bottom w:type="dxa" w:w="70"/>
-              <w:right w:type="dxa" w:w="110"/>
-            </w:tcMar>
-            <w:vAlign w:val="center"/>
-          </w:tcPr>
-          <w:p>
-            <w:pPr>
-              <w:spacing w:after="0" w:before="0" w:line="260"/>
-            </w:pPr>
-          </w:p>
-        </w:tc>
-        <w:tc>
-          <w:tcPr>
-            <w:tcW w:type="dxa" w:w="3000"/>
-            <w:tcBorders>
-              <w:top w:val="single" w:color="DEDEDE" w:sz="6"/>
-              <w:left w:val="single" w:color="DEDEDE" w:sz="6"/>
-              <w:bottom w:val="single" w:color="DEDEDE" w:sz="6"/>
-              <w:right w:val="single" w:color="DEDEDE" w:sz="6"/>
-            </w:tcBorders>
-            <w:shd w:fill="FAFAFA" w:color="auto" w:val="clear"/>
-            <w:tcMar>
-              <w:top w:type="dxa" w:w="70"/>
-              <w:left w:type="dxa" w:w="110"/>
-              <w:bottom w:type="dxa" w:w="70"/>
-              <w:right w:type="dxa" w:w="110"/>
-            </w:tcMar>
-            <w:vAlign w:val="center"/>
-          </w:tcPr>
-          <w:p>
-            <w:pPr>
-              <w:spacing w:after="0" w:before="0" w:line="260"/>
-            </w:pPr>
-            <w:r>
-              <w:rPr>
-                <w:rFonts w:ascii="맑은 고딕" w:cs="맑은 고딕" w:eastAsia="맑은 고딕" w:hAnsi="맑은 고딕"/>
-                <w:color w:val="3C3429"/>
-                <w:sz w:val="17"/>
-                <w:szCs w:val="17"/>
-              </w:rPr>
-              <w:t xml:space="preserve">TS-SLAM-</w:t>
-            </w:r>
-          </w:p>
-        </w:tc>
-        <w:tc>
-          <w:tcPr>
-            <w:tcW w:type="dxa" w:w="5246"/>
-            <w:tcBorders>
-              <w:top w:val="single" w:color="DEDEDE" w:sz="6"/>
-              <w:left w:val="single" w:color="DEDEDE" w:sz="6"/>
-              <w:bottom w:val="single" w:color="DEDEDE" w:sz="6"/>
-              <w:right w:val="single" w:color="DEDEDE" w:sz="6"/>
-            </w:tcBorders>
-            <w:shd w:fill="FAFAFA" w:color="auto" w:val="clear"/>
-            <w:tcMar>
-              <w:top w:type="dxa" w:w="70"/>
-              <w:left w:type="dxa" w:w="110"/>
-              <w:bottom w:type="dxa" w:w="70"/>
-              <w:right w:type="dxa" w:w="110"/>
-            </w:tcMar>
-            <w:vAlign w:val="center"/>
-          </w:tcPr>
-          <w:p>
-            <w:pPr>
-              <w:spacing w:after="0" w:before="0" w:line="260"/>
-            </w:pPr>
-          </w:p>
-        </w:tc>
-      </w:tr>
-      <w:tr>
-        <w:tc>
-          <w:tcPr>
-            <w:tcW w:type="dxa" w:w="1500"/>
-            <w:tcBorders>
-              <w:top w:val="single" w:color="DEDEDE" w:sz="6"/>
-              <w:left w:val="single" w:color="DEDEDE" w:sz="6"/>
-              <w:bottom w:val="single" w:color="DEDEDE" w:sz="6"/>
-              <w:right w:val="single" w:color="DEDEDE" w:sz="6"/>
-            </w:tcBorders>
-            <w:tcMar>
-              <w:top w:type="dxa" w:w="70"/>
-              <w:left w:type="dxa" w:w="110"/>
-              <w:bottom w:type="dxa" w:w="70"/>
-              <w:right w:type="dxa" w:w="110"/>
-            </w:tcMar>
-            <w:vAlign w:val="center"/>
-          </w:tcPr>
-          <w:p>
-            <w:pPr>
-              <w:spacing w:after="0" w:before="0" w:line="260"/>
-            </w:pPr>
-          </w:p>
-        </w:tc>
-        <w:tc>
-          <w:tcPr>
-            <w:tcW w:type="dxa" w:w="3000"/>
-            <w:tcBorders>
-              <w:top w:val="single" w:color="DEDEDE" w:sz="6"/>
-              <w:left w:val="single" w:color="DEDEDE" w:sz="6"/>
-              <w:bottom w:val="single" w:color="DEDEDE" w:sz="6"/>
-              <w:right w:val="single" w:color="DEDEDE" w:sz="6"/>
-            </w:tcBorders>
-            <w:tcMar>
-              <w:top w:type="dxa" w:w="70"/>
-              <w:left w:type="dxa" w:w="110"/>
-              <w:bottom w:type="dxa" w:w="70"/>
-              <w:right w:type="dxa" w:w="110"/>
-            </w:tcMar>
-            <w:vAlign w:val="center"/>
-          </w:tcPr>
-          <w:p>
-            <w:pPr>
-              <w:spacing w:after="0" w:before="0" w:line="260"/>
-            </w:pPr>
-            <w:r>
-              <w:rPr>
-                <w:rFonts w:ascii="맑은 고딕" w:cs="맑은 고딕" w:eastAsia="맑은 고딕" w:hAnsi="맑은 고딕"/>
-                <w:color w:val="3C3429"/>
-                <w:sz w:val="17"/>
-                <w:szCs w:val="17"/>
-              </w:rPr>
-              <w:t xml:space="preserve">TS-SLAM-</w:t>
-            </w:r>
-          </w:p>
-        </w:tc>
-        <w:tc>
-          <w:tcPr>
-            <w:tcW w:type="dxa" w:w="5246"/>
-            <w:tcBorders>
-              <w:top w:val="single" w:color="DEDEDE" w:sz="6"/>
-              <w:left w:val="single" w:color="DEDEDE" w:sz="6"/>
-              <w:bottom w:val="single" w:color="DEDEDE" w:sz="6"/>
-              <w:right w:val="single" w:color="DEDEDE" w:sz="6"/>
-            </w:tcBorders>
-            <w:tcMar>
-              <w:top w:type="dxa" w:w="70"/>
-              <w:left w:type="dxa" w:w="110"/>
-              <w:bottom w:type="dxa" w:w="70"/>
-              <w:right w:type="dxa" w:w="110"/>
-            </w:tcMar>
-            <w:vAlign w:val="center"/>
-          </w:tcPr>
-          <w:p>
-            <w:pPr>
-              <w:spacing w:after="0" w:before="0" w:line="260"/>
-            </w:pPr>
+            <w:tcW w:type="dxa" w:w="2400"/>
+            <w:tcBorders>
+              <w:top w:val="single" w:color="DEDEDE" w:sz="6"/>
+              <w:left w:val="single" w:color="DEDEDE" w:sz="6"/>
+              <w:bottom w:val="single" w:color="DEDEDE" w:sz="6"/>
+              <w:right w:val="single" w:color="DEDEDE" w:sz="6"/>
+            </w:tcBorders>
+            <w:tcMar>
+              <w:top w:type="dxa" w:w="70"/>
+              <w:left w:type="dxa" w:w="110"/>
+              <w:bottom w:type="dxa" w:w="70"/>
+              <w:right w:type="dxa" w:w="110"/>
+            </w:tcMar>
+            <w:vAlign w:val="center"/>
+          </w:tcPr>
+          <w:p>
+            <w:pPr>
+              <w:spacing w:after="0" w:before="0" w:line="260"/>
+            </w:pPr>
+            <w:r>
+              <w:rPr>
+                <w:rFonts w:ascii="맑은 고딕" w:cs="맑은 고딕" w:eastAsia="맑은 고딕" w:hAnsi="맑은 고딕"/>
+                <w:color w:val="3C3429"/>
+                <w:sz w:val="17"/>
+                <w:szCs w:val="17"/>
+              </w:rPr>
+              <w:t xml:space="preserve">SLAM 인스턴스 중복 실행</w:t>
+            </w:r>
+          </w:p>
+        </w:tc>
+        <w:tc>
+          <w:tcPr>
+            <w:tcW w:type="dxa" w:w="2400"/>
+            <w:tcBorders>
+              <w:top w:val="single" w:color="DEDEDE" w:sz="6"/>
+              <w:left w:val="single" w:color="DEDEDE" w:sz="6"/>
+              <w:bottom w:val="single" w:color="DEDEDE" w:sz="6"/>
+              <w:right w:val="single" w:color="DEDEDE" w:sz="6"/>
+            </w:tcBorders>
+            <w:tcMar>
+              <w:top w:type="dxa" w:w="70"/>
+              <w:left w:type="dxa" w:w="110"/>
+              <w:bottom w:type="dxa" w:w="70"/>
+              <w:right w:type="dxa" w:w="110"/>
+            </w:tcMar>
+            <w:vAlign w:val="center"/>
+          </w:tcPr>
+          <w:p>
+            <w:pPr>
+              <w:spacing w:after="0" w:before="0" w:line="260"/>
+            </w:pPr>
+            <w:r>
+              <w:rPr>
+                <w:rFonts w:ascii="맑은 고딕" w:cs="맑은 고딕" w:eastAsia="맑은 고딕" w:hAnsi="맑은 고딕"/>
+                <w:color w:val="3C3429"/>
+                <w:sz w:val="17"/>
+                <w:szCs w:val="17"/>
+              </w:rPr>
+              <w:t xml:space="preserve">TS-SLAM-01, TS-SLAM-02</w:t>
+            </w:r>
+          </w:p>
+        </w:tc>
+        <w:tc>
+          <w:tcPr>
+            <w:tcW w:type="dxa" w:w="4946"/>
+            <w:tcBorders>
+              <w:top w:val="single" w:color="DEDEDE" w:sz="6"/>
+              <w:left w:val="single" w:color="DEDEDE" w:sz="6"/>
+              <w:bottom w:val="single" w:color="DEDEDE" w:sz="6"/>
+              <w:right w:val="single" w:color="DEDEDE" w:sz="6"/>
+            </w:tcBorders>
+            <w:tcMar>
+              <w:top w:type="dxa" w:w="70"/>
+              <w:left w:type="dxa" w:w="110"/>
+              <w:bottom w:type="dxa" w:w="70"/>
+              <w:right w:type="dxa" w:w="110"/>
+            </w:tcMar>
+            <w:vAlign w:val="center"/>
+          </w:tcPr>
+          <w:p>
+            <w:pPr>
+              <w:spacing w:after="0" w:before="0" w:line="260"/>
+            </w:pPr>
+            <w:r>
+              <w:rPr>
+                <w:rFonts w:ascii="맑은 고딕" w:cs="맑은 고딕" w:eastAsia="맑은 고딕" w:hAnsi="맑은 고딕"/>
+                <w:color w:val="3C3429"/>
+                <w:sz w:val="17"/>
+                <w:szCs w:val="17"/>
+              </w:rPr>
+              <w:t xml:space="preserve">SLAM은 한 세션에 한 인스턴스만 둔다. 시작 전 잔여 프로세스를 확인하고, bringup은 Cartographer를 띄우지 않는다.</w:t>
+            </w:r>
           </w:p>
         </w:tc>
       </w:tr>
@@ -5966,7 +9817,13 @@
         <w:spacing w:after="140" w:before="0" w:line="260"/>
       </w:pPr>
       <w:r>
-        <w:t>아직 규칙서로 승격한 항목은 없다. 다만 동일 문제가 재발하면 SLAM 시작 전 기존 cartographer/slam_toolbox 종료 확인 절차를 체크리스트로 승격 검토한다.</w:t>
+        <w:rPr>
+          <w:rFonts w:ascii="맑은 고딕" w:cs="맑은 고딕" w:eastAsia="맑은 고딕" w:hAnsi="맑은 고딕"/>
+          <w:color w:val="3C3429"/>
+          <w:sz w:val="17"/>
+          <w:szCs w:val="17"/>
+        </w:rPr>
+        <w:t xml:space="preserve">반복 발생을 막기 위해 개발 규칙서·체크리스트로 옮긴 항목을 적는다. 승격 후에는 이 문서가 아니라 규칙서가 원본이다.</w:t>
       </w:r>
     </w:p>
     <w:tbl>
@@ -5982,9 +9839,9 @@
         </w:tblBorders>
       </w:tblPr>
       <w:tblGrid>
-        <w:gridCol w:w="1500"/>
-        <w:gridCol w:w="3000"/>
-        <w:gridCol w:w="5246"/>
+        <w:gridCol w:w="4146"/>
+        <w:gridCol w:w="1800"/>
+        <w:gridCol w:w="3800"/>
       </w:tblGrid>
       <w:tr>
         <w:trPr>
@@ -5992,7 +9849,7 @@
         </w:trPr>
         <w:tc>
           <w:tcPr>
-            <w:tcW w:type="dxa" w:w="1500"/>
+            <w:tcW w:type="dxa" w:w="4146"/>
             <w:tcBorders>
               <w:top w:val="single" w:color="49361D" w:sz="6"/>
               <w:left w:val="single" w:color="49361D" w:sz="6"/>
@@ -6027,7 +9884,7 @@
         </w:tc>
         <w:tc>
           <w:tcPr>
-            <w:tcW w:type="dxa" w:w="3000"/>
+            <w:tcW w:type="dxa" w:w="1800"/>
             <w:tcBorders>
               <w:top w:val="single" w:color="49361D" w:sz="6"/>
               <w:left w:val="single" w:color="49361D" w:sz="6"/>
@@ -6062,7 +9919,7 @@
         </w:tc>
         <w:tc>
           <w:tcPr>
-            <w:tcW w:type="dxa" w:w="5246"/>
+            <w:tcW w:type="dxa" w:w="3800"/>
             <w:tcBorders>
               <w:top w:val="single" w:color="49361D" w:sz="6"/>
               <w:left w:val="single" w:color="49361D" w:sz="6"/>
@@ -6099,80 +9956,405 @@
       <w:tr>
         <w:tc>
           <w:tcPr>
-            <w:tcW w:type="dxa" w:w="1500"/>
-            <w:tcBorders>
-              <w:top w:val="single" w:color="DEDEDE" w:sz="6"/>
-              <w:left w:val="single" w:color="DEDEDE" w:sz="6"/>
-              <w:bottom w:val="single" w:color="DEDEDE" w:sz="6"/>
-              <w:right w:val="single" w:color="DEDEDE" w:sz="6"/>
-            </w:tcBorders>
-            <w:tcMar>
-              <w:top w:type="dxa" w:w="70"/>
-              <w:left w:type="dxa" w:w="110"/>
-              <w:bottom w:type="dxa" w:w="70"/>
-              <w:right w:type="dxa" w:w="110"/>
-            </w:tcMar>
-            <w:vAlign w:val="center"/>
-          </w:tcPr>
-          <w:p>
-            <w:pPr>
-              <w:spacing w:after="0" w:before="0" w:line="260"/>
-            </w:pPr>
-          </w:p>
-        </w:tc>
-        <w:tc>
-          <w:tcPr>
-            <w:tcW w:type="dxa" w:w="3000"/>
-            <w:tcBorders>
-              <w:top w:val="single" w:color="DEDEDE" w:sz="6"/>
-              <w:left w:val="single" w:color="DEDEDE" w:sz="6"/>
-              <w:bottom w:val="single" w:color="DEDEDE" w:sz="6"/>
-              <w:right w:val="single" w:color="DEDEDE" w:sz="6"/>
-            </w:tcBorders>
-            <w:tcMar>
-              <w:top w:type="dxa" w:w="70"/>
-              <w:left w:type="dxa" w:w="110"/>
-              <w:bottom w:type="dxa" w:w="70"/>
-              <w:right w:type="dxa" w:w="110"/>
-            </w:tcMar>
-            <w:vAlign w:val="center"/>
-          </w:tcPr>
-          <w:p>
-            <w:pPr>
-              <w:spacing w:after="0" w:before="0" w:line="260"/>
-            </w:pPr>
-            <w:r>
-              <w:rPr>
-                <w:rFonts w:ascii="맑은 고딕" w:cs="맑은 고딕" w:eastAsia="맑은 고딕" w:hAnsi="맑은 고딕"/>
-                <w:color w:val="3C3429"/>
-                <w:sz w:val="17"/>
-                <w:szCs w:val="17"/>
-              </w:rPr>
-              <w:t xml:space="preserve">TS-SLAM-</w:t>
-            </w:r>
-          </w:p>
-        </w:tc>
-        <w:tc>
-          <w:tcPr>
-            <w:tcW w:type="dxa" w:w="5246"/>
-            <w:tcBorders>
-              <w:top w:val="single" w:color="DEDEDE" w:sz="6"/>
-              <w:left w:val="single" w:color="DEDEDE" w:sz="6"/>
-              <w:bottom w:val="single" w:color="DEDEDE" w:sz="6"/>
-              <w:right w:val="single" w:color="DEDEDE" w:sz="6"/>
-            </w:tcBorders>
-            <w:tcMar>
-              <w:top w:type="dxa" w:w="70"/>
-              <w:left w:type="dxa" w:w="110"/>
-              <w:bottom w:type="dxa" w:w="70"/>
-              <w:right w:type="dxa" w:w="110"/>
-            </w:tcMar>
-            <w:vAlign w:val="center"/>
-          </w:tcPr>
-          <w:p>
-            <w:pPr>
-              <w:spacing w:after="0" w:before="0" w:line="260"/>
-            </w:pPr>
+            <w:tcW w:type="dxa" w:w="4146"/>
+            <w:tcBorders>
+              <w:top w:val="single" w:color="DEDEDE" w:sz="6"/>
+              <w:left w:val="single" w:color="DEDEDE" w:sz="6"/>
+              <w:bottom w:val="single" w:color="DEDEDE" w:sz="6"/>
+              <w:right w:val="single" w:color="DEDEDE" w:sz="6"/>
+            </w:tcBorders>
+            <w:tcMar>
+              <w:top w:type="dxa" w:w="70"/>
+              <w:left w:type="dxa" w:w="110"/>
+              <w:bottom w:type="dxa" w:w="70"/>
+              <w:right w:type="dxa" w:w="110"/>
+            </w:tcMar>
+            <w:vAlign w:val="center"/>
+          </w:tcPr>
+          <w:p>
+            <w:pPr>
+              <w:spacing w:after="0" w:before="0" w:line="260"/>
+            </w:pPr>
+            <w:r>
+              <w:rPr>
+                <w:rFonts w:ascii="맑은 고딕" w:cs="맑은 고딕" w:eastAsia="맑은 고딕" w:hAnsi="맑은 고딕"/>
+                <w:color w:val="3C3429"/>
+                <w:sz w:val="17"/>
+                <w:szCs w:val="17"/>
+              </w:rPr>
+              <w:t xml:space="preserve">SLAM 시작 전 기존 </w:t>
+            </w:r>
+            <w:r>
+              <w:rPr>
+                <w:rFonts w:ascii="Consolas" w:cs="Consolas" w:eastAsia="Consolas" w:hAnsi="Consolas"/>
+                <w:color w:val="B97812"/>
+                <w:sz w:val="16"/>
+                <w:szCs w:val="16"/>
+              </w:rPr>
+              <w:t xml:space="preserve">cartographer</w:t>
+            </w:r>
+            <w:r>
+              <w:rPr>
+                <w:rFonts w:ascii="맑은 고딕" w:cs="맑은 고딕" w:eastAsia="맑은 고딕" w:hAnsi="맑은 고딕"/>
+                <w:color w:val="3C3429"/>
+                <w:sz w:val="17"/>
+                <w:szCs w:val="17"/>
+              </w:rPr>
+              <w:t xml:space="preserve"> / </w:t>
+            </w:r>
+            <w:r>
+              <w:rPr>
+                <w:rFonts w:ascii="Consolas" w:cs="Consolas" w:eastAsia="Consolas" w:hAnsi="Consolas"/>
+                <w:color w:val="B97812"/>
+                <w:sz w:val="16"/>
+                <w:szCs w:val="16"/>
+              </w:rPr>
+              <w:t xml:space="preserve">slam_toolbox</w:t>
+            </w:r>
+            <w:r>
+              <w:rPr>
+                <w:rFonts w:ascii="맑은 고딕" w:cs="맑은 고딕" w:eastAsia="맑은 고딕" w:hAnsi="맑은 고딕"/>
+                <w:color w:val="3C3429"/>
+                <w:sz w:val="17"/>
+                <w:szCs w:val="17"/>
+              </w:rPr>
+              <w:t xml:space="preserve"> / </w:t>
+            </w:r>
+            <w:r>
+              <w:rPr>
+                <w:rFonts w:ascii="Consolas" w:cs="Consolas" w:eastAsia="Consolas" w:hAnsi="Consolas"/>
+                <w:color w:val="B97812"/>
+                <w:sz w:val="16"/>
+                <w:szCs w:val="16"/>
+              </w:rPr>
+              <w:t xml:space="preserve">rviz</w:t>
+            </w:r>
+            <w:r>
+              <w:rPr>
+                <w:rFonts w:ascii="맑은 고딕" w:cs="맑은 고딕" w:eastAsia="맑은 고딕" w:hAnsi="맑은 고딕"/>
+                <w:color w:val="3C3429"/>
+                <w:sz w:val="17"/>
+                <w:szCs w:val="17"/>
+              </w:rPr>
+              <w:t xml:space="preserve"> 잔여 프로세스를 확인한다.</w:t>
+            </w:r>
+          </w:p>
+        </w:tc>
+        <w:tc>
+          <w:tcPr>
+            <w:tcW w:type="dxa" w:w="1800"/>
+            <w:tcBorders>
+              <w:top w:val="single" w:color="DEDEDE" w:sz="6"/>
+              <w:left w:val="single" w:color="DEDEDE" w:sz="6"/>
+              <w:bottom w:val="single" w:color="DEDEDE" w:sz="6"/>
+              <w:right w:val="single" w:color="DEDEDE" w:sz="6"/>
+            </w:tcBorders>
+            <w:tcMar>
+              <w:top w:type="dxa" w:w="70"/>
+              <w:left w:type="dxa" w:w="110"/>
+              <w:bottom w:type="dxa" w:w="70"/>
+              <w:right w:type="dxa" w:w="110"/>
+            </w:tcMar>
+            <w:vAlign w:val="center"/>
+          </w:tcPr>
+          <w:p>
+            <w:pPr>
+              <w:spacing w:after="0" w:before="0" w:line="260"/>
+            </w:pPr>
+            <w:r>
+              <w:rPr>
+                <w:rFonts w:ascii="맑은 고딕" w:cs="맑은 고딕" w:eastAsia="맑은 고딕" w:hAnsi="맑은 고딕"/>
+                <w:color w:val="3C3429"/>
+                <w:sz w:val="17"/>
+                <w:szCs w:val="17"/>
+              </w:rPr>
+              <w:t xml:space="preserve">TS-SLAM-01</w:t>
+            </w:r>
+          </w:p>
+        </w:tc>
+        <w:tc>
+          <w:tcPr>
+            <w:tcW w:type="dxa" w:w="3800"/>
+            <w:tcBorders>
+              <w:top w:val="single" w:color="DEDEDE" w:sz="6"/>
+              <w:left w:val="single" w:color="DEDEDE" w:sz="6"/>
+              <w:bottom w:val="single" w:color="DEDEDE" w:sz="6"/>
+              <w:right w:val="single" w:color="DEDEDE" w:sz="6"/>
+            </w:tcBorders>
+            <w:tcMar>
+              <w:top w:type="dxa" w:w="70"/>
+              <w:left w:type="dxa" w:w="110"/>
+              <w:bottom w:type="dxa" w:w="70"/>
+              <w:right w:type="dxa" w:w="110"/>
+            </w:tcMar>
+            <w:vAlign w:val="center"/>
+          </w:tcPr>
+          <w:p>
+            <w:pPr>
+              <w:spacing w:after="0" w:before="0" w:line="260"/>
+            </w:pPr>
+            <w:r>
+              <w:rPr>
+                <w:rFonts w:ascii="맑은 고딕" w:cs="맑은 고딕" w:eastAsia="맑은 고딕" w:hAnsi="맑은 고딕"/>
+                <w:color w:val="3C3429"/>
+                <w:sz w:val="17"/>
+                <w:szCs w:val="17"/>
+              </w:rPr>
+              <w:t xml:space="preserve">SLAM 실행 체크리스트</w:t>
+            </w:r>
+          </w:p>
+        </w:tc>
+      </w:tr>
+      <w:tr>
+        <w:tc>
+          <w:tcPr>
+            <w:tcW w:type="dxa" w:w="4146"/>
+            <w:tcBorders>
+              <w:top w:val="single" w:color="DEDEDE" w:sz="6"/>
+              <w:left w:val="single" w:color="DEDEDE" w:sz="6"/>
+              <w:bottom w:val="single" w:color="DEDEDE" w:sz="6"/>
+              <w:right w:val="single" w:color="DEDEDE" w:sz="6"/>
+            </w:tcBorders>
+            <w:shd w:fill="FAFAFA" w:color="auto" w:val="clear"/>
+            <w:tcMar>
+              <w:top w:type="dxa" w:w="70"/>
+              <w:left w:type="dxa" w:w="110"/>
+              <w:bottom w:type="dxa" w:w="70"/>
+              <w:right w:type="dxa" w:w="110"/>
+            </w:tcMar>
+            <w:vAlign w:val="center"/>
+          </w:tcPr>
+          <w:p>
+            <w:pPr>
+              <w:spacing w:after="0" w:before="0" w:line="260"/>
+            </w:pPr>
+            <w:r>
+              <w:rPr>
+                <w:rFonts w:ascii="맑은 고딕" w:cs="맑은 고딕" w:eastAsia="맑은 고딕" w:hAnsi="맑은 고딕"/>
+                <w:color w:val="3C3429"/>
+                <w:sz w:val="17"/>
+                <w:szCs w:val="17"/>
+              </w:rPr>
+              <w:t xml:space="preserve">Pi bringup은 Cartographer를 실행하지 않는다(</w:t>
+            </w:r>
+            <w:r>
+              <w:rPr>
+                <w:rFonts w:ascii="Consolas" w:cs="Consolas" w:eastAsia="Consolas" w:hAnsi="Consolas"/>
+                <w:color w:val="B97812"/>
+                <w:sz w:val="16"/>
+                <w:szCs w:val="16"/>
+              </w:rPr>
+              <w:t xml:space="preserve">start_cartographer</w:t>
+            </w:r>
+            <w:r>
+              <w:rPr>
+                <w:rFonts w:ascii="맑은 고딕" w:cs="맑은 고딕" w:eastAsia="맑은 고딕" w:hAnsi="맑은 고딕"/>
+                <w:color w:val="3C3429"/>
+                <w:sz w:val="17"/>
+                <w:szCs w:val="17"/>
+              </w:rPr>
+              <w:t xml:space="preserve"> 기본값 false).</w:t>
+            </w:r>
+          </w:p>
+        </w:tc>
+        <w:tc>
+          <w:tcPr>
+            <w:tcW w:type="dxa" w:w="1800"/>
+            <w:tcBorders>
+              <w:top w:val="single" w:color="DEDEDE" w:sz="6"/>
+              <w:left w:val="single" w:color="DEDEDE" w:sz="6"/>
+              <w:bottom w:val="single" w:color="DEDEDE" w:sz="6"/>
+              <w:right w:val="single" w:color="DEDEDE" w:sz="6"/>
+            </w:tcBorders>
+            <w:shd w:fill="FAFAFA" w:color="auto" w:val="clear"/>
+            <w:tcMar>
+              <w:top w:type="dxa" w:w="70"/>
+              <w:left w:type="dxa" w:w="110"/>
+              <w:bottom w:type="dxa" w:w="70"/>
+              <w:right w:type="dxa" w:w="110"/>
+            </w:tcMar>
+            <w:vAlign w:val="center"/>
+          </w:tcPr>
+          <w:p>
+            <w:pPr>
+              <w:spacing w:after="0" w:before="0" w:line="260"/>
+            </w:pPr>
+            <w:r>
+              <w:rPr>
+                <w:rFonts w:ascii="맑은 고딕" w:cs="맑은 고딕" w:eastAsia="맑은 고딕" w:hAnsi="맑은 고딕"/>
+                <w:color w:val="3C3429"/>
+                <w:sz w:val="17"/>
+                <w:szCs w:val="17"/>
+              </w:rPr>
+              <w:t xml:space="preserve">TS-SLAM-02</w:t>
+            </w:r>
+          </w:p>
+        </w:tc>
+        <w:tc>
+          <w:tcPr>
+            <w:tcW w:type="dxa" w:w="3800"/>
+            <w:tcBorders>
+              <w:top w:val="single" w:color="DEDEDE" w:sz="6"/>
+              <w:left w:val="single" w:color="DEDEDE" w:sz="6"/>
+              <w:bottom w:val="single" w:color="DEDEDE" w:sz="6"/>
+              <w:right w:val="single" w:color="DEDEDE" w:sz="6"/>
+            </w:tcBorders>
+            <w:shd w:fill="FAFAFA" w:color="auto" w:val="clear"/>
+            <w:tcMar>
+              <w:top w:type="dxa" w:w="70"/>
+              <w:left w:type="dxa" w:w="110"/>
+              <w:bottom w:type="dxa" w:w="70"/>
+              <w:right w:type="dxa" w:w="110"/>
+            </w:tcMar>
+            <w:vAlign w:val="center"/>
+          </w:tcPr>
+          <w:p>
+            <w:pPr>
+              <w:spacing w:after="0" w:before="0" w:line="260"/>
+            </w:pPr>
+            <w:r>
+              <w:rPr>
+                <w:rFonts w:ascii="맑은 고딕" w:cs="맑은 고딕" w:eastAsia="맑은 고딕" w:hAnsi="맑은 고딕"/>
+                <w:color w:val="3C3429"/>
+                <w:sz w:val="17"/>
+                <w:szCs w:val="17"/>
+              </w:rPr>
+              <w:t xml:space="preserve">개발 규칙서 · 실행 환경</w:t>
+            </w:r>
+          </w:p>
+        </w:tc>
+      </w:tr>
+      <w:tr>
+        <w:tc>
+          <w:tcPr>
+            <w:tcW w:type="dxa" w:w="4146"/>
+            <w:tcBorders>
+              <w:top w:val="single" w:color="DEDEDE" w:sz="6"/>
+              <w:left w:val="single" w:color="DEDEDE" w:sz="6"/>
+              <w:bottom w:val="single" w:color="DEDEDE" w:sz="6"/>
+              <w:right w:val="single" w:color="DEDEDE" w:sz="6"/>
+            </w:tcBorders>
+            <w:tcMar>
+              <w:top w:type="dxa" w:w="70"/>
+              <w:left w:type="dxa" w:w="110"/>
+              <w:bottom w:type="dxa" w:w="70"/>
+              <w:right w:type="dxa" w:w="110"/>
+            </w:tcMar>
+            <w:vAlign w:val="center"/>
+          </w:tcPr>
+          <w:p>
+            <w:pPr>
+              <w:spacing w:after="0" w:before="0" w:line="260"/>
+            </w:pPr>
+            <w:r>
+              <w:rPr>
+                <w:rFonts w:ascii="맑은 고딕" w:cs="맑은 고딕" w:eastAsia="맑은 고딕" w:hAnsi="맑은 고딕"/>
+                <w:color w:val="3C3429"/>
+                <w:sz w:val="17"/>
+                <w:szCs w:val="17"/>
+              </w:rPr>
+              <w:t xml:space="preserve">Pi와 GUI 실행 PC의 </w:t>
+            </w:r>
+            <w:r>
+              <w:rPr>
+                <w:rFonts w:ascii="Consolas" w:cs="Consolas" w:eastAsia="Consolas" w:hAnsi="Consolas"/>
+                <w:color w:val="B97812"/>
+                <w:sz w:val="16"/>
+                <w:szCs w:val="16"/>
+              </w:rPr>
+              <w:t xml:space="preserve">RMW_IMPLEMENTATION</w:t>
+            </w:r>
+            <w:r>
+              <w:rPr>
+                <w:rFonts w:ascii="맑은 고딕" w:cs="맑은 고딕" w:eastAsia="맑은 고딕" w:hAnsi="맑은 고딕"/>
+                <w:color w:val="3C3429"/>
+                <w:sz w:val="17"/>
+                <w:szCs w:val="17"/>
+              </w:rPr>
+              <w:t xml:space="preserve">을 </w:t>
+            </w:r>
+            <w:r>
+              <w:rPr>
+                <w:rFonts w:ascii="Consolas" w:cs="Consolas" w:eastAsia="Consolas" w:hAnsi="Consolas"/>
+                <w:color w:val="B97812"/>
+                <w:sz w:val="16"/>
+                <w:szCs w:val="16"/>
+              </w:rPr>
+              <w:t xml:space="preserve">rmw_cyclonedds_cpp</w:t>
+            </w:r>
+            <w:r>
+              <w:rPr>
+                <w:rFonts w:ascii="맑은 고딕" w:cs="맑은 고딕" w:eastAsia="맑은 고딕" w:hAnsi="맑은 고딕"/>
+                <w:color w:val="3C3429"/>
+                <w:sz w:val="17"/>
+                <w:szCs w:val="17"/>
+              </w:rPr>
+              <w:t xml:space="preserve">로 통일한다.</w:t>
+            </w:r>
+          </w:p>
+        </w:tc>
+        <w:tc>
+          <w:tcPr>
+            <w:tcW w:type="dxa" w:w="1800"/>
+            <w:tcBorders>
+              <w:top w:val="single" w:color="DEDEDE" w:sz="6"/>
+              <w:left w:val="single" w:color="DEDEDE" w:sz="6"/>
+              <w:bottom w:val="single" w:color="DEDEDE" w:sz="6"/>
+              <w:right w:val="single" w:color="DEDEDE" w:sz="6"/>
+            </w:tcBorders>
+            <w:tcMar>
+              <w:top w:type="dxa" w:w="70"/>
+              <w:left w:type="dxa" w:w="110"/>
+              <w:bottom w:type="dxa" w:w="70"/>
+              <w:right w:type="dxa" w:w="110"/>
+            </w:tcMar>
+            <w:vAlign w:val="center"/>
+          </w:tcPr>
+          <w:p>
+            <w:pPr>
+              <w:spacing w:after="0" w:before="0" w:line="260"/>
+            </w:pPr>
+            <w:r>
+              <w:rPr>
+                <w:rFonts w:ascii="맑은 고딕" w:cs="맑은 고딕" w:eastAsia="맑은 고딕" w:hAnsi="맑은 고딕"/>
+                <w:color w:val="3C3429"/>
+                <w:sz w:val="17"/>
+                <w:szCs w:val="17"/>
+              </w:rPr>
+              <w:t xml:space="preserve">TS-SLAM-02</w:t>
+            </w:r>
+          </w:p>
+        </w:tc>
+        <w:tc>
+          <w:tcPr>
+            <w:tcW w:type="dxa" w:w="3800"/>
+            <w:tcBorders>
+              <w:top w:val="single" w:color="DEDEDE" w:sz="6"/>
+              <w:left w:val="single" w:color="DEDEDE" w:sz="6"/>
+              <w:bottom w:val="single" w:color="DEDEDE" w:sz="6"/>
+              <w:right w:val="single" w:color="DEDEDE" w:sz="6"/>
+            </w:tcBorders>
+            <w:tcMar>
+              <w:top w:type="dxa" w:w="70"/>
+              <w:left w:type="dxa" w:w="110"/>
+              <w:bottom w:type="dxa" w:w="70"/>
+              <w:right w:type="dxa" w:w="110"/>
+            </w:tcMar>
+            <w:vAlign w:val="center"/>
+          </w:tcPr>
+          <w:p>
+            <w:pPr>
+              <w:spacing w:after="0" w:before="0" w:line="260"/>
+            </w:pPr>
+            <w:r>
+              <w:rPr>
+                <w:rFonts w:ascii="맑은 고딕" w:cs="맑은 고딕" w:eastAsia="맑은 고딕" w:hAnsi="맑은 고딕"/>
+                <w:color w:val="3C3429"/>
+                <w:sz w:val="17"/>
+                <w:szCs w:val="17"/>
+              </w:rPr>
+              <w:t xml:space="preserve">README · 실행 환경</w:t>
+            </w:r>
           </w:p>
         </w:tc>
       </w:tr>
@@ -6194,11 +10376,6 @@
         <w:t xml:space="preserve">6. 미해결 이슈</w:t>
       </w:r>
     </w:p>
-    <w:p>
-      <w:r>
-        <w:t>현재 문서 기준 OPEN, INVESTIGATING, WORKAROUND 상태의 미해결 이슈는 없다.</w:t>
-      </w:r>
-    </w:p>
     <w:tbl>
       <w:tblPr>
         <w:tblW w:type="dxa" w:w="9746"/>
@@ -6250,282 +10427,25 @@
         </w:tc>
       </w:tr>
     </w:tbl>
-    <w:tbl>
-      <w:tblPr>
-        <w:tblW w:type="dxa" w:w="9746"/>
-        <w:tblBorders>
-          <w:top w:val="single" w:color="DEDEDE" w:sz="6"/>
-          <w:left w:val="single" w:color="DEDEDE" w:sz="6"/>
-          <w:bottom w:val="single" w:color="DEDEDE" w:sz="6"/>
-          <w:right w:val="single" w:color="DEDEDE" w:sz="6"/>
-          <w:insideH w:val="single" w:color="DEDEDE" w:sz="6"/>
-          <w:insideV w:val="single" w:color="DEDEDE" w:sz="6"/>
-        </w:tblBorders>
-      </w:tblPr>
-      <w:tblGrid>
-        <w:gridCol w:w="1500"/>
-        <w:gridCol w:w="3300"/>
-        <w:gridCol w:w="1700"/>
-        <w:gridCol w:w="3246"/>
-      </w:tblGrid>
-      <w:tr>
-        <w:trPr>
-          <w:tblHeader/>
-        </w:trPr>
-        <w:tc>
-          <w:tcPr>
-            <w:tcW w:type="dxa" w:w="1500"/>
-            <w:tcBorders>
-              <w:top w:val="single" w:color="49361D" w:sz="6"/>
-              <w:left w:val="single" w:color="49361D" w:sz="6"/>
-              <w:bottom w:val="single" w:color="49361D" w:sz="6"/>
-              <w:right w:val="single" w:color="49361D" w:sz="6"/>
-            </w:tcBorders>
-            <w:shd w:fill="241B12" w:color="auto" w:val="clear"/>
-            <w:tcMar>
-              <w:top w:type="dxa" w:w="90"/>
-              <w:left w:type="dxa" w:w="110"/>
-              <w:bottom w:type="dxa" w:w="90"/>
-              <w:right w:type="dxa" w:w="110"/>
-            </w:tcMar>
-            <w:vAlign w:val="center"/>
-          </w:tcPr>
-          <w:p>
-            <w:pPr>
-              <w:spacing w:after="0" w:before="0" w:line="260"/>
-            </w:pPr>
-            <w:r>
-              <w:rPr>
-                <w:rFonts w:ascii="맑은 고딕" w:cs="맑은 고딕" w:eastAsia="맑은 고딕" w:hAnsi="맑은 고딕"/>
-                <w:b/>
-                <w:bCs/>
-                <w:color w:val="F4CF87"/>
-                <w:sz w:val="17"/>
-                <w:szCs w:val="17"/>
-              </w:rPr>
-              <w:t xml:space="preserve">ID</w:t>
-            </w:r>
-          </w:p>
-        </w:tc>
-        <w:tc>
-          <w:tcPr>
-            <w:tcW w:type="dxa" w:w="3300"/>
-            <w:tcBorders>
-              <w:top w:val="single" w:color="49361D" w:sz="6"/>
-              <w:left w:val="single" w:color="49361D" w:sz="6"/>
-              <w:bottom w:val="single" w:color="49361D" w:sz="6"/>
-              <w:right w:val="single" w:color="49361D" w:sz="6"/>
-            </w:tcBorders>
-            <w:shd w:fill="241B12" w:color="auto" w:val="clear"/>
-            <w:tcMar>
-              <w:top w:type="dxa" w:w="90"/>
-              <w:left w:type="dxa" w:w="110"/>
-              <w:bottom w:type="dxa" w:w="90"/>
-              <w:right w:type="dxa" w:w="110"/>
-            </w:tcMar>
-            <w:vAlign w:val="center"/>
-          </w:tcPr>
-          <w:p>
-            <w:pPr>
-              <w:spacing w:after="0" w:before="0" w:line="260"/>
-            </w:pPr>
-            <w:r>
-              <w:rPr>
-                <w:rFonts w:ascii="맑은 고딕" w:cs="맑은 고딕" w:eastAsia="맑은 고딕" w:hAnsi="맑은 고딕"/>
-                <w:b/>
-                <w:bCs/>
-                <w:color w:val="F4CF87"/>
-                <w:sz w:val="17"/>
-                <w:szCs w:val="17"/>
-              </w:rPr>
-              <w:t xml:space="preserve">증상</w:t>
-            </w:r>
-          </w:p>
-        </w:tc>
-        <w:tc>
-          <w:tcPr>
-            <w:tcW w:type="dxa" w:w="1700"/>
-            <w:tcBorders>
-              <w:top w:val="single" w:color="49361D" w:sz="6"/>
-              <w:left w:val="single" w:color="49361D" w:sz="6"/>
-              <w:bottom w:val="single" w:color="49361D" w:sz="6"/>
-              <w:right w:val="single" w:color="49361D" w:sz="6"/>
-            </w:tcBorders>
-            <w:shd w:fill="241B12" w:color="auto" w:val="clear"/>
-            <w:tcMar>
-              <w:top w:type="dxa" w:w="90"/>
-              <w:left w:type="dxa" w:w="110"/>
-              <w:bottom w:type="dxa" w:w="90"/>
-              <w:right w:type="dxa" w:w="110"/>
-            </w:tcMar>
-            <w:vAlign w:val="center"/>
-          </w:tcPr>
-          <w:p>
-            <w:pPr>
-              <w:spacing w:after="0" w:before="0" w:line="260"/>
-            </w:pPr>
-            <w:r>
-              <w:rPr>
-                <w:rFonts w:ascii="맑은 고딕" w:cs="맑은 고딕" w:eastAsia="맑은 고딕" w:hAnsi="맑은 고딕"/>
-                <w:b/>
-                <w:bCs/>
-                <w:color w:val="F4CF87"/>
-                <w:sz w:val="17"/>
-                <w:szCs w:val="17"/>
-              </w:rPr>
-              <w:t xml:space="preserve">상태</w:t>
-            </w:r>
-          </w:p>
-        </w:tc>
-        <w:tc>
-          <w:tcPr>
-            <w:tcW w:type="dxa" w:w="3246"/>
-            <w:tcBorders>
-              <w:top w:val="single" w:color="49361D" w:sz="6"/>
-              <w:left w:val="single" w:color="49361D" w:sz="6"/>
-              <w:bottom w:val="single" w:color="49361D" w:sz="6"/>
-              <w:right w:val="single" w:color="49361D" w:sz="6"/>
-            </w:tcBorders>
-            <w:shd w:fill="241B12" w:color="auto" w:val="clear"/>
-            <w:tcMar>
-              <w:top w:type="dxa" w:w="90"/>
-              <w:left w:type="dxa" w:w="110"/>
-              <w:bottom w:type="dxa" w:w="90"/>
-              <w:right w:type="dxa" w:w="110"/>
-            </w:tcMar>
-            <w:vAlign w:val="center"/>
-          </w:tcPr>
-          <w:p>
-            <w:pPr>
-              <w:spacing w:after="0" w:before="0" w:line="260"/>
-            </w:pPr>
-            <w:r>
-              <w:rPr>
-                <w:rFonts w:ascii="맑은 고딕" w:cs="맑은 고딕" w:eastAsia="맑은 고딕" w:hAnsi="맑은 고딕"/>
-                <w:b/>
-                <w:bCs/>
-                <w:color w:val="F4CF87"/>
-                <w:sz w:val="17"/>
-                <w:szCs w:val="17"/>
-              </w:rPr>
-              <w:t xml:space="preserve">영향과 임시 대응</w:t>
-            </w:r>
-          </w:p>
-        </w:tc>
-      </w:tr>
-      <w:tr>
-        <w:tc>
-          <w:tcPr>
-            <w:tcW w:type="dxa" w:w="1500"/>
-            <w:tcBorders>
-              <w:top w:val="single" w:color="DEDEDE" w:sz="6"/>
-              <w:left w:val="single" w:color="DEDEDE" w:sz="6"/>
-              <w:bottom w:val="single" w:color="DEDEDE" w:sz="6"/>
-              <w:right w:val="single" w:color="DEDEDE" w:sz="6"/>
-            </w:tcBorders>
-            <w:tcMar>
-              <w:top w:type="dxa" w:w="70"/>
-              <w:left w:type="dxa" w:w="110"/>
-              <w:bottom w:type="dxa" w:w="70"/>
-              <w:right w:type="dxa" w:w="110"/>
-            </w:tcMar>
-            <w:vAlign w:val="center"/>
-          </w:tcPr>
-          <w:p>
-            <w:pPr>
-              <w:spacing w:after="0" w:before="0" w:line="260"/>
-            </w:pPr>
-            <w:r>
-              <w:rPr>
-                <w:rFonts w:ascii="맑은 고딕" w:cs="맑은 고딕" w:eastAsia="맑은 고딕" w:hAnsi="맑은 고딕"/>
-                <w:color w:val="3C3429"/>
-                <w:sz w:val="17"/>
-                <w:szCs w:val="17"/>
-              </w:rPr>
-              <w:t xml:space="preserve">TS-SLAM-</w:t>
-            </w:r>
-          </w:p>
-        </w:tc>
-        <w:tc>
-          <w:tcPr>
-            <w:tcW w:type="dxa" w:w="3300"/>
-            <w:tcBorders>
-              <w:top w:val="single" w:color="DEDEDE" w:sz="6"/>
-              <w:left w:val="single" w:color="DEDEDE" w:sz="6"/>
-              <w:bottom w:val="single" w:color="DEDEDE" w:sz="6"/>
-              <w:right w:val="single" w:color="DEDEDE" w:sz="6"/>
-            </w:tcBorders>
-            <w:tcMar>
-              <w:top w:type="dxa" w:w="70"/>
-              <w:left w:type="dxa" w:w="110"/>
-              <w:bottom w:type="dxa" w:w="70"/>
-              <w:right w:type="dxa" w:w="110"/>
-            </w:tcMar>
-            <w:vAlign w:val="center"/>
-          </w:tcPr>
-          <w:p>
-            <w:pPr>
-              <w:spacing w:after="0" w:before="0" w:line="260"/>
-            </w:pPr>
-          </w:p>
-        </w:tc>
-        <w:tc>
-          <w:tcPr>
-            <w:tcW w:type="dxa" w:w="1700"/>
-            <w:tcBorders>
-              <w:top w:val="single" w:color="DEDEDE" w:sz="6"/>
-              <w:left w:val="single" w:color="DEDEDE" w:sz="6"/>
-              <w:bottom w:val="single" w:color="DEDEDE" w:sz="6"/>
-              <w:right w:val="single" w:color="DEDEDE" w:sz="6"/>
-            </w:tcBorders>
-            <w:tcMar>
-              <w:top w:type="dxa" w:w="70"/>
-              <w:left w:type="dxa" w:w="110"/>
-              <w:bottom w:type="dxa" w:w="70"/>
-              <w:right w:type="dxa" w:w="110"/>
-            </w:tcMar>
-            <w:vAlign w:val="center"/>
-          </w:tcPr>
-          <w:p>
-            <w:pPr>
-              <w:spacing w:after="0" w:before="0" w:line="260"/>
-            </w:pPr>
-            <w:r>
-              <w:rPr>
-                <w:rFonts w:ascii="맑은 고딕" w:cs="맑은 고딕" w:eastAsia="맑은 고딕" w:hAnsi="맑은 고딕"/>
-                <w:color w:val="3C3429"/>
-                <w:sz w:val="17"/>
-                <w:szCs w:val="17"/>
-              </w:rPr>
-              <w:t xml:space="preserve">WORKAROUND</w:t>
-            </w:r>
-          </w:p>
-        </w:tc>
-        <w:tc>
-          <w:tcPr>
-            <w:tcW w:type="dxa" w:w="3246"/>
-            <w:tcBorders>
-              <w:top w:val="single" w:color="DEDEDE" w:sz="6"/>
-              <w:left w:val="single" w:color="DEDEDE" w:sz="6"/>
-              <w:bottom w:val="single" w:color="DEDEDE" w:sz="6"/>
-              <w:right w:val="single" w:color="DEDEDE" w:sz="6"/>
-            </w:tcBorders>
-            <w:tcMar>
-              <w:top w:type="dxa" w:w="70"/>
-              <w:left w:type="dxa" w:w="110"/>
-              <w:bottom w:type="dxa" w:w="70"/>
-              <w:right w:type="dxa" w:w="110"/>
-            </w:tcMar>
-            <w:vAlign w:val="center"/>
-          </w:tcPr>
-          <w:p>
-            <w:pPr>
-              <w:spacing w:after="0" w:before="0" w:line="260"/>
-            </w:pPr>
-          </w:p>
-        </w:tc>
-      </w:tr>
-    </w:tbl>
+    <w:p>
+      <w:pPr>
+        <w:spacing w:after="140" w:before="0" w:line="260"/>
+      </w:pPr>
+      <w:r>
+        <w:rPr>
+          <w:rFonts w:ascii="맑은 고딕" w:cs="맑은 고딕" w:eastAsia="맑은 고딕" w:hAnsi="맑은 고딕"/>
+          <w:color w:val="3C3429"/>
+          <w:sz w:val="17"/>
+          <w:szCs w:val="17"/>
+        </w:rPr>
+        <w:t xml:space="preserve">현재 문서 기준 OPEN · INVESTIGATING · WORKAROUND 상태의 미해결 이슈는 없다.</w:t>
+      </w:r>
+    </w:p>
+    <w:p>
+      <w:pPr>
+        <w:spacing w:after="120" w:line="120"/>
+      </w:pPr>
+    </w:p>
     <w:tbl>
       <w:tblPr>
         <w:tblW w:type="dxa" w:w="9746"/>
@@ -6588,8 +10508,8 @@
       </w:tr>
     </w:tbl>
     <w:sectPr>
-      <w:headerReference w:type="default" ns5:id="rId7"/>
-      <w:footerReference w:type="default" ns5:id="rId8"/>
+      <w:headerReference w:type="default" r:id="rId7"/>
+      <w:footerReference w:type="default" r:id="rId8"/>
       <w:pgSz w:w="11906" w:h="16838" w:orient="portrait"/>
       <w:pgMar w:top="1200" w:right="1080" w:bottom="1000" w:left="1080" w:header="620" w:footer="480" w:gutter="0"/>
       <w:pgNumType w:start="1"/>
